--- a/comandos do git e GitHub.docx
+++ b/comandos do git e GitHub.docx
@@ -10,8 +10,6 @@
       <w:r>
         <w:t>git</w:t>
       </w:r>
-      <w:bookmarkStart w:id="0" w:name="_GoBack"/>
-      <w:bookmarkEnd w:id="0"/>
       <w:proofErr w:type="spellEnd"/>
     </w:p>
     <w:p>
@@ -2262,6 +2260,11 @@
     </w:p>
     <w:p/>
     <w:p>
+      <w:r>
+        <w:t xml:space="preserve">Crie um ‘new’ repositório no GitHub, o nome escolhido foi ‘teste’ </w:t>
+      </w:r>
+    </w:p>
+    <w:p>
       <w:pPr>
         <w:pBdr>
           <w:top w:val="single" w:sz="4" w:space="1" w:color="auto"/>
@@ -2563,6 +2566,99 @@
         </w:rPr>
         <w:t xml:space="preserve"> 'teste'...</w:t>
       </w:r>
+      <w:r>
+        <w:rPr>
+          <w:rFonts w:ascii="Lucida Console" w:hAnsi="Lucida Console" w:cs="Lucida Console"/>
+          <w:kern w:val="0"/>
+          <w:sz w:val="18"/>
+          <w:szCs w:val="18"/>
+        </w:rPr>
+        <w:tab/>
+      </w:r>
+      <w:r>
+        <w:rPr>
+          <w:rFonts w:ascii="Lucida Console" w:hAnsi="Lucida Console" w:cs="Lucida Console"/>
+          <w:kern w:val="0"/>
+          <w:sz w:val="18"/>
+          <w:szCs w:val="18"/>
+        </w:rPr>
+        <w:tab/>
+      </w:r>
+      <w:r>
+        <w:rPr>
+          <w:rFonts w:ascii="Lucida Console" w:hAnsi="Lucida Console" w:cs="Lucida Console"/>
+          <w:kern w:val="0"/>
+          <w:sz w:val="18"/>
+          <w:szCs w:val="18"/>
+        </w:rPr>
+        <w:tab/>
+      </w:r>
+      <w:proofErr w:type="gramStart"/>
+      <w:r>
+        <w:rPr>
+          <w:rFonts w:ascii="Lucida Console" w:hAnsi="Lucida Console" w:cs="Lucida Console"/>
+          <w:kern w:val="0"/>
+          <w:sz w:val="18"/>
+          <w:szCs w:val="18"/>
+          <w:highlight w:val="yellow"/>
+        </w:rPr>
+        <w:t>copiar</w:t>
+      </w:r>
+      <w:proofErr w:type="gramEnd"/>
+      <w:r>
+        <w:rPr>
+          <w:rFonts w:ascii="Lucida Console" w:hAnsi="Lucida Console" w:cs="Lucida Console"/>
+          <w:kern w:val="0"/>
+          <w:sz w:val="18"/>
+          <w:szCs w:val="18"/>
+          <w:highlight w:val="yellow"/>
+        </w:rPr>
+        <w:t xml:space="preserve"> e colar a </w:t>
+      </w:r>
+      <w:proofErr w:type="spellStart"/>
+      <w:r>
+        <w:rPr>
+          <w:rFonts w:ascii="Lucida Console" w:hAnsi="Lucida Console" w:cs="Lucida Console"/>
+          <w:kern w:val="0"/>
+          <w:sz w:val="18"/>
+          <w:szCs w:val="18"/>
+          <w:highlight w:val="yellow"/>
+        </w:rPr>
+        <w:t>url</w:t>
+      </w:r>
+      <w:proofErr w:type="spellEnd"/>
+      <w:r>
+        <w:rPr>
+          <w:rFonts w:ascii="Lucida Console" w:hAnsi="Lucida Console" w:cs="Lucida Console"/>
+          <w:kern w:val="0"/>
+          <w:sz w:val="18"/>
+          <w:szCs w:val="18"/>
+          <w:highlight w:val="yellow"/>
+        </w:rPr>
+        <w:t xml:space="preserve"> após o ‘</w:t>
+      </w:r>
+      <w:proofErr w:type="spellStart"/>
+      <w:r>
+        <w:rPr>
+          <w:rFonts w:ascii="Lucida Console" w:hAnsi="Lucida Console" w:cs="Lucida Console"/>
+          <w:kern w:val="0"/>
+          <w:sz w:val="18"/>
+          <w:szCs w:val="18"/>
+          <w:highlight w:val="yellow"/>
+        </w:rPr>
+        <w:t>git</w:t>
+      </w:r>
+      <w:proofErr w:type="spellEnd"/>
+      <w:r>
+        <w:rPr>
+          <w:rFonts w:ascii="Lucida Console" w:hAnsi="Lucida Console" w:cs="Lucida Console"/>
+          <w:kern w:val="0"/>
+          <w:sz w:val="18"/>
+          <w:szCs w:val="18"/>
+          <w:highlight w:val="yellow"/>
+        </w:rPr>
+        <w:t xml:space="preserve"> clone’</w:t>
+      </w:r>
     </w:p>
     <w:p>
       <w:pPr>
@@ -5072,7 +5168,6 @@
           <w:sz w:val="18"/>
           <w:szCs w:val="18"/>
         </w:rPr>
-        <w:lastRenderedPageBreak/>
         <w:t>flavi</w:t>
       </w:r>
       <w:proofErr w:type="gramEnd"/>
@@ -5812,9 +5907,46 @@
           <w:sz w:val="18"/>
           <w:szCs w:val="18"/>
         </w:rPr>
-        <w:t xml:space="preserve"> e GitHub.docx</w:t>
-      </w:r>
-      <w:r>
+        <w:t xml:space="preserve"> e GitHub.docx   </w:t>
+      </w:r>
+      <w:r>
+        <w:rPr>
+          <w:rFonts w:ascii="Lucida Console" w:hAnsi="Lucida Console" w:cs="Lucida Console"/>
+          <w:kern w:val="0"/>
+          <w:sz w:val="18"/>
+          <w:szCs w:val="18"/>
+          <w:highlight w:val="yellow"/>
+        </w:rPr>
+        <w:t xml:space="preserve">&lt;-aguardando </w:t>
+      </w:r>
+      <w:proofErr w:type="spellStart"/>
+      <w:r>
+        <w:rPr>
+          <w:rFonts w:ascii="Lucida Console" w:hAnsi="Lucida Console" w:cs="Lucida Console"/>
+          <w:kern w:val="0"/>
+          <w:sz w:val="18"/>
+          <w:szCs w:val="18"/>
+          <w:highlight w:val="yellow"/>
+        </w:rPr>
+        <w:t>commit</w:t>
+      </w:r>
+      <w:proofErr w:type="spellEnd"/>
+      <w:r>
+        <w:rPr>
+          <w:rFonts w:ascii="Lucida Console" w:hAnsi="Lucida Console" w:cs="Lucida Console"/>
+          <w:kern w:val="0"/>
+          <w:sz w:val="18"/>
+          <w:szCs w:val="18"/>
+        </w:rPr>
+        <w:t xml:space="preserve"> </w:t>
+      </w:r>
+    </w:p>
+    <w:p>
+      <w:pPr>
+        <w:autoSpaceDE w:val="0"/>
+        <w:autoSpaceDN w:val="0"/>
+        <w:adjustRightInd w:val="0"/>
+        <w:spacing w:after="0" w:line="240" w:lineRule="auto"/>
         <w:rPr>
           <w:rFonts w:ascii="Lucida Console" w:hAnsi="Lucida Console" w:cs="Lucida Console"/>
           <w:color w:val="1CA800"/>
@@ -5822,26 +5954,207 @@
           <w:sz w:val="18"/>
           <w:szCs w:val="18"/>
         </w:rPr>
-        <w:t xml:space="preserve">   </w:t>
-      </w:r>
-      <w:r>
-        <w:rPr>
-          <w:rFonts w:ascii="Lucida Console" w:hAnsi="Lucida Console" w:cs="Lucida Console"/>
-          <w:kern w:val="0"/>
-          <w:sz w:val="18"/>
-          <w:szCs w:val="18"/>
-          <w:highlight w:val="yellow"/>
-        </w:rPr>
-        <w:t xml:space="preserve">&lt;-aguardando </w:t>
-      </w:r>
-      <w:proofErr w:type="spellStart"/>
-      <w:r>
-        <w:rPr>
-          <w:rFonts w:ascii="Lucida Console" w:hAnsi="Lucida Console" w:cs="Lucida Console"/>
-          <w:kern w:val="0"/>
-          <w:sz w:val="18"/>
-          <w:szCs w:val="18"/>
-          <w:highlight w:val="yellow"/>
+      </w:pPr>
+    </w:p>
+    <w:p>
+      <w:pPr>
+        <w:autoSpaceDE w:val="0"/>
+        <w:autoSpaceDN w:val="0"/>
+        <w:adjustRightInd w:val="0"/>
+        <w:spacing w:after="0" w:line="240" w:lineRule="auto"/>
+        <w:rPr>
+          <w:rFonts w:ascii="Lucida Console" w:hAnsi="Lucida Console" w:cs="Lucida Console"/>
+          <w:color w:val="1CA800"/>
+          <w:kern w:val="0"/>
+          <w:sz w:val="18"/>
+          <w:szCs w:val="18"/>
+        </w:rPr>
+      </w:pPr>
+    </w:p>
+    <w:p>
+      <w:pPr>
+        <w:pBdr>
+          <w:top w:val="single" w:sz="4" w:space="1" w:color="auto"/>
+          <w:left w:val="single" w:sz="4" w:space="4" w:color="auto"/>
+          <w:bottom w:val="single" w:sz="4" w:space="1" w:color="auto"/>
+          <w:right w:val="single" w:sz="4" w:space="4" w:color="auto"/>
+        </w:pBdr>
+        <w:autoSpaceDE w:val="0"/>
+        <w:autoSpaceDN w:val="0"/>
+        <w:adjustRightInd w:val="0"/>
+        <w:spacing w:after="0" w:line="240" w:lineRule="auto"/>
+        <w:rPr>
+          <w:rFonts w:ascii="Lucida Console" w:hAnsi="Lucida Console" w:cs="Lucida Console"/>
+          <w:color w:val="00A89A"/>
+          <w:kern w:val="0"/>
+          <w:sz w:val="18"/>
+          <w:szCs w:val="18"/>
+        </w:rPr>
+      </w:pPr>
+      <w:proofErr w:type="spellStart"/>
+      <w:proofErr w:type="gramStart"/>
+      <w:r>
+        <w:rPr>
+          <w:rFonts w:ascii="Lucida Console" w:hAnsi="Lucida Console" w:cs="Lucida Console"/>
+          <w:color w:val="1CA800"/>
+          <w:kern w:val="0"/>
+          <w:sz w:val="18"/>
+          <w:szCs w:val="18"/>
+        </w:rPr>
+        <w:t>flavi</w:t>
+      </w:r>
+      <w:proofErr w:type="gramEnd"/>
+      <w:r>
+        <w:rPr>
+          <w:rFonts w:ascii="Lucida Console" w:hAnsi="Lucida Console" w:cs="Lucida Console"/>
+          <w:color w:val="1CA800"/>
+          <w:kern w:val="0"/>
+          <w:sz w:val="18"/>
+          <w:szCs w:val="18"/>
+        </w:rPr>
+        <w:t>@Flavio</w:t>
+      </w:r>
+      <w:proofErr w:type="spellEnd"/>
+      <w:r>
+        <w:rPr>
+          <w:rFonts w:ascii="Lucida Console" w:hAnsi="Lucida Console" w:cs="Lucida Console"/>
+          <w:color w:val="1CA800"/>
+          <w:kern w:val="0"/>
+          <w:sz w:val="18"/>
+          <w:szCs w:val="18"/>
+        </w:rPr>
+        <w:t xml:space="preserve"> </w:t>
+      </w:r>
+      <w:r>
+        <w:rPr>
+          <w:rFonts w:ascii="Lucida Console" w:hAnsi="Lucida Console" w:cs="Lucida Console"/>
+          <w:color w:val="B148C6"/>
+          <w:kern w:val="0"/>
+          <w:sz w:val="18"/>
+          <w:szCs w:val="18"/>
+        </w:rPr>
+        <w:t xml:space="preserve">MINGW64 </w:t>
+      </w:r>
+      <w:r>
+        <w:rPr>
+          <w:rFonts w:ascii="Lucida Console" w:hAnsi="Lucida Console" w:cs="Lucida Console"/>
+          <w:color w:val="C0A000"/>
+          <w:kern w:val="0"/>
+          <w:sz w:val="18"/>
+          <w:szCs w:val="18"/>
+        </w:rPr>
+        <w:t>~/Desktop/</w:t>
+      </w:r>
+      <w:proofErr w:type="spellStart"/>
+      <w:r>
+        <w:rPr>
+          <w:rFonts w:ascii="Lucida Console" w:hAnsi="Lucida Console" w:cs="Lucida Console"/>
+          <w:color w:val="C0A000"/>
+          <w:kern w:val="0"/>
+          <w:sz w:val="18"/>
+          <w:szCs w:val="18"/>
+        </w:rPr>
+        <w:t>git</w:t>
+      </w:r>
+      <w:proofErr w:type="spellEnd"/>
+      <w:r>
+        <w:rPr>
+          <w:rFonts w:ascii="Lucida Console" w:hAnsi="Lucida Console" w:cs="Lucida Console"/>
+          <w:color w:val="C0A000"/>
+          <w:kern w:val="0"/>
+          <w:sz w:val="18"/>
+          <w:szCs w:val="18"/>
+        </w:rPr>
+        <w:t>/teste</w:t>
+      </w:r>
+      <w:r>
+        <w:rPr>
+          <w:rFonts w:ascii="Lucida Console" w:hAnsi="Lucida Console" w:cs="Lucida Console"/>
+          <w:color w:val="00A89A"/>
+          <w:kern w:val="0"/>
+          <w:sz w:val="18"/>
+          <w:szCs w:val="18"/>
+        </w:rPr>
+        <w:t xml:space="preserve"> (</w:t>
+      </w:r>
+      <w:proofErr w:type="spellStart"/>
+      <w:r>
+        <w:rPr>
+          <w:rFonts w:ascii="Lucida Console" w:hAnsi="Lucida Console" w:cs="Lucida Console"/>
+          <w:color w:val="00A89A"/>
+          <w:kern w:val="0"/>
+          <w:sz w:val="18"/>
+          <w:szCs w:val="18"/>
+        </w:rPr>
+        <w:t>main</w:t>
+      </w:r>
+      <w:proofErr w:type="spellEnd"/>
+      <w:r>
+        <w:rPr>
+          <w:rFonts w:ascii="Lucida Console" w:hAnsi="Lucida Console" w:cs="Lucida Console"/>
+          <w:color w:val="00A89A"/>
+          <w:kern w:val="0"/>
+          <w:sz w:val="18"/>
+          <w:szCs w:val="18"/>
+        </w:rPr>
+        <w:t>)</w:t>
+      </w:r>
+    </w:p>
+    <w:p>
+      <w:pPr>
+        <w:pBdr>
+          <w:top w:val="single" w:sz="4" w:space="1" w:color="auto"/>
+          <w:left w:val="single" w:sz="4" w:space="4" w:color="auto"/>
+          <w:bottom w:val="single" w:sz="4" w:space="1" w:color="auto"/>
+          <w:right w:val="single" w:sz="4" w:space="4" w:color="auto"/>
+        </w:pBdr>
+        <w:autoSpaceDE w:val="0"/>
+        <w:autoSpaceDN w:val="0"/>
+        <w:adjustRightInd w:val="0"/>
+        <w:spacing w:after="0" w:line="240" w:lineRule="auto"/>
+        <w:rPr>
+          <w:rFonts w:ascii="Lucida Console" w:hAnsi="Lucida Console" w:cs="Lucida Console"/>
+          <w:kern w:val="0"/>
+          <w:sz w:val="18"/>
+          <w:szCs w:val="18"/>
+        </w:rPr>
+      </w:pPr>
+      <w:r>
+        <w:rPr>
+          <w:rFonts w:ascii="Lucida Console" w:hAnsi="Lucida Console" w:cs="Lucida Console"/>
+          <w:kern w:val="0"/>
+          <w:sz w:val="18"/>
+          <w:szCs w:val="18"/>
+        </w:rPr>
+        <w:t xml:space="preserve">$ </w:t>
+      </w:r>
+      <w:proofErr w:type="spellStart"/>
+      <w:r>
+        <w:rPr>
+          <w:rFonts w:ascii="Lucida Console" w:hAnsi="Lucida Console" w:cs="Lucida Console"/>
+          <w:kern w:val="0"/>
+          <w:sz w:val="18"/>
+          <w:szCs w:val="18"/>
+        </w:rPr>
+        <w:t>git</w:t>
+      </w:r>
+      <w:proofErr w:type="spellEnd"/>
+      <w:r>
+        <w:rPr>
+          <w:rFonts w:ascii="Lucida Console" w:hAnsi="Lucida Console" w:cs="Lucida Console"/>
+          <w:kern w:val="0"/>
+          <w:sz w:val="18"/>
+          <w:szCs w:val="18"/>
+        </w:rPr>
+        <w:t xml:space="preserve"> </w:t>
+      </w:r>
+      <w:proofErr w:type="spellStart"/>
+      <w:r>
+        <w:rPr>
+          <w:rFonts w:ascii="Lucida Console" w:hAnsi="Lucida Console" w:cs="Lucida Console"/>
+          <w:kern w:val="0"/>
+          <w:sz w:val="18"/>
+          <w:szCs w:val="18"/>
         </w:rPr>
         <w:t>commit</w:t>
       </w:r>
@@ -5853,285 +6166,48 @@
           <w:sz w:val="18"/>
           <w:szCs w:val="18"/>
         </w:rPr>
-        <w:t xml:space="preserve"> </w:t>
-      </w:r>
-    </w:p>
-    <w:p>
-      <w:pPr>
-        <w:autoSpaceDE w:val="0"/>
-        <w:autoSpaceDN w:val="0"/>
-        <w:adjustRightInd w:val="0"/>
-        <w:spacing w:after="0" w:line="240" w:lineRule="auto"/>
-        <w:rPr>
-          <w:rFonts w:ascii="Lucida Console" w:hAnsi="Lucida Console" w:cs="Lucida Console"/>
-          <w:color w:val="1CA800"/>
-          <w:kern w:val="0"/>
-          <w:sz w:val="18"/>
-          <w:szCs w:val="18"/>
-        </w:rPr>
-      </w:pPr>
-    </w:p>
-    <w:p>
-      <w:pPr>
-        <w:autoSpaceDE w:val="0"/>
-        <w:autoSpaceDN w:val="0"/>
-        <w:adjustRightInd w:val="0"/>
-        <w:spacing w:after="0" w:line="240" w:lineRule="auto"/>
-        <w:rPr>
-          <w:rFonts w:ascii="Lucida Console" w:hAnsi="Lucida Console" w:cs="Lucida Console"/>
-          <w:color w:val="1CA800"/>
-          <w:kern w:val="0"/>
-          <w:sz w:val="18"/>
-          <w:szCs w:val="18"/>
-        </w:rPr>
-      </w:pPr>
-    </w:p>
-    <w:p>
-      <w:pPr>
-        <w:pBdr>
-          <w:top w:val="single" w:sz="4" w:space="1" w:color="auto"/>
-          <w:left w:val="single" w:sz="4" w:space="4" w:color="auto"/>
-          <w:bottom w:val="single" w:sz="4" w:space="1" w:color="auto"/>
-          <w:right w:val="single" w:sz="4" w:space="4" w:color="auto"/>
-        </w:pBdr>
-        <w:autoSpaceDE w:val="0"/>
-        <w:autoSpaceDN w:val="0"/>
-        <w:adjustRightInd w:val="0"/>
-        <w:spacing w:after="0" w:line="240" w:lineRule="auto"/>
-        <w:rPr>
-          <w:rFonts w:ascii="Lucida Console" w:hAnsi="Lucida Console" w:cs="Lucida Console"/>
-          <w:color w:val="00A89A"/>
-          <w:kern w:val="0"/>
-          <w:sz w:val="18"/>
-          <w:szCs w:val="18"/>
-        </w:rPr>
-      </w:pPr>
-      <w:proofErr w:type="spellStart"/>
+        <w:t xml:space="preserve"> -m "primeiro </w:t>
+      </w:r>
+      <w:proofErr w:type="spellStart"/>
+      <w:r>
+        <w:rPr>
+          <w:rFonts w:ascii="Lucida Console" w:hAnsi="Lucida Console" w:cs="Lucida Console"/>
+          <w:kern w:val="0"/>
+          <w:sz w:val="18"/>
+          <w:szCs w:val="18"/>
+        </w:rPr>
+        <w:t>commit</w:t>
+      </w:r>
+      <w:proofErr w:type="spellEnd"/>
+      <w:r>
+        <w:rPr>
+          <w:rFonts w:ascii="Lucida Console" w:hAnsi="Lucida Console" w:cs="Lucida Console"/>
+          <w:kern w:val="0"/>
+          <w:sz w:val="18"/>
+          <w:szCs w:val="18"/>
+        </w:rPr>
+        <w:t xml:space="preserve"> comandos </w:t>
+      </w:r>
+      <w:proofErr w:type="spellStart"/>
+      <w:r>
+        <w:rPr>
+          <w:rFonts w:ascii="Lucida Console" w:hAnsi="Lucida Console" w:cs="Lucida Console"/>
+          <w:kern w:val="0"/>
+          <w:sz w:val="18"/>
+          <w:szCs w:val="18"/>
+        </w:rPr>
+        <w:t>git</w:t>
+      </w:r>
+      <w:proofErr w:type="spellEnd"/>
       <w:proofErr w:type="gramStart"/>
       <w:r>
         <w:rPr>
           <w:rFonts w:ascii="Lucida Console" w:hAnsi="Lucida Console" w:cs="Lucida Console"/>
-          <w:color w:val="1CA800"/>
-          <w:kern w:val="0"/>
-          <w:sz w:val="18"/>
-          <w:szCs w:val="18"/>
-        </w:rPr>
-        <w:t>flavi</w:t>
-      </w:r>
-      <w:proofErr w:type="gramEnd"/>
-      <w:r>
-        <w:rPr>
-          <w:rFonts w:ascii="Lucida Console" w:hAnsi="Lucida Console" w:cs="Lucida Console"/>
-          <w:color w:val="1CA800"/>
-          <w:kern w:val="0"/>
-          <w:sz w:val="18"/>
-          <w:szCs w:val="18"/>
-        </w:rPr>
-        <w:t>@Flavio</w:t>
-      </w:r>
-      <w:proofErr w:type="spellEnd"/>
-      <w:r>
-        <w:rPr>
-          <w:rFonts w:ascii="Lucida Console" w:hAnsi="Lucida Console" w:cs="Lucida Console"/>
-          <w:color w:val="1CA800"/>
-          <w:kern w:val="0"/>
-          <w:sz w:val="18"/>
-          <w:szCs w:val="18"/>
-        </w:rPr>
-        <w:t xml:space="preserve"> </w:t>
-      </w:r>
-      <w:r>
-        <w:rPr>
-          <w:rFonts w:ascii="Lucida Console" w:hAnsi="Lucida Console" w:cs="Lucida Console"/>
-          <w:color w:val="B148C6"/>
-          <w:kern w:val="0"/>
-          <w:sz w:val="18"/>
-          <w:szCs w:val="18"/>
-        </w:rPr>
-        <w:t xml:space="preserve">MINGW64 </w:t>
-      </w:r>
-      <w:r>
-        <w:rPr>
-          <w:rFonts w:ascii="Lucida Console" w:hAnsi="Lucida Console" w:cs="Lucida Console"/>
-          <w:color w:val="C0A000"/>
-          <w:kern w:val="0"/>
-          <w:sz w:val="18"/>
-          <w:szCs w:val="18"/>
-        </w:rPr>
-        <w:t>~/Desktop/</w:t>
-      </w:r>
-      <w:proofErr w:type="spellStart"/>
-      <w:r>
-        <w:rPr>
-          <w:rFonts w:ascii="Lucida Console" w:hAnsi="Lucida Console" w:cs="Lucida Console"/>
-          <w:color w:val="C0A000"/>
-          <w:kern w:val="0"/>
-          <w:sz w:val="18"/>
-          <w:szCs w:val="18"/>
-        </w:rPr>
-        <w:t>git</w:t>
-      </w:r>
-      <w:proofErr w:type="spellEnd"/>
-      <w:r>
-        <w:rPr>
-          <w:rFonts w:ascii="Lucida Console" w:hAnsi="Lucida Console" w:cs="Lucida Console"/>
-          <w:color w:val="C0A000"/>
-          <w:kern w:val="0"/>
-          <w:sz w:val="18"/>
-          <w:szCs w:val="18"/>
-        </w:rPr>
-        <w:t>/teste</w:t>
-      </w:r>
-      <w:r>
-        <w:rPr>
-          <w:rFonts w:ascii="Lucida Console" w:hAnsi="Lucida Console" w:cs="Lucida Console"/>
-          <w:color w:val="00A89A"/>
-          <w:kern w:val="0"/>
-          <w:sz w:val="18"/>
-          <w:szCs w:val="18"/>
-        </w:rPr>
-        <w:t xml:space="preserve"> (</w:t>
-      </w:r>
-      <w:proofErr w:type="spellStart"/>
-      <w:r>
-        <w:rPr>
-          <w:rFonts w:ascii="Lucida Console" w:hAnsi="Lucida Console" w:cs="Lucida Console"/>
-          <w:color w:val="00A89A"/>
-          <w:kern w:val="0"/>
-          <w:sz w:val="18"/>
-          <w:szCs w:val="18"/>
-        </w:rPr>
-        <w:t>main</w:t>
-      </w:r>
-      <w:proofErr w:type="spellEnd"/>
-      <w:r>
-        <w:rPr>
-          <w:rFonts w:ascii="Lucida Console" w:hAnsi="Lucida Console" w:cs="Lucida Console"/>
-          <w:color w:val="00A89A"/>
-          <w:kern w:val="0"/>
-          <w:sz w:val="18"/>
-          <w:szCs w:val="18"/>
-        </w:rPr>
-        <w:t>)</w:t>
-      </w:r>
-    </w:p>
-    <w:p>
-      <w:pPr>
-        <w:pBdr>
-          <w:top w:val="single" w:sz="4" w:space="1" w:color="auto"/>
-          <w:left w:val="single" w:sz="4" w:space="4" w:color="auto"/>
-          <w:bottom w:val="single" w:sz="4" w:space="1" w:color="auto"/>
-          <w:right w:val="single" w:sz="4" w:space="4" w:color="auto"/>
-        </w:pBdr>
-        <w:autoSpaceDE w:val="0"/>
-        <w:autoSpaceDN w:val="0"/>
-        <w:adjustRightInd w:val="0"/>
-        <w:spacing w:after="0" w:line="240" w:lineRule="auto"/>
-        <w:rPr>
-          <w:rFonts w:ascii="Lucida Console" w:hAnsi="Lucida Console" w:cs="Lucida Console"/>
-          <w:kern w:val="0"/>
-          <w:sz w:val="18"/>
-          <w:szCs w:val="18"/>
-        </w:rPr>
-      </w:pPr>
-      <w:r>
-        <w:rPr>
-          <w:rFonts w:ascii="Lucida Console" w:hAnsi="Lucida Console" w:cs="Lucida Console"/>
-          <w:kern w:val="0"/>
-          <w:sz w:val="18"/>
-          <w:szCs w:val="18"/>
-        </w:rPr>
-        <w:t xml:space="preserve">$ </w:t>
-      </w:r>
-      <w:proofErr w:type="spellStart"/>
-      <w:r>
-        <w:rPr>
-          <w:rFonts w:ascii="Lucida Console" w:hAnsi="Lucida Console" w:cs="Lucida Console"/>
-          <w:kern w:val="0"/>
-          <w:sz w:val="18"/>
-          <w:szCs w:val="18"/>
-        </w:rPr>
-        <w:t>git</w:t>
-      </w:r>
-      <w:proofErr w:type="spellEnd"/>
-      <w:r>
-        <w:rPr>
-          <w:rFonts w:ascii="Lucida Console" w:hAnsi="Lucida Console" w:cs="Lucida Console"/>
-          <w:kern w:val="0"/>
-          <w:sz w:val="18"/>
-          <w:szCs w:val="18"/>
-        </w:rPr>
-        <w:t xml:space="preserve"> </w:t>
-      </w:r>
-      <w:proofErr w:type="spellStart"/>
-      <w:r>
-        <w:rPr>
-          <w:rFonts w:ascii="Lucida Console" w:hAnsi="Lucida Console" w:cs="Lucida Console"/>
-          <w:kern w:val="0"/>
-          <w:sz w:val="18"/>
-          <w:szCs w:val="18"/>
-        </w:rPr>
-        <w:t>commit</w:t>
-      </w:r>
-      <w:proofErr w:type="spellEnd"/>
-      <w:r>
-        <w:rPr>
-          <w:rFonts w:ascii="Lucida Console" w:hAnsi="Lucida Console" w:cs="Lucida Console"/>
-          <w:kern w:val="0"/>
-          <w:sz w:val="18"/>
-          <w:szCs w:val="18"/>
-        </w:rPr>
-        <w:t xml:space="preserve"> -m "primeiro </w:t>
-      </w:r>
-      <w:proofErr w:type="spellStart"/>
-      <w:r>
-        <w:rPr>
-          <w:rFonts w:ascii="Lucida Console" w:hAnsi="Lucida Console" w:cs="Lucida Console"/>
-          <w:kern w:val="0"/>
-          <w:sz w:val="18"/>
-          <w:szCs w:val="18"/>
-        </w:rPr>
-        <w:t>commit</w:t>
-      </w:r>
-      <w:proofErr w:type="spellEnd"/>
-      <w:r>
-        <w:rPr>
-          <w:rFonts w:ascii="Lucida Console" w:hAnsi="Lucida Console" w:cs="Lucida Console"/>
-          <w:kern w:val="0"/>
-          <w:sz w:val="18"/>
-          <w:szCs w:val="18"/>
-        </w:rPr>
-        <w:t xml:space="preserve"> comandos </w:t>
-      </w:r>
-      <w:proofErr w:type="spellStart"/>
-      <w:r>
-        <w:rPr>
-          <w:rFonts w:ascii="Lucida Console" w:hAnsi="Lucida Console" w:cs="Lucida Console"/>
-          <w:kern w:val="0"/>
-          <w:sz w:val="18"/>
-          <w:szCs w:val="18"/>
-        </w:rPr>
-        <w:t>git</w:t>
-      </w:r>
-      <w:proofErr w:type="spellEnd"/>
-      <w:proofErr w:type="gramStart"/>
-      <w:r>
-        <w:rPr>
-          <w:rFonts w:ascii="Lucida Console" w:hAnsi="Lucida Console" w:cs="Lucida Console"/>
-          <w:kern w:val="0"/>
-          <w:sz w:val="18"/>
-          <w:szCs w:val="18"/>
-        </w:rPr>
-        <w:t>"</w:t>
-      </w:r>
-      <w:r>
-        <w:rPr>
-          <w:rFonts w:ascii="Lucida Console" w:hAnsi="Lucida Console" w:cs="Lucida Console"/>
-          <w:kern w:val="0"/>
-          <w:sz w:val="18"/>
-          <w:szCs w:val="18"/>
-        </w:rPr>
-        <w:t xml:space="preserve">  </w:t>
+          <w:kern w:val="0"/>
+          <w:sz w:val="18"/>
+          <w:szCs w:val="18"/>
+        </w:rPr>
+        <w:t xml:space="preserve">"  </w:t>
       </w:r>
       <w:r>
         <w:rPr>
@@ -8001,6 +8077,12 @@
         <w:t>$</w:t>
       </w:r>
     </w:p>
+    <w:p/>
+    <w:p>
+      <w:r>
+        <w:t>Segunda parte</w:t>
+      </w:r>
+    </w:p>
     <w:p>
       <w:proofErr w:type="spellStart"/>
       <w:r>
@@ -8014,6 +8096,8 @@
       <w:r>
         <w:t>git</w:t>
       </w:r>
+      <w:bookmarkStart w:id="0" w:name="_GoBack"/>
+      <w:bookmarkEnd w:id="0"/>
       <w:proofErr w:type="spellEnd"/>
     </w:p>
     <w:p>
@@ -11029,6 +11113,7 @@
           <w:sz w:val="18"/>
           <w:szCs w:val="18"/>
         </w:rPr>
+        <w:lastRenderedPageBreak/>
         <w:t xml:space="preserve"> </w:t>
       </w:r>
     </w:p>
@@ -11714,7 +11799,6 @@
           <w:sz w:val="18"/>
           <w:szCs w:val="18"/>
         </w:rPr>
-        <w:lastRenderedPageBreak/>
         <w:t xml:space="preserve">$ </w:t>
       </w:r>
       <w:proofErr w:type="spellStart"/>
@@ -19229,6 +19313,7 @@
           <w:sz w:val="18"/>
           <w:szCs w:val="18"/>
         </w:rPr>
+        <w:lastRenderedPageBreak/>
         <w:t xml:space="preserve">  </w:t>
       </w:r>
       <w:proofErr w:type="gramStart"/>

--- a/comandos do git e GitHub.docx
+++ b/comandos do git e GitHub.docx
@@ -4831,120 +4831,12 @@
         <w:spacing w:after="0" w:line="240" w:lineRule="auto"/>
         <w:rPr>
           <w:rFonts w:ascii="Lucida Console" w:hAnsi="Lucida Console" w:cs="Lucida Console"/>
-          <w:color w:val="00A89A"/>
-          <w:kern w:val="0"/>
-          <w:sz w:val="18"/>
-          <w:szCs w:val="18"/>
-        </w:rPr>
-      </w:pPr>
-      <w:proofErr w:type="spellStart"/>
-      <w:proofErr w:type="gramStart"/>
-      <w:r>
-        <w:rPr>
-          <w:rFonts w:ascii="Lucida Console" w:hAnsi="Lucida Console" w:cs="Lucida Console"/>
           <w:color w:val="1CA800"/>
           <w:kern w:val="0"/>
           <w:sz w:val="18"/>
           <w:szCs w:val="18"/>
         </w:rPr>
-        <w:t>flavi</w:t>
-      </w:r>
-      <w:proofErr w:type="gramEnd"/>
-      <w:r>
-        <w:rPr>
-          <w:rFonts w:ascii="Lucida Console" w:hAnsi="Lucida Console" w:cs="Lucida Console"/>
-          <w:color w:val="1CA800"/>
-          <w:kern w:val="0"/>
-          <w:sz w:val="18"/>
-          <w:szCs w:val="18"/>
-        </w:rPr>
-        <w:t>@Flavio</w:t>
-      </w:r>
-      <w:proofErr w:type="spellEnd"/>
-      <w:r>
-        <w:rPr>
-          <w:rFonts w:ascii="Lucida Console" w:hAnsi="Lucida Console" w:cs="Lucida Console"/>
-          <w:color w:val="1CA800"/>
-          <w:kern w:val="0"/>
-          <w:sz w:val="18"/>
-          <w:szCs w:val="18"/>
-        </w:rPr>
-        <w:t xml:space="preserve"> </w:t>
-      </w:r>
-      <w:r>
-        <w:rPr>
-          <w:rFonts w:ascii="Lucida Console" w:hAnsi="Lucida Console" w:cs="Lucida Console"/>
-          <w:color w:val="B148C6"/>
-          <w:kern w:val="0"/>
-          <w:sz w:val="18"/>
-          <w:szCs w:val="18"/>
-        </w:rPr>
-        <w:t xml:space="preserve">MINGW64 </w:t>
-      </w:r>
-      <w:r>
-        <w:rPr>
-          <w:rFonts w:ascii="Lucida Console" w:hAnsi="Lucida Console" w:cs="Lucida Console"/>
-          <w:color w:val="C0A000"/>
-          <w:kern w:val="0"/>
-          <w:sz w:val="18"/>
-          <w:szCs w:val="18"/>
-        </w:rPr>
-        <w:t>~/Desktop/</w:t>
-      </w:r>
-      <w:proofErr w:type="spellStart"/>
-      <w:r>
-        <w:rPr>
-          <w:rFonts w:ascii="Lucida Console" w:hAnsi="Lucida Console" w:cs="Lucida Console"/>
-          <w:color w:val="C0A000"/>
-          <w:kern w:val="0"/>
-          <w:sz w:val="18"/>
-          <w:szCs w:val="18"/>
-        </w:rPr>
-        <w:t>git</w:t>
-      </w:r>
-      <w:proofErr w:type="spellEnd"/>
-      <w:r>
-        <w:rPr>
-          <w:rFonts w:ascii="Lucida Console" w:hAnsi="Lucida Console" w:cs="Lucida Console"/>
-          <w:color w:val="C0A000"/>
-          <w:kern w:val="0"/>
-          <w:sz w:val="18"/>
-          <w:szCs w:val="18"/>
-        </w:rPr>
-        <w:t>/teste</w:t>
-      </w:r>
-      <w:r>
-        <w:rPr>
-          <w:rFonts w:ascii="Lucida Console" w:hAnsi="Lucida Console" w:cs="Lucida Console"/>
-          <w:color w:val="00A89A"/>
-          <w:kern w:val="0"/>
-          <w:sz w:val="18"/>
-          <w:szCs w:val="18"/>
-        </w:rPr>
-        <w:t xml:space="preserve"> (</w:t>
-      </w:r>
-      <w:proofErr w:type="spellStart"/>
-      <w:r>
-        <w:rPr>
-          <w:rFonts w:ascii="Lucida Console" w:hAnsi="Lucida Console" w:cs="Lucida Console"/>
-          <w:color w:val="00A89A"/>
-          <w:kern w:val="0"/>
-          <w:sz w:val="18"/>
-          <w:szCs w:val="18"/>
-        </w:rPr>
-        <w:t>main</w:t>
-      </w:r>
-      <w:proofErr w:type="spellEnd"/>
-      <w:r>
-        <w:rPr>
-          <w:rFonts w:ascii="Lucida Console" w:hAnsi="Lucida Console" w:cs="Lucida Console"/>
-          <w:color w:val="00A89A"/>
-          <w:kern w:val="0"/>
-          <w:sz w:val="18"/>
-          <w:szCs w:val="18"/>
-        </w:rPr>
-        <w:t>)</w:t>
-      </w:r>
+      </w:pPr>
     </w:p>
     <w:p>
       <w:pPr>
@@ -4960,178 +4852,7 @@
         <w:spacing w:after="0" w:line="240" w:lineRule="auto"/>
         <w:rPr>
           <w:rFonts w:ascii="Lucida Console" w:hAnsi="Lucida Console" w:cs="Lucida Console"/>
-          <w:kern w:val="0"/>
-          <w:sz w:val="18"/>
-          <w:szCs w:val="18"/>
-        </w:rPr>
-      </w:pPr>
-      <w:r>
-        <w:rPr>
-          <w:rFonts w:ascii="Lucida Console" w:hAnsi="Lucida Console" w:cs="Lucida Console"/>
-          <w:kern w:val="0"/>
-          <w:sz w:val="18"/>
-          <w:szCs w:val="18"/>
-        </w:rPr>
-        <w:t xml:space="preserve">$ </w:t>
-      </w:r>
-      <w:proofErr w:type="spellStart"/>
-      <w:r>
-        <w:rPr>
-          <w:rFonts w:ascii="Lucida Console" w:hAnsi="Lucida Console" w:cs="Lucida Console"/>
-          <w:kern w:val="0"/>
-          <w:sz w:val="18"/>
-          <w:szCs w:val="18"/>
-        </w:rPr>
-        <w:t>git</w:t>
-      </w:r>
-      <w:proofErr w:type="spellEnd"/>
-      <w:r>
-        <w:rPr>
-          <w:rFonts w:ascii="Lucida Console" w:hAnsi="Lucida Console" w:cs="Lucida Console"/>
-          <w:kern w:val="0"/>
-          <w:sz w:val="18"/>
-          <w:szCs w:val="18"/>
-        </w:rPr>
-        <w:t xml:space="preserve"> </w:t>
-      </w:r>
-      <w:proofErr w:type="spellStart"/>
-      <w:proofErr w:type="gramStart"/>
-      <w:r>
-        <w:rPr>
-          <w:rFonts w:ascii="Lucida Console" w:hAnsi="Lucida Console" w:cs="Lucida Console"/>
-          <w:kern w:val="0"/>
-          <w:sz w:val="18"/>
-          <w:szCs w:val="18"/>
-        </w:rPr>
-        <w:t>add</w:t>
-      </w:r>
-      <w:proofErr w:type="spellEnd"/>
-      <w:r>
-        <w:rPr>
-          <w:rFonts w:ascii="Lucida Console" w:hAnsi="Lucida Console" w:cs="Lucida Console"/>
-          <w:kern w:val="0"/>
-          <w:sz w:val="18"/>
-          <w:szCs w:val="18"/>
-        </w:rPr>
-        <w:t xml:space="preserve"> .</w:t>
-      </w:r>
-      <w:proofErr w:type="gramEnd"/>
-      <w:r>
-        <w:rPr>
-          <w:rFonts w:ascii="Lucida Console" w:hAnsi="Lucida Console" w:cs="Lucida Console"/>
-          <w:kern w:val="0"/>
-          <w:sz w:val="18"/>
-          <w:szCs w:val="18"/>
-        </w:rPr>
-        <w:tab/>
-      </w:r>
-      <w:r>
-        <w:rPr>
-          <w:rFonts w:ascii="Lucida Console" w:hAnsi="Lucida Console" w:cs="Lucida Console"/>
-          <w:kern w:val="0"/>
-          <w:sz w:val="18"/>
-          <w:szCs w:val="18"/>
-        </w:rPr>
-        <w:tab/>
-      </w:r>
-      <w:r>
-        <w:rPr>
-          <w:rFonts w:ascii="Lucida Console" w:hAnsi="Lucida Console" w:cs="Lucida Console"/>
-          <w:kern w:val="0"/>
-          <w:sz w:val="18"/>
-          <w:szCs w:val="18"/>
-        </w:rPr>
-        <w:tab/>
-      </w:r>
-      <w:r>
-        <w:rPr>
-          <w:rFonts w:ascii="Lucida Console" w:hAnsi="Lucida Console" w:cs="Lucida Console"/>
-          <w:kern w:val="0"/>
-          <w:sz w:val="18"/>
-          <w:szCs w:val="18"/>
-          <w:highlight w:val="yellow"/>
-        </w:rPr>
-        <w:t>&lt;-arquivo adicionado</w:t>
-      </w:r>
-    </w:p>
-    <w:p>
-      <w:pPr>
-        <w:autoSpaceDE w:val="0"/>
-        <w:autoSpaceDN w:val="0"/>
-        <w:adjustRightInd w:val="0"/>
-        <w:spacing w:after="0" w:line="240" w:lineRule="auto"/>
-        <w:rPr>
-          <w:rFonts w:ascii="Lucida Console" w:hAnsi="Lucida Console" w:cs="Lucida Console"/>
-          <w:kern w:val="0"/>
-          <w:sz w:val="18"/>
-          <w:szCs w:val="18"/>
-        </w:rPr>
-      </w:pPr>
-    </w:p>
-    <w:p>
-      <w:pPr>
-        <w:autoSpaceDE w:val="0"/>
-        <w:autoSpaceDN w:val="0"/>
-        <w:adjustRightInd w:val="0"/>
-        <w:spacing w:after="0" w:line="240" w:lineRule="auto"/>
-        <w:rPr>
-          <w:rFonts w:ascii="Lucida Console" w:hAnsi="Lucida Console" w:cs="Lucida Console"/>
-          <w:kern w:val="0"/>
-          <w:sz w:val="18"/>
-          <w:szCs w:val="18"/>
-        </w:rPr>
-      </w:pPr>
-    </w:p>
-    <w:p>
-      <w:pPr>
-        <w:autoSpaceDE w:val="0"/>
-        <w:autoSpaceDN w:val="0"/>
-        <w:adjustRightInd w:val="0"/>
-        <w:spacing w:after="0" w:line="240" w:lineRule="auto"/>
-        <w:rPr>
-          <w:rFonts w:ascii="Lucida Console" w:hAnsi="Lucida Console" w:cs="Lucida Console"/>
-          <w:kern w:val="0"/>
-          <w:sz w:val="18"/>
-          <w:szCs w:val="18"/>
-        </w:rPr>
-      </w:pPr>
-    </w:p>
-    <w:p>
-      <w:pPr>
-        <w:autoSpaceDE w:val="0"/>
-        <w:autoSpaceDN w:val="0"/>
-        <w:adjustRightInd w:val="0"/>
-        <w:spacing w:after="0" w:line="240" w:lineRule="auto"/>
-        <w:rPr>
-          <w:rFonts w:ascii="Lucida Console" w:hAnsi="Lucida Console" w:cs="Lucida Console"/>
-          <w:kern w:val="0"/>
-          <w:sz w:val="18"/>
-          <w:szCs w:val="18"/>
-        </w:rPr>
-      </w:pPr>
-    </w:p>
-    <w:p>
-      <w:pPr>
-        <w:autoSpaceDE w:val="0"/>
-        <w:autoSpaceDN w:val="0"/>
-        <w:adjustRightInd w:val="0"/>
-        <w:spacing w:after="0" w:line="240" w:lineRule="auto"/>
-        <w:rPr>
-          <w:rFonts w:ascii="Lucida Console" w:hAnsi="Lucida Console" w:cs="Lucida Console"/>
-          <w:kern w:val="0"/>
-          <w:sz w:val="18"/>
-          <w:szCs w:val="18"/>
-        </w:rPr>
-      </w:pPr>
-    </w:p>
-    <w:p>
-      <w:pPr>
-        <w:autoSpaceDE w:val="0"/>
-        <w:autoSpaceDN w:val="0"/>
-        <w:adjustRightInd w:val="0"/>
-        <w:spacing w:after="0" w:line="240" w:lineRule="auto"/>
-        <w:rPr>
-          <w:rFonts w:ascii="Lucida Console" w:hAnsi="Lucida Console" w:cs="Lucida Console"/>
+          <w:color w:val="1CA800"/>
           <w:kern w:val="0"/>
           <w:sz w:val="18"/>
           <w:szCs w:val="18"/>
@@ -5152,120 +4873,12 @@
         <w:spacing w:after="0" w:line="240" w:lineRule="auto"/>
         <w:rPr>
           <w:rFonts w:ascii="Lucida Console" w:hAnsi="Lucida Console" w:cs="Lucida Console"/>
-          <w:color w:val="00A89A"/>
-          <w:kern w:val="0"/>
-          <w:sz w:val="18"/>
-          <w:szCs w:val="18"/>
-        </w:rPr>
-      </w:pPr>
-      <w:proofErr w:type="spellStart"/>
-      <w:proofErr w:type="gramStart"/>
-      <w:r>
-        <w:rPr>
-          <w:rFonts w:ascii="Lucida Console" w:hAnsi="Lucida Console" w:cs="Lucida Console"/>
           <w:color w:val="1CA800"/>
           <w:kern w:val="0"/>
           <w:sz w:val="18"/>
           <w:szCs w:val="18"/>
         </w:rPr>
-        <w:t>flavi</w:t>
-      </w:r>
-      <w:proofErr w:type="gramEnd"/>
-      <w:r>
-        <w:rPr>
-          <w:rFonts w:ascii="Lucida Console" w:hAnsi="Lucida Console" w:cs="Lucida Console"/>
-          <w:color w:val="1CA800"/>
-          <w:kern w:val="0"/>
-          <w:sz w:val="18"/>
-          <w:szCs w:val="18"/>
-        </w:rPr>
-        <w:t>@Flavio</w:t>
-      </w:r>
-      <w:proofErr w:type="spellEnd"/>
-      <w:r>
-        <w:rPr>
-          <w:rFonts w:ascii="Lucida Console" w:hAnsi="Lucida Console" w:cs="Lucida Console"/>
-          <w:color w:val="1CA800"/>
-          <w:kern w:val="0"/>
-          <w:sz w:val="18"/>
-          <w:szCs w:val="18"/>
-        </w:rPr>
-        <w:t xml:space="preserve"> </w:t>
-      </w:r>
-      <w:r>
-        <w:rPr>
-          <w:rFonts w:ascii="Lucida Console" w:hAnsi="Lucida Console" w:cs="Lucida Console"/>
-          <w:color w:val="B148C6"/>
-          <w:kern w:val="0"/>
-          <w:sz w:val="18"/>
-          <w:szCs w:val="18"/>
-        </w:rPr>
-        <w:t xml:space="preserve">MINGW64 </w:t>
-      </w:r>
-      <w:r>
-        <w:rPr>
-          <w:rFonts w:ascii="Lucida Console" w:hAnsi="Lucida Console" w:cs="Lucida Console"/>
-          <w:color w:val="C0A000"/>
-          <w:kern w:val="0"/>
-          <w:sz w:val="18"/>
-          <w:szCs w:val="18"/>
-        </w:rPr>
-        <w:t>~/Desktop/</w:t>
-      </w:r>
-      <w:proofErr w:type="spellStart"/>
-      <w:r>
-        <w:rPr>
-          <w:rFonts w:ascii="Lucida Console" w:hAnsi="Lucida Console" w:cs="Lucida Console"/>
-          <w:color w:val="C0A000"/>
-          <w:kern w:val="0"/>
-          <w:sz w:val="18"/>
-          <w:szCs w:val="18"/>
-        </w:rPr>
-        <w:t>git</w:t>
-      </w:r>
-      <w:proofErr w:type="spellEnd"/>
-      <w:r>
-        <w:rPr>
-          <w:rFonts w:ascii="Lucida Console" w:hAnsi="Lucida Console" w:cs="Lucida Console"/>
-          <w:color w:val="C0A000"/>
-          <w:kern w:val="0"/>
-          <w:sz w:val="18"/>
-          <w:szCs w:val="18"/>
-        </w:rPr>
-        <w:t>/teste</w:t>
-      </w:r>
-      <w:r>
-        <w:rPr>
-          <w:rFonts w:ascii="Lucida Console" w:hAnsi="Lucida Console" w:cs="Lucida Console"/>
-          <w:color w:val="00A89A"/>
-          <w:kern w:val="0"/>
-          <w:sz w:val="18"/>
-          <w:szCs w:val="18"/>
-        </w:rPr>
-        <w:t xml:space="preserve"> (</w:t>
-      </w:r>
-      <w:proofErr w:type="spellStart"/>
-      <w:r>
-        <w:rPr>
-          <w:rFonts w:ascii="Lucida Console" w:hAnsi="Lucida Console" w:cs="Lucida Console"/>
-          <w:color w:val="00A89A"/>
-          <w:kern w:val="0"/>
-          <w:sz w:val="18"/>
-          <w:szCs w:val="18"/>
-        </w:rPr>
-        <w:t>main</w:t>
-      </w:r>
-      <w:proofErr w:type="spellEnd"/>
-      <w:r>
-        <w:rPr>
-          <w:rFonts w:ascii="Lucida Console" w:hAnsi="Lucida Console" w:cs="Lucida Console"/>
-          <w:color w:val="00A89A"/>
-          <w:kern w:val="0"/>
-          <w:sz w:val="18"/>
-          <w:szCs w:val="18"/>
-        </w:rPr>
-        <w:t>)</w:t>
-      </w:r>
+      </w:pPr>
     </w:p>
     <w:p>
       <w:pPr>
@@ -5281,40 +4894,12 @@
         <w:spacing w:after="0" w:line="240" w:lineRule="auto"/>
         <w:rPr>
           <w:rFonts w:ascii="Lucida Console" w:hAnsi="Lucida Console" w:cs="Lucida Console"/>
-          <w:kern w:val="0"/>
-          <w:sz w:val="18"/>
-          <w:szCs w:val="18"/>
-        </w:rPr>
-      </w:pPr>
-      <w:r>
-        <w:rPr>
-          <w:rFonts w:ascii="Lucida Console" w:hAnsi="Lucida Console" w:cs="Lucida Console"/>
-          <w:kern w:val="0"/>
-          <w:sz w:val="18"/>
-          <w:szCs w:val="18"/>
-        </w:rPr>
-        <w:t xml:space="preserve">$ </w:t>
-      </w:r>
-      <w:proofErr w:type="spellStart"/>
-      <w:r>
-        <w:rPr>
-          <w:rFonts w:ascii="Lucida Console" w:hAnsi="Lucida Console" w:cs="Lucida Console"/>
-          <w:kern w:val="0"/>
-          <w:sz w:val="18"/>
-          <w:szCs w:val="18"/>
-        </w:rPr>
-        <w:t>git</w:t>
-      </w:r>
-      <w:proofErr w:type="spellEnd"/>
-      <w:r>
-        <w:rPr>
-          <w:rFonts w:ascii="Lucida Console" w:hAnsi="Lucida Console" w:cs="Lucida Console"/>
-          <w:kern w:val="0"/>
-          <w:sz w:val="18"/>
-          <w:szCs w:val="18"/>
-        </w:rPr>
-        <w:t xml:space="preserve"> status</w:t>
-      </w:r>
+          <w:color w:val="1CA800"/>
+          <w:kern w:val="0"/>
+          <w:sz w:val="18"/>
+          <w:szCs w:val="18"/>
+        </w:rPr>
+      </w:pPr>
     </w:p>
     <w:p>
       <w:pPr>
@@ -5330,62 +4915,12 @@
         <w:spacing w:after="0" w:line="240" w:lineRule="auto"/>
         <w:rPr>
           <w:rFonts w:ascii="Lucida Console" w:hAnsi="Lucida Console" w:cs="Lucida Console"/>
-          <w:kern w:val="0"/>
-          <w:sz w:val="18"/>
-          <w:szCs w:val="18"/>
-        </w:rPr>
-      </w:pPr>
-      <w:proofErr w:type="spellStart"/>
-      <w:r>
-        <w:rPr>
-          <w:rFonts w:ascii="Lucida Console" w:hAnsi="Lucida Console" w:cs="Lucida Console"/>
-          <w:kern w:val="0"/>
-          <w:sz w:val="18"/>
-          <w:szCs w:val="18"/>
-        </w:rPr>
-        <w:t>On</w:t>
-      </w:r>
-      <w:proofErr w:type="spellEnd"/>
-      <w:r>
-        <w:rPr>
-          <w:rFonts w:ascii="Lucida Console" w:hAnsi="Lucida Console" w:cs="Lucida Console"/>
-          <w:kern w:val="0"/>
-          <w:sz w:val="18"/>
-          <w:szCs w:val="18"/>
-        </w:rPr>
-        <w:t xml:space="preserve"> </w:t>
-      </w:r>
-      <w:proofErr w:type="spellStart"/>
-      <w:r>
-        <w:rPr>
-          <w:rFonts w:ascii="Lucida Console" w:hAnsi="Lucida Console" w:cs="Lucida Console"/>
-          <w:kern w:val="0"/>
-          <w:sz w:val="18"/>
-          <w:szCs w:val="18"/>
-        </w:rPr>
-        <w:t>branch</w:t>
-      </w:r>
-      <w:proofErr w:type="spellEnd"/>
-      <w:r>
-        <w:rPr>
-          <w:rFonts w:ascii="Lucida Console" w:hAnsi="Lucida Console" w:cs="Lucida Console"/>
-          <w:kern w:val="0"/>
-          <w:sz w:val="18"/>
-          <w:szCs w:val="18"/>
-        </w:rPr>
-        <w:t xml:space="preserve"> </w:t>
-      </w:r>
-      <w:proofErr w:type="spellStart"/>
-      <w:r>
-        <w:rPr>
-          <w:rFonts w:ascii="Lucida Console" w:hAnsi="Lucida Console" w:cs="Lucida Console"/>
-          <w:kern w:val="0"/>
-          <w:sz w:val="18"/>
-          <w:szCs w:val="18"/>
-        </w:rPr>
-        <w:t>main</w:t>
-      </w:r>
-      <w:proofErr w:type="spellEnd"/>
+          <w:color w:val="1CA800"/>
+          <w:kern w:val="0"/>
+          <w:sz w:val="18"/>
+          <w:szCs w:val="18"/>
+        </w:rPr>
+      </w:pPr>
     </w:p>
     <w:p>
       <w:pPr>
@@ -5401,155 +4936,104 @@
         <w:spacing w:after="0" w:line="240" w:lineRule="auto"/>
         <w:rPr>
           <w:rFonts w:ascii="Lucida Console" w:hAnsi="Lucida Console" w:cs="Lucida Console"/>
-          <w:kern w:val="0"/>
-          <w:sz w:val="18"/>
-          <w:szCs w:val="18"/>
-        </w:rPr>
-      </w:pPr>
-      <w:proofErr w:type="spellStart"/>
-      <w:r>
-        <w:rPr>
-          <w:rFonts w:ascii="Lucida Console" w:hAnsi="Lucida Console" w:cs="Lucida Console"/>
-          <w:kern w:val="0"/>
-          <w:sz w:val="18"/>
-          <w:szCs w:val="18"/>
-        </w:rPr>
-        <w:t>Your</w:t>
-      </w:r>
-      <w:proofErr w:type="spellEnd"/>
-      <w:r>
-        <w:rPr>
-          <w:rFonts w:ascii="Lucida Console" w:hAnsi="Lucida Console" w:cs="Lucida Console"/>
-          <w:kern w:val="0"/>
-          <w:sz w:val="18"/>
-          <w:szCs w:val="18"/>
-        </w:rPr>
-        <w:t xml:space="preserve"> </w:t>
-      </w:r>
-      <w:proofErr w:type="spellStart"/>
-      <w:r>
-        <w:rPr>
-          <w:rFonts w:ascii="Lucida Console" w:hAnsi="Lucida Console" w:cs="Lucida Console"/>
-          <w:kern w:val="0"/>
-          <w:sz w:val="18"/>
-          <w:szCs w:val="18"/>
-        </w:rPr>
-        <w:t>branch</w:t>
-      </w:r>
-      <w:proofErr w:type="spellEnd"/>
-      <w:r>
-        <w:rPr>
-          <w:rFonts w:ascii="Lucida Console" w:hAnsi="Lucida Console" w:cs="Lucida Console"/>
-          <w:kern w:val="0"/>
-          <w:sz w:val="18"/>
-          <w:szCs w:val="18"/>
-        </w:rPr>
-        <w:t xml:space="preserve"> </w:t>
-      </w:r>
-      <w:proofErr w:type="spellStart"/>
-      <w:r>
-        <w:rPr>
-          <w:rFonts w:ascii="Lucida Console" w:hAnsi="Lucida Console" w:cs="Lucida Console"/>
-          <w:kern w:val="0"/>
-          <w:sz w:val="18"/>
-          <w:szCs w:val="18"/>
-        </w:rPr>
-        <w:t>is</w:t>
-      </w:r>
-      <w:proofErr w:type="spellEnd"/>
-      <w:r>
-        <w:rPr>
-          <w:rFonts w:ascii="Lucida Console" w:hAnsi="Lucida Console" w:cs="Lucida Console"/>
-          <w:kern w:val="0"/>
-          <w:sz w:val="18"/>
-          <w:szCs w:val="18"/>
-        </w:rPr>
-        <w:t xml:space="preserve"> </w:t>
-      </w:r>
-      <w:proofErr w:type="spellStart"/>
-      <w:r>
-        <w:rPr>
-          <w:rFonts w:ascii="Lucida Console" w:hAnsi="Lucida Console" w:cs="Lucida Console"/>
-          <w:kern w:val="0"/>
-          <w:sz w:val="18"/>
-          <w:szCs w:val="18"/>
-        </w:rPr>
-        <w:t>up</w:t>
-      </w:r>
-      <w:proofErr w:type="spellEnd"/>
-      <w:r>
-        <w:rPr>
-          <w:rFonts w:ascii="Lucida Console" w:hAnsi="Lucida Console" w:cs="Lucida Console"/>
-          <w:kern w:val="0"/>
-          <w:sz w:val="18"/>
-          <w:szCs w:val="18"/>
-        </w:rPr>
-        <w:t xml:space="preserve"> </w:t>
-      </w:r>
-      <w:proofErr w:type="spellStart"/>
-      <w:r>
-        <w:rPr>
-          <w:rFonts w:ascii="Lucida Console" w:hAnsi="Lucida Console" w:cs="Lucida Console"/>
-          <w:kern w:val="0"/>
-          <w:sz w:val="18"/>
-          <w:szCs w:val="18"/>
-        </w:rPr>
-        <w:t>to</w:t>
-      </w:r>
-      <w:proofErr w:type="spellEnd"/>
-      <w:r>
-        <w:rPr>
-          <w:rFonts w:ascii="Lucida Console" w:hAnsi="Lucida Console" w:cs="Lucida Console"/>
-          <w:kern w:val="0"/>
-          <w:sz w:val="18"/>
-          <w:szCs w:val="18"/>
-        </w:rPr>
-        <w:t xml:space="preserve"> date </w:t>
-      </w:r>
-      <w:proofErr w:type="spellStart"/>
-      <w:r>
-        <w:rPr>
-          <w:rFonts w:ascii="Lucida Console" w:hAnsi="Lucida Console" w:cs="Lucida Console"/>
-          <w:kern w:val="0"/>
-          <w:sz w:val="18"/>
-          <w:szCs w:val="18"/>
-        </w:rPr>
-        <w:t>with</w:t>
-      </w:r>
-      <w:proofErr w:type="spellEnd"/>
-      <w:r>
-        <w:rPr>
-          <w:rFonts w:ascii="Lucida Console" w:hAnsi="Lucida Console" w:cs="Lucida Console"/>
-          <w:kern w:val="0"/>
-          <w:sz w:val="18"/>
-          <w:szCs w:val="18"/>
-        </w:rPr>
-        <w:t xml:space="preserve"> '</w:t>
-      </w:r>
-      <w:proofErr w:type="spellStart"/>
-      <w:r>
-        <w:rPr>
-          <w:rFonts w:ascii="Lucida Console" w:hAnsi="Lucida Console" w:cs="Lucida Console"/>
-          <w:kern w:val="0"/>
-          <w:sz w:val="18"/>
-          <w:szCs w:val="18"/>
-        </w:rPr>
-        <w:t>origin</w:t>
-      </w:r>
-      <w:proofErr w:type="spellEnd"/>
-      <w:r>
-        <w:rPr>
-          <w:rFonts w:ascii="Lucida Console" w:hAnsi="Lucida Console" w:cs="Lucida Console"/>
-          <w:kern w:val="0"/>
-          <w:sz w:val="18"/>
-          <w:szCs w:val="18"/>
-        </w:rPr>
-        <w:t>/</w:t>
-      </w:r>
-      <w:proofErr w:type="spellStart"/>
-      <w:r>
-        <w:rPr>
-          <w:rFonts w:ascii="Lucida Console" w:hAnsi="Lucida Console" w:cs="Lucida Console"/>
+          <w:color w:val="00A89A"/>
+          <w:kern w:val="0"/>
+          <w:sz w:val="18"/>
+          <w:szCs w:val="18"/>
+        </w:rPr>
+      </w:pPr>
+      <w:proofErr w:type="spellStart"/>
+      <w:proofErr w:type="gramStart"/>
+      <w:r>
+        <w:rPr>
+          <w:rFonts w:ascii="Lucida Console" w:hAnsi="Lucida Console" w:cs="Lucida Console"/>
+          <w:color w:val="1CA800"/>
+          <w:kern w:val="0"/>
+          <w:sz w:val="18"/>
+          <w:szCs w:val="18"/>
+        </w:rPr>
+        <w:lastRenderedPageBreak/>
+        <w:t>flavi</w:t>
+      </w:r>
+      <w:proofErr w:type="gramEnd"/>
+      <w:r>
+        <w:rPr>
+          <w:rFonts w:ascii="Lucida Console" w:hAnsi="Lucida Console" w:cs="Lucida Console"/>
+          <w:color w:val="1CA800"/>
+          <w:kern w:val="0"/>
+          <w:sz w:val="18"/>
+          <w:szCs w:val="18"/>
+        </w:rPr>
+        <w:t>@Flavio</w:t>
+      </w:r>
+      <w:proofErr w:type="spellEnd"/>
+      <w:r>
+        <w:rPr>
+          <w:rFonts w:ascii="Lucida Console" w:hAnsi="Lucida Console" w:cs="Lucida Console"/>
+          <w:color w:val="1CA800"/>
+          <w:kern w:val="0"/>
+          <w:sz w:val="18"/>
+          <w:szCs w:val="18"/>
+        </w:rPr>
+        <w:t xml:space="preserve"> </w:t>
+      </w:r>
+      <w:r>
+        <w:rPr>
+          <w:rFonts w:ascii="Lucida Console" w:hAnsi="Lucida Console" w:cs="Lucida Console"/>
+          <w:color w:val="B148C6"/>
+          <w:kern w:val="0"/>
+          <w:sz w:val="18"/>
+          <w:szCs w:val="18"/>
+        </w:rPr>
+        <w:t xml:space="preserve">MINGW64 </w:t>
+      </w:r>
+      <w:r>
+        <w:rPr>
+          <w:rFonts w:ascii="Lucida Console" w:hAnsi="Lucida Console" w:cs="Lucida Console"/>
+          <w:color w:val="C0A000"/>
+          <w:kern w:val="0"/>
+          <w:sz w:val="18"/>
+          <w:szCs w:val="18"/>
+        </w:rPr>
+        <w:t>~/Desktop/</w:t>
+      </w:r>
+      <w:proofErr w:type="spellStart"/>
+      <w:r>
+        <w:rPr>
+          <w:rFonts w:ascii="Lucida Console" w:hAnsi="Lucida Console" w:cs="Lucida Console"/>
+          <w:color w:val="C0A000"/>
+          <w:kern w:val="0"/>
+          <w:sz w:val="18"/>
+          <w:szCs w:val="18"/>
+        </w:rPr>
+        <w:t>git</w:t>
+      </w:r>
+      <w:proofErr w:type="spellEnd"/>
+      <w:r>
+        <w:rPr>
+          <w:rFonts w:ascii="Lucida Console" w:hAnsi="Lucida Console" w:cs="Lucida Console"/>
+          <w:color w:val="C0A000"/>
+          <w:kern w:val="0"/>
+          <w:sz w:val="18"/>
+          <w:szCs w:val="18"/>
+        </w:rPr>
+        <w:t>/teste</w:t>
+      </w:r>
+      <w:r>
+        <w:rPr>
+          <w:rFonts w:ascii="Lucida Console" w:hAnsi="Lucida Console" w:cs="Lucida Console"/>
+          <w:color w:val="00A89A"/>
+          <w:kern w:val="0"/>
+          <w:sz w:val="18"/>
+          <w:szCs w:val="18"/>
+        </w:rPr>
+        <w:t xml:space="preserve"> (</w:t>
+      </w:r>
+      <w:proofErr w:type="spellStart"/>
+      <w:r>
+        <w:rPr>
+          <w:rFonts w:ascii="Lucida Console" w:hAnsi="Lucida Console" w:cs="Lucida Console"/>
+          <w:color w:val="00A89A"/>
           <w:kern w:val="0"/>
           <w:sz w:val="18"/>
           <w:szCs w:val="18"/>
@@ -5560,11 +5044,12 @@
       <w:r>
         <w:rPr>
           <w:rFonts w:ascii="Lucida Console" w:hAnsi="Lucida Console" w:cs="Lucida Console"/>
-          <w:kern w:val="0"/>
-          <w:sz w:val="18"/>
-          <w:szCs w:val="18"/>
-        </w:rPr>
-        <w:t>'.</w:t>
+          <w:color w:val="00A89A"/>
+          <w:kern w:val="0"/>
+          <w:sz w:val="18"/>
+          <w:szCs w:val="18"/>
+        </w:rPr>
+        <w:t>)</w:t>
       </w:r>
     </w:p>
     <w:p>
@@ -5586,6 +5071,178 @@
           <w:szCs w:val="18"/>
         </w:rPr>
       </w:pPr>
+      <w:r>
+        <w:rPr>
+          <w:rFonts w:ascii="Lucida Console" w:hAnsi="Lucida Console" w:cs="Lucida Console"/>
+          <w:kern w:val="0"/>
+          <w:sz w:val="18"/>
+          <w:szCs w:val="18"/>
+        </w:rPr>
+        <w:t xml:space="preserve">$ </w:t>
+      </w:r>
+      <w:proofErr w:type="spellStart"/>
+      <w:r>
+        <w:rPr>
+          <w:rFonts w:ascii="Lucida Console" w:hAnsi="Lucida Console" w:cs="Lucida Console"/>
+          <w:kern w:val="0"/>
+          <w:sz w:val="18"/>
+          <w:szCs w:val="18"/>
+        </w:rPr>
+        <w:t>git</w:t>
+      </w:r>
+      <w:proofErr w:type="spellEnd"/>
+      <w:r>
+        <w:rPr>
+          <w:rFonts w:ascii="Lucida Console" w:hAnsi="Lucida Console" w:cs="Lucida Console"/>
+          <w:kern w:val="0"/>
+          <w:sz w:val="18"/>
+          <w:szCs w:val="18"/>
+        </w:rPr>
+        <w:t xml:space="preserve"> </w:t>
+      </w:r>
+      <w:proofErr w:type="spellStart"/>
+      <w:proofErr w:type="gramStart"/>
+      <w:r>
+        <w:rPr>
+          <w:rFonts w:ascii="Lucida Console" w:hAnsi="Lucida Console" w:cs="Lucida Console"/>
+          <w:kern w:val="0"/>
+          <w:sz w:val="18"/>
+          <w:szCs w:val="18"/>
+        </w:rPr>
+        <w:t>add</w:t>
+      </w:r>
+      <w:proofErr w:type="spellEnd"/>
+      <w:r>
+        <w:rPr>
+          <w:rFonts w:ascii="Lucida Console" w:hAnsi="Lucida Console" w:cs="Lucida Console"/>
+          <w:kern w:val="0"/>
+          <w:sz w:val="18"/>
+          <w:szCs w:val="18"/>
+        </w:rPr>
+        <w:t xml:space="preserve"> .</w:t>
+      </w:r>
+      <w:proofErr w:type="gramEnd"/>
+      <w:r>
+        <w:rPr>
+          <w:rFonts w:ascii="Lucida Console" w:hAnsi="Lucida Console" w:cs="Lucida Console"/>
+          <w:kern w:val="0"/>
+          <w:sz w:val="18"/>
+          <w:szCs w:val="18"/>
+        </w:rPr>
+        <w:tab/>
+      </w:r>
+      <w:r>
+        <w:rPr>
+          <w:rFonts w:ascii="Lucida Console" w:hAnsi="Lucida Console" w:cs="Lucida Console"/>
+          <w:kern w:val="0"/>
+          <w:sz w:val="18"/>
+          <w:szCs w:val="18"/>
+        </w:rPr>
+        <w:tab/>
+      </w:r>
+      <w:r>
+        <w:rPr>
+          <w:rFonts w:ascii="Lucida Console" w:hAnsi="Lucida Console" w:cs="Lucida Console"/>
+          <w:kern w:val="0"/>
+          <w:sz w:val="18"/>
+          <w:szCs w:val="18"/>
+        </w:rPr>
+        <w:tab/>
+      </w:r>
+      <w:r>
+        <w:rPr>
+          <w:rFonts w:ascii="Lucida Console" w:hAnsi="Lucida Console" w:cs="Lucida Console"/>
+          <w:kern w:val="0"/>
+          <w:sz w:val="18"/>
+          <w:szCs w:val="18"/>
+          <w:highlight w:val="yellow"/>
+        </w:rPr>
+        <w:t>&lt;-arquivo adicionado</w:t>
+      </w:r>
+    </w:p>
+    <w:p>
+      <w:pPr>
+        <w:autoSpaceDE w:val="0"/>
+        <w:autoSpaceDN w:val="0"/>
+        <w:adjustRightInd w:val="0"/>
+        <w:spacing w:after="0" w:line="240" w:lineRule="auto"/>
+        <w:rPr>
+          <w:rFonts w:ascii="Lucida Console" w:hAnsi="Lucida Console" w:cs="Lucida Console"/>
+          <w:kern w:val="0"/>
+          <w:sz w:val="18"/>
+          <w:szCs w:val="18"/>
+        </w:rPr>
+      </w:pPr>
+    </w:p>
+    <w:p>
+      <w:pPr>
+        <w:autoSpaceDE w:val="0"/>
+        <w:autoSpaceDN w:val="0"/>
+        <w:adjustRightInd w:val="0"/>
+        <w:spacing w:after="0" w:line="240" w:lineRule="auto"/>
+        <w:rPr>
+          <w:rFonts w:ascii="Lucida Console" w:hAnsi="Lucida Console" w:cs="Lucida Console"/>
+          <w:kern w:val="0"/>
+          <w:sz w:val="18"/>
+          <w:szCs w:val="18"/>
+        </w:rPr>
+      </w:pPr>
+    </w:p>
+    <w:p>
+      <w:pPr>
+        <w:autoSpaceDE w:val="0"/>
+        <w:autoSpaceDN w:val="0"/>
+        <w:adjustRightInd w:val="0"/>
+        <w:spacing w:after="0" w:line="240" w:lineRule="auto"/>
+        <w:rPr>
+          <w:rFonts w:ascii="Lucida Console" w:hAnsi="Lucida Console" w:cs="Lucida Console"/>
+          <w:kern w:val="0"/>
+          <w:sz w:val="18"/>
+          <w:szCs w:val="18"/>
+        </w:rPr>
+      </w:pPr>
+    </w:p>
+    <w:p>
+      <w:pPr>
+        <w:autoSpaceDE w:val="0"/>
+        <w:autoSpaceDN w:val="0"/>
+        <w:adjustRightInd w:val="0"/>
+        <w:spacing w:after="0" w:line="240" w:lineRule="auto"/>
+        <w:rPr>
+          <w:rFonts w:ascii="Lucida Console" w:hAnsi="Lucida Console" w:cs="Lucida Console"/>
+          <w:kern w:val="0"/>
+          <w:sz w:val="18"/>
+          <w:szCs w:val="18"/>
+        </w:rPr>
+      </w:pPr>
+    </w:p>
+    <w:p>
+      <w:pPr>
+        <w:autoSpaceDE w:val="0"/>
+        <w:autoSpaceDN w:val="0"/>
+        <w:adjustRightInd w:val="0"/>
+        <w:spacing w:after="0" w:line="240" w:lineRule="auto"/>
+        <w:rPr>
+          <w:rFonts w:ascii="Lucida Console" w:hAnsi="Lucida Console" w:cs="Lucida Console"/>
+          <w:kern w:val="0"/>
+          <w:sz w:val="18"/>
+          <w:szCs w:val="18"/>
+        </w:rPr>
+      </w:pPr>
+    </w:p>
+    <w:p>
+      <w:pPr>
+        <w:autoSpaceDE w:val="0"/>
+        <w:autoSpaceDN w:val="0"/>
+        <w:adjustRightInd w:val="0"/>
+        <w:spacing w:after="0" w:line="240" w:lineRule="auto"/>
+        <w:rPr>
+          <w:rFonts w:ascii="Lucida Console" w:hAnsi="Lucida Console" w:cs="Lucida Console"/>
+          <w:kern w:val="0"/>
+          <w:sz w:val="18"/>
+          <w:szCs w:val="18"/>
+        </w:rPr>
+      </w:pPr>
     </w:p>
     <w:p>
       <w:pPr>
@@ -5601,90 +5258,119 @@
         <w:spacing w:after="0" w:line="240" w:lineRule="auto"/>
         <w:rPr>
           <w:rFonts w:ascii="Lucida Console" w:hAnsi="Lucida Console" w:cs="Lucida Console"/>
-          <w:kern w:val="0"/>
-          <w:sz w:val="18"/>
-          <w:szCs w:val="18"/>
-        </w:rPr>
-      </w:pPr>
-      <w:proofErr w:type="spellStart"/>
-      <w:r>
-        <w:rPr>
-          <w:rFonts w:ascii="Lucida Console" w:hAnsi="Lucida Console" w:cs="Lucida Console"/>
-          <w:kern w:val="0"/>
-          <w:sz w:val="18"/>
-          <w:szCs w:val="18"/>
-        </w:rPr>
-        <w:t>Changes</w:t>
-      </w:r>
-      <w:proofErr w:type="spellEnd"/>
-      <w:r>
-        <w:rPr>
-          <w:rFonts w:ascii="Lucida Console" w:hAnsi="Lucida Console" w:cs="Lucida Console"/>
-          <w:kern w:val="0"/>
-          <w:sz w:val="18"/>
-          <w:szCs w:val="18"/>
-        </w:rPr>
-        <w:t xml:space="preserve"> </w:t>
-      </w:r>
-      <w:proofErr w:type="spellStart"/>
-      <w:r>
-        <w:rPr>
-          <w:rFonts w:ascii="Lucida Console" w:hAnsi="Lucida Console" w:cs="Lucida Console"/>
-          <w:kern w:val="0"/>
-          <w:sz w:val="18"/>
-          <w:szCs w:val="18"/>
-        </w:rPr>
-        <w:t>to</w:t>
-      </w:r>
-      <w:proofErr w:type="spellEnd"/>
-      <w:r>
-        <w:rPr>
-          <w:rFonts w:ascii="Lucida Console" w:hAnsi="Lucida Console" w:cs="Lucida Console"/>
-          <w:kern w:val="0"/>
-          <w:sz w:val="18"/>
-          <w:szCs w:val="18"/>
-        </w:rPr>
-        <w:t xml:space="preserve"> </w:t>
-      </w:r>
-      <w:proofErr w:type="spellStart"/>
-      <w:r>
-        <w:rPr>
-          <w:rFonts w:ascii="Lucida Console" w:hAnsi="Lucida Console" w:cs="Lucida Console"/>
-          <w:kern w:val="0"/>
-          <w:sz w:val="18"/>
-          <w:szCs w:val="18"/>
-        </w:rPr>
-        <w:t>be</w:t>
-      </w:r>
-      <w:proofErr w:type="spellEnd"/>
-      <w:r>
-        <w:rPr>
-          <w:rFonts w:ascii="Lucida Console" w:hAnsi="Lucida Console" w:cs="Lucida Console"/>
-          <w:kern w:val="0"/>
-          <w:sz w:val="18"/>
-          <w:szCs w:val="18"/>
-        </w:rPr>
-        <w:t xml:space="preserve"> </w:t>
-      </w:r>
-      <w:proofErr w:type="spellStart"/>
-      <w:r>
-        <w:rPr>
-          <w:rFonts w:ascii="Lucida Console" w:hAnsi="Lucida Console" w:cs="Lucida Console"/>
-          <w:kern w:val="0"/>
-          <w:sz w:val="18"/>
-          <w:szCs w:val="18"/>
-        </w:rPr>
-        <w:t>committed</w:t>
-      </w:r>
-      <w:proofErr w:type="spellEnd"/>
-      <w:r>
-        <w:rPr>
-          <w:rFonts w:ascii="Lucida Console" w:hAnsi="Lucida Console" w:cs="Lucida Console"/>
-          <w:kern w:val="0"/>
-          <w:sz w:val="18"/>
-          <w:szCs w:val="18"/>
-        </w:rPr>
-        <w:t>:</w:t>
+          <w:color w:val="00A89A"/>
+          <w:kern w:val="0"/>
+          <w:sz w:val="18"/>
+          <w:szCs w:val="18"/>
+        </w:rPr>
+      </w:pPr>
+      <w:proofErr w:type="spellStart"/>
+      <w:proofErr w:type="gramStart"/>
+      <w:r>
+        <w:rPr>
+          <w:rFonts w:ascii="Lucida Console" w:hAnsi="Lucida Console" w:cs="Lucida Console"/>
+          <w:color w:val="1CA800"/>
+          <w:kern w:val="0"/>
+          <w:sz w:val="18"/>
+          <w:szCs w:val="18"/>
+        </w:rPr>
+        <w:t>flavi</w:t>
+      </w:r>
+      <w:proofErr w:type="gramEnd"/>
+      <w:r>
+        <w:rPr>
+          <w:rFonts w:ascii="Lucida Console" w:hAnsi="Lucida Console" w:cs="Lucida Console"/>
+          <w:color w:val="1CA800"/>
+          <w:kern w:val="0"/>
+          <w:sz w:val="18"/>
+          <w:szCs w:val="18"/>
+        </w:rPr>
+        <w:t>@Flavio</w:t>
+      </w:r>
+      <w:proofErr w:type="spellEnd"/>
+      <w:r>
+        <w:rPr>
+          <w:rFonts w:ascii="Lucida Console" w:hAnsi="Lucida Console" w:cs="Lucida Console"/>
+          <w:color w:val="1CA800"/>
+          <w:kern w:val="0"/>
+          <w:sz w:val="18"/>
+          <w:szCs w:val="18"/>
+        </w:rPr>
+        <w:t xml:space="preserve"> </w:t>
+      </w:r>
+      <w:r>
+        <w:rPr>
+          <w:rFonts w:ascii="Lucida Console" w:hAnsi="Lucida Console" w:cs="Lucida Console"/>
+          <w:color w:val="B148C6"/>
+          <w:kern w:val="0"/>
+          <w:sz w:val="18"/>
+          <w:szCs w:val="18"/>
+        </w:rPr>
+        <w:t xml:space="preserve">MINGW64 </w:t>
+      </w:r>
+      <w:r>
+        <w:rPr>
+          <w:rFonts w:ascii="Lucida Console" w:hAnsi="Lucida Console" w:cs="Lucida Console"/>
+          <w:color w:val="C0A000"/>
+          <w:kern w:val="0"/>
+          <w:sz w:val="18"/>
+          <w:szCs w:val="18"/>
+        </w:rPr>
+        <w:t>~/Desktop/</w:t>
+      </w:r>
+      <w:proofErr w:type="spellStart"/>
+      <w:r>
+        <w:rPr>
+          <w:rFonts w:ascii="Lucida Console" w:hAnsi="Lucida Console" w:cs="Lucida Console"/>
+          <w:color w:val="C0A000"/>
+          <w:kern w:val="0"/>
+          <w:sz w:val="18"/>
+          <w:szCs w:val="18"/>
+        </w:rPr>
+        <w:t>git</w:t>
+      </w:r>
+      <w:proofErr w:type="spellEnd"/>
+      <w:r>
+        <w:rPr>
+          <w:rFonts w:ascii="Lucida Console" w:hAnsi="Lucida Console" w:cs="Lucida Console"/>
+          <w:color w:val="C0A000"/>
+          <w:kern w:val="0"/>
+          <w:sz w:val="18"/>
+          <w:szCs w:val="18"/>
+        </w:rPr>
+        <w:t>/teste</w:t>
+      </w:r>
+      <w:r>
+        <w:rPr>
+          <w:rFonts w:ascii="Lucida Console" w:hAnsi="Lucida Console" w:cs="Lucida Console"/>
+          <w:color w:val="00A89A"/>
+          <w:kern w:val="0"/>
+          <w:sz w:val="18"/>
+          <w:szCs w:val="18"/>
+        </w:rPr>
+        <w:t xml:space="preserve"> (</w:t>
+      </w:r>
+      <w:proofErr w:type="spellStart"/>
+      <w:r>
+        <w:rPr>
+          <w:rFonts w:ascii="Lucida Console" w:hAnsi="Lucida Console" w:cs="Lucida Console"/>
+          <w:color w:val="00A89A"/>
+          <w:kern w:val="0"/>
+          <w:sz w:val="18"/>
+          <w:szCs w:val="18"/>
+        </w:rPr>
+        <w:t>main</w:t>
+      </w:r>
+      <w:proofErr w:type="spellEnd"/>
+      <w:r>
+        <w:rPr>
+          <w:rFonts w:ascii="Lucida Console" w:hAnsi="Lucida Console" w:cs="Lucida Console"/>
+          <w:color w:val="00A89A"/>
+          <w:kern w:val="0"/>
+          <w:sz w:val="18"/>
+          <w:szCs w:val="18"/>
+        </w:rPr>
+        <w:t>)</w:t>
       </w:r>
     </w:p>
     <w:p>
@@ -5713,27 +5399,7 @@
           <w:sz w:val="18"/>
           <w:szCs w:val="18"/>
         </w:rPr>
-        <w:t xml:space="preserve">  (</w:t>
-      </w:r>
-      <w:proofErr w:type="gramStart"/>
-      <w:r>
-        <w:rPr>
-          <w:rFonts w:ascii="Lucida Console" w:hAnsi="Lucida Console" w:cs="Lucida Console"/>
-          <w:kern w:val="0"/>
-          <w:sz w:val="18"/>
-          <w:szCs w:val="18"/>
-        </w:rPr>
-        <w:t>use</w:t>
-      </w:r>
-      <w:proofErr w:type="gramEnd"/>
-      <w:r>
-        <w:rPr>
-          <w:rFonts w:ascii="Lucida Console" w:hAnsi="Lucida Console" w:cs="Lucida Console"/>
-          <w:kern w:val="0"/>
-          <w:sz w:val="18"/>
-          <w:szCs w:val="18"/>
-        </w:rPr>
-        <w:t xml:space="preserve"> "</w:t>
+        <w:t xml:space="preserve">$ </w:t>
       </w:r>
       <w:proofErr w:type="spellStart"/>
       <w:r>
@@ -5753,87 +5419,7 @@
           <w:sz w:val="18"/>
           <w:szCs w:val="18"/>
         </w:rPr>
-        <w:t xml:space="preserve"> </w:t>
-      </w:r>
-      <w:proofErr w:type="spellStart"/>
-      <w:r>
-        <w:rPr>
-          <w:rFonts w:ascii="Lucida Console" w:hAnsi="Lucida Console" w:cs="Lucida Console"/>
-          <w:kern w:val="0"/>
-          <w:sz w:val="18"/>
-          <w:szCs w:val="18"/>
-        </w:rPr>
-        <w:t>restore</w:t>
-      </w:r>
-      <w:proofErr w:type="spellEnd"/>
-      <w:r>
-        <w:rPr>
-          <w:rFonts w:ascii="Lucida Console" w:hAnsi="Lucida Console" w:cs="Lucida Console"/>
-          <w:kern w:val="0"/>
-          <w:sz w:val="18"/>
-          <w:szCs w:val="18"/>
-        </w:rPr>
-        <w:t xml:space="preserve"> --</w:t>
-      </w:r>
-      <w:proofErr w:type="spellStart"/>
-      <w:r>
-        <w:rPr>
-          <w:rFonts w:ascii="Lucida Console" w:hAnsi="Lucida Console" w:cs="Lucida Console"/>
-          <w:kern w:val="0"/>
-          <w:sz w:val="18"/>
-          <w:szCs w:val="18"/>
-        </w:rPr>
-        <w:t>staged</w:t>
-      </w:r>
-      <w:proofErr w:type="spellEnd"/>
-      <w:r>
-        <w:rPr>
-          <w:rFonts w:ascii="Lucida Console" w:hAnsi="Lucida Console" w:cs="Lucida Console"/>
-          <w:kern w:val="0"/>
-          <w:sz w:val="18"/>
-          <w:szCs w:val="18"/>
-        </w:rPr>
-        <w:t xml:space="preserve"> &lt;file&gt;..." </w:t>
-      </w:r>
-      <w:proofErr w:type="spellStart"/>
-      <w:r>
-        <w:rPr>
-          <w:rFonts w:ascii="Lucida Console" w:hAnsi="Lucida Console" w:cs="Lucida Console"/>
-          <w:kern w:val="0"/>
-          <w:sz w:val="18"/>
-          <w:szCs w:val="18"/>
-        </w:rPr>
-        <w:t>to</w:t>
-      </w:r>
-      <w:proofErr w:type="spellEnd"/>
-      <w:r>
-        <w:rPr>
-          <w:rFonts w:ascii="Lucida Console" w:hAnsi="Lucida Console" w:cs="Lucida Console"/>
-          <w:kern w:val="0"/>
-          <w:sz w:val="18"/>
-          <w:szCs w:val="18"/>
-        </w:rPr>
-        <w:t xml:space="preserve"> </w:t>
-      </w:r>
-      <w:proofErr w:type="spellStart"/>
-      <w:r>
-        <w:rPr>
-          <w:rFonts w:ascii="Lucida Console" w:hAnsi="Lucida Console" w:cs="Lucida Console"/>
-          <w:kern w:val="0"/>
-          <w:sz w:val="18"/>
-          <w:szCs w:val="18"/>
-        </w:rPr>
-        <w:t>unstage</w:t>
-      </w:r>
-      <w:proofErr w:type="spellEnd"/>
-      <w:r>
-        <w:rPr>
-          <w:rFonts w:ascii="Lucida Console" w:hAnsi="Lucida Console" w:cs="Lucida Console"/>
-          <w:kern w:val="0"/>
-          <w:sz w:val="18"/>
-          <w:szCs w:val="18"/>
-        </w:rPr>
-        <w:t>)</w:t>
+        <w:t xml:space="preserve"> status</w:t>
       </w:r>
     </w:p>
     <w:p>
@@ -5850,126 +5436,62 @@
         <w:spacing w:after="0" w:line="240" w:lineRule="auto"/>
         <w:rPr>
           <w:rFonts w:ascii="Lucida Console" w:hAnsi="Lucida Console" w:cs="Lucida Console"/>
-          <w:color w:val="1CA800"/>
-          <w:kern w:val="0"/>
-          <w:sz w:val="18"/>
-          <w:szCs w:val="18"/>
-        </w:rPr>
-      </w:pPr>
-      <w:r>
-        <w:rPr>
-          <w:rFonts w:ascii="Lucida Console" w:hAnsi="Lucida Console" w:cs="Lucida Console"/>
-          <w:kern w:val="0"/>
-          <w:sz w:val="18"/>
-          <w:szCs w:val="18"/>
-        </w:rPr>
-        <w:t xml:space="preserve">        </w:t>
-      </w:r>
-      <w:proofErr w:type="gramStart"/>
-      <w:r>
-        <w:rPr>
-          <w:rFonts w:ascii="Lucida Console" w:hAnsi="Lucida Console" w:cs="Lucida Console"/>
-          <w:color w:val="1CA800"/>
-          <w:kern w:val="0"/>
-          <w:sz w:val="18"/>
-          <w:szCs w:val="18"/>
-        </w:rPr>
-        <w:t>new</w:t>
-      </w:r>
-      <w:proofErr w:type="gramEnd"/>
-      <w:r>
-        <w:rPr>
-          <w:rFonts w:ascii="Lucida Console" w:hAnsi="Lucida Console" w:cs="Lucida Console"/>
-          <w:color w:val="1CA800"/>
-          <w:kern w:val="0"/>
-          <w:sz w:val="18"/>
-          <w:szCs w:val="18"/>
-        </w:rPr>
-        <w:t xml:space="preserve"> file:   comandos do </w:t>
-      </w:r>
-      <w:proofErr w:type="spellStart"/>
-      <w:r>
-        <w:rPr>
-          <w:rFonts w:ascii="Lucida Console" w:hAnsi="Lucida Console" w:cs="Lucida Console"/>
-          <w:color w:val="1CA800"/>
-          <w:kern w:val="0"/>
-          <w:sz w:val="18"/>
-          <w:szCs w:val="18"/>
-        </w:rPr>
-        <w:t>git</w:t>
-      </w:r>
-      <w:proofErr w:type="spellEnd"/>
-      <w:r>
-        <w:rPr>
-          <w:rFonts w:ascii="Lucida Console" w:hAnsi="Lucida Console" w:cs="Lucida Console"/>
-          <w:color w:val="1CA800"/>
-          <w:kern w:val="0"/>
-          <w:sz w:val="18"/>
-          <w:szCs w:val="18"/>
-        </w:rPr>
-        <w:t xml:space="preserve"> e GitHub.docx   </w:t>
-      </w:r>
-      <w:r>
-        <w:rPr>
-          <w:rFonts w:ascii="Lucida Console" w:hAnsi="Lucida Console" w:cs="Lucida Console"/>
-          <w:kern w:val="0"/>
-          <w:sz w:val="18"/>
-          <w:szCs w:val="18"/>
-          <w:highlight w:val="yellow"/>
-        </w:rPr>
-        <w:t xml:space="preserve">&lt;-aguardando </w:t>
-      </w:r>
-      <w:proofErr w:type="spellStart"/>
-      <w:r>
-        <w:rPr>
-          <w:rFonts w:ascii="Lucida Console" w:hAnsi="Lucida Console" w:cs="Lucida Console"/>
-          <w:kern w:val="0"/>
-          <w:sz w:val="18"/>
-          <w:szCs w:val="18"/>
-          <w:highlight w:val="yellow"/>
-        </w:rPr>
-        <w:t>commit</w:t>
-      </w:r>
-      <w:proofErr w:type="spellEnd"/>
-      <w:r>
-        <w:rPr>
-          <w:rFonts w:ascii="Lucida Console" w:hAnsi="Lucida Console" w:cs="Lucida Console"/>
-          <w:kern w:val="0"/>
-          <w:sz w:val="18"/>
-          <w:szCs w:val="18"/>
-        </w:rPr>
-        <w:t xml:space="preserve"> </w:t>
-      </w:r>
-    </w:p>
-    <w:p>
-      <w:pPr>
-        <w:autoSpaceDE w:val="0"/>
-        <w:autoSpaceDN w:val="0"/>
-        <w:adjustRightInd w:val="0"/>
-        <w:spacing w:after="0" w:line="240" w:lineRule="auto"/>
-        <w:rPr>
-          <w:rFonts w:ascii="Lucida Console" w:hAnsi="Lucida Console" w:cs="Lucida Console"/>
-          <w:color w:val="1CA800"/>
-          <w:kern w:val="0"/>
-          <w:sz w:val="18"/>
-          <w:szCs w:val="18"/>
-        </w:rPr>
-      </w:pPr>
-    </w:p>
-    <w:p>
-      <w:pPr>
-        <w:autoSpaceDE w:val="0"/>
-        <w:autoSpaceDN w:val="0"/>
-        <w:adjustRightInd w:val="0"/>
-        <w:spacing w:after="0" w:line="240" w:lineRule="auto"/>
-        <w:rPr>
-          <w:rFonts w:ascii="Lucida Console" w:hAnsi="Lucida Console" w:cs="Lucida Console"/>
-          <w:color w:val="1CA800"/>
-          <w:kern w:val="0"/>
-          <w:sz w:val="18"/>
-          <w:szCs w:val="18"/>
-        </w:rPr>
-      </w:pPr>
+          <w:kern w:val="0"/>
+          <w:sz w:val="18"/>
+          <w:szCs w:val="18"/>
+        </w:rPr>
+      </w:pPr>
+      <w:proofErr w:type="spellStart"/>
+      <w:r>
+        <w:rPr>
+          <w:rFonts w:ascii="Lucida Console" w:hAnsi="Lucida Console" w:cs="Lucida Console"/>
+          <w:kern w:val="0"/>
+          <w:sz w:val="18"/>
+          <w:szCs w:val="18"/>
+        </w:rPr>
+        <w:t>On</w:t>
+      </w:r>
+      <w:proofErr w:type="spellEnd"/>
+      <w:r>
+        <w:rPr>
+          <w:rFonts w:ascii="Lucida Console" w:hAnsi="Lucida Console" w:cs="Lucida Console"/>
+          <w:kern w:val="0"/>
+          <w:sz w:val="18"/>
+          <w:szCs w:val="18"/>
+        </w:rPr>
+        <w:t xml:space="preserve"> </w:t>
+      </w:r>
+      <w:proofErr w:type="spellStart"/>
+      <w:r>
+        <w:rPr>
+          <w:rFonts w:ascii="Lucida Console" w:hAnsi="Lucida Console" w:cs="Lucida Console"/>
+          <w:kern w:val="0"/>
+          <w:sz w:val="18"/>
+          <w:szCs w:val="18"/>
+        </w:rPr>
+        <w:t>branch</w:t>
+      </w:r>
+      <w:proofErr w:type="spellEnd"/>
+      <w:r>
+        <w:rPr>
+          <w:rFonts w:ascii="Lucida Console" w:hAnsi="Lucida Console" w:cs="Lucida Console"/>
+          <w:kern w:val="0"/>
+          <w:sz w:val="18"/>
+          <w:szCs w:val="18"/>
+        </w:rPr>
+        <w:t xml:space="preserve"> </w:t>
+      </w:r>
+      <w:proofErr w:type="spellStart"/>
+      <w:r>
+        <w:rPr>
+          <w:rFonts w:ascii="Lucida Console" w:hAnsi="Lucida Console" w:cs="Lucida Console"/>
+          <w:kern w:val="0"/>
+          <w:sz w:val="18"/>
+          <w:szCs w:val="18"/>
+        </w:rPr>
+        <w:t>main</w:t>
+      </w:r>
+      <w:proofErr w:type="spellEnd"/>
     </w:p>
     <w:p>
       <w:pPr>
@@ -5985,103 +5507,155 @@
         <w:spacing w:after="0" w:line="240" w:lineRule="auto"/>
         <w:rPr>
           <w:rFonts w:ascii="Lucida Console" w:hAnsi="Lucida Console" w:cs="Lucida Console"/>
-          <w:color w:val="00A89A"/>
-          <w:kern w:val="0"/>
-          <w:sz w:val="18"/>
-          <w:szCs w:val="18"/>
-        </w:rPr>
-      </w:pPr>
-      <w:proofErr w:type="spellStart"/>
-      <w:proofErr w:type="gramStart"/>
-      <w:r>
-        <w:rPr>
-          <w:rFonts w:ascii="Lucida Console" w:hAnsi="Lucida Console" w:cs="Lucida Console"/>
-          <w:color w:val="1CA800"/>
-          <w:kern w:val="0"/>
-          <w:sz w:val="18"/>
-          <w:szCs w:val="18"/>
-        </w:rPr>
-        <w:t>flavi</w:t>
-      </w:r>
-      <w:proofErr w:type="gramEnd"/>
-      <w:r>
-        <w:rPr>
-          <w:rFonts w:ascii="Lucida Console" w:hAnsi="Lucida Console" w:cs="Lucida Console"/>
-          <w:color w:val="1CA800"/>
-          <w:kern w:val="0"/>
-          <w:sz w:val="18"/>
-          <w:szCs w:val="18"/>
-        </w:rPr>
-        <w:t>@Flavio</w:t>
-      </w:r>
-      <w:proofErr w:type="spellEnd"/>
-      <w:r>
-        <w:rPr>
-          <w:rFonts w:ascii="Lucida Console" w:hAnsi="Lucida Console" w:cs="Lucida Console"/>
-          <w:color w:val="1CA800"/>
-          <w:kern w:val="0"/>
-          <w:sz w:val="18"/>
-          <w:szCs w:val="18"/>
-        </w:rPr>
-        <w:t xml:space="preserve"> </w:t>
-      </w:r>
-      <w:r>
-        <w:rPr>
-          <w:rFonts w:ascii="Lucida Console" w:hAnsi="Lucida Console" w:cs="Lucida Console"/>
-          <w:color w:val="B148C6"/>
-          <w:kern w:val="0"/>
-          <w:sz w:val="18"/>
-          <w:szCs w:val="18"/>
-        </w:rPr>
-        <w:t xml:space="preserve">MINGW64 </w:t>
-      </w:r>
-      <w:r>
-        <w:rPr>
-          <w:rFonts w:ascii="Lucida Console" w:hAnsi="Lucida Console" w:cs="Lucida Console"/>
-          <w:color w:val="C0A000"/>
-          <w:kern w:val="0"/>
-          <w:sz w:val="18"/>
-          <w:szCs w:val="18"/>
-        </w:rPr>
-        <w:t>~/Desktop/</w:t>
-      </w:r>
-      <w:proofErr w:type="spellStart"/>
-      <w:r>
-        <w:rPr>
-          <w:rFonts w:ascii="Lucida Console" w:hAnsi="Lucida Console" w:cs="Lucida Console"/>
-          <w:color w:val="C0A000"/>
-          <w:kern w:val="0"/>
-          <w:sz w:val="18"/>
-          <w:szCs w:val="18"/>
-        </w:rPr>
-        <w:t>git</w:t>
-      </w:r>
-      <w:proofErr w:type="spellEnd"/>
-      <w:r>
-        <w:rPr>
-          <w:rFonts w:ascii="Lucida Console" w:hAnsi="Lucida Console" w:cs="Lucida Console"/>
-          <w:color w:val="C0A000"/>
-          <w:kern w:val="0"/>
-          <w:sz w:val="18"/>
-          <w:szCs w:val="18"/>
-        </w:rPr>
-        <w:t>/teste</w:t>
-      </w:r>
-      <w:r>
-        <w:rPr>
-          <w:rFonts w:ascii="Lucida Console" w:hAnsi="Lucida Console" w:cs="Lucida Console"/>
-          <w:color w:val="00A89A"/>
-          <w:kern w:val="0"/>
-          <w:sz w:val="18"/>
-          <w:szCs w:val="18"/>
-        </w:rPr>
-        <w:t xml:space="preserve"> (</w:t>
-      </w:r>
-      <w:proofErr w:type="spellStart"/>
-      <w:r>
-        <w:rPr>
-          <w:rFonts w:ascii="Lucida Console" w:hAnsi="Lucida Console" w:cs="Lucida Console"/>
-          <w:color w:val="00A89A"/>
+          <w:kern w:val="0"/>
+          <w:sz w:val="18"/>
+          <w:szCs w:val="18"/>
+        </w:rPr>
+      </w:pPr>
+      <w:proofErr w:type="spellStart"/>
+      <w:r>
+        <w:rPr>
+          <w:rFonts w:ascii="Lucida Console" w:hAnsi="Lucida Console" w:cs="Lucida Console"/>
+          <w:kern w:val="0"/>
+          <w:sz w:val="18"/>
+          <w:szCs w:val="18"/>
+        </w:rPr>
+        <w:t>Your</w:t>
+      </w:r>
+      <w:proofErr w:type="spellEnd"/>
+      <w:r>
+        <w:rPr>
+          <w:rFonts w:ascii="Lucida Console" w:hAnsi="Lucida Console" w:cs="Lucida Console"/>
+          <w:kern w:val="0"/>
+          <w:sz w:val="18"/>
+          <w:szCs w:val="18"/>
+        </w:rPr>
+        <w:t xml:space="preserve"> </w:t>
+      </w:r>
+      <w:proofErr w:type="spellStart"/>
+      <w:r>
+        <w:rPr>
+          <w:rFonts w:ascii="Lucida Console" w:hAnsi="Lucida Console" w:cs="Lucida Console"/>
+          <w:kern w:val="0"/>
+          <w:sz w:val="18"/>
+          <w:szCs w:val="18"/>
+        </w:rPr>
+        <w:t>branch</w:t>
+      </w:r>
+      <w:proofErr w:type="spellEnd"/>
+      <w:r>
+        <w:rPr>
+          <w:rFonts w:ascii="Lucida Console" w:hAnsi="Lucida Console" w:cs="Lucida Console"/>
+          <w:kern w:val="0"/>
+          <w:sz w:val="18"/>
+          <w:szCs w:val="18"/>
+        </w:rPr>
+        <w:t xml:space="preserve"> </w:t>
+      </w:r>
+      <w:proofErr w:type="spellStart"/>
+      <w:r>
+        <w:rPr>
+          <w:rFonts w:ascii="Lucida Console" w:hAnsi="Lucida Console" w:cs="Lucida Console"/>
+          <w:kern w:val="0"/>
+          <w:sz w:val="18"/>
+          <w:szCs w:val="18"/>
+        </w:rPr>
+        <w:t>is</w:t>
+      </w:r>
+      <w:proofErr w:type="spellEnd"/>
+      <w:r>
+        <w:rPr>
+          <w:rFonts w:ascii="Lucida Console" w:hAnsi="Lucida Console" w:cs="Lucida Console"/>
+          <w:kern w:val="0"/>
+          <w:sz w:val="18"/>
+          <w:szCs w:val="18"/>
+        </w:rPr>
+        <w:t xml:space="preserve"> </w:t>
+      </w:r>
+      <w:proofErr w:type="spellStart"/>
+      <w:r>
+        <w:rPr>
+          <w:rFonts w:ascii="Lucida Console" w:hAnsi="Lucida Console" w:cs="Lucida Console"/>
+          <w:kern w:val="0"/>
+          <w:sz w:val="18"/>
+          <w:szCs w:val="18"/>
+        </w:rPr>
+        <w:t>up</w:t>
+      </w:r>
+      <w:proofErr w:type="spellEnd"/>
+      <w:r>
+        <w:rPr>
+          <w:rFonts w:ascii="Lucida Console" w:hAnsi="Lucida Console" w:cs="Lucida Console"/>
+          <w:kern w:val="0"/>
+          <w:sz w:val="18"/>
+          <w:szCs w:val="18"/>
+        </w:rPr>
+        <w:t xml:space="preserve"> </w:t>
+      </w:r>
+      <w:proofErr w:type="spellStart"/>
+      <w:r>
+        <w:rPr>
+          <w:rFonts w:ascii="Lucida Console" w:hAnsi="Lucida Console" w:cs="Lucida Console"/>
+          <w:kern w:val="0"/>
+          <w:sz w:val="18"/>
+          <w:szCs w:val="18"/>
+        </w:rPr>
+        <w:t>to</w:t>
+      </w:r>
+      <w:proofErr w:type="spellEnd"/>
+      <w:r>
+        <w:rPr>
+          <w:rFonts w:ascii="Lucida Console" w:hAnsi="Lucida Console" w:cs="Lucida Console"/>
+          <w:kern w:val="0"/>
+          <w:sz w:val="18"/>
+          <w:szCs w:val="18"/>
+        </w:rPr>
+        <w:t xml:space="preserve"> date </w:t>
+      </w:r>
+      <w:proofErr w:type="spellStart"/>
+      <w:r>
+        <w:rPr>
+          <w:rFonts w:ascii="Lucida Console" w:hAnsi="Lucida Console" w:cs="Lucida Console"/>
+          <w:kern w:val="0"/>
+          <w:sz w:val="18"/>
+          <w:szCs w:val="18"/>
+        </w:rPr>
+        <w:t>with</w:t>
+      </w:r>
+      <w:proofErr w:type="spellEnd"/>
+      <w:r>
+        <w:rPr>
+          <w:rFonts w:ascii="Lucida Console" w:hAnsi="Lucida Console" w:cs="Lucida Console"/>
+          <w:kern w:val="0"/>
+          <w:sz w:val="18"/>
+          <w:szCs w:val="18"/>
+        </w:rPr>
+        <w:t xml:space="preserve"> '</w:t>
+      </w:r>
+      <w:proofErr w:type="spellStart"/>
+      <w:r>
+        <w:rPr>
+          <w:rFonts w:ascii="Lucida Console" w:hAnsi="Lucida Console" w:cs="Lucida Console"/>
+          <w:kern w:val="0"/>
+          <w:sz w:val="18"/>
+          <w:szCs w:val="18"/>
+        </w:rPr>
+        <w:t>origin</w:t>
+      </w:r>
+      <w:proofErr w:type="spellEnd"/>
+      <w:r>
+        <w:rPr>
+          <w:rFonts w:ascii="Lucida Console" w:hAnsi="Lucida Console" w:cs="Lucida Console"/>
+          <w:kern w:val="0"/>
+          <w:sz w:val="18"/>
+          <w:szCs w:val="18"/>
+        </w:rPr>
+        <w:t>/</w:t>
+      </w:r>
+      <w:proofErr w:type="spellStart"/>
+      <w:r>
+        <w:rPr>
+          <w:rFonts w:ascii="Lucida Console" w:hAnsi="Lucida Console" w:cs="Lucida Console"/>
           <w:kern w:val="0"/>
           <w:sz w:val="18"/>
           <w:szCs w:val="18"/>
@@ -6092,12 +5666,11 @@
       <w:r>
         <w:rPr>
           <w:rFonts w:ascii="Lucida Console" w:hAnsi="Lucida Console" w:cs="Lucida Console"/>
-          <w:color w:val="00A89A"/>
-          <w:kern w:val="0"/>
-          <w:sz w:val="18"/>
-          <w:szCs w:val="18"/>
-        </w:rPr>
-        <w:t>)</w:t>
+          <w:kern w:val="0"/>
+          <w:sz w:val="18"/>
+          <w:szCs w:val="18"/>
+        </w:rPr>
+        <w:t>'.</w:t>
       </w:r>
     </w:p>
     <w:p>
@@ -6119,129 +5692,6 @@
           <w:szCs w:val="18"/>
         </w:rPr>
       </w:pPr>
-      <w:r>
-        <w:rPr>
-          <w:rFonts w:ascii="Lucida Console" w:hAnsi="Lucida Console" w:cs="Lucida Console"/>
-          <w:kern w:val="0"/>
-          <w:sz w:val="18"/>
-          <w:szCs w:val="18"/>
-        </w:rPr>
-        <w:t xml:space="preserve">$ </w:t>
-      </w:r>
-      <w:proofErr w:type="spellStart"/>
-      <w:r>
-        <w:rPr>
-          <w:rFonts w:ascii="Lucida Console" w:hAnsi="Lucida Console" w:cs="Lucida Console"/>
-          <w:kern w:val="0"/>
-          <w:sz w:val="18"/>
-          <w:szCs w:val="18"/>
-        </w:rPr>
-        <w:t>git</w:t>
-      </w:r>
-      <w:proofErr w:type="spellEnd"/>
-      <w:r>
-        <w:rPr>
-          <w:rFonts w:ascii="Lucida Console" w:hAnsi="Lucida Console" w:cs="Lucida Console"/>
-          <w:kern w:val="0"/>
-          <w:sz w:val="18"/>
-          <w:szCs w:val="18"/>
-        </w:rPr>
-        <w:t xml:space="preserve"> </w:t>
-      </w:r>
-      <w:proofErr w:type="spellStart"/>
-      <w:r>
-        <w:rPr>
-          <w:rFonts w:ascii="Lucida Console" w:hAnsi="Lucida Console" w:cs="Lucida Console"/>
-          <w:kern w:val="0"/>
-          <w:sz w:val="18"/>
-          <w:szCs w:val="18"/>
-        </w:rPr>
-        <w:t>commit</w:t>
-      </w:r>
-      <w:proofErr w:type="spellEnd"/>
-      <w:r>
-        <w:rPr>
-          <w:rFonts w:ascii="Lucida Console" w:hAnsi="Lucida Console" w:cs="Lucida Console"/>
-          <w:kern w:val="0"/>
-          <w:sz w:val="18"/>
-          <w:szCs w:val="18"/>
-        </w:rPr>
-        <w:t xml:space="preserve"> -m "primeiro </w:t>
-      </w:r>
-      <w:proofErr w:type="spellStart"/>
-      <w:r>
-        <w:rPr>
-          <w:rFonts w:ascii="Lucida Console" w:hAnsi="Lucida Console" w:cs="Lucida Console"/>
-          <w:kern w:val="0"/>
-          <w:sz w:val="18"/>
-          <w:szCs w:val="18"/>
-        </w:rPr>
-        <w:t>commit</w:t>
-      </w:r>
-      <w:proofErr w:type="spellEnd"/>
-      <w:r>
-        <w:rPr>
-          <w:rFonts w:ascii="Lucida Console" w:hAnsi="Lucida Console" w:cs="Lucida Console"/>
-          <w:kern w:val="0"/>
-          <w:sz w:val="18"/>
-          <w:szCs w:val="18"/>
-        </w:rPr>
-        <w:t xml:space="preserve"> comandos </w:t>
-      </w:r>
-      <w:proofErr w:type="spellStart"/>
-      <w:r>
-        <w:rPr>
-          <w:rFonts w:ascii="Lucida Console" w:hAnsi="Lucida Console" w:cs="Lucida Console"/>
-          <w:kern w:val="0"/>
-          <w:sz w:val="18"/>
-          <w:szCs w:val="18"/>
-        </w:rPr>
-        <w:t>git</w:t>
-      </w:r>
-      <w:proofErr w:type="spellEnd"/>
-      <w:proofErr w:type="gramStart"/>
-      <w:r>
-        <w:rPr>
-          <w:rFonts w:ascii="Lucida Console" w:hAnsi="Lucida Console" w:cs="Lucida Console"/>
-          <w:kern w:val="0"/>
-          <w:sz w:val="18"/>
-          <w:szCs w:val="18"/>
-        </w:rPr>
-        <w:t xml:space="preserve">"  </w:t>
-      </w:r>
-      <w:r>
-        <w:rPr>
-          <w:rFonts w:ascii="Lucida Console" w:hAnsi="Lucida Console" w:cs="Lucida Console"/>
-          <w:kern w:val="0"/>
-          <w:sz w:val="18"/>
-          <w:szCs w:val="18"/>
-          <w:highlight w:val="yellow"/>
-        </w:rPr>
-        <w:t>&lt;</w:t>
-      </w:r>
-      <w:proofErr w:type="gramEnd"/>
-      <w:r>
-        <w:rPr>
-          <w:rFonts w:ascii="Lucida Console" w:hAnsi="Lucida Console" w:cs="Lucida Console"/>
-          <w:kern w:val="0"/>
-          <w:sz w:val="18"/>
-          <w:szCs w:val="18"/>
-          <w:highlight w:val="yellow"/>
-        </w:rPr>
-        <w:t xml:space="preserve">-efetuando </w:t>
-      </w:r>
-      <w:proofErr w:type="spellStart"/>
-      <w:r>
-        <w:rPr>
-          <w:rFonts w:ascii="Lucida Console" w:hAnsi="Lucida Console" w:cs="Lucida Console"/>
-          <w:kern w:val="0"/>
-          <w:sz w:val="18"/>
-          <w:szCs w:val="18"/>
-          <w:highlight w:val="yellow"/>
-        </w:rPr>
-        <w:t>commit</w:t>
-      </w:r>
-      <w:proofErr w:type="spellEnd"/>
     </w:p>
     <w:p>
       <w:pPr>
@@ -6262,68 +5712,86 @@
           <w:szCs w:val="18"/>
         </w:rPr>
       </w:pPr>
-      <w:r>
-        <w:rPr>
-          <w:rFonts w:ascii="Lucida Console" w:hAnsi="Lucida Console" w:cs="Lucida Console"/>
-          <w:kern w:val="0"/>
-          <w:sz w:val="18"/>
-          <w:szCs w:val="18"/>
-        </w:rPr>
-        <w:t>[</w:t>
-      </w:r>
-      <w:proofErr w:type="spellStart"/>
-      <w:proofErr w:type="gramStart"/>
-      <w:r>
-        <w:rPr>
-          <w:rFonts w:ascii="Lucida Console" w:hAnsi="Lucida Console" w:cs="Lucida Console"/>
-          <w:kern w:val="0"/>
-          <w:sz w:val="18"/>
-          <w:szCs w:val="18"/>
-        </w:rPr>
-        <w:t>main</w:t>
-      </w:r>
-      <w:proofErr w:type="spellEnd"/>
-      <w:proofErr w:type="gramEnd"/>
-      <w:r>
-        <w:rPr>
-          <w:rFonts w:ascii="Lucida Console" w:hAnsi="Lucida Console" w:cs="Lucida Console"/>
-          <w:kern w:val="0"/>
-          <w:sz w:val="18"/>
-          <w:szCs w:val="18"/>
-        </w:rPr>
-        <w:t xml:space="preserve"> ea47fcd] primeiro </w:t>
-      </w:r>
-      <w:proofErr w:type="spellStart"/>
-      <w:r>
-        <w:rPr>
-          <w:rFonts w:ascii="Lucida Console" w:hAnsi="Lucida Console" w:cs="Lucida Console"/>
-          <w:kern w:val="0"/>
-          <w:sz w:val="18"/>
-          <w:szCs w:val="18"/>
-        </w:rPr>
-        <w:t>commit</w:t>
-      </w:r>
-      <w:proofErr w:type="spellEnd"/>
-      <w:r>
-        <w:rPr>
-          <w:rFonts w:ascii="Lucida Console" w:hAnsi="Lucida Console" w:cs="Lucida Console"/>
-          <w:kern w:val="0"/>
-          <w:sz w:val="18"/>
-          <w:szCs w:val="18"/>
-        </w:rPr>
-        <w:t xml:space="preserve"> comandos </w:t>
-      </w:r>
-      <w:proofErr w:type="spellStart"/>
-      <w:r>
-        <w:rPr>
-          <w:rFonts w:ascii="Lucida Console" w:hAnsi="Lucida Console" w:cs="Lucida Console"/>
-          <w:kern w:val="0"/>
-          <w:sz w:val="18"/>
-          <w:szCs w:val="18"/>
-        </w:rPr>
-        <w:t>git</w:t>
-      </w:r>
-      <w:proofErr w:type="spellEnd"/>
+      <w:proofErr w:type="spellStart"/>
+      <w:r>
+        <w:rPr>
+          <w:rFonts w:ascii="Lucida Console" w:hAnsi="Lucida Console" w:cs="Lucida Console"/>
+          <w:kern w:val="0"/>
+          <w:sz w:val="18"/>
+          <w:szCs w:val="18"/>
+        </w:rPr>
+        <w:t>Changes</w:t>
+      </w:r>
+      <w:proofErr w:type="spellEnd"/>
+      <w:r>
+        <w:rPr>
+          <w:rFonts w:ascii="Lucida Console" w:hAnsi="Lucida Console" w:cs="Lucida Console"/>
+          <w:kern w:val="0"/>
+          <w:sz w:val="18"/>
+          <w:szCs w:val="18"/>
+        </w:rPr>
+        <w:t xml:space="preserve"> </w:t>
+      </w:r>
+      <w:proofErr w:type="spellStart"/>
+      <w:r>
+        <w:rPr>
+          <w:rFonts w:ascii="Lucida Console" w:hAnsi="Lucida Console" w:cs="Lucida Console"/>
+          <w:kern w:val="0"/>
+          <w:sz w:val="18"/>
+          <w:szCs w:val="18"/>
+        </w:rPr>
+        <w:t>to</w:t>
+      </w:r>
+      <w:proofErr w:type="spellEnd"/>
+      <w:r>
+        <w:rPr>
+          <w:rFonts w:ascii="Lucida Console" w:hAnsi="Lucida Console" w:cs="Lucida Console"/>
+          <w:kern w:val="0"/>
+          <w:sz w:val="18"/>
+          <w:szCs w:val="18"/>
+        </w:rPr>
+        <w:t xml:space="preserve"> </w:t>
+      </w:r>
+      <w:proofErr w:type="spellStart"/>
+      <w:r>
+        <w:rPr>
+          <w:rFonts w:ascii="Lucida Console" w:hAnsi="Lucida Console" w:cs="Lucida Console"/>
+          <w:kern w:val="0"/>
+          <w:sz w:val="18"/>
+          <w:szCs w:val="18"/>
+        </w:rPr>
+        <w:t>be</w:t>
+      </w:r>
+      <w:proofErr w:type="spellEnd"/>
+      <w:r>
+        <w:rPr>
+          <w:rFonts w:ascii="Lucida Console" w:hAnsi="Lucida Console" w:cs="Lucida Console"/>
+          <w:kern w:val="0"/>
+          <w:sz w:val="18"/>
+          <w:szCs w:val="18"/>
+        </w:rPr>
+        <w:t xml:space="preserve"> </w:t>
+      </w:r>
+      <w:proofErr w:type="spellStart"/>
+      <w:r>
+        <w:rPr>
+          <w:rFonts w:ascii="Lucida Console" w:hAnsi="Lucida Console" w:cs="Lucida Console"/>
+          <w:kern w:val="0"/>
+          <w:sz w:val="18"/>
+          <w:szCs w:val="18"/>
+        </w:rPr>
+        <w:t>committed</w:t>
+      </w:r>
+      <w:proofErr w:type="spellEnd"/>
+      <w:r>
+        <w:rPr>
+          <w:rFonts w:ascii="Lucida Console" w:hAnsi="Lucida Console" w:cs="Lucida Console"/>
+          <w:kern w:val="0"/>
+          <w:sz w:val="18"/>
+          <w:szCs w:val="18"/>
+        </w:rPr>
+        <w:t>:</w:t>
+      </w:r>
     </w:p>
     <w:p>
       <w:pPr>
@@ -6351,29 +5819,8 @@
           <w:sz w:val="18"/>
           <w:szCs w:val="18"/>
         </w:rPr>
-        <w:t xml:space="preserve"> 1 file </w:t>
-      </w:r>
-      <w:proofErr w:type="spellStart"/>
-      <w:r>
-        <w:rPr>
-          <w:rFonts w:ascii="Lucida Console" w:hAnsi="Lucida Console" w:cs="Lucida Console"/>
-          <w:kern w:val="0"/>
-          <w:sz w:val="18"/>
-          <w:szCs w:val="18"/>
-        </w:rPr>
-        <w:t>changed</w:t>
-      </w:r>
-      <w:proofErr w:type="spellEnd"/>
-      <w:r>
-        <w:rPr>
-          <w:rFonts w:ascii="Lucida Console" w:hAnsi="Lucida Console" w:cs="Lucida Console"/>
-          <w:kern w:val="0"/>
-          <w:sz w:val="18"/>
-          <w:szCs w:val="18"/>
-        </w:rPr>
-        <w:t xml:space="preserve">, 0 </w:t>
-      </w:r>
-      <w:proofErr w:type="spellStart"/>
+        <w:t xml:space="preserve">  (</w:t>
+      </w:r>
       <w:proofErr w:type="gramStart"/>
       <w:r>
         <w:rPr>
@@ -6382,17 +5829,7 @@
           <w:sz w:val="18"/>
           <w:szCs w:val="18"/>
         </w:rPr>
-        <w:t>insertions</w:t>
-      </w:r>
-      <w:proofErr w:type="spellEnd"/>
-      <w:r>
-        <w:rPr>
-          <w:rFonts w:ascii="Lucida Console" w:hAnsi="Lucida Console" w:cs="Lucida Console"/>
-          <w:kern w:val="0"/>
-          <w:sz w:val="18"/>
-          <w:szCs w:val="18"/>
-        </w:rPr>
-        <w:t>(</w:t>
+        <w:t>use</w:t>
       </w:r>
       <w:proofErr w:type="gramEnd"/>
       <w:r>
@@ -6402,27 +5839,107 @@
           <w:sz w:val="18"/>
           <w:szCs w:val="18"/>
         </w:rPr>
-        <w:t xml:space="preserve">+), 0 </w:t>
-      </w:r>
-      <w:proofErr w:type="spellStart"/>
-      <w:r>
-        <w:rPr>
-          <w:rFonts w:ascii="Lucida Console" w:hAnsi="Lucida Console" w:cs="Lucida Console"/>
-          <w:kern w:val="0"/>
-          <w:sz w:val="18"/>
-          <w:szCs w:val="18"/>
-        </w:rPr>
-        <w:t>deletions</w:t>
-      </w:r>
-      <w:proofErr w:type="spellEnd"/>
-      <w:r>
-        <w:rPr>
-          <w:rFonts w:ascii="Lucida Console" w:hAnsi="Lucida Console" w:cs="Lucida Console"/>
-          <w:kern w:val="0"/>
-          <w:sz w:val="18"/>
-          <w:szCs w:val="18"/>
-        </w:rPr>
-        <w:t>(-)</w:t>
+        <w:t xml:space="preserve"> "</w:t>
+      </w:r>
+      <w:proofErr w:type="spellStart"/>
+      <w:r>
+        <w:rPr>
+          <w:rFonts w:ascii="Lucida Console" w:hAnsi="Lucida Console" w:cs="Lucida Console"/>
+          <w:kern w:val="0"/>
+          <w:sz w:val="18"/>
+          <w:szCs w:val="18"/>
+        </w:rPr>
+        <w:t>git</w:t>
+      </w:r>
+      <w:proofErr w:type="spellEnd"/>
+      <w:r>
+        <w:rPr>
+          <w:rFonts w:ascii="Lucida Console" w:hAnsi="Lucida Console" w:cs="Lucida Console"/>
+          <w:kern w:val="0"/>
+          <w:sz w:val="18"/>
+          <w:szCs w:val="18"/>
+        </w:rPr>
+        <w:t xml:space="preserve"> </w:t>
+      </w:r>
+      <w:proofErr w:type="spellStart"/>
+      <w:r>
+        <w:rPr>
+          <w:rFonts w:ascii="Lucida Console" w:hAnsi="Lucida Console" w:cs="Lucida Console"/>
+          <w:kern w:val="0"/>
+          <w:sz w:val="18"/>
+          <w:szCs w:val="18"/>
+        </w:rPr>
+        <w:t>restore</w:t>
+      </w:r>
+      <w:proofErr w:type="spellEnd"/>
+      <w:r>
+        <w:rPr>
+          <w:rFonts w:ascii="Lucida Console" w:hAnsi="Lucida Console" w:cs="Lucida Console"/>
+          <w:kern w:val="0"/>
+          <w:sz w:val="18"/>
+          <w:szCs w:val="18"/>
+        </w:rPr>
+        <w:t xml:space="preserve"> --</w:t>
+      </w:r>
+      <w:proofErr w:type="spellStart"/>
+      <w:r>
+        <w:rPr>
+          <w:rFonts w:ascii="Lucida Console" w:hAnsi="Lucida Console" w:cs="Lucida Console"/>
+          <w:kern w:val="0"/>
+          <w:sz w:val="18"/>
+          <w:szCs w:val="18"/>
+        </w:rPr>
+        <w:t>staged</w:t>
+      </w:r>
+      <w:proofErr w:type="spellEnd"/>
+      <w:r>
+        <w:rPr>
+          <w:rFonts w:ascii="Lucida Console" w:hAnsi="Lucida Console" w:cs="Lucida Console"/>
+          <w:kern w:val="0"/>
+          <w:sz w:val="18"/>
+          <w:szCs w:val="18"/>
+        </w:rPr>
+        <w:t xml:space="preserve"> &lt;file&gt;..." </w:t>
+      </w:r>
+      <w:proofErr w:type="spellStart"/>
+      <w:r>
+        <w:rPr>
+          <w:rFonts w:ascii="Lucida Console" w:hAnsi="Lucida Console" w:cs="Lucida Console"/>
+          <w:kern w:val="0"/>
+          <w:sz w:val="18"/>
+          <w:szCs w:val="18"/>
+        </w:rPr>
+        <w:t>to</w:t>
+      </w:r>
+      <w:proofErr w:type="spellEnd"/>
+      <w:r>
+        <w:rPr>
+          <w:rFonts w:ascii="Lucida Console" w:hAnsi="Lucida Console" w:cs="Lucida Console"/>
+          <w:kern w:val="0"/>
+          <w:sz w:val="18"/>
+          <w:szCs w:val="18"/>
+        </w:rPr>
+        <w:t xml:space="preserve"> </w:t>
+      </w:r>
+      <w:proofErr w:type="spellStart"/>
+      <w:r>
+        <w:rPr>
+          <w:rFonts w:ascii="Lucida Console" w:hAnsi="Lucida Console" w:cs="Lucida Console"/>
+          <w:kern w:val="0"/>
+          <w:sz w:val="18"/>
+          <w:szCs w:val="18"/>
+        </w:rPr>
+        <w:t>unstage</w:t>
+      </w:r>
+      <w:proofErr w:type="spellEnd"/>
+      <w:r>
+        <w:rPr>
+          <w:rFonts w:ascii="Lucida Console" w:hAnsi="Lucida Console" w:cs="Lucida Console"/>
+          <w:kern w:val="0"/>
+          <w:sz w:val="18"/>
+          <w:szCs w:val="18"/>
+        </w:rPr>
+        <w:t>)</w:t>
       </w:r>
     </w:p>
     <w:p>
@@ -6439,66 +5956,48 @@
         <w:spacing w:after="0" w:line="240" w:lineRule="auto"/>
         <w:rPr>
           <w:rFonts w:ascii="Lucida Console" w:hAnsi="Lucida Console" w:cs="Lucida Console"/>
-          <w:kern w:val="0"/>
-          <w:sz w:val="18"/>
-          <w:szCs w:val="18"/>
-        </w:rPr>
-      </w:pPr>
-      <w:r>
-        <w:rPr>
-          <w:rFonts w:ascii="Lucida Console" w:hAnsi="Lucida Console" w:cs="Lucida Console"/>
-          <w:kern w:val="0"/>
-          <w:sz w:val="18"/>
-          <w:szCs w:val="18"/>
-        </w:rPr>
-        <w:t xml:space="preserve"> </w:t>
-      </w:r>
-      <w:proofErr w:type="spellStart"/>
+          <w:color w:val="1CA800"/>
+          <w:kern w:val="0"/>
+          <w:sz w:val="18"/>
+          <w:szCs w:val="18"/>
+        </w:rPr>
+      </w:pPr>
+      <w:r>
+        <w:rPr>
+          <w:rFonts w:ascii="Lucida Console" w:hAnsi="Lucida Console" w:cs="Lucida Console"/>
+          <w:kern w:val="0"/>
+          <w:sz w:val="18"/>
+          <w:szCs w:val="18"/>
+        </w:rPr>
+        <w:t xml:space="preserve">        </w:t>
+      </w:r>
       <w:proofErr w:type="gramStart"/>
       <w:r>
         <w:rPr>
           <w:rFonts w:ascii="Lucida Console" w:hAnsi="Lucida Console" w:cs="Lucida Console"/>
-          <w:kern w:val="0"/>
-          <w:sz w:val="18"/>
-          <w:szCs w:val="18"/>
-        </w:rPr>
-        <w:t>create</w:t>
-      </w:r>
-      <w:proofErr w:type="spellEnd"/>
+          <w:color w:val="1CA800"/>
+          <w:kern w:val="0"/>
+          <w:sz w:val="18"/>
+          <w:szCs w:val="18"/>
+        </w:rPr>
+        <w:t>new</w:t>
+      </w:r>
       <w:proofErr w:type="gramEnd"/>
       <w:r>
         <w:rPr>
           <w:rFonts w:ascii="Lucida Console" w:hAnsi="Lucida Console" w:cs="Lucida Console"/>
-          <w:kern w:val="0"/>
-          <w:sz w:val="18"/>
-          <w:szCs w:val="18"/>
-        </w:rPr>
-        <w:t xml:space="preserve"> </w:t>
-      </w:r>
-      <w:proofErr w:type="spellStart"/>
-      <w:r>
-        <w:rPr>
-          <w:rFonts w:ascii="Lucida Console" w:hAnsi="Lucida Console" w:cs="Lucida Console"/>
-          <w:kern w:val="0"/>
-          <w:sz w:val="18"/>
-          <w:szCs w:val="18"/>
-        </w:rPr>
-        <w:t>mode</w:t>
-      </w:r>
-      <w:proofErr w:type="spellEnd"/>
-      <w:r>
-        <w:rPr>
-          <w:rFonts w:ascii="Lucida Console" w:hAnsi="Lucida Console" w:cs="Lucida Console"/>
-          <w:kern w:val="0"/>
-          <w:sz w:val="18"/>
-          <w:szCs w:val="18"/>
-        </w:rPr>
-        <w:t xml:space="preserve"> 100644 comandos do </w:t>
-      </w:r>
-      <w:proofErr w:type="spellStart"/>
-      <w:r>
-        <w:rPr>
-          <w:rFonts w:ascii="Lucida Console" w:hAnsi="Lucida Console" w:cs="Lucida Console"/>
+          <w:color w:val="1CA800"/>
+          <w:kern w:val="0"/>
+          <w:sz w:val="18"/>
+          <w:szCs w:val="18"/>
+        </w:rPr>
+        <w:t xml:space="preserve"> file:   comandos do </w:t>
+      </w:r>
+      <w:proofErr w:type="spellStart"/>
+      <w:r>
+        <w:rPr>
+          <w:rFonts w:ascii="Lucida Console" w:hAnsi="Lucida Console" w:cs="Lucida Console"/>
+          <w:color w:val="1CA800"/>
           <w:kern w:val="0"/>
           <w:sz w:val="18"/>
           <w:szCs w:val="18"/>
@@ -6509,21 +6008,69 @@
       <w:r>
         <w:rPr>
           <w:rFonts w:ascii="Lucida Console" w:hAnsi="Lucida Console" w:cs="Lucida Console"/>
-          <w:kern w:val="0"/>
-          <w:sz w:val="18"/>
-          <w:szCs w:val="18"/>
-        </w:rPr>
-        <w:t xml:space="preserve"> e GitHub.docx</w:t>
-      </w:r>
-    </w:p>
-    <w:p>
-      <w:pPr>
-        <w:autoSpaceDE w:val="0"/>
-        <w:autoSpaceDN w:val="0"/>
-        <w:adjustRightInd w:val="0"/>
-        <w:spacing w:after="0" w:line="240" w:lineRule="auto"/>
-        <w:rPr>
-          <w:rFonts w:ascii="Lucida Console" w:hAnsi="Lucida Console" w:cs="Lucida Console"/>
+          <w:color w:val="1CA800"/>
+          <w:kern w:val="0"/>
+          <w:sz w:val="18"/>
+          <w:szCs w:val="18"/>
+        </w:rPr>
+        <w:t xml:space="preserve"> e GitHub.docx   </w:t>
+      </w:r>
+      <w:r>
+        <w:rPr>
+          <w:rFonts w:ascii="Lucida Console" w:hAnsi="Lucida Console" w:cs="Lucida Console"/>
+          <w:kern w:val="0"/>
+          <w:sz w:val="18"/>
+          <w:szCs w:val="18"/>
+          <w:highlight w:val="yellow"/>
+        </w:rPr>
+        <w:t xml:space="preserve">&lt;-aguardando </w:t>
+      </w:r>
+      <w:proofErr w:type="spellStart"/>
+      <w:r>
+        <w:rPr>
+          <w:rFonts w:ascii="Lucida Console" w:hAnsi="Lucida Console" w:cs="Lucida Console"/>
+          <w:kern w:val="0"/>
+          <w:sz w:val="18"/>
+          <w:szCs w:val="18"/>
+          <w:highlight w:val="yellow"/>
+        </w:rPr>
+        <w:t>commit</w:t>
+      </w:r>
+      <w:proofErr w:type="spellEnd"/>
+      <w:r>
+        <w:rPr>
+          <w:rFonts w:ascii="Lucida Console" w:hAnsi="Lucida Console" w:cs="Lucida Console"/>
+          <w:kern w:val="0"/>
+          <w:sz w:val="18"/>
+          <w:szCs w:val="18"/>
+        </w:rPr>
+        <w:t xml:space="preserve"> </w:t>
+      </w:r>
+    </w:p>
+    <w:p>
+      <w:pPr>
+        <w:autoSpaceDE w:val="0"/>
+        <w:autoSpaceDN w:val="0"/>
+        <w:adjustRightInd w:val="0"/>
+        <w:spacing w:after="0" w:line="240" w:lineRule="auto"/>
+        <w:rPr>
+          <w:rFonts w:ascii="Lucida Console" w:hAnsi="Lucida Console" w:cs="Lucida Console"/>
+          <w:color w:val="1CA800"/>
+          <w:kern w:val="0"/>
+          <w:sz w:val="18"/>
+          <w:szCs w:val="18"/>
+        </w:rPr>
+      </w:pPr>
+    </w:p>
+    <w:p>
+      <w:pPr>
+        <w:autoSpaceDE w:val="0"/>
+        <w:autoSpaceDN w:val="0"/>
+        <w:adjustRightInd w:val="0"/>
+        <w:spacing w:after="0" w:line="240" w:lineRule="auto"/>
+        <w:rPr>
+          <w:rFonts w:ascii="Lucida Console" w:hAnsi="Lucida Console" w:cs="Lucida Console"/>
+          <w:color w:val="1CA800"/>
           <w:kern w:val="0"/>
           <w:sz w:val="18"/>
           <w:szCs w:val="18"/>
@@ -6715,35 +6262,58 @@
           <w:sz w:val="18"/>
           <w:szCs w:val="18"/>
         </w:rPr>
-        <w:t>push</w:t>
-      </w:r>
-      <w:proofErr w:type="spellEnd"/>
-      <w:r>
-        <w:rPr>
-          <w:rFonts w:ascii="Lucida Console" w:hAnsi="Lucida Console" w:cs="Lucida Console"/>
-          <w:kern w:val="0"/>
-          <w:sz w:val="18"/>
-          <w:szCs w:val="18"/>
-        </w:rPr>
-        <w:tab/>
-      </w:r>
-      <w:r>
-        <w:rPr>
-          <w:rFonts w:ascii="Lucida Console" w:hAnsi="Lucida Console" w:cs="Lucida Console"/>
-          <w:kern w:val="0"/>
-          <w:sz w:val="18"/>
-          <w:szCs w:val="18"/>
-        </w:rPr>
-        <w:tab/>
-      </w:r>
-      <w:r>
-        <w:rPr>
-          <w:rFonts w:ascii="Lucida Console" w:hAnsi="Lucida Console" w:cs="Lucida Console"/>
-          <w:kern w:val="0"/>
-          <w:sz w:val="18"/>
-          <w:szCs w:val="18"/>
-        </w:rPr>
-        <w:tab/>
+        <w:t>commit</w:t>
+      </w:r>
+      <w:proofErr w:type="spellEnd"/>
+      <w:r>
+        <w:rPr>
+          <w:rFonts w:ascii="Lucida Console" w:hAnsi="Lucida Console" w:cs="Lucida Console"/>
+          <w:kern w:val="0"/>
+          <w:sz w:val="18"/>
+          <w:szCs w:val="18"/>
+        </w:rPr>
+        <w:t xml:space="preserve"> -m "primeiro </w:t>
+      </w:r>
+      <w:proofErr w:type="spellStart"/>
+      <w:r>
+        <w:rPr>
+          <w:rFonts w:ascii="Lucida Console" w:hAnsi="Lucida Console" w:cs="Lucida Console"/>
+          <w:kern w:val="0"/>
+          <w:sz w:val="18"/>
+          <w:szCs w:val="18"/>
+        </w:rPr>
+        <w:t>commit</w:t>
+      </w:r>
+      <w:proofErr w:type="spellEnd"/>
+      <w:r>
+        <w:rPr>
+          <w:rFonts w:ascii="Lucida Console" w:hAnsi="Lucida Console" w:cs="Lucida Console"/>
+          <w:kern w:val="0"/>
+          <w:sz w:val="18"/>
+          <w:szCs w:val="18"/>
+        </w:rPr>
+        <w:t xml:space="preserve"> comandos </w:t>
+      </w:r>
+      <w:proofErr w:type="spellStart"/>
+      <w:r>
+        <w:rPr>
+          <w:rFonts w:ascii="Lucida Console" w:hAnsi="Lucida Console" w:cs="Lucida Console"/>
+          <w:kern w:val="0"/>
+          <w:sz w:val="18"/>
+          <w:szCs w:val="18"/>
+        </w:rPr>
+        <w:t>git</w:t>
+      </w:r>
+      <w:proofErr w:type="spellEnd"/>
+      <w:proofErr w:type="gramStart"/>
+      <w:r>
+        <w:rPr>
+          <w:rFonts w:ascii="Lucida Console" w:hAnsi="Lucida Console" w:cs="Lucida Console"/>
+          <w:kern w:val="0"/>
+          <w:sz w:val="18"/>
+          <w:szCs w:val="18"/>
+        </w:rPr>
+        <w:t xml:space="preserve">"  </w:t>
       </w:r>
       <w:r>
         <w:rPr>
@@ -6753,9 +6323,9 @@
           <w:szCs w:val="18"/>
           <w:highlight w:val="yellow"/>
         </w:rPr>
-        <w:t xml:space="preserve">&lt;- </w:t>
-      </w:r>
-      <w:proofErr w:type="spellStart"/>
+        <w:t>&lt;</w:t>
+      </w:r>
+      <w:proofErr w:type="gramEnd"/>
       <w:r>
         <w:rPr>
           <w:rFonts w:ascii="Lucida Console" w:hAnsi="Lucida Console" w:cs="Lucida Console"/>
@@ -6764,9 +6334,9 @@
           <w:szCs w:val="18"/>
           <w:highlight w:val="yellow"/>
         </w:rPr>
-        <w:t>push</w:t>
-      </w:r>
-      <w:proofErr w:type="spellEnd"/>
+        <w:t xml:space="preserve">-efetuando </w:t>
+      </w:r>
+      <w:proofErr w:type="spellStart"/>
       <w:r>
         <w:rPr>
           <w:rFonts w:ascii="Lucida Console" w:hAnsi="Lucida Console" w:cs="Lucida Console"/>
@@ -6775,8 +6345,9 @@
           <w:szCs w:val="18"/>
           <w:highlight w:val="yellow"/>
         </w:rPr>
-        <w:t xml:space="preserve"> realizado arquivo subiu para o GitHub</w:t>
-      </w:r>
+        <w:t>commit</w:t>
+      </w:r>
+      <w:proofErr w:type="spellEnd"/>
     </w:p>
     <w:p>
       <w:pPr>
@@ -6797,66 +6368,68 @@
           <w:szCs w:val="18"/>
         </w:rPr>
       </w:pPr>
-      <w:proofErr w:type="spellStart"/>
-      <w:r>
-        <w:rPr>
-          <w:rFonts w:ascii="Lucida Console" w:hAnsi="Lucida Console" w:cs="Lucida Console"/>
-          <w:kern w:val="0"/>
-          <w:sz w:val="18"/>
-          <w:szCs w:val="18"/>
-        </w:rPr>
-        <w:t>Enumerating</w:t>
-      </w:r>
-      <w:proofErr w:type="spellEnd"/>
-      <w:r>
-        <w:rPr>
-          <w:rFonts w:ascii="Lucida Console" w:hAnsi="Lucida Console" w:cs="Lucida Console"/>
-          <w:kern w:val="0"/>
-          <w:sz w:val="18"/>
-          <w:szCs w:val="18"/>
-        </w:rPr>
-        <w:t xml:space="preserve"> </w:t>
-      </w:r>
-      <w:proofErr w:type="spellStart"/>
-      <w:r>
-        <w:rPr>
-          <w:rFonts w:ascii="Lucida Console" w:hAnsi="Lucida Console" w:cs="Lucida Console"/>
-          <w:kern w:val="0"/>
-          <w:sz w:val="18"/>
-          <w:szCs w:val="18"/>
-        </w:rPr>
-        <w:t>objects</w:t>
-      </w:r>
-      <w:proofErr w:type="spellEnd"/>
-      <w:r>
-        <w:rPr>
-          <w:rFonts w:ascii="Lucida Console" w:hAnsi="Lucida Console" w:cs="Lucida Console"/>
-          <w:kern w:val="0"/>
-          <w:sz w:val="18"/>
-          <w:szCs w:val="18"/>
-        </w:rPr>
-        <w:t xml:space="preserve">: 4, </w:t>
-      </w:r>
-      <w:proofErr w:type="spellStart"/>
-      <w:r>
-        <w:rPr>
-          <w:rFonts w:ascii="Lucida Console" w:hAnsi="Lucida Console" w:cs="Lucida Console"/>
-          <w:kern w:val="0"/>
-          <w:sz w:val="18"/>
-          <w:szCs w:val="18"/>
-        </w:rPr>
-        <w:t>done</w:t>
-      </w:r>
-      <w:proofErr w:type="spellEnd"/>
-      <w:r>
-        <w:rPr>
-          <w:rFonts w:ascii="Lucida Console" w:hAnsi="Lucida Console" w:cs="Lucida Console"/>
-          <w:kern w:val="0"/>
-          <w:sz w:val="18"/>
-          <w:szCs w:val="18"/>
-        </w:rPr>
-        <w:t>.</w:t>
-      </w:r>
+      <w:r>
+        <w:rPr>
+          <w:rFonts w:ascii="Lucida Console" w:hAnsi="Lucida Console" w:cs="Lucida Console"/>
+          <w:kern w:val="0"/>
+          <w:sz w:val="18"/>
+          <w:szCs w:val="18"/>
+        </w:rPr>
+        <w:t>[</w:t>
+      </w:r>
+      <w:proofErr w:type="spellStart"/>
+      <w:proofErr w:type="gramStart"/>
+      <w:r>
+        <w:rPr>
+          <w:rFonts w:ascii="Lucida Console" w:hAnsi="Lucida Console" w:cs="Lucida Console"/>
+          <w:kern w:val="0"/>
+          <w:sz w:val="18"/>
+          <w:szCs w:val="18"/>
+        </w:rPr>
+        <w:t>main</w:t>
+      </w:r>
+      <w:proofErr w:type="spellEnd"/>
+      <w:proofErr w:type="gramEnd"/>
+      <w:r>
+        <w:rPr>
+          <w:rFonts w:ascii="Lucida Console" w:hAnsi="Lucida Console" w:cs="Lucida Console"/>
+          <w:kern w:val="0"/>
+          <w:sz w:val="18"/>
+          <w:szCs w:val="18"/>
+        </w:rPr>
+        <w:t xml:space="preserve"> ea47fcd] primeiro </w:t>
+      </w:r>
+      <w:proofErr w:type="spellStart"/>
+      <w:r>
+        <w:rPr>
+          <w:rFonts w:ascii="Lucida Console" w:hAnsi="Lucida Console" w:cs="Lucida Console"/>
+          <w:kern w:val="0"/>
+          <w:sz w:val="18"/>
+          <w:szCs w:val="18"/>
+        </w:rPr>
+        <w:t>commit</w:t>
+      </w:r>
+      <w:proofErr w:type="spellEnd"/>
+      <w:r>
+        <w:rPr>
+          <w:rFonts w:ascii="Lucida Console" w:hAnsi="Lucida Console" w:cs="Lucida Console"/>
+          <w:kern w:val="0"/>
+          <w:sz w:val="18"/>
+          <w:szCs w:val="18"/>
+        </w:rPr>
+        <w:t xml:space="preserve"> comandos </w:t>
+      </w:r>
+      <w:proofErr w:type="spellStart"/>
+      <w:r>
+        <w:rPr>
+          <w:rFonts w:ascii="Lucida Console" w:hAnsi="Lucida Console" w:cs="Lucida Console"/>
+          <w:kern w:val="0"/>
+          <w:sz w:val="18"/>
+          <w:szCs w:val="18"/>
+        </w:rPr>
+        <w:t>git</w:t>
+      </w:r>
+      <w:proofErr w:type="spellEnd"/>
     </w:p>
     <w:p>
       <w:pPr>
@@ -6877,65 +6450,85 @@
           <w:szCs w:val="18"/>
         </w:rPr>
       </w:pPr>
-      <w:proofErr w:type="spellStart"/>
-      <w:r>
-        <w:rPr>
-          <w:rFonts w:ascii="Lucida Console" w:hAnsi="Lucida Console" w:cs="Lucida Console"/>
-          <w:kern w:val="0"/>
-          <w:sz w:val="18"/>
-          <w:szCs w:val="18"/>
-        </w:rPr>
-        <w:t>Counting</w:t>
-      </w:r>
-      <w:proofErr w:type="spellEnd"/>
-      <w:r>
-        <w:rPr>
-          <w:rFonts w:ascii="Lucida Console" w:hAnsi="Lucida Console" w:cs="Lucida Console"/>
-          <w:kern w:val="0"/>
-          <w:sz w:val="18"/>
-          <w:szCs w:val="18"/>
-        </w:rPr>
-        <w:t xml:space="preserve"> </w:t>
-      </w:r>
-      <w:proofErr w:type="spellStart"/>
-      <w:r>
-        <w:rPr>
-          <w:rFonts w:ascii="Lucida Console" w:hAnsi="Lucida Console" w:cs="Lucida Console"/>
-          <w:kern w:val="0"/>
-          <w:sz w:val="18"/>
-          <w:szCs w:val="18"/>
-        </w:rPr>
-        <w:t>objects</w:t>
-      </w:r>
-      <w:proofErr w:type="spellEnd"/>
-      <w:r>
-        <w:rPr>
-          <w:rFonts w:ascii="Lucida Console" w:hAnsi="Lucida Console" w:cs="Lucida Console"/>
-          <w:kern w:val="0"/>
-          <w:sz w:val="18"/>
-          <w:szCs w:val="18"/>
-        </w:rPr>
-        <w:t xml:space="preserve">: 100% (4/4), </w:t>
-      </w:r>
-      <w:proofErr w:type="spellStart"/>
-      <w:r>
-        <w:rPr>
-          <w:rFonts w:ascii="Lucida Console" w:hAnsi="Lucida Console" w:cs="Lucida Console"/>
-          <w:kern w:val="0"/>
-          <w:sz w:val="18"/>
-          <w:szCs w:val="18"/>
-        </w:rPr>
-        <w:t>done</w:t>
-      </w:r>
-      <w:proofErr w:type="spellEnd"/>
-      <w:r>
-        <w:rPr>
-          <w:rFonts w:ascii="Lucida Console" w:hAnsi="Lucida Console" w:cs="Lucida Console"/>
-          <w:kern w:val="0"/>
-          <w:sz w:val="18"/>
-          <w:szCs w:val="18"/>
-        </w:rPr>
-        <w:t>.</w:t>
+      <w:r>
+        <w:rPr>
+          <w:rFonts w:ascii="Lucida Console" w:hAnsi="Lucida Console" w:cs="Lucida Console"/>
+          <w:kern w:val="0"/>
+          <w:sz w:val="18"/>
+          <w:szCs w:val="18"/>
+        </w:rPr>
+        <w:t xml:space="preserve"> 1 file </w:t>
+      </w:r>
+      <w:proofErr w:type="spellStart"/>
+      <w:r>
+        <w:rPr>
+          <w:rFonts w:ascii="Lucida Console" w:hAnsi="Lucida Console" w:cs="Lucida Console"/>
+          <w:kern w:val="0"/>
+          <w:sz w:val="18"/>
+          <w:szCs w:val="18"/>
+        </w:rPr>
+        <w:t>changed</w:t>
+      </w:r>
+      <w:proofErr w:type="spellEnd"/>
+      <w:r>
+        <w:rPr>
+          <w:rFonts w:ascii="Lucida Console" w:hAnsi="Lucida Console" w:cs="Lucida Console"/>
+          <w:kern w:val="0"/>
+          <w:sz w:val="18"/>
+          <w:szCs w:val="18"/>
+        </w:rPr>
+        <w:t xml:space="preserve">, 0 </w:t>
+      </w:r>
+      <w:proofErr w:type="spellStart"/>
+      <w:proofErr w:type="gramStart"/>
+      <w:r>
+        <w:rPr>
+          <w:rFonts w:ascii="Lucida Console" w:hAnsi="Lucida Console" w:cs="Lucida Console"/>
+          <w:kern w:val="0"/>
+          <w:sz w:val="18"/>
+          <w:szCs w:val="18"/>
+        </w:rPr>
+        <w:t>insertions</w:t>
+      </w:r>
+      <w:proofErr w:type="spellEnd"/>
+      <w:r>
+        <w:rPr>
+          <w:rFonts w:ascii="Lucida Console" w:hAnsi="Lucida Console" w:cs="Lucida Console"/>
+          <w:kern w:val="0"/>
+          <w:sz w:val="18"/>
+          <w:szCs w:val="18"/>
+        </w:rPr>
+        <w:t>(</w:t>
+      </w:r>
+      <w:proofErr w:type="gramEnd"/>
+      <w:r>
+        <w:rPr>
+          <w:rFonts w:ascii="Lucida Console" w:hAnsi="Lucida Console" w:cs="Lucida Console"/>
+          <w:kern w:val="0"/>
+          <w:sz w:val="18"/>
+          <w:szCs w:val="18"/>
+        </w:rPr>
+        <w:t xml:space="preserve">+), 0 </w:t>
+      </w:r>
+      <w:proofErr w:type="spellStart"/>
+      <w:r>
+        <w:rPr>
+          <w:rFonts w:ascii="Lucida Console" w:hAnsi="Lucida Console" w:cs="Lucida Console"/>
+          <w:kern w:val="0"/>
+          <w:sz w:val="18"/>
+          <w:szCs w:val="18"/>
+        </w:rPr>
+        <w:t>deletions</w:t>
+      </w:r>
+      <w:proofErr w:type="spellEnd"/>
+      <w:r>
+        <w:rPr>
+          <w:rFonts w:ascii="Lucida Console" w:hAnsi="Lucida Console" w:cs="Lucida Console"/>
+          <w:kern w:val="0"/>
+          <w:sz w:val="18"/>
+          <w:szCs w:val="18"/>
+        </w:rPr>
+        <w:t>(-)</w:t>
       </w:r>
     </w:p>
     <w:p>
@@ -6964,88 +6557,84 @@
           <w:sz w:val="18"/>
           <w:szCs w:val="18"/>
         </w:rPr>
-        <w:t xml:space="preserve">Delta </w:t>
-      </w:r>
-      <w:proofErr w:type="spellStart"/>
-      <w:r>
-        <w:rPr>
-          <w:rFonts w:ascii="Lucida Console" w:hAnsi="Lucida Console" w:cs="Lucida Console"/>
-          <w:kern w:val="0"/>
-          <w:sz w:val="18"/>
-          <w:szCs w:val="18"/>
-        </w:rPr>
-        <w:t>compression</w:t>
-      </w:r>
-      <w:proofErr w:type="spellEnd"/>
-      <w:r>
-        <w:rPr>
-          <w:rFonts w:ascii="Lucida Console" w:hAnsi="Lucida Console" w:cs="Lucida Console"/>
-          <w:kern w:val="0"/>
-          <w:sz w:val="18"/>
-          <w:szCs w:val="18"/>
-        </w:rPr>
-        <w:t xml:space="preserve"> </w:t>
-      </w:r>
-      <w:proofErr w:type="spellStart"/>
-      <w:r>
-        <w:rPr>
-          <w:rFonts w:ascii="Lucida Console" w:hAnsi="Lucida Console" w:cs="Lucida Console"/>
-          <w:kern w:val="0"/>
-          <w:sz w:val="18"/>
-          <w:szCs w:val="18"/>
-        </w:rPr>
-        <w:t>using</w:t>
-      </w:r>
-      <w:proofErr w:type="spellEnd"/>
-      <w:r>
-        <w:rPr>
-          <w:rFonts w:ascii="Lucida Console" w:hAnsi="Lucida Console" w:cs="Lucida Console"/>
-          <w:kern w:val="0"/>
-          <w:sz w:val="18"/>
-          <w:szCs w:val="18"/>
-        </w:rPr>
-        <w:t xml:space="preserve"> </w:t>
-      </w:r>
-      <w:proofErr w:type="spellStart"/>
-      <w:r>
-        <w:rPr>
-          <w:rFonts w:ascii="Lucida Console" w:hAnsi="Lucida Console" w:cs="Lucida Console"/>
-          <w:kern w:val="0"/>
-          <w:sz w:val="18"/>
-          <w:szCs w:val="18"/>
-        </w:rPr>
-        <w:t>up</w:t>
-      </w:r>
-      <w:proofErr w:type="spellEnd"/>
-      <w:r>
-        <w:rPr>
-          <w:rFonts w:ascii="Lucida Console" w:hAnsi="Lucida Console" w:cs="Lucida Console"/>
-          <w:kern w:val="0"/>
-          <w:sz w:val="18"/>
-          <w:szCs w:val="18"/>
-        </w:rPr>
-        <w:t xml:space="preserve"> </w:t>
-      </w:r>
-      <w:proofErr w:type="spellStart"/>
-      <w:r>
-        <w:rPr>
-          <w:rFonts w:ascii="Lucida Console" w:hAnsi="Lucida Console" w:cs="Lucida Console"/>
-          <w:kern w:val="0"/>
-          <w:sz w:val="18"/>
-          <w:szCs w:val="18"/>
-        </w:rPr>
-        <w:t>to</w:t>
-      </w:r>
-      <w:proofErr w:type="spellEnd"/>
-      <w:r>
-        <w:rPr>
-          <w:rFonts w:ascii="Lucida Console" w:hAnsi="Lucida Console" w:cs="Lucida Console"/>
-          <w:kern w:val="0"/>
-          <w:sz w:val="18"/>
-          <w:szCs w:val="18"/>
-        </w:rPr>
-        <w:t xml:space="preserve"> 16 threads</w:t>
-      </w:r>
+        <w:t xml:space="preserve"> </w:t>
+      </w:r>
+      <w:proofErr w:type="spellStart"/>
+      <w:proofErr w:type="gramStart"/>
+      <w:r>
+        <w:rPr>
+          <w:rFonts w:ascii="Lucida Console" w:hAnsi="Lucida Console" w:cs="Lucida Console"/>
+          <w:kern w:val="0"/>
+          <w:sz w:val="18"/>
+          <w:szCs w:val="18"/>
+        </w:rPr>
+        <w:t>create</w:t>
+      </w:r>
+      <w:proofErr w:type="spellEnd"/>
+      <w:proofErr w:type="gramEnd"/>
+      <w:r>
+        <w:rPr>
+          <w:rFonts w:ascii="Lucida Console" w:hAnsi="Lucida Console" w:cs="Lucida Console"/>
+          <w:kern w:val="0"/>
+          <w:sz w:val="18"/>
+          <w:szCs w:val="18"/>
+        </w:rPr>
+        <w:t xml:space="preserve"> </w:t>
+      </w:r>
+      <w:proofErr w:type="spellStart"/>
+      <w:r>
+        <w:rPr>
+          <w:rFonts w:ascii="Lucida Console" w:hAnsi="Lucida Console" w:cs="Lucida Console"/>
+          <w:kern w:val="0"/>
+          <w:sz w:val="18"/>
+          <w:szCs w:val="18"/>
+        </w:rPr>
+        <w:t>mode</w:t>
+      </w:r>
+      <w:proofErr w:type="spellEnd"/>
+      <w:r>
+        <w:rPr>
+          <w:rFonts w:ascii="Lucida Console" w:hAnsi="Lucida Console" w:cs="Lucida Console"/>
+          <w:kern w:val="0"/>
+          <w:sz w:val="18"/>
+          <w:szCs w:val="18"/>
+        </w:rPr>
+        <w:t xml:space="preserve"> 100644 comandos do </w:t>
+      </w:r>
+      <w:proofErr w:type="spellStart"/>
+      <w:r>
+        <w:rPr>
+          <w:rFonts w:ascii="Lucida Console" w:hAnsi="Lucida Console" w:cs="Lucida Console"/>
+          <w:kern w:val="0"/>
+          <w:sz w:val="18"/>
+          <w:szCs w:val="18"/>
+        </w:rPr>
+        <w:t>git</w:t>
+      </w:r>
+      <w:proofErr w:type="spellEnd"/>
+      <w:r>
+        <w:rPr>
+          <w:rFonts w:ascii="Lucida Console" w:hAnsi="Lucida Console" w:cs="Lucida Console"/>
+          <w:kern w:val="0"/>
+          <w:sz w:val="18"/>
+          <w:szCs w:val="18"/>
+        </w:rPr>
+        <w:t xml:space="preserve"> e GitHub.docx</w:t>
+      </w:r>
+    </w:p>
+    <w:p>
+      <w:pPr>
+        <w:autoSpaceDE w:val="0"/>
+        <w:autoSpaceDN w:val="0"/>
+        <w:adjustRightInd w:val="0"/>
+        <w:spacing w:after="0" w:line="240" w:lineRule="auto"/>
+        <w:rPr>
+          <w:rFonts w:ascii="Lucida Console" w:hAnsi="Lucida Console" w:cs="Lucida Console"/>
+          <w:kern w:val="0"/>
+          <w:sz w:val="18"/>
+          <w:szCs w:val="18"/>
+        </w:rPr>
+      </w:pPr>
     </w:p>
     <w:p>
       <w:pPr>
@@ -7061,70 +6650,119 @@
         <w:spacing w:after="0" w:line="240" w:lineRule="auto"/>
         <w:rPr>
           <w:rFonts w:ascii="Lucida Console" w:hAnsi="Lucida Console" w:cs="Lucida Console"/>
-          <w:kern w:val="0"/>
-          <w:sz w:val="18"/>
-          <w:szCs w:val="18"/>
-        </w:rPr>
-      </w:pPr>
-      <w:proofErr w:type="spellStart"/>
-      <w:r>
-        <w:rPr>
-          <w:rFonts w:ascii="Lucida Console" w:hAnsi="Lucida Console" w:cs="Lucida Console"/>
-          <w:kern w:val="0"/>
-          <w:sz w:val="18"/>
-          <w:szCs w:val="18"/>
-        </w:rPr>
-        <w:t>Compressing</w:t>
-      </w:r>
-      <w:proofErr w:type="spellEnd"/>
-      <w:r>
-        <w:rPr>
-          <w:rFonts w:ascii="Lucida Console" w:hAnsi="Lucida Console" w:cs="Lucida Console"/>
-          <w:kern w:val="0"/>
-          <w:sz w:val="18"/>
-          <w:szCs w:val="18"/>
-        </w:rPr>
-        <w:t xml:space="preserve"> </w:t>
-      </w:r>
-      <w:proofErr w:type="spellStart"/>
-      <w:r>
-        <w:rPr>
-          <w:rFonts w:ascii="Lucida Console" w:hAnsi="Lucida Console" w:cs="Lucida Console"/>
-          <w:kern w:val="0"/>
-          <w:sz w:val="18"/>
-          <w:szCs w:val="18"/>
-        </w:rPr>
-        <w:t>objects</w:t>
-      </w:r>
-      <w:proofErr w:type="spellEnd"/>
-      <w:r>
-        <w:rPr>
-          <w:rFonts w:ascii="Lucida Console" w:hAnsi="Lucida Console" w:cs="Lucida Console"/>
-          <w:kern w:val="0"/>
-          <w:sz w:val="18"/>
-          <w:szCs w:val="18"/>
-        </w:rPr>
-        <w:t xml:space="preserve">: 100% (3/3), </w:t>
-      </w:r>
-      <w:proofErr w:type="spellStart"/>
-      <w:r>
-        <w:rPr>
-          <w:rFonts w:ascii="Lucida Console" w:hAnsi="Lucida Console" w:cs="Lucida Console"/>
-          <w:kern w:val="0"/>
-          <w:sz w:val="18"/>
-          <w:szCs w:val="18"/>
-        </w:rPr>
-        <w:t>done</w:t>
-      </w:r>
-      <w:proofErr w:type="spellEnd"/>
-      <w:r>
-        <w:rPr>
-          <w:rFonts w:ascii="Lucida Console" w:hAnsi="Lucida Console" w:cs="Lucida Console"/>
-          <w:kern w:val="0"/>
-          <w:sz w:val="18"/>
-          <w:szCs w:val="18"/>
-        </w:rPr>
-        <w:t>.</w:t>
+          <w:color w:val="00A89A"/>
+          <w:kern w:val="0"/>
+          <w:sz w:val="18"/>
+          <w:szCs w:val="18"/>
+        </w:rPr>
+      </w:pPr>
+      <w:proofErr w:type="spellStart"/>
+      <w:proofErr w:type="gramStart"/>
+      <w:r>
+        <w:rPr>
+          <w:rFonts w:ascii="Lucida Console" w:hAnsi="Lucida Console" w:cs="Lucida Console"/>
+          <w:color w:val="1CA800"/>
+          <w:kern w:val="0"/>
+          <w:sz w:val="18"/>
+          <w:szCs w:val="18"/>
+        </w:rPr>
+        <w:t>flavi</w:t>
+      </w:r>
+      <w:proofErr w:type="gramEnd"/>
+      <w:r>
+        <w:rPr>
+          <w:rFonts w:ascii="Lucida Console" w:hAnsi="Lucida Console" w:cs="Lucida Console"/>
+          <w:color w:val="1CA800"/>
+          <w:kern w:val="0"/>
+          <w:sz w:val="18"/>
+          <w:szCs w:val="18"/>
+        </w:rPr>
+        <w:t>@Flavio</w:t>
+      </w:r>
+      <w:proofErr w:type="spellEnd"/>
+      <w:r>
+        <w:rPr>
+          <w:rFonts w:ascii="Lucida Console" w:hAnsi="Lucida Console" w:cs="Lucida Console"/>
+          <w:color w:val="1CA800"/>
+          <w:kern w:val="0"/>
+          <w:sz w:val="18"/>
+          <w:szCs w:val="18"/>
+        </w:rPr>
+        <w:t xml:space="preserve"> </w:t>
+      </w:r>
+      <w:r>
+        <w:rPr>
+          <w:rFonts w:ascii="Lucida Console" w:hAnsi="Lucida Console" w:cs="Lucida Console"/>
+          <w:color w:val="B148C6"/>
+          <w:kern w:val="0"/>
+          <w:sz w:val="18"/>
+          <w:szCs w:val="18"/>
+        </w:rPr>
+        <w:t xml:space="preserve">MINGW64 </w:t>
+      </w:r>
+      <w:r>
+        <w:rPr>
+          <w:rFonts w:ascii="Lucida Console" w:hAnsi="Lucida Console" w:cs="Lucida Console"/>
+          <w:color w:val="C0A000"/>
+          <w:kern w:val="0"/>
+          <w:sz w:val="18"/>
+          <w:szCs w:val="18"/>
+        </w:rPr>
+        <w:t>~/Desktop/</w:t>
+      </w:r>
+      <w:proofErr w:type="spellStart"/>
+      <w:r>
+        <w:rPr>
+          <w:rFonts w:ascii="Lucida Console" w:hAnsi="Lucida Console" w:cs="Lucida Console"/>
+          <w:color w:val="C0A000"/>
+          <w:kern w:val="0"/>
+          <w:sz w:val="18"/>
+          <w:szCs w:val="18"/>
+        </w:rPr>
+        <w:t>git</w:t>
+      </w:r>
+      <w:proofErr w:type="spellEnd"/>
+      <w:r>
+        <w:rPr>
+          <w:rFonts w:ascii="Lucida Console" w:hAnsi="Lucida Console" w:cs="Lucida Console"/>
+          <w:color w:val="C0A000"/>
+          <w:kern w:val="0"/>
+          <w:sz w:val="18"/>
+          <w:szCs w:val="18"/>
+        </w:rPr>
+        <w:t>/teste</w:t>
+      </w:r>
+      <w:r>
+        <w:rPr>
+          <w:rFonts w:ascii="Lucida Console" w:hAnsi="Lucida Console" w:cs="Lucida Console"/>
+          <w:color w:val="00A89A"/>
+          <w:kern w:val="0"/>
+          <w:sz w:val="18"/>
+          <w:szCs w:val="18"/>
+        </w:rPr>
+        <w:t xml:space="preserve"> (</w:t>
+      </w:r>
+      <w:proofErr w:type="spellStart"/>
+      <w:r>
+        <w:rPr>
+          <w:rFonts w:ascii="Lucida Console" w:hAnsi="Lucida Console" w:cs="Lucida Console"/>
+          <w:color w:val="00A89A"/>
+          <w:kern w:val="0"/>
+          <w:sz w:val="18"/>
+          <w:szCs w:val="18"/>
+        </w:rPr>
+        <w:t>main</w:t>
+      </w:r>
+      <w:proofErr w:type="spellEnd"/>
+      <w:r>
+        <w:rPr>
+          <w:rFonts w:ascii="Lucida Console" w:hAnsi="Lucida Console" w:cs="Lucida Console"/>
+          <w:color w:val="00A89A"/>
+          <w:kern w:val="0"/>
+          <w:sz w:val="18"/>
+          <w:szCs w:val="18"/>
+        </w:rPr>
+        <w:t>)</w:t>
       </w:r>
     </w:p>
     <w:p>
@@ -7146,105 +6784,104 @@
           <w:szCs w:val="18"/>
         </w:rPr>
       </w:pPr>
-      <w:proofErr w:type="spellStart"/>
-      <w:r>
-        <w:rPr>
-          <w:rFonts w:ascii="Lucida Console" w:hAnsi="Lucida Console" w:cs="Lucida Console"/>
-          <w:kern w:val="0"/>
-          <w:sz w:val="18"/>
-          <w:szCs w:val="18"/>
-        </w:rPr>
-        <w:t>Writing</w:t>
-      </w:r>
-      <w:proofErr w:type="spellEnd"/>
-      <w:r>
-        <w:rPr>
-          <w:rFonts w:ascii="Lucida Console" w:hAnsi="Lucida Console" w:cs="Lucida Console"/>
-          <w:kern w:val="0"/>
-          <w:sz w:val="18"/>
-          <w:szCs w:val="18"/>
-        </w:rPr>
-        <w:t xml:space="preserve"> </w:t>
-      </w:r>
-      <w:proofErr w:type="spellStart"/>
-      <w:r>
-        <w:rPr>
-          <w:rFonts w:ascii="Lucida Console" w:hAnsi="Lucida Console" w:cs="Lucida Console"/>
-          <w:kern w:val="0"/>
-          <w:sz w:val="18"/>
-          <w:szCs w:val="18"/>
-        </w:rPr>
-        <w:t>objects</w:t>
-      </w:r>
-      <w:proofErr w:type="spellEnd"/>
-      <w:r>
-        <w:rPr>
-          <w:rFonts w:ascii="Lucida Console" w:hAnsi="Lucida Console" w:cs="Lucida Console"/>
-          <w:kern w:val="0"/>
-          <w:sz w:val="18"/>
-          <w:szCs w:val="18"/>
-        </w:rPr>
-        <w:t xml:space="preserve">: 100% (3/3), 96.48 </w:t>
-      </w:r>
-      <w:proofErr w:type="spellStart"/>
-      <w:r>
-        <w:rPr>
-          <w:rFonts w:ascii="Lucida Console" w:hAnsi="Lucida Console" w:cs="Lucida Console"/>
-          <w:kern w:val="0"/>
-          <w:sz w:val="18"/>
-          <w:szCs w:val="18"/>
-        </w:rPr>
-        <w:t>KiB</w:t>
-      </w:r>
-      <w:proofErr w:type="spellEnd"/>
-      <w:r>
-        <w:rPr>
-          <w:rFonts w:ascii="Lucida Console" w:hAnsi="Lucida Console" w:cs="Lucida Console"/>
-          <w:kern w:val="0"/>
-          <w:sz w:val="18"/>
-          <w:szCs w:val="18"/>
-        </w:rPr>
-        <w:t xml:space="preserve"> | 13.78 </w:t>
-      </w:r>
-      <w:proofErr w:type="spellStart"/>
-      <w:r>
-        <w:rPr>
-          <w:rFonts w:ascii="Lucida Console" w:hAnsi="Lucida Console" w:cs="Lucida Console"/>
-          <w:kern w:val="0"/>
-          <w:sz w:val="18"/>
-          <w:szCs w:val="18"/>
-        </w:rPr>
-        <w:t>MiB</w:t>
-      </w:r>
-      <w:proofErr w:type="spellEnd"/>
-      <w:r>
-        <w:rPr>
-          <w:rFonts w:ascii="Lucida Console" w:hAnsi="Lucida Console" w:cs="Lucida Console"/>
-          <w:kern w:val="0"/>
-          <w:sz w:val="18"/>
-          <w:szCs w:val="18"/>
-        </w:rPr>
-        <w:t xml:space="preserve">/s, </w:t>
-      </w:r>
-      <w:proofErr w:type="spellStart"/>
-      <w:r>
-        <w:rPr>
-          <w:rFonts w:ascii="Lucida Console" w:hAnsi="Lucida Console" w:cs="Lucida Console"/>
-          <w:kern w:val="0"/>
-          <w:sz w:val="18"/>
-          <w:szCs w:val="18"/>
-        </w:rPr>
-        <w:t>done</w:t>
-      </w:r>
-      <w:proofErr w:type="spellEnd"/>
-      <w:r>
-        <w:rPr>
-          <w:rFonts w:ascii="Lucida Console" w:hAnsi="Lucida Console" w:cs="Lucida Console"/>
-          <w:kern w:val="0"/>
-          <w:sz w:val="18"/>
-          <w:szCs w:val="18"/>
-        </w:rPr>
-        <w:t>.</w:t>
+      <w:r>
+        <w:rPr>
+          <w:rFonts w:ascii="Lucida Console" w:hAnsi="Lucida Console" w:cs="Lucida Console"/>
+          <w:kern w:val="0"/>
+          <w:sz w:val="18"/>
+          <w:szCs w:val="18"/>
+        </w:rPr>
+        <w:t xml:space="preserve">$ </w:t>
+      </w:r>
+      <w:proofErr w:type="spellStart"/>
+      <w:r>
+        <w:rPr>
+          <w:rFonts w:ascii="Lucida Console" w:hAnsi="Lucida Console" w:cs="Lucida Console"/>
+          <w:kern w:val="0"/>
+          <w:sz w:val="18"/>
+          <w:szCs w:val="18"/>
+        </w:rPr>
+        <w:t>git</w:t>
+      </w:r>
+      <w:proofErr w:type="spellEnd"/>
+      <w:r>
+        <w:rPr>
+          <w:rFonts w:ascii="Lucida Console" w:hAnsi="Lucida Console" w:cs="Lucida Console"/>
+          <w:kern w:val="0"/>
+          <w:sz w:val="18"/>
+          <w:szCs w:val="18"/>
+        </w:rPr>
+        <w:t xml:space="preserve"> </w:t>
+      </w:r>
+      <w:proofErr w:type="spellStart"/>
+      <w:r>
+        <w:rPr>
+          <w:rFonts w:ascii="Lucida Console" w:hAnsi="Lucida Console" w:cs="Lucida Console"/>
+          <w:kern w:val="0"/>
+          <w:sz w:val="18"/>
+          <w:szCs w:val="18"/>
+        </w:rPr>
+        <w:t>push</w:t>
+      </w:r>
+      <w:proofErr w:type="spellEnd"/>
+      <w:r>
+        <w:rPr>
+          <w:rFonts w:ascii="Lucida Console" w:hAnsi="Lucida Console" w:cs="Lucida Console"/>
+          <w:kern w:val="0"/>
+          <w:sz w:val="18"/>
+          <w:szCs w:val="18"/>
+        </w:rPr>
+        <w:tab/>
+      </w:r>
+      <w:r>
+        <w:rPr>
+          <w:rFonts w:ascii="Lucida Console" w:hAnsi="Lucida Console" w:cs="Lucida Console"/>
+          <w:kern w:val="0"/>
+          <w:sz w:val="18"/>
+          <w:szCs w:val="18"/>
+        </w:rPr>
+        <w:tab/>
+      </w:r>
+      <w:r>
+        <w:rPr>
+          <w:rFonts w:ascii="Lucida Console" w:hAnsi="Lucida Console" w:cs="Lucida Console"/>
+          <w:kern w:val="0"/>
+          <w:sz w:val="18"/>
+          <w:szCs w:val="18"/>
+        </w:rPr>
+        <w:tab/>
+      </w:r>
+      <w:r>
+        <w:rPr>
+          <w:rFonts w:ascii="Lucida Console" w:hAnsi="Lucida Console" w:cs="Lucida Console"/>
+          <w:kern w:val="0"/>
+          <w:sz w:val="18"/>
+          <w:szCs w:val="18"/>
+          <w:highlight w:val="yellow"/>
+        </w:rPr>
+        <w:t xml:space="preserve">&lt;- </w:t>
+      </w:r>
+      <w:proofErr w:type="spellStart"/>
+      <w:r>
+        <w:rPr>
+          <w:rFonts w:ascii="Lucida Console" w:hAnsi="Lucida Console" w:cs="Lucida Console"/>
+          <w:kern w:val="0"/>
+          <w:sz w:val="18"/>
+          <w:szCs w:val="18"/>
+          <w:highlight w:val="yellow"/>
+        </w:rPr>
+        <w:t>push</w:t>
+      </w:r>
+      <w:proofErr w:type="spellEnd"/>
+      <w:r>
+        <w:rPr>
+          <w:rFonts w:ascii="Lucida Console" w:hAnsi="Lucida Console" w:cs="Lucida Console"/>
+          <w:kern w:val="0"/>
+          <w:sz w:val="18"/>
+          <w:szCs w:val="18"/>
+          <w:highlight w:val="yellow"/>
+        </w:rPr>
+        <w:t xml:space="preserve"> realizado arquivo subiu para o GitHub</w:t>
       </w:r>
     </w:p>
     <w:p>
@@ -7266,74 +6903,65 @@
           <w:szCs w:val="18"/>
         </w:rPr>
       </w:pPr>
-      <w:r>
-        <w:rPr>
-          <w:rFonts w:ascii="Lucida Console" w:hAnsi="Lucida Console" w:cs="Lucida Console"/>
-          <w:kern w:val="0"/>
-          <w:sz w:val="18"/>
-          <w:szCs w:val="18"/>
-        </w:rPr>
-        <w:t xml:space="preserve">Total 3 (delta 0), </w:t>
-      </w:r>
-      <w:proofErr w:type="spellStart"/>
-      <w:r>
-        <w:rPr>
-          <w:rFonts w:ascii="Lucida Console" w:hAnsi="Lucida Console" w:cs="Lucida Console"/>
-          <w:kern w:val="0"/>
-          <w:sz w:val="18"/>
-          <w:szCs w:val="18"/>
-        </w:rPr>
-        <w:t>reused</w:t>
-      </w:r>
-      <w:proofErr w:type="spellEnd"/>
-      <w:r>
-        <w:rPr>
-          <w:rFonts w:ascii="Lucida Console" w:hAnsi="Lucida Console" w:cs="Lucida Console"/>
-          <w:kern w:val="0"/>
-          <w:sz w:val="18"/>
-          <w:szCs w:val="18"/>
-        </w:rPr>
-        <w:t xml:space="preserve"> 0 (delta 0), pack-</w:t>
-      </w:r>
-      <w:proofErr w:type="spellStart"/>
-      <w:r>
-        <w:rPr>
-          <w:rFonts w:ascii="Lucida Console" w:hAnsi="Lucida Console" w:cs="Lucida Console"/>
-          <w:kern w:val="0"/>
-          <w:sz w:val="18"/>
-          <w:szCs w:val="18"/>
-        </w:rPr>
-        <w:t>reused</w:t>
-      </w:r>
-      <w:proofErr w:type="spellEnd"/>
-      <w:r>
-        <w:rPr>
-          <w:rFonts w:ascii="Lucida Console" w:hAnsi="Lucida Console" w:cs="Lucida Console"/>
-          <w:kern w:val="0"/>
-          <w:sz w:val="18"/>
-          <w:szCs w:val="18"/>
-        </w:rPr>
-        <w:t xml:space="preserve"> 0 (</w:t>
-      </w:r>
-      <w:proofErr w:type="spellStart"/>
-      <w:r>
-        <w:rPr>
-          <w:rFonts w:ascii="Lucida Console" w:hAnsi="Lucida Console" w:cs="Lucida Console"/>
-          <w:kern w:val="0"/>
-          <w:sz w:val="18"/>
-          <w:szCs w:val="18"/>
-        </w:rPr>
-        <w:t>from</w:t>
-      </w:r>
-      <w:proofErr w:type="spellEnd"/>
-      <w:r>
-        <w:rPr>
-          <w:rFonts w:ascii="Lucida Console" w:hAnsi="Lucida Console" w:cs="Lucida Console"/>
-          <w:kern w:val="0"/>
-          <w:sz w:val="18"/>
-          <w:szCs w:val="18"/>
-        </w:rPr>
-        <w:t xml:space="preserve"> 0)</w:t>
+      <w:proofErr w:type="spellStart"/>
+      <w:r>
+        <w:rPr>
+          <w:rFonts w:ascii="Lucida Console" w:hAnsi="Lucida Console" w:cs="Lucida Console"/>
+          <w:kern w:val="0"/>
+          <w:sz w:val="18"/>
+          <w:szCs w:val="18"/>
+        </w:rPr>
+        <w:t>Enumerating</w:t>
+      </w:r>
+      <w:proofErr w:type="spellEnd"/>
+      <w:r>
+        <w:rPr>
+          <w:rFonts w:ascii="Lucida Console" w:hAnsi="Lucida Console" w:cs="Lucida Console"/>
+          <w:kern w:val="0"/>
+          <w:sz w:val="18"/>
+          <w:szCs w:val="18"/>
+        </w:rPr>
+        <w:t xml:space="preserve"> </w:t>
+      </w:r>
+      <w:proofErr w:type="spellStart"/>
+      <w:r>
+        <w:rPr>
+          <w:rFonts w:ascii="Lucida Console" w:hAnsi="Lucida Console" w:cs="Lucida Console"/>
+          <w:kern w:val="0"/>
+          <w:sz w:val="18"/>
+          <w:szCs w:val="18"/>
+        </w:rPr>
+        <w:t>objects</w:t>
+      </w:r>
+      <w:proofErr w:type="spellEnd"/>
+      <w:r>
+        <w:rPr>
+          <w:rFonts w:ascii="Lucida Console" w:hAnsi="Lucida Console" w:cs="Lucida Console"/>
+          <w:kern w:val="0"/>
+          <w:sz w:val="18"/>
+          <w:szCs w:val="18"/>
+        </w:rPr>
+        <w:t xml:space="preserve">: 4, </w:t>
+      </w:r>
+      <w:proofErr w:type="spellStart"/>
+      <w:r>
+        <w:rPr>
+          <w:rFonts w:ascii="Lucida Console" w:hAnsi="Lucida Console" w:cs="Lucida Console"/>
+          <w:kern w:val="0"/>
+          <w:sz w:val="18"/>
+          <w:szCs w:val="18"/>
+        </w:rPr>
+        <w:t>done</w:t>
+      </w:r>
+      <w:proofErr w:type="spellEnd"/>
+      <w:r>
+        <w:rPr>
+          <w:rFonts w:ascii="Lucida Console" w:hAnsi="Lucida Console" w:cs="Lucida Console"/>
+          <w:kern w:val="0"/>
+          <w:sz w:val="18"/>
+          <w:szCs w:val="18"/>
+        </w:rPr>
+        <w:t>.</w:t>
       </w:r>
     </w:p>
     <w:p>
@@ -7363,17 +6991,57 @@
           <w:sz w:val="18"/>
           <w:szCs w:val="18"/>
         </w:rPr>
-        <w:t>To</w:t>
-      </w:r>
-      <w:proofErr w:type="spellEnd"/>
-      <w:r>
-        <w:rPr>
-          <w:rFonts w:ascii="Lucida Console" w:hAnsi="Lucida Console" w:cs="Lucida Console"/>
-          <w:kern w:val="0"/>
-          <w:sz w:val="18"/>
-          <w:szCs w:val="18"/>
-        </w:rPr>
-        <w:t xml:space="preserve"> https://github.com/Flavio1816/teste.git</w:t>
+        <w:t>Counting</w:t>
+      </w:r>
+      <w:proofErr w:type="spellEnd"/>
+      <w:r>
+        <w:rPr>
+          <w:rFonts w:ascii="Lucida Console" w:hAnsi="Lucida Console" w:cs="Lucida Console"/>
+          <w:kern w:val="0"/>
+          <w:sz w:val="18"/>
+          <w:szCs w:val="18"/>
+        </w:rPr>
+        <w:t xml:space="preserve"> </w:t>
+      </w:r>
+      <w:proofErr w:type="spellStart"/>
+      <w:r>
+        <w:rPr>
+          <w:rFonts w:ascii="Lucida Console" w:hAnsi="Lucida Console" w:cs="Lucida Console"/>
+          <w:kern w:val="0"/>
+          <w:sz w:val="18"/>
+          <w:szCs w:val="18"/>
+        </w:rPr>
+        <w:t>objects</w:t>
+      </w:r>
+      <w:proofErr w:type="spellEnd"/>
+      <w:r>
+        <w:rPr>
+          <w:rFonts w:ascii="Lucida Console" w:hAnsi="Lucida Console" w:cs="Lucida Console"/>
+          <w:kern w:val="0"/>
+          <w:sz w:val="18"/>
+          <w:szCs w:val="18"/>
+        </w:rPr>
+        <w:t xml:space="preserve">: 100% (4/4), </w:t>
+      </w:r>
+      <w:proofErr w:type="spellStart"/>
+      <w:r>
+        <w:rPr>
+          <w:rFonts w:ascii="Lucida Console" w:hAnsi="Lucida Console" w:cs="Lucida Console"/>
+          <w:kern w:val="0"/>
+          <w:sz w:val="18"/>
+          <w:szCs w:val="18"/>
+        </w:rPr>
+        <w:t>done</w:t>
+      </w:r>
+      <w:proofErr w:type="spellEnd"/>
+      <w:r>
+        <w:rPr>
+          <w:rFonts w:ascii="Lucida Console" w:hAnsi="Lucida Console" w:cs="Lucida Console"/>
+          <w:kern w:val="0"/>
+          <w:sz w:val="18"/>
+          <w:szCs w:val="18"/>
+        </w:rPr>
+        <w:t>.</w:t>
       </w:r>
     </w:p>
     <w:p>
@@ -7402,50 +7070,88 @@
           <w:sz w:val="18"/>
           <w:szCs w:val="18"/>
         </w:rPr>
-        <w:t xml:space="preserve">   37bf18e..ea47</w:t>
-      </w:r>
-      <w:proofErr w:type="gramStart"/>
-      <w:r>
-        <w:rPr>
-          <w:rFonts w:ascii="Lucida Console" w:hAnsi="Lucida Console" w:cs="Lucida Console"/>
-          <w:kern w:val="0"/>
-          <w:sz w:val="18"/>
-          <w:szCs w:val="18"/>
-        </w:rPr>
-        <w:t xml:space="preserve">fcd  </w:t>
-      </w:r>
-      <w:proofErr w:type="spellStart"/>
-      <w:r>
-        <w:rPr>
-          <w:rFonts w:ascii="Lucida Console" w:hAnsi="Lucida Console" w:cs="Lucida Console"/>
-          <w:kern w:val="0"/>
-          <w:sz w:val="18"/>
-          <w:szCs w:val="18"/>
-        </w:rPr>
-        <w:t>main</w:t>
-      </w:r>
-      <w:proofErr w:type="spellEnd"/>
-      <w:proofErr w:type="gramEnd"/>
-      <w:r>
-        <w:rPr>
-          <w:rFonts w:ascii="Lucida Console" w:hAnsi="Lucida Console" w:cs="Lucida Console"/>
-          <w:kern w:val="0"/>
-          <w:sz w:val="18"/>
-          <w:szCs w:val="18"/>
-        </w:rPr>
-        <w:t xml:space="preserve"> -&gt; </w:t>
-      </w:r>
-      <w:proofErr w:type="spellStart"/>
-      <w:r>
-        <w:rPr>
-          <w:rFonts w:ascii="Lucida Console" w:hAnsi="Lucida Console" w:cs="Lucida Console"/>
-          <w:kern w:val="0"/>
-          <w:sz w:val="18"/>
-          <w:szCs w:val="18"/>
-        </w:rPr>
-        <w:t>main</w:t>
-      </w:r>
-      <w:proofErr w:type="spellEnd"/>
+        <w:t xml:space="preserve">Delta </w:t>
+      </w:r>
+      <w:proofErr w:type="spellStart"/>
+      <w:r>
+        <w:rPr>
+          <w:rFonts w:ascii="Lucida Console" w:hAnsi="Lucida Console" w:cs="Lucida Console"/>
+          <w:kern w:val="0"/>
+          <w:sz w:val="18"/>
+          <w:szCs w:val="18"/>
+        </w:rPr>
+        <w:t>compression</w:t>
+      </w:r>
+      <w:proofErr w:type="spellEnd"/>
+      <w:r>
+        <w:rPr>
+          <w:rFonts w:ascii="Lucida Console" w:hAnsi="Lucida Console" w:cs="Lucida Console"/>
+          <w:kern w:val="0"/>
+          <w:sz w:val="18"/>
+          <w:szCs w:val="18"/>
+        </w:rPr>
+        <w:t xml:space="preserve"> </w:t>
+      </w:r>
+      <w:proofErr w:type="spellStart"/>
+      <w:r>
+        <w:rPr>
+          <w:rFonts w:ascii="Lucida Console" w:hAnsi="Lucida Console" w:cs="Lucida Console"/>
+          <w:kern w:val="0"/>
+          <w:sz w:val="18"/>
+          <w:szCs w:val="18"/>
+        </w:rPr>
+        <w:t>using</w:t>
+      </w:r>
+      <w:proofErr w:type="spellEnd"/>
+      <w:r>
+        <w:rPr>
+          <w:rFonts w:ascii="Lucida Console" w:hAnsi="Lucida Console" w:cs="Lucida Console"/>
+          <w:kern w:val="0"/>
+          <w:sz w:val="18"/>
+          <w:szCs w:val="18"/>
+        </w:rPr>
+        <w:t xml:space="preserve"> </w:t>
+      </w:r>
+      <w:proofErr w:type="spellStart"/>
+      <w:r>
+        <w:rPr>
+          <w:rFonts w:ascii="Lucida Console" w:hAnsi="Lucida Console" w:cs="Lucida Console"/>
+          <w:kern w:val="0"/>
+          <w:sz w:val="18"/>
+          <w:szCs w:val="18"/>
+        </w:rPr>
+        <w:t>up</w:t>
+      </w:r>
+      <w:proofErr w:type="spellEnd"/>
+      <w:r>
+        <w:rPr>
+          <w:rFonts w:ascii="Lucida Console" w:hAnsi="Lucida Console" w:cs="Lucida Console"/>
+          <w:kern w:val="0"/>
+          <w:sz w:val="18"/>
+          <w:szCs w:val="18"/>
+        </w:rPr>
+        <w:t xml:space="preserve"> </w:t>
+      </w:r>
+      <w:proofErr w:type="spellStart"/>
+      <w:r>
+        <w:rPr>
+          <w:rFonts w:ascii="Lucida Console" w:hAnsi="Lucida Console" w:cs="Lucida Console"/>
+          <w:kern w:val="0"/>
+          <w:sz w:val="18"/>
+          <w:szCs w:val="18"/>
+        </w:rPr>
+        <w:t>to</w:t>
+      </w:r>
+      <w:proofErr w:type="spellEnd"/>
+      <w:r>
+        <w:rPr>
+          <w:rFonts w:ascii="Lucida Console" w:hAnsi="Lucida Console" w:cs="Lucida Console"/>
+          <w:kern w:val="0"/>
+          <w:sz w:val="18"/>
+          <w:szCs w:val="18"/>
+        </w:rPr>
+        <w:t xml:space="preserve"> 16 threads</w:t>
+      </w:r>
     </w:p>
     <w:p>
       <w:pPr>
@@ -7466,6 +7172,66 @@
           <w:szCs w:val="18"/>
         </w:rPr>
       </w:pPr>
+      <w:proofErr w:type="spellStart"/>
+      <w:r>
+        <w:rPr>
+          <w:rFonts w:ascii="Lucida Console" w:hAnsi="Lucida Console" w:cs="Lucida Console"/>
+          <w:kern w:val="0"/>
+          <w:sz w:val="18"/>
+          <w:szCs w:val="18"/>
+        </w:rPr>
+        <w:t>Compressing</w:t>
+      </w:r>
+      <w:proofErr w:type="spellEnd"/>
+      <w:r>
+        <w:rPr>
+          <w:rFonts w:ascii="Lucida Console" w:hAnsi="Lucida Console" w:cs="Lucida Console"/>
+          <w:kern w:val="0"/>
+          <w:sz w:val="18"/>
+          <w:szCs w:val="18"/>
+        </w:rPr>
+        <w:t xml:space="preserve"> </w:t>
+      </w:r>
+      <w:proofErr w:type="spellStart"/>
+      <w:r>
+        <w:rPr>
+          <w:rFonts w:ascii="Lucida Console" w:hAnsi="Lucida Console" w:cs="Lucida Console"/>
+          <w:kern w:val="0"/>
+          <w:sz w:val="18"/>
+          <w:szCs w:val="18"/>
+        </w:rPr>
+        <w:t>objects</w:t>
+      </w:r>
+      <w:proofErr w:type="spellEnd"/>
+      <w:r>
+        <w:rPr>
+          <w:rFonts w:ascii="Lucida Console" w:hAnsi="Lucida Console" w:cs="Lucida Console"/>
+          <w:kern w:val="0"/>
+          <w:sz w:val="18"/>
+          <w:szCs w:val="18"/>
+        </w:rPr>
+        <w:t xml:space="preserve">: 100% (3/3), </w:t>
+      </w:r>
+      <w:proofErr w:type="spellStart"/>
+      <w:r>
+        <w:rPr>
+          <w:rFonts w:ascii="Lucida Console" w:hAnsi="Lucida Console" w:cs="Lucida Console"/>
+          <w:kern w:val="0"/>
+          <w:sz w:val="18"/>
+          <w:szCs w:val="18"/>
+        </w:rPr>
+        <w:t>done</w:t>
+      </w:r>
+      <w:proofErr w:type="spellEnd"/>
+      <w:r>
+        <w:rPr>
+          <w:rFonts w:ascii="Lucida Console" w:hAnsi="Lucida Console" w:cs="Lucida Console"/>
+          <w:kern w:val="0"/>
+          <w:sz w:val="18"/>
+          <w:szCs w:val="18"/>
+        </w:rPr>
+        <w:t>.</w:t>
+      </w:r>
     </w:p>
     <w:p>
       <w:pPr>
@@ -7481,119 +7247,110 @@
         <w:spacing w:after="0" w:line="240" w:lineRule="auto"/>
         <w:rPr>
           <w:rFonts w:ascii="Lucida Console" w:hAnsi="Lucida Console" w:cs="Lucida Console"/>
-          <w:color w:val="00A89A"/>
-          <w:kern w:val="0"/>
-          <w:sz w:val="18"/>
-          <w:szCs w:val="18"/>
-        </w:rPr>
-      </w:pPr>
-      <w:proofErr w:type="spellStart"/>
-      <w:proofErr w:type="gramStart"/>
-      <w:r>
-        <w:rPr>
-          <w:rFonts w:ascii="Lucida Console" w:hAnsi="Lucida Console" w:cs="Lucida Console"/>
-          <w:color w:val="1CA800"/>
-          <w:kern w:val="0"/>
-          <w:sz w:val="18"/>
-          <w:szCs w:val="18"/>
-        </w:rPr>
-        <w:t>flavi</w:t>
-      </w:r>
-      <w:proofErr w:type="gramEnd"/>
-      <w:r>
-        <w:rPr>
-          <w:rFonts w:ascii="Lucida Console" w:hAnsi="Lucida Console" w:cs="Lucida Console"/>
-          <w:color w:val="1CA800"/>
-          <w:kern w:val="0"/>
-          <w:sz w:val="18"/>
-          <w:szCs w:val="18"/>
-        </w:rPr>
-        <w:t>@Flavio</w:t>
-      </w:r>
-      <w:proofErr w:type="spellEnd"/>
-      <w:r>
-        <w:rPr>
-          <w:rFonts w:ascii="Lucida Console" w:hAnsi="Lucida Console" w:cs="Lucida Console"/>
-          <w:color w:val="1CA800"/>
-          <w:kern w:val="0"/>
-          <w:sz w:val="18"/>
-          <w:szCs w:val="18"/>
-        </w:rPr>
-        <w:t xml:space="preserve"> </w:t>
-      </w:r>
-      <w:r>
-        <w:rPr>
-          <w:rFonts w:ascii="Lucida Console" w:hAnsi="Lucida Console" w:cs="Lucida Console"/>
-          <w:color w:val="B148C6"/>
-          <w:kern w:val="0"/>
-          <w:sz w:val="18"/>
-          <w:szCs w:val="18"/>
-        </w:rPr>
-        <w:t xml:space="preserve">MINGW64 </w:t>
-      </w:r>
-      <w:r>
-        <w:rPr>
-          <w:rFonts w:ascii="Lucida Console" w:hAnsi="Lucida Console" w:cs="Lucida Console"/>
-          <w:color w:val="C0A000"/>
-          <w:kern w:val="0"/>
-          <w:sz w:val="18"/>
-          <w:szCs w:val="18"/>
-        </w:rPr>
-        <w:t>~/Desktop/</w:t>
-      </w:r>
-      <w:proofErr w:type="spellStart"/>
-      <w:r>
-        <w:rPr>
-          <w:rFonts w:ascii="Lucida Console" w:hAnsi="Lucida Console" w:cs="Lucida Console"/>
-          <w:color w:val="C0A000"/>
-          <w:kern w:val="0"/>
-          <w:sz w:val="18"/>
-          <w:szCs w:val="18"/>
-        </w:rPr>
-        <w:t>git</w:t>
-      </w:r>
-      <w:proofErr w:type="spellEnd"/>
-      <w:r>
-        <w:rPr>
-          <w:rFonts w:ascii="Lucida Console" w:hAnsi="Lucida Console" w:cs="Lucida Console"/>
-          <w:color w:val="C0A000"/>
-          <w:kern w:val="0"/>
-          <w:sz w:val="18"/>
-          <w:szCs w:val="18"/>
-        </w:rPr>
-        <w:t>/teste</w:t>
-      </w:r>
-      <w:r>
-        <w:rPr>
-          <w:rFonts w:ascii="Lucida Console" w:hAnsi="Lucida Console" w:cs="Lucida Console"/>
-          <w:color w:val="00A89A"/>
-          <w:kern w:val="0"/>
-          <w:sz w:val="18"/>
-          <w:szCs w:val="18"/>
-        </w:rPr>
-        <w:t xml:space="preserve"> (</w:t>
-      </w:r>
-      <w:proofErr w:type="spellStart"/>
-      <w:r>
-        <w:rPr>
-          <w:rFonts w:ascii="Lucida Console" w:hAnsi="Lucida Console" w:cs="Lucida Console"/>
-          <w:color w:val="00A89A"/>
-          <w:kern w:val="0"/>
-          <w:sz w:val="18"/>
-          <w:szCs w:val="18"/>
-        </w:rPr>
-        <w:t>main</w:t>
-      </w:r>
-      <w:proofErr w:type="spellEnd"/>
-      <w:r>
-        <w:rPr>
-          <w:rFonts w:ascii="Lucida Console" w:hAnsi="Lucida Console" w:cs="Lucida Console"/>
-          <w:color w:val="00A89A"/>
-          <w:kern w:val="0"/>
-          <w:sz w:val="18"/>
-          <w:szCs w:val="18"/>
-        </w:rPr>
-        <w:t>)</w:t>
+          <w:kern w:val="0"/>
+          <w:sz w:val="18"/>
+          <w:szCs w:val="18"/>
+        </w:rPr>
+      </w:pPr>
+      <w:proofErr w:type="spellStart"/>
+      <w:r>
+        <w:rPr>
+          <w:rFonts w:ascii="Lucida Console" w:hAnsi="Lucida Console" w:cs="Lucida Console"/>
+          <w:kern w:val="0"/>
+          <w:sz w:val="18"/>
+          <w:szCs w:val="18"/>
+        </w:rPr>
+        <w:t>Writing</w:t>
+      </w:r>
+      <w:proofErr w:type="spellEnd"/>
+      <w:r>
+        <w:rPr>
+          <w:rFonts w:ascii="Lucida Console" w:hAnsi="Lucida Console" w:cs="Lucida Console"/>
+          <w:kern w:val="0"/>
+          <w:sz w:val="18"/>
+          <w:szCs w:val="18"/>
+        </w:rPr>
+        <w:t xml:space="preserve"> </w:t>
+      </w:r>
+      <w:proofErr w:type="spellStart"/>
+      <w:r>
+        <w:rPr>
+          <w:rFonts w:ascii="Lucida Console" w:hAnsi="Lucida Console" w:cs="Lucida Console"/>
+          <w:kern w:val="0"/>
+          <w:sz w:val="18"/>
+          <w:szCs w:val="18"/>
+        </w:rPr>
+        <w:t>objects</w:t>
+      </w:r>
+      <w:proofErr w:type="spellEnd"/>
+      <w:r>
+        <w:rPr>
+          <w:rFonts w:ascii="Lucida Console" w:hAnsi="Lucida Console" w:cs="Lucida Console"/>
+          <w:kern w:val="0"/>
+          <w:sz w:val="18"/>
+          <w:szCs w:val="18"/>
+        </w:rPr>
+        <w:t xml:space="preserve">: 100% (3/3), 96.48 </w:t>
+      </w:r>
+      <w:proofErr w:type="spellStart"/>
+      <w:r>
+        <w:rPr>
+          <w:rFonts w:ascii="Lucida Console" w:hAnsi="Lucida Console" w:cs="Lucida Console"/>
+          <w:kern w:val="0"/>
+          <w:sz w:val="18"/>
+          <w:szCs w:val="18"/>
+        </w:rPr>
+        <w:t>KiB</w:t>
+      </w:r>
+      <w:proofErr w:type="spellEnd"/>
+      <w:r>
+        <w:rPr>
+          <w:rFonts w:ascii="Lucida Console" w:hAnsi="Lucida Console" w:cs="Lucida Console"/>
+          <w:kern w:val="0"/>
+          <w:sz w:val="18"/>
+          <w:szCs w:val="18"/>
+        </w:rPr>
+        <w:t xml:space="preserve"> | 13.78 </w:t>
+      </w:r>
+      <w:proofErr w:type="spellStart"/>
+      <w:r>
+        <w:rPr>
+          <w:rFonts w:ascii="Lucida Console" w:hAnsi="Lucida Console" w:cs="Lucida Console"/>
+          <w:kern w:val="0"/>
+          <w:sz w:val="18"/>
+          <w:szCs w:val="18"/>
+        </w:rPr>
+        <w:t>MiB</w:t>
+      </w:r>
+      <w:proofErr w:type="spellEnd"/>
+      <w:r>
+        <w:rPr>
+          <w:rFonts w:ascii="Lucida Console" w:hAnsi="Lucida Console" w:cs="Lucida Console"/>
+          <w:kern w:val="0"/>
+          <w:sz w:val="18"/>
+          <w:szCs w:val="18"/>
+        </w:rPr>
+        <w:t xml:space="preserve">/s, </w:t>
+      </w:r>
+      <w:proofErr w:type="spellStart"/>
+      <w:r>
+        <w:rPr>
+          <w:rFonts w:ascii="Lucida Console" w:hAnsi="Lucida Console" w:cs="Lucida Console"/>
+          <w:kern w:val="0"/>
+          <w:sz w:val="18"/>
+          <w:szCs w:val="18"/>
+        </w:rPr>
+        <w:t>done</w:t>
+      </w:r>
+      <w:proofErr w:type="spellEnd"/>
+      <w:r>
+        <w:rPr>
+          <w:rFonts w:ascii="Lucida Console" w:hAnsi="Lucida Console" w:cs="Lucida Console"/>
+          <w:kern w:val="0"/>
+          <w:sz w:val="18"/>
+          <w:szCs w:val="18"/>
+        </w:rPr>
+        <w:t>.</w:t>
       </w:r>
     </w:p>
     <w:p>
@@ -7622,10 +7379,69 @@
           <w:sz w:val="18"/>
           <w:szCs w:val="18"/>
         </w:rPr>
-        <w:t>$</w:t>
-      </w:r>
-    </w:p>
-    <w:p/>
+        <w:t xml:space="preserve">Total 3 (delta 0), </w:t>
+      </w:r>
+      <w:proofErr w:type="spellStart"/>
+      <w:r>
+        <w:rPr>
+          <w:rFonts w:ascii="Lucida Console" w:hAnsi="Lucida Console" w:cs="Lucida Console"/>
+          <w:kern w:val="0"/>
+          <w:sz w:val="18"/>
+          <w:szCs w:val="18"/>
+        </w:rPr>
+        <w:t>reused</w:t>
+      </w:r>
+      <w:proofErr w:type="spellEnd"/>
+      <w:r>
+        <w:rPr>
+          <w:rFonts w:ascii="Lucida Console" w:hAnsi="Lucida Console" w:cs="Lucida Console"/>
+          <w:kern w:val="0"/>
+          <w:sz w:val="18"/>
+          <w:szCs w:val="18"/>
+        </w:rPr>
+        <w:t xml:space="preserve"> 0 (delta 0), pack-</w:t>
+      </w:r>
+      <w:proofErr w:type="spellStart"/>
+      <w:r>
+        <w:rPr>
+          <w:rFonts w:ascii="Lucida Console" w:hAnsi="Lucida Console" w:cs="Lucida Console"/>
+          <w:kern w:val="0"/>
+          <w:sz w:val="18"/>
+          <w:szCs w:val="18"/>
+        </w:rPr>
+        <w:t>reused</w:t>
+      </w:r>
+      <w:proofErr w:type="spellEnd"/>
+      <w:r>
+        <w:rPr>
+          <w:rFonts w:ascii="Lucida Console" w:hAnsi="Lucida Console" w:cs="Lucida Console"/>
+          <w:kern w:val="0"/>
+          <w:sz w:val="18"/>
+          <w:szCs w:val="18"/>
+        </w:rPr>
+        <w:t xml:space="preserve"> 0 (</w:t>
+      </w:r>
+      <w:proofErr w:type="spellStart"/>
+      <w:r>
+        <w:rPr>
+          <w:rFonts w:ascii="Lucida Console" w:hAnsi="Lucida Console" w:cs="Lucida Console"/>
+          <w:kern w:val="0"/>
+          <w:sz w:val="18"/>
+          <w:szCs w:val="18"/>
+        </w:rPr>
+        <w:t>from</w:t>
+      </w:r>
+      <w:proofErr w:type="spellEnd"/>
+      <w:r>
+        <w:rPr>
+          <w:rFonts w:ascii="Lucida Console" w:hAnsi="Lucida Console" w:cs="Lucida Console"/>
+          <w:kern w:val="0"/>
+          <w:sz w:val="18"/>
+          <w:szCs w:val="18"/>
+        </w:rPr>
+        <w:t xml:space="preserve"> 0)</w:t>
+      </w:r>
+    </w:p>
     <w:p>
       <w:pPr>
         <w:pBdr>
@@ -7640,109 +7456,30 @@
         <w:spacing w:after="0" w:line="240" w:lineRule="auto"/>
         <w:rPr>
           <w:rFonts w:ascii="Lucida Console" w:hAnsi="Lucida Console" w:cs="Lucida Console"/>
-          <w:color w:val="00A89A"/>
-          <w:kern w:val="0"/>
-          <w:sz w:val="18"/>
-          <w:szCs w:val="18"/>
-        </w:rPr>
-      </w:pPr>
-      <w:proofErr w:type="spellStart"/>
-      <w:proofErr w:type="gramStart"/>
-      <w:r>
-        <w:rPr>
-          <w:rFonts w:ascii="Lucida Console" w:hAnsi="Lucida Console" w:cs="Lucida Console"/>
-          <w:color w:val="1CA800"/>
-          <w:kern w:val="0"/>
-          <w:sz w:val="18"/>
-          <w:szCs w:val="18"/>
-        </w:rPr>
-        <w:t>flavi</w:t>
-      </w:r>
-      <w:proofErr w:type="gramEnd"/>
-      <w:r>
-        <w:rPr>
-          <w:rFonts w:ascii="Lucida Console" w:hAnsi="Lucida Console" w:cs="Lucida Console"/>
-          <w:color w:val="1CA800"/>
-          <w:kern w:val="0"/>
-          <w:sz w:val="18"/>
-          <w:szCs w:val="18"/>
-        </w:rPr>
-        <w:t>@Flavio</w:t>
-      </w:r>
-      <w:proofErr w:type="spellEnd"/>
-      <w:r>
-        <w:rPr>
-          <w:rFonts w:ascii="Lucida Console" w:hAnsi="Lucida Console" w:cs="Lucida Console"/>
-          <w:color w:val="1CA800"/>
-          <w:kern w:val="0"/>
-          <w:sz w:val="18"/>
-          <w:szCs w:val="18"/>
-        </w:rPr>
-        <w:t xml:space="preserve"> </w:t>
-      </w:r>
-      <w:r>
-        <w:rPr>
-          <w:rFonts w:ascii="Lucida Console" w:hAnsi="Lucida Console" w:cs="Lucida Console"/>
-          <w:color w:val="B148C6"/>
-          <w:kern w:val="0"/>
-          <w:sz w:val="18"/>
-          <w:szCs w:val="18"/>
-        </w:rPr>
-        <w:t xml:space="preserve">MINGW64 </w:t>
-      </w:r>
-      <w:r>
-        <w:rPr>
-          <w:rFonts w:ascii="Lucida Console" w:hAnsi="Lucida Console" w:cs="Lucida Console"/>
-          <w:color w:val="C0A000"/>
-          <w:kern w:val="0"/>
-          <w:sz w:val="18"/>
-          <w:szCs w:val="18"/>
-        </w:rPr>
-        <w:t>~/Desktop/</w:t>
-      </w:r>
-      <w:proofErr w:type="spellStart"/>
-      <w:r>
-        <w:rPr>
-          <w:rFonts w:ascii="Lucida Console" w:hAnsi="Lucida Console" w:cs="Lucida Console"/>
-          <w:color w:val="C0A000"/>
-          <w:kern w:val="0"/>
-          <w:sz w:val="18"/>
-          <w:szCs w:val="18"/>
-        </w:rPr>
-        <w:t>git</w:t>
-      </w:r>
-      <w:proofErr w:type="spellEnd"/>
-      <w:r>
-        <w:rPr>
-          <w:rFonts w:ascii="Lucida Console" w:hAnsi="Lucida Console" w:cs="Lucida Console"/>
-          <w:color w:val="00A89A"/>
-          <w:kern w:val="0"/>
-          <w:sz w:val="18"/>
-          <w:szCs w:val="18"/>
-        </w:rPr>
-        <w:t xml:space="preserve"> (</w:t>
-      </w:r>
-      <w:proofErr w:type="spellStart"/>
-      <w:r>
-        <w:rPr>
-          <w:rFonts w:ascii="Lucida Console" w:hAnsi="Lucida Console" w:cs="Lucida Console"/>
-          <w:color w:val="00A89A"/>
-          <w:kern w:val="0"/>
-          <w:sz w:val="18"/>
-          <w:szCs w:val="18"/>
-        </w:rPr>
-        <w:t>master</w:t>
-      </w:r>
-      <w:proofErr w:type="spellEnd"/>
-      <w:r>
-        <w:rPr>
-          <w:rFonts w:ascii="Lucida Console" w:hAnsi="Lucida Console" w:cs="Lucida Console"/>
-          <w:color w:val="00A89A"/>
-          <w:kern w:val="0"/>
-          <w:sz w:val="18"/>
-          <w:szCs w:val="18"/>
-        </w:rPr>
-        <w:t>)</w:t>
+          <w:kern w:val="0"/>
+          <w:sz w:val="18"/>
+          <w:szCs w:val="18"/>
+        </w:rPr>
+      </w:pPr>
+      <w:proofErr w:type="spellStart"/>
+      <w:r>
+        <w:rPr>
+          <w:rFonts w:ascii="Lucida Console" w:hAnsi="Lucida Console" w:cs="Lucida Console"/>
+          <w:kern w:val="0"/>
+          <w:sz w:val="18"/>
+          <w:szCs w:val="18"/>
+        </w:rPr>
+        <w:t>To</w:t>
+      </w:r>
+      <w:proofErr w:type="spellEnd"/>
+      <w:r>
+        <w:rPr>
+          <w:rFonts w:ascii="Lucida Console" w:hAnsi="Lucida Console" w:cs="Lucida Console"/>
+          <w:kern w:val="0"/>
+          <w:sz w:val="18"/>
+          <w:szCs w:val="18"/>
+        </w:rPr>
+        <w:t xml:space="preserve"> https://github.com/Flavio1816/teste.git</w:t>
       </w:r>
     </w:p>
     <w:p>
@@ -7771,6 +7508,428 @@
           <w:sz w:val="18"/>
           <w:szCs w:val="18"/>
         </w:rPr>
+        <w:t xml:space="preserve">   37bf18e..ea47</w:t>
+      </w:r>
+      <w:proofErr w:type="gramStart"/>
+      <w:r>
+        <w:rPr>
+          <w:rFonts w:ascii="Lucida Console" w:hAnsi="Lucida Console" w:cs="Lucida Console"/>
+          <w:kern w:val="0"/>
+          <w:sz w:val="18"/>
+          <w:szCs w:val="18"/>
+        </w:rPr>
+        <w:t xml:space="preserve">fcd  </w:t>
+      </w:r>
+      <w:proofErr w:type="spellStart"/>
+      <w:r>
+        <w:rPr>
+          <w:rFonts w:ascii="Lucida Console" w:hAnsi="Lucida Console" w:cs="Lucida Console"/>
+          <w:kern w:val="0"/>
+          <w:sz w:val="18"/>
+          <w:szCs w:val="18"/>
+        </w:rPr>
+        <w:t>main</w:t>
+      </w:r>
+      <w:proofErr w:type="spellEnd"/>
+      <w:proofErr w:type="gramEnd"/>
+      <w:r>
+        <w:rPr>
+          <w:rFonts w:ascii="Lucida Console" w:hAnsi="Lucida Console" w:cs="Lucida Console"/>
+          <w:kern w:val="0"/>
+          <w:sz w:val="18"/>
+          <w:szCs w:val="18"/>
+        </w:rPr>
+        <w:t xml:space="preserve"> -&gt; </w:t>
+      </w:r>
+      <w:proofErr w:type="spellStart"/>
+      <w:r>
+        <w:rPr>
+          <w:rFonts w:ascii="Lucida Console" w:hAnsi="Lucida Console" w:cs="Lucida Console"/>
+          <w:kern w:val="0"/>
+          <w:sz w:val="18"/>
+          <w:szCs w:val="18"/>
+        </w:rPr>
+        <w:t>main</w:t>
+      </w:r>
+      <w:proofErr w:type="spellEnd"/>
+    </w:p>
+    <w:p>
+      <w:pPr>
+        <w:pBdr>
+          <w:top w:val="single" w:sz="4" w:space="1" w:color="auto"/>
+          <w:left w:val="single" w:sz="4" w:space="4" w:color="auto"/>
+          <w:bottom w:val="single" w:sz="4" w:space="1" w:color="auto"/>
+          <w:right w:val="single" w:sz="4" w:space="4" w:color="auto"/>
+        </w:pBdr>
+        <w:autoSpaceDE w:val="0"/>
+        <w:autoSpaceDN w:val="0"/>
+        <w:adjustRightInd w:val="0"/>
+        <w:spacing w:after="0" w:line="240" w:lineRule="auto"/>
+        <w:rPr>
+          <w:rFonts w:ascii="Lucida Console" w:hAnsi="Lucida Console" w:cs="Lucida Console"/>
+          <w:kern w:val="0"/>
+          <w:sz w:val="18"/>
+          <w:szCs w:val="18"/>
+        </w:rPr>
+      </w:pPr>
+    </w:p>
+    <w:p>
+      <w:pPr>
+        <w:pBdr>
+          <w:top w:val="single" w:sz="4" w:space="1" w:color="auto"/>
+          <w:left w:val="single" w:sz="4" w:space="4" w:color="auto"/>
+          <w:bottom w:val="single" w:sz="4" w:space="1" w:color="auto"/>
+          <w:right w:val="single" w:sz="4" w:space="4" w:color="auto"/>
+        </w:pBdr>
+        <w:autoSpaceDE w:val="0"/>
+        <w:autoSpaceDN w:val="0"/>
+        <w:adjustRightInd w:val="0"/>
+        <w:spacing w:after="0" w:line="240" w:lineRule="auto"/>
+        <w:rPr>
+          <w:rFonts w:ascii="Lucida Console" w:hAnsi="Lucida Console" w:cs="Lucida Console"/>
+          <w:color w:val="00A89A"/>
+          <w:kern w:val="0"/>
+          <w:sz w:val="18"/>
+          <w:szCs w:val="18"/>
+        </w:rPr>
+      </w:pPr>
+      <w:proofErr w:type="spellStart"/>
+      <w:proofErr w:type="gramStart"/>
+      <w:r>
+        <w:rPr>
+          <w:rFonts w:ascii="Lucida Console" w:hAnsi="Lucida Console" w:cs="Lucida Console"/>
+          <w:color w:val="1CA800"/>
+          <w:kern w:val="0"/>
+          <w:sz w:val="18"/>
+          <w:szCs w:val="18"/>
+        </w:rPr>
+        <w:t>flavi</w:t>
+      </w:r>
+      <w:proofErr w:type="gramEnd"/>
+      <w:r>
+        <w:rPr>
+          <w:rFonts w:ascii="Lucida Console" w:hAnsi="Lucida Console" w:cs="Lucida Console"/>
+          <w:color w:val="1CA800"/>
+          <w:kern w:val="0"/>
+          <w:sz w:val="18"/>
+          <w:szCs w:val="18"/>
+        </w:rPr>
+        <w:t>@Flavio</w:t>
+      </w:r>
+      <w:proofErr w:type="spellEnd"/>
+      <w:r>
+        <w:rPr>
+          <w:rFonts w:ascii="Lucida Console" w:hAnsi="Lucida Console" w:cs="Lucida Console"/>
+          <w:color w:val="1CA800"/>
+          <w:kern w:val="0"/>
+          <w:sz w:val="18"/>
+          <w:szCs w:val="18"/>
+        </w:rPr>
+        <w:t xml:space="preserve"> </w:t>
+      </w:r>
+      <w:r>
+        <w:rPr>
+          <w:rFonts w:ascii="Lucida Console" w:hAnsi="Lucida Console" w:cs="Lucida Console"/>
+          <w:color w:val="B148C6"/>
+          <w:kern w:val="0"/>
+          <w:sz w:val="18"/>
+          <w:szCs w:val="18"/>
+        </w:rPr>
+        <w:t xml:space="preserve">MINGW64 </w:t>
+      </w:r>
+      <w:r>
+        <w:rPr>
+          <w:rFonts w:ascii="Lucida Console" w:hAnsi="Lucida Console" w:cs="Lucida Console"/>
+          <w:color w:val="C0A000"/>
+          <w:kern w:val="0"/>
+          <w:sz w:val="18"/>
+          <w:szCs w:val="18"/>
+        </w:rPr>
+        <w:t>~/Desktop/</w:t>
+      </w:r>
+      <w:proofErr w:type="spellStart"/>
+      <w:r>
+        <w:rPr>
+          <w:rFonts w:ascii="Lucida Console" w:hAnsi="Lucida Console" w:cs="Lucida Console"/>
+          <w:color w:val="C0A000"/>
+          <w:kern w:val="0"/>
+          <w:sz w:val="18"/>
+          <w:szCs w:val="18"/>
+        </w:rPr>
+        <w:t>git</w:t>
+      </w:r>
+      <w:proofErr w:type="spellEnd"/>
+      <w:r>
+        <w:rPr>
+          <w:rFonts w:ascii="Lucida Console" w:hAnsi="Lucida Console" w:cs="Lucida Console"/>
+          <w:color w:val="C0A000"/>
+          <w:kern w:val="0"/>
+          <w:sz w:val="18"/>
+          <w:szCs w:val="18"/>
+        </w:rPr>
+        <w:t>/teste</w:t>
+      </w:r>
+      <w:r>
+        <w:rPr>
+          <w:rFonts w:ascii="Lucida Console" w:hAnsi="Lucida Console" w:cs="Lucida Console"/>
+          <w:color w:val="00A89A"/>
+          <w:kern w:val="0"/>
+          <w:sz w:val="18"/>
+          <w:szCs w:val="18"/>
+        </w:rPr>
+        <w:t xml:space="preserve"> (</w:t>
+      </w:r>
+      <w:proofErr w:type="spellStart"/>
+      <w:r>
+        <w:rPr>
+          <w:rFonts w:ascii="Lucida Console" w:hAnsi="Lucida Console" w:cs="Lucida Console"/>
+          <w:color w:val="00A89A"/>
+          <w:kern w:val="0"/>
+          <w:sz w:val="18"/>
+          <w:szCs w:val="18"/>
+        </w:rPr>
+        <w:t>main</w:t>
+      </w:r>
+      <w:proofErr w:type="spellEnd"/>
+      <w:r>
+        <w:rPr>
+          <w:rFonts w:ascii="Lucida Console" w:hAnsi="Lucida Console" w:cs="Lucida Console"/>
+          <w:color w:val="00A89A"/>
+          <w:kern w:val="0"/>
+          <w:sz w:val="18"/>
+          <w:szCs w:val="18"/>
+        </w:rPr>
+        <w:t>)</w:t>
+      </w:r>
+    </w:p>
+    <w:p>
+      <w:pPr>
+        <w:pBdr>
+          <w:top w:val="single" w:sz="4" w:space="1" w:color="auto"/>
+          <w:left w:val="single" w:sz="4" w:space="4" w:color="auto"/>
+          <w:bottom w:val="single" w:sz="4" w:space="1" w:color="auto"/>
+          <w:right w:val="single" w:sz="4" w:space="4" w:color="auto"/>
+        </w:pBdr>
+        <w:autoSpaceDE w:val="0"/>
+        <w:autoSpaceDN w:val="0"/>
+        <w:adjustRightInd w:val="0"/>
+        <w:spacing w:after="0" w:line="240" w:lineRule="auto"/>
+        <w:rPr>
+          <w:rFonts w:ascii="Lucida Console" w:hAnsi="Lucida Console" w:cs="Lucida Console"/>
+          <w:kern w:val="0"/>
+          <w:sz w:val="18"/>
+          <w:szCs w:val="18"/>
+        </w:rPr>
+      </w:pPr>
+      <w:r>
+        <w:rPr>
+          <w:rFonts w:ascii="Lucida Console" w:hAnsi="Lucida Console" w:cs="Lucida Console"/>
+          <w:kern w:val="0"/>
+          <w:sz w:val="18"/>
+          <w:szCs w:val="18"/>
+        </w:rPr>
+        <w:t>$</w:t>
+      </w:r>
+    </w:p>
+    <w:p/>
+    <w:p>
+      <w:bookmarkStart w:id="0" w:name="_GoBack"/>
+      <w:r>
+        <w:drawing>
+          <wp:inline distT="0" distB="0" distL="0" distR="0" wp14:anchorId="08D28A5F" wp14:editId="4F4AE6DA">
+            <wp:extent cx="5010150" cy="2285827"/>
+            <wp:effectExtent l="0" t="0" r="0" b="635"/>
+            <wp:docPr id="2" name="Imagem 2"/>
+            <wp:cNvGraphicFramePr>
+              <a:graphicFrameLocks xmlns:a="http://schemas.openxmlformats.org/drawingml/2006/main" noChangeAspect="1"/>
+            </wp:cNvGraphicFramePr>
+            <a:graphic xmlns:a="http://schemas.openxmlformats.org/drawingml/2006/main">
+              <a:graphicData uri="http://schemas.openxmlformats.org/drawingml/2006/picture">
+                <pic:pic xmlns:pic="http://schemas.openxmlformats.org/drawingml/2006/picture">
+                  <pic:nvPicPr>
+                    <pic:cNvPr id="1" name=""/>
+                    <pic:cNvPicPr/>
+                  </pic:nvPicPr>
+                  <pic:blipFill>
+                    <a:blip r:embed="rId7"/>
+                    <a:stretch>
+                      <a:fillRect/>
+                    </a:stretch>
+                  </pic:blipFill>
+                  <pic:spPr>
+                    <a:xfrm>
+                      <a:off x="0" y="0"/>
+                      <a:ext cx="5019761" cy="2290212"/>
+                    </a:xfrm>
+                    <a:prstGeom prst="rect">
+                      <a:avLst/>
+                    </a:prstGeom>
+                  </pic:spPr>
+                </pic:pic>
+              </a:graphicData>
+            </a:graphic>
+          </wp:inline>
+        </w:drawing>
+      </w:r>
+      <w:bookmarkEnd w:id="0"/>
+    </w:p>
+    <w:p/>
+    <w:p/>
+    <w:p>
+      <w:r>
+        <w:t xml:space="preserve">Quando você cria o arquivo e vai executar o primeiro </w:t>
+      </w:r>
+      <w:proofErr w:type="spellStart"/>
+      <w:r>
+        <w:t>commit</w:t>
+      </w:r>
+      <w:proofErr w:type="spellEnd"/>
+    </w:p>
+    <w:p>
+      <w:pPr>
+        <w:pBdr>
+          <w:top w:val="single" w:sz="4" w:space="1" w:color="auto"/>
+          <w:left w:val="single" w:sz="4" w:space="4" w:color="auto"/>
+          <w:bottom w:val="single" w:sz="4" w:space="1" w:color="auto"/>
+          <w:right w:val="single" w:sz="4" w:space="4" w:color="auto"/>
+        </w:pBdr>
+        <w:autoSpaceDE w:val="0"/>
+        <w:autoSpaceDN w:val="0"/>
+        <w:adjustRightInd w:val="0"/>
+        <w:spacing w:after="0" w:line="240" w:lineRule="auto"/>
+        <w:rPr>
+          <w:rFonts w:ascii="Lucida Console" w:hAnsi="Lucida Console" w:cs="Lucida Console"/>
+          <w:color w:val="00A89A"/>
+          <w:kern w:val="0"/>
+          <w:sz w:val="18"/>
+          <w:szCs w:val="18"/>
+        </w:rPr>
+      </w:pPr>
+      <w:proofErr w:type="spellStart"/>
+      <w:proofErr w:type="gramStart"/>
+      <w:r>
+        <w:rPr>
+          <w:rFonts w:ascii="Lucida Console" w:hAnsi="Lucida Console" w:cs="Lucida Console"/>
+          <w:color w:val="1CA800"/>
+          <w:kern w:val="0"/>
+          <w:sz w:val="18"/>
+          <w:szCs w:val="18"/>
+        </w:rPr>
+        <w:t>flavi</w:t>
+      </w:r>
+      <w:proofErr w:type="gramEnd"/>
+      <w:r>
+        <w:rPr>
+          <w:rFonts w:ascii="Lucida Console" w:hAnsi="Lucida Console" w:cs="Lucida Console"/>
+          <w:color w:val="1CA800"/>
+          <w:kern w:val="0"/>
+          <w:sz w:val="18"/>
+          <w:szCs w:val="18"/>
+        </w:rPr>
+        <w:t>@Flavio</w:t>
+      </w:r>
+      <w:proofErr w:type="spellEnd"/>
+      <w:r>
+        <w:rPr>
+          <w:rFonts w:ascii="Lucida Console" w:hAnsi="Lucida Console" w:cs="Lucida Console"/>
+          <w:color w:val="1CA800"/>
+          <w:kern w:val="0"/>
+          <w:sz w:val="18"/>
+          <w:szCs w:val="18"/>
+        </w:rPr>
+        <w:t xml:space="preserve"> </w:t>
+      </w:r>
+      <w:r>
+        <w:rPr>
+          <w:rFonts w:ascii="Lucida Console" w:hAnsi="Lucida Console" w:cs="Lucida Console"/>
+          <w:color w:val="B148C6"/>
+          <w:kern w:val="0"/>
+          <w:sz w:val="18"/>
+          <w:szCs w:val="18"/>
+        </w:rPr>
+        <w:t xml:space="preserve">MINGW64 </w:t>
+      </w:r>
+      <w:r>
+        <w:rPr>
+          <w:rFonts w:ascii="Lucida Console" w:hAnsi="Lucida Console" w:cs="Lucida Console"/>
+          <w:color w:val="C0A000"/>
+          <w:kern w:val="0"/>
+          <w:sz w:val="18"/>
+          <w:szCs w:val="18"/>
+        </w:rPr>
+        <w:t>~/Desktop/</w:t>
+      </w:r>
+      <w:proofErr w:type="spellStart"/>
+      <w:r>
+        <w:rPr>
+          <w:rFonts w:ascii="Lucida Console" w:hAnsi="Lucida Console" w:cs="Lucida Console"/>
+          <w:color w:val="C0A000"/>
+          <w:kern w:val="0"/>
+          <w:sz w:val="18"/>
+          <w:szCs w:val="18"/>
+        </w:rPr>
+        <w:t>git</w:t>
+      </w:r>
+      <w:proofErr w:type="spellEnd"/>
+      <w:r>
+        <w:rPr>
+          <w:rFonts w:ascii="Lucida Console" w:hAnsi="Lucida Console" w:cs="Lucida Console"/>
+          <w:color w:val="00A89A"/>
+          <w:kern w:val="0"/>
+          <w:sz w:val="18"/>
+          <w:szCs w:val="18"/>
+        </w:rPr>
+        <w:t xml:space="preserve"> (</w:t>
+      </w:r>
+      <w:proofErr w:type="spellStart"/>
+      <w:r>
+        <w:rPr>
+          <w:rFonts w:ascii="Lucida Console" w:hAnsi="Lucida Console" w:cs="Lucida Console"/>
+          <w:color w:val="00A89A"/>
+          <w:kern w:val="0"/>
+          <w:sz w:val="18"/>
+          <w:szCs w:val="18"/>
+        </w:rPr>
+        <w:t>master</w:t>
+      </w:r>
+      <w:proofErr w:type="spellEnd"/>
+      <w:r>
+        <w:rPr>
+          <w:rFonts w:ascii="Lucida Console" w:hAnsi="Lucida Console" w:cs="Lucida Console"/>
+          <w:color w:val="00A89A"/>
+          <w:kern w:val="0"/>
+          <w:sz w:val="18"/>
+          <w:szCs w:val="18"/>
+        </w:rPr>
+        <w:t>)</w:t>
+      </w:r>
+    </w:p>
+    <w:p>
+      <w:pPr>
+        <w:pBdr>
+          <w:top w:val="single" w:sz="4" w:space="1" w:color="auto"/>
+          <w:left w:val="single" w:sz="4" w:space="4" w:color="auto"/>
+          <w:bottom w:val="single" w:sz="4" w:space="1" w:color="auto"/>
+          <w:right w:val="single" w:sz="4" w:space="4" w:color="auto"/>
+        </w:pBdr>
+        <w:autoSpaceDE w:val="0"/>
+        <w:autoSpaceDN w:val="0"/>
+        <w:adjustRightInd w:val="0"/>
+        <w:spacing w:after="0" w:line="240" w:lineRule="auto"/>
+        <w:rPr>
+          <w:rFonts w:ascii="Lucida Console" w:hAnsi="Lucida Console" w:cs="Lucida Console"/>
+          <w:kern w:val="0"/>
+          <w:sz w:val="18"/>
+          <w:szCs w:val="18"/>
+        </w:rPr>
+      </w:pPr>
+      <w:r>
+        <w:rPr>
+          <w:rFonts w:ascii="Lucida Console" w:hAnsi="Lucida Console" w:cs="Lucida Console"/>
+          <w:kern w:val="0"/>
+          <w:sz w:val="18"/>
+          <w:szCs w:val="18"/>
+        </w:rPr>
         <w:t xml:space="preserve">$ </w:t>
       </w:r>
       <w:proofErr w:type="spellStart"/>
@@ -7853,7 +8012,7 @@
         </w:rPr>
         <w:t xml:space="preserve"> </w:t>
       </w:r>
-      <w:hyperlink r:id="rId7" w:history="1">
+      <w:hyperlink r:id="rId8" w:history="1">
         <w:r>
           <w:rPr>
             <w:rStyle w:val="Hyperlink"/>
@@ -8096,8 +8255,6 @@
       <w:r>
         <w:t>git</w:t>
       </w:r>
-      <w:bookmarkStart w:id="0" w:name="_GoBack"/>
-      <w:bookmarkEnd w:id="0"/>
       <w:proofErr w:type="spellEnd"/>
     </w:p>
     <w:p>
@@ -11113,7 +11270,6 @@
           <w:sz w:val="18"/>
           <w:szCs w:val="18"/>
         </w:rPr>
-        <w:lastRenderedPageBreak/>
         <w:t xml:space="preserve"> </w:t>
       </w:r>
     </w:p>
@@ -14238,6 +14394,7 @@
           <w:highlight w:val="yellow"/>
           <w:lang w:eastAsia="pt-BR"/>
         </w:rPr>
+        <w:lastRenderedPageBreak/>
         <w:drawing>
           <wp:inline distT="0" distB="0" distL="0" distR="0" wp14:anchorId="6475007E" wp14:editId="77A0CA4C">
             <wp:extent cx="6645910" cy="2374900"/>
@@ -14254,7 +14411,7 @@
                     <pic:cNvPicPr/>
                   </pic:nvPicPr>
                   <pic:blipFill rotWithShape="1">
-                    <a:blip r:embed="rId8"/>
+                    <a:blip r:embed="rId9"/>
                     <a:srcRect l="1" r="1"/>
                     <a:stretch/>
                   </pic:blipFill>
@@ -14346,6 +14503,216 @@
     </w:p>
     <w:p>
       <w:pPr>
+        <w:autoSpaceDE w:val="0"/>
+        <w:autoSpaceDN w:val="0"/>
+        <w:adjustRightInd w:val="0"/>
+        <w:spacing w:after="0" w:line="240" w:lineRule="auto"/>
+        <w:rPr>
+          <w:rFonts w:ascii="Lucida Console" w:hAnsi="Lucida Console" w:cs="Lucida Console"/>
+          <w:kern w:val="0"/>
+          <w:sz w:val="18"/>
+          <w:szCs w:val="18"/>
+        </w:rPr>
+      </w:pPr>
+    </w:p>
+    <w:p>
+      <w:pPr>
+        <w:autoSpaceDE w:val="0"/>
+        <w:autoSpaceDN w:val="0"/>
+        <w:adjustRightInd w:val="0"/>
+        <w:spacing w:after="0" w:line="240" w:lineRule="auto"/>
+        <w:rPr>
+          <w:rFonts w:ascii="Lucida Console" w:hAnsi="Lucida Console" w:cs="Lucida Console"/>
+          <w:kern w:val="0"/>
+          <w:sz w:val="18"/>
+          <w:szCs w:val="18"/>
+        </w:rPr>
+      </w:pPr>
+    </w:p>
+    <w:p>
+      <w:pPr>
+        <w:autoSpaceDE w:val="0"/>
+        <w:autoSpaceDN w:val="0"/>
+        <w:adjustRightInd w:val="0"/>
+        <w:spacing w:after="0" w:line="240" w:lineRule="auto"/>
+        <w:rPr>
+          <w:rFonts w:ascii="Lucida Console" w:hAnsi="Lucida Console" w:cs="Lucida Console"/>
+          <w:kern w:val="0"/>
+          <w:sz w:val="18"/>
+          <w:szCs w:val="18"/>
+        </w:rPr>
+      </w:pPr>
+    </w:p>
+    <w:p>
+      <w:pPr>
+        <w:autoSpaceDE w:val="0"/>
+        <w:autoSpaceDN w:val="0"/>
+        <w:adjustRightInd w:val="0"/>
+        <w:spacing w:after="0" w:line="240" w:lineRule="auto"/>
+        <w:rPr>
+          <w:rFonts w:ascii="Lucida Console" w:hAnsi="Lucida Console" w:cs="Lucida Console"/>
+          <w:kern w:val="0"/>
+          <w:sz w:val="18"/>
+          <w:szCs w:val="18"/>
+        </w:rPr>
+      </w:pPr>
+    </w:p>
+    <w:p>
+      <w:pPr>
+        <w:autoSpaceDE w:val="0"/>
+        <w:autoSpaceDN w:val="0"/>
+        <w:adjustRightInd w:val="0"/>
+        <w:spacing w:after="0" w:line="240" w:lineRule="auto"/>
+        <w:rPr>
+          <w:rFonts w:ascii="Lucida Console" w:hAnsi="Lucida Console" w:cs="Lucida Console"/>
+          <w:kern w:val="0"/>
+          <w:sz w:val="18"/>
+          <w:szCs w:val="18"/>
+        </w:rPr>
+      </w:pPr>
+    </w:p>
+    <w:p>
+      <w:pPr>
+        <w:autoSpaceDE w:val="0"/>
+        <w:autoSpaceDN w:val="0"/>
+        <w:adjustRightInd w:val="0"/>
+        <w:spacing w:after="0" w:line="240" w:lineRule="auto"/>
+        <w:rPr>
+          <w:rFonts w:ascii="Lucida Console" w:hAnsi="Lucida Console" w:cs="Lucida Console"/>
+          <w:kern w:val="0"/>
+          <w:sz w:val="18"/>
+          <w:szCs w:val="18"/>
+        </w:rPr>
+      </w:pPr>
+    </w:p>
+    <w:p>
+      <w:pPr>
+        <w:autoSpaceDE w:val="0"/>
+        <w:autoSpaceDN w:val="0"/>
+        <w:adjustRightInd w:val="0"/>
+        <w:spacing w:after="0" w:line="240" w:lineRule="auto"/>
+        <w:rPr>
+          <w:rFonts w:ascii="Lucida Console" w:hAnsi="Lucida Console" w:cs="Lucida Console"/>
+          <w:kern w:val="0"/>
+          <w:sz w:val="18"/>
+          <w:szCs w:val="18"/>
+        </w:rPr>
+      </w:pPr>
+    </w:p>
+    <w:p>
+      <w:pPr>
+        <w:autoSpaceDE w:val="0"/>
+        <w:autoSpaceDN w:val="0"/>
+        <w:adjustRightInd w:val="0"/>
+        <w:spacing w:after="0" w:line="240" w:lineRule="auto"/>
+        <w:rPr>
+          <w:rFonts w:ascii="Lucida Console" w:hAnsi="Lucida Console" w:cs="Lucida Console"/>
+          <w:kern w:val="0"/>
+          <w:sz w:val="18"/>
+          <w:szCs w:val="18"/>
+        </w:rPr>
+      </w:pPr>
+    </w:p>
+    <w:p>
+      <w:pPr>
+        <w:autoSpaceDE w:val="0"/>
+        <w:autoSpaceDN w:val="0"/>
+        <w:adjustRightInd w:val="0"/>
+        <w:spacing w:after="0" w:line="240" w:lineRule="auto"/>
+        <w:rPr>
+          <w:rFonts w:ascii="Lucida Console" w:hAnsi="Lucida Console" w:cs="Lucida Console"/>
+          <w:kern w:val="0"/>
+          <w:sz w:val="18"/>
+          <w:szCs w:val="18"/>
+        </w:rPr>
+      </w:pPr>
+    </w:p>
+    <w:p>
+      <w:pPr>
+        <w:autoSpaceDE w:val="0"/>
+        <w:autoSpaceDN w:val="0"/>
+        <w:adjustRightInd w:val="0"/>
+        <w:spacing w:after="0" w:line="240" w:lineRule="auto"/>
+        <w:rPr>
+          <w:rFonts w:ascii="Lucida Console" w:hAnsi="Lucida Console" w:cs="Lucida Console"/>
+          <w:kern w:val="0"/>
+          <w:sz w:val="18"/>
+          <w:szCs w:val="18"/>
+        </w:rPr>
+      </w:pPr>
+    </w:p>
+    <w:p>
+      <w:pPr>
+        <w:autoSpaceDE w:val="0"/>
+        <w:autoSpaceDN w:val="0"/>
+        <w:adjustRightInd w:val="0"/>
+        <w:spacing w:after="0" w:line="240" w:lineRule="auto"/>
+        <w:rPr>
+          <w:rFonts w:ascii="Lucida Console" w:hAnsi="Lucida Console" w:cs="Lucida Console"/>
+          <w:kern w:val="0"/>
+          <w:sz w:val="18"/>
+          <w:szCs w:val="18"/>
+        </w:rPr>
+      </w:pPr>
+    </w:p>
+    <w:p>
+      <w:pPr>
+        <w:autoSpaceDE w:val="0"/>
+        <w:autoSpaceDN w:val="0"/>
+        <w:adjustRightInd w:val="0"/>
+        <w:spacing w:after="0" w:line="240" w:lineRule="auto"/>
+        <w:rPr>
+          <w:rFonts w:ascii="Lucida Console" w:hAnsi="Lucida Console" w:cs="Lucida Console"/>
+          <w:kern w:val="0"/>
+          <w:sz w:val="18"/>
+          <w:szCs w:val="18"/>
+        </w:rPr>
+      </w:pPr>
+    </w:p>
+    <w:p>
+      <w:pPr>
+        <w:autoSpaceDE w:val="0"/>
+        <w:autoSpaceDN w:val="0"/>
+        <w:adjustRightInd w:val="0"/>
+        <w:spacing w:after="0" w:line="240" w:lineRule="auto"/>
+        <w:rPr>
+          <w:rFonts w:ascii="Lucida Console" w:hAnsi="Lucida Console" w:cs="Lucida Console"/>
+          <w:kern w:val="0"/>
+          <w:sz w:val="18"/>
+          <w:szCs w:val="18"/>
+        </w:rPr>
+      </w:pPr>
+    </w:p>
+    <w:p>
+      <w:pPr>
+        <w:autoSpaceDE w:val="0"/>
+        <w:autoSpaceDN w:val="0"/>
+        <w:adjustRightInd w:val="0"/>
+        <w:spacing w:after="0" w:line="240" w:lineRule="auto"/>
+        <w:rPr>
+          <w:rFonts w:ascii="Lucida Console" w:hAnsi="Lucida Console" w:cs="Lucida Console"/>
+          <w:kern w:val="0"/>
+          <w:sz w:val="18"/>
+          <w:szCs w:val="18"/>
+        </w:rPr>
+      </w:pPr>
+    </w:p>
+    <w:p>
+      <w:pPr>
+        <w:autoSpaceDE w:val="0"/>
+        <w:autoSpaceDN w:val="0"/>
+        <w:adjustRightInd w:val="0"/>
+        <w:spacing w:after="0" w:line="240" w:lineRule="auto"/>
+        <w:rPr>
+          <w:rFonts w:ascii="Lucida Console" w:hAnsi="Lucida Console" w:cs="Lucida Console"/>
+          <w:kern w:val="0"/>
+          <w:sz w:val="18"/>
+          <w:szCs w:val="18"/>
+        </w:rPr>
+      </w:pPr>
+    </w:p>
+    <w:p>
+      <w:pPr>
         <w:pBdr>
           <w:between w:val="single" w:sz="4" w:space="1" w:color="auto"/>
           <w:bar w:val="single" w:sz="4" w:color="auto"/>
@@ -16562,132 +16929,163 @@
         <w:spacing w:after="0" w:line="240" w:lineRule="auto"/>
         <w:rPr>
           <w:rFonts w:ascii="Lucida Console" w:hAnsi="Lucida Console" w:cs="Lucida Console"/>
+          <w:kern w:val="0"/>
+          <w:sz w:val="18"/>
+          <w:szCs w:val="18"/>
+        </w:rPr>
+      </w:pPr>
+      <w:proofErr w:type="spellStart"/>
+      <w:proofErr w:type="gramStart"/>
+      <w:r>
+        <w:rPr>
+          <w:rFonts w:ascii="Lucida Console" w:hAnsi="Lucida Console" w:cs="Lucida Console"/>
+          <w:color w:val="1CA800"/>
+          <w:kern w:val="0"/>
+          <w:sz w:val="18"/>
+          <w:szCs w:val="18"/>
+        </w:rPr>
+        <w:t>flavi</w:t>
+      </w:r>
+      <w:proofErr w:type="gramEnd"/>
+      <w:r>
+        <w:rPr>
+          <w:rFonts w:ascii="Lucida Console" w:hAnsi="Lucida Console" w:cs="Lucida Console"/>
+          <w:color w:val="1CA800"/>
+          <w:kern w:val="0"/>
+          <w:sz w:val="18"/>
+          <w:szCs w:val="18"/>
+        </w:rPr>
+        <w:t>@Flavio</w:t>
+      </w:r>
+      <w:proofErr w:type="spellEnd"/>
+      <w:r>
+        <w:rPr>
+          <w:rFonts w:ascii="Lucida Console" w:hAnsi="Lucida Console" w:cs="Lucida Console"/>
+          <w:color w:val="1CA800"/>
+          <w:kern w:val="0"/>
+          <w:sz w:val="18"/>
+          <w:szCs w:val="18"/>
+        </w:rPr>
+        <w:t xml:space="preserve"> </w:t>
+      </w:r>
+      <w:r>
+        <w:rPr>
+          <w:rFonts w:ascii="Lucida Console" w:hAnsi="Lucida Console" w:cs="Lucida Console"/>
+          <w:color w:val="B148C6"/>
+          <w:kern w:val="0"/>
+          <w:sz w:val="18"/>
+          <w:szCs w:val="18"/>
+        </w:rPr>
+        <w:t xml:space="preserve">MINGW64 </w:t>
+      </w:r>
+      <w:r>
+        <w:rPr>
+          <w:rFonts w:ascii="Lucida Console" w:hAnsi="Lucida Console" w:cs="Lucida Console"/>
+          <w:color w:val="C0A000"/>
+          <w:kern w:val="0"/>
+          <w:sz w:val="18"/>
+          <w:szCs w:val="18"/>
+        </w:rPr>
+        <w:t>~/Desktop/DS02/</w:t>
+      </w:r>
+      <w:proofErr w:type="spellStart"/>
+      <w:r>
+        <w:rPr>
+          <w:rFonts w:ascii="Lucida Console" w:hAnsi="Lucida Console" w:cs="Lucida Console"/>
+          <w:color w:val="C0A000"/>
+          <w:kern w:val="0"/>
+          <w:sz w:val="18"/>
+          <w:szCs w:val="18"/>
+        </w:rPr>
+        <w:t>SegundoDS</w:t>
+      </w:r>
+      <w:proofErr w:type="spellEnd"/>
+      <w:r>
+        <w:rPr>
+          <w:rFonts w:ascii="Lucida Console" w:hAnsi="Lucida Console" w:cs="Lucida Console"/>
+          <w:color w:val="C0A000"/>
+          <w:kern w:val="0"/>
+          <w:sz w:val="18"/>
+          <w:szCs w:val="18"/>
+        </w:rPr>
+        <w:t>/</w:t>
+      </w:r>
+      <w:proofErr w:type="spellStart"/>
+      <w:r>
+        <w:rPr>
+          <w:rFonts w:ascii="Lucida Console" w:hAnsi="Lucida Console" w:cs="Lucida Console"/>
+          <w:color w:val="C0A000"/>
+          <w:kern w:val="0"/>
+          <w:sz w:val="18"/>
+          <w:szCs w:val="18"/>
+        </w:rPr>
+        <w:t>aps</w:t>
+      </w:r>
+      <w:proofErr w:type="spellEnd"/>
+      <w:r>
+        <w:rPr>
+          <w:rFonts w:ascii="Lucida Console" w:hAnsi="Lucida Console" w:cs="Lucida Console"/>
           <w:color w:val="00A89A"/>
           <w:kern w:val="0"/>
           <w:sz w:val="18"/>
           <w:szCs w:val="18"/>
         </w:rPr>
-      </w:pPr>
-      <w:proofErr w:type="spellStart"/>
-      <w:proofErr w:type="gramStart"/>
-      <w:r>
-        <w:rPr>
-          <w:rFonts w:ascii="Lucida Console" w:hAnsi="Lucida Console" w:cs="Lucida Console"/>
-          <w:color w:val="1CA800"/>
-          <w:kern w:val="0"/>
-          <w:sz w:val="18"/>
-          <w:szCs w:val="18"/>
-        </w:rPr>
-        <w:t>flavi</w:t>
-      </w:r>
-      <w:proofErr w:type="gramEnd"/>
-      <w:r>
-        <w:rPr>
-          <w:rFonts w:ascii="Lucida Console" w:hAnsi="Lucida Console" w:cs="Lucida Console"/>
-          <w:color w:val="1CA800"/>
-          <w:kern w:val="0"/>
-          <w:sz w:val="18"/>
-          <w:szCs w:val="18"/>
-        </w:rPr>
-        <w:t>@Flavio</w:t>
-      </w:r>
-      <w:proofErr w:type="spellEnd"/>
-      <w:r>
-        <w:rPr>
-          <w:rFonts w:ascii="Lucida Console" w:hAnsi="Lucida Console" w:cs="Lucida Console"/>
-          <w:color w:val="1CA800"/>
-          <w:kern w:val="0"/>
-          <w:sz w:val="18"/>
-          <w:szCs w:val="18"/>
-        </w:rPr>
-        <w:t xml:space="preserve"> </w:t>
-      </w:r>
-      <w:r>
-        <w:rPr>
-          <w:rFonts w:ascii="Lucida Console" w:hAnsi="Lucida Console" w:cs="Lucida Console"/>
-          <w:color w:val="B148C6"/>
-          <w:kern w:val="0"/>
-          <w:sz w:val="18"/>
-          <w:szCs w:val="18"/>
-        </w:rPr>
-        <w:t xml:space="preserve">MINGW64 </w:t>
-      </w:r>
-      <w:r>
-        <w:rPr>
-          <w:rFonts w:ascii="Lucida Console" w:hAnsi="Lucida Console" w:cs="Lucida Console"/>
-          <w:color w:val="C0A000"/>
-          <w:kern w:val="0"/>
-          <w:sz w:val="18"/>
-          <w:szCs w:val="18"/>
-        </w:rPr>
-        <w:t>~/Desktop/DS02/</w:t>
-      </w:r>
-      <w:proofErr w:type="spellStart"/>
-      <w:r>
-        <w:rPr>
-          <w:rFonts w:ascii="Lucida Console" w:hAnsi="Lucida Console" w:cs="Lucida Console"/>
-          <w:color w:val="C0A000"/>
-          <w:kern w:val="0"/>
-          <w:sz w:val="18"/>
-          <w:szCs w:val="18"/>
-        </w:rPr>
-        <w:t>SegundoDS</w:t>
-      </w:r>
-      <w:proofErr w:type="spellEnd"/>
-      <w:r>
-        <w:rPr>
-          <w:rFonts w:ascii="Lucida Console" w:hAnsi="Lucida Console" w:cs="Lucida Console"/>
-          <w:color w:val="C0A000"/>
-          <w:kern w:val="0"/>
-          <w:sz w:val="18"/>
-          <w:szCs w:val="18"/>
-        </w:rPr>
-        <w:t>/</w:t>
-      </w:r>
-      <w:proofErr w:type="spellStart"/>
-      <w:r>
-        <w:rPr>
-          <w:rFonts w:ascii="Lucida Console" w:hAnsi="Lucida Console" w:cs="Lucida Console"/>
-          <w:color w:val="C0A000"/>
-          <w:kern w:val="0"/>
-          <w:sz w:val="18"/>
-          <w:szCs w:val="18"/>
+        <w:t xml:space="preserve"> (</w:t>
+      </w:r>
+      <w:proofErr w:type="spellStart"/>
+      <w:r>
+        <w:rPr>
+          <w:rFonts w:ascii="Lucida Console" w:hAnsi="Lucida Console" w:cs="Lucida Console"/>
+          <w:color w:val="00A89A"/>
+          <w:kern w:val="0"/>
+          <w:sz w:val="18"/>
+          <w:szCs w:val="18"/>
+        </w:rPr>
+        <w:t>main</w:t>
+      </w:r>
+      <w:proofErr w:type="spellEnd"/>
+      <w:r>
+        <w:rPr>
+          <w:rFonts w:ascii="Lucida Console" w:hAnsi="Lucida Console" w:cs="Lucida Console"/>
+          <w:color w:val="00A89A"/>
+          <w:kern w:val="0"/>
+          <w:sz w:val="18"/>
+          <w:szCs w:val="18"/>
+        </w:rPr>
+        <w:t>)</w:t>
+      </w:r>
+      <w:r>
+        <w:rPr>
+          <w:rFonts w:ascii="Lucida Console" w:hAnsi="Lucida Console" w:cs="Lucida Console"/>
+          <w:color w:val="00A89A"/>
+          <w:kern w:val="0"/>
+          <w:sz w:val="18"/>
+          <w:szCs w:val="18"/>
+        </w:rPr>
+        <w:t xml:space="preserve"> </w:t>
+      </w:r>
+      <w:r>
+        <w:rPr>
+          <w:rFonts w:ascii="Lucida Console" w:hAnsi="Lucida Console" w:cs="Lucida Console"/>
+          <w:kern w:val="0"/>
+          <w:sz w:val="18"/>
+          <w:szCs w:val="18"/>
+          <w:highlight w:val="yellow"/>
+        </w:rPr>
+        <w:t xml:space="preserve">&lt;-entrou na pasta </w:t>
+      </w:r>
+      <w:proofErr w:type="spellStart"/>
+      <w:r>
+        <w:rPr>
+          <w:rFonts w:ascii="Lucida Console" w:hAnsi="Lucida Console" w:cs="Lucida Console"/>
+          <w:kern w:val="0"/>
+          <w:sz w:val="18"/>
+          <w:szCs w:val="18"/>
+          <w:highlight w:val="yellow"/>
         </w:rPr>
         <w:t>aps</w:t>
       </w:r>
       <w:proofErr w:type="spellEnd"/>
-      <w:r>
-        <w:rPr>
-          <w:rFonts w:ascii="Lucida Console" w:hAnsi="Lucida Console" w:cs="Lucida Console"/>
-          <w:color w:val="00A89A"/>
-          <w:kern w:val="0"/>
-          <w:sz w:val="18"/>
-          <w:szCs w:val="18"/>
-        </w:rPr>
-        <w:t xml:space="preserve"> (</w:t>
-      </w:r>
-      <w:proofErr w:type="spellStart"/>
-      <w:r>
-        <w:rPr>
-          <w:rFonts w:ascii="Lucida Console" w:hAnsi="Lucida Console" w:cs="Lucida Console"/>
-          <w:color w:val="00A89A"/>
-          <w:kern w:val="0"/>
-          <w:sz w:val="18"/>
-          <w:szCs w:val="18"/>
-        </w:rPr>
-        <w:t>main</w:t>
-      </w:r>
-      <w:proofErr w:type="spellEnd"/>
-      <w:r>
-        <w:rPr>
-          <w:rFonts w:ascii="Lucida Console" w:hAnsi="Lucida Console" w:cs="Lucida Console"/>
-          <w:color w:val="00A89A"/>
-          <w:kern w:val="0"/>
-          <w:sz w:val="18"/>
-          <w:szCs w:val="18"/>
-        </w:rPr>
-        <w:t>)</w:t>
-      </w:r>
     </w:p>
     <w:p>
       <w:pPr>
@@ -16721,27 +17119,6 @@
     <w:p/>
     <w:p>
       <w:pPr>
-        <w:autoSpaceDE w:val="0"/>
-        <w:autoSpaceDN w:val="0"/>
-        <w:adjustRightInd w:val="0"/>
-        <w:spacing w:after="0" w:line="240" w:lineRule="auto"/>
-        <w:rPr>
-          <w:rFonts w:ascii="Lucida Console" w:hAnsi="Lucida Console" w:cs="Lucida Console"/>
-          <w:kern w:val="0"/>
-          <w:sz w:val="18"/>
-          <w:szCs w:val="18"/>
-        </w:rPr>
-      </w:pPr>
-    </w:p>
-    <w:p/>
-    <w:p/>
-    <w:p/>
-    <w:p/>
-    <w:p/>
-    <w:p/>
-    <w:p/>
-    <w:p>
-      <w:pPr>
         <w:jc w:val="center"/>
         <w:rPr>
           <w:b/>
@@ -16764,6 +17141,7 @@
         </w:pBdr>
       </w:pPr>
       <w:r>
+        <w:lastRenderedPageBreak/>
         <w:t xml:space="preserve">Esta é um modo de criar uma </w:t>
       </w:r>
       <w:proofErr w:type="spellStart"/>
@@ -17838,10 +18216,86 @@
         <w:t>$</w:t>
       </w:r>
     </w:p>
+    <w:p/>
     <w:p>
       <w:r>
         <w:t>Outro modo</w:t>
       </w:r>
+    </w:p>
+    <w:p>
+      <w:pPr>
+        <w:autoSpaceDE w:val="0"/>
+        <w:autoSpaceDN w:val="0"/>
+        <w:adjustRightInd w:val="0"/>
+        <w:spacing w:after="0" w:line="240" w:lineRule="auto"/>
+        <w:rPr>
+          <w:rFonts w:ascii="Lucida Console" w:hAnsi="Lucida Console" w:cs="Lucida Console"/>
+          <w:color w:val="1CA800"/>
+          <w:kern w:val="0"/>
+          <w:sz w:val="18"/>
+          <w:szCs w:val="18"/>
+        </w:rPr>
+      </w:pPr>
+    </w:p>
+    <w:p>
+      <w:pPr>
+        <w:autoSpaceDE w:val="0"/>
+        <w:autoSpaceDN w:val="0"/>
+        <w:adjustRightInd w:val="0"/>
+        <w:spacing w:after="0" w:line="240" w:lineRule="auto"/>
+        <w:rPr>
+          <w:rFonts w:ascii="Lucida Console" w:hAnsi="Lucida Console" w:cs="Lucida Console"/>
+          <w:color w:val="1CA800"/>
+          <w:kern w:val="0"/>
+          <w:sz w:val="18"/>
+          <w:szCs w:val="18"/>
+        </w:rPr>
+      </w:pPr>
+    </w:p>
+    <w:p>
+      <w:pPr>
+        <w:autoSpaceDE w:val="0"/>
+        <w:autoSpaceDN w:val="0"/>
+        <w:adjustRightInd w:val="0"/>
+        <w:spacing w:after="0" w:line="240" w:lineRule="auto"/>
+        <w:rPr>
+          <w:rFonts w:ascii="Lucida Console" w:hAnsi="Lucida Console" w:cs="Lucida Console"/>
+          <w:color w:val="1CA800"/>
+          <w:kern w:val="0"/>
+          <w:sz w:val="18"/>
+          <w:szCs w:val="18"/>
+        </w:rPr>
+      </w:pPr>
+    </w:p>
+    <w:p>
+      <w:pPr>
+        <w:autoSpaceDE w:val="0"/>
+        <w:autoSpaceDN w:val="0"/>
+        <w:adjustRightInd w:val="0"/>
+        <w:spacing w:after="0" w:line="240" w:lineRule="auto"/>
+        <w:rPr>
+          <w:rFonts w:ascii="Lucida Console" w:hAnsi="Lucida Console" w:cs="Lucida Console"/>
+          <w:color w:val="1CA800"/>
+          <w:kern w:val="0"/>
+          <w:sz w:val="18"/>
+          <w:szCs w:val="18"/>
+        </w:rPr>
+      </w:pPr>
+    </w:p>
+    <w:p>
+      <w:pPr>
+        <w:autoSpaceDE w:val="0"/>
+        <w:autoSpaceDN w:val="0"/>
+        <w:adjustRightInd w:val="0"/>
+        <w:spacing w:after="0" w:line="240" w:lineRule="auto"/>
+        <w:rPr>
+          <w:rFonts w:ascii="Lucida Console" w:hAnsi="Lucida Console" w:cs="Lucida Console"/>
+          <w:color w:val="1CA800"/>
+          <w:kern w:val="0"/>
+          <w:sz w:val="18"/>
+          <w:szCs w:val="18"/>
+        </w:rPr>
+      </w:pPr>
     </w:p>
     <w:p>
       <w:pPr>
@@ -19313,7 +19767,6 @@
           <w:sz w:val="18"/>
           <w:szCs w:val="18"/>
         </w:rPr>
-        <w:lastRenderedPageBreak/>
         <w:t xml:space="preserve">  </w:t>
       </w:r>
       <w:proofErr w:type="gramStart"/>
@@ -19799,6 +20252,59 @@
         </w:rPr>
         <w:t>'</w:t>
       </w:r>
+      <w:r>
+        <w:rPr>
+          <w:rFonts w:ascii="Lucida Console" w:hAnsi="Lucida Console" w:cs="Lucida Console"/>
+          <w:kern w:val="0"/>
+          <w:sz w:val="18"/>
+          <w:szCs w:val="18"/>
+        </w:rPr>
+        <w:t xml:space="preserve">     </w:t>
+      </w:r>
+      <w:r>
+        <w:rPr>
+          <w:rFonts w:ascii="Lucida Console" w:hAnsi="Lucida Console" w:cs="Lucida Console"/>
+          <w:kern w:val="0"/>
+          <w:sz w:val="18"/>
+          <w:szCs w:val="18"/>
+          <w:highlight w:val="yellow"/>
+        </w:rPr>
+        <w:t xml:space="preserve">&lt;- entrei na </w:t>
+      </w:r>
+      <w:proofErr w:type="spellStart"/>
+      <w:r>
+        <w:rPr>
+          <w:rFonts w:ascii="Lucida Console" w:hAnsi="Lucida Console" w:cs="Lucida Console"/>
+          <w:kern w:val="0"/>
+          <w:sz w:val="18"/>
+          <w:szCs w:val="18"/>
+          <w:highlight w:val="yellow"/>
+        </w:rPr>
+        <w:t>branch</w:t>
+      </w:r>
+      <w:proofErr w:type="spellEnd"/>
+      <w:r>
+        <w:rPr>
+          <w:rFonts w:ascii="Lucida Console" w:hAnsi="Lucida Console" w:cs="Lucida Console"/>
+          <w:kern w:val="0"/>
+          <w:sz w:val="18"/>
+          <w:szCs w:val="18"/>
+          <w:highlight w:val="yellow"/>
+        </w:rPr>
+        <w:t xml:space="preserve"> </w:t>
+      </w:r>
+      <w:proofErr w:type="spellStart"/>
+      <w:r>
+        <w:rPr>
+          <w:rFonts w:ascii="Lucida Console" w:hAnsi="Lucida Console" w:cs="Lucida Console"/>
+          <w:kern w:val="0"/>
+          <w:sz w:val="18"/>
+          <w:szCs w:val="18"/>
+          <w:highlight w:val="yellow"/>
+        </w:rPr>
+        <w:t>main</w:t>
+      </w:r>
+      <w:proofErr w:type="spellEnd"/>
     </w:p>
     <w:p>
       <w:pPr>
@@ -20223,19 +20729,91 @@
         <w:spacing w:after="0" w:line="240" w:lineRule="auto"/>
         <w:rPr>
           <w:rFonts w:ascii="Lucida Console" w:hAnsi="Lucida Console" w:cs="Lucida Console"/>
+          <w:kern w:val="0"/>
+          <w:sz w:val="36"/>
+          <w:szCs w:val="36"/>
+        </w:rPr>
+      </w:pPr>
+      <w:r>
+        <w:rPr>
+          <w:rFonts w:ascii="Lucida Console" w:hAnsi="Lucida Console" w:cs="Lucida Console"/>
+          <w:kern w:val="0"/>
+          <w:sz w:val="36"/>
+          <w:szCs w:val="36"/>
+        </w:rPr>
+        <w:t>USANDO GIT PULL</w:t>
+      </w:r>
+    </w:p>
+    <w:p>
+      <w:pPr>
+        <w:autoSpaceDE w:val="0"/>
+        <w:autoSpaceDN w:val="0"/>
+        <w:adjustRightInd w:val="0"/>
+        <w:spacing w:after="0" w:line="240" w:lineRule="auto"/>
+        <w:rPr>
+          <w:rFonts w:ascii="Lucida Console" w:hAnsi="Lucida Console" w:cs="Lucida Console"/>
+          <w:kern w:val="0"/>
+          <w:sz w:val="36"/>
+          <w:szCs w:val="36"/>
+        </w:rPr>
+      </w:pPr>
+    </w:p>
+    <w:p>
+      <w:pPr>
+        <w:autoSpaceDE w:val="0"/>
+        <w:autoSpaceDN w:val="0"/>
+        <w:adjustRightInd w:val="0"/>
+        <w:spacing w:after="0" w:line="240" w:lineRule="auto"/>
+        <w:rPr>
+          <w:rFonts w:ascii="Lucida Console" w:hAnsi="Lucida Console" w:cs="Lucida Console"/>
+          <w:kern w:val="0"/>
+          <w:sz w:val="36"/>
+          <w:szCs w:val="36"/>
+        </w:rPr>
+      </w:pPr>
+    </w:p>
+    <w:p>
+      <w:pPr>
+        <w:autoSpaceDE w:val="0"/>
+        <w:autoSpaceDN w:val="0"/>
+        <w:adjustRightInd w:val="0"/>
+        <w:spacing w:after="0" w:line="240" w:lineRule="auto"/>
+        <w:rPr>
+          <w:rFonts w:ascii="Lucida Console" w:hAnsi="Lucida Console" w:cs="Lucida Console"/>
+          <w:kern w:val="0"/>
+          <w:sz w:val="18"/>
+          <w:szCs w:val="18"/>
+        </w:rPr>
+      </w:pPr>
+    </w:p>
+    <w:p>
+      <w:pPr>
+        <w:autoSpaceDE w:val="0"/>
+        <w:autoSpaceDN w:val="0"/>
+        <w:adjustRightInd w:val="0"/>
+        <w:spacing w:after="0" w:line="240" w:lineRule="auto"/>
+        <w:rPr>
+          <w:rFonts w:ascii="Lucida Console" w:hAnsi="Lucida Console" w:cs="Lucida Console"/>
+          <w:color w:val="00A89A"/>
+          <w:kern w:val="0"/>
+          <w:sz w:val="18"/>
+          <w:szCs w:val="18"/>
+        </w:rPr>
+      </w:pPr>
+      <w:proofErr w:type="spellStart"/>
+      <w:proofErr w:type="gramStart"/>
+      <w:r>
+        <w:rPr>
+          <w:rFonts w:ascii="Lucida Console" w:hAnsi="Lucida Console" w:cs="Lucida Console"/>
           <w:color w:val="1CA800"/>
           <w:kern w:val="0"/>
           <w:sz w:val="18"/>
           <w:szCs w:val="18"/>
         </w:rPr>
-      </w:pPr>
-    </w:p>
-    <w:p>
-      <w:pPr>
-        <w:autoSpaceDE w:val="0"/>
-        <w:autoSpaceDN w:val="0"/>
-        <w:adjustRightInd w:val="0"/>
-        <w:spacing w:after="0" w:line="240" w:lineRule="auto"/>
+        <w:t>flavi</w:t>
+      </w:r>
+      <w:proofErr w:type="gramEnd"/>
+      <w:r>
         <w:rPr>
           <w:rFonts w:ascii="Lucida Console" w:hAnsi="Lucida Console" w:cs="Lucida Console"/>
           <w:color w:val="1CA800"/>
@@ -20243,14 +20821,10 @@
           <w:sz w:val="18"/>
           <w:szCs w:val="18"/>
         </w:rPr>
-      </w:pPr>
-    </w:p>
-    <w:p>
-      <w:pPr>
-        <w:autoSpaceDE w:val="0"/>
-        <w:autoSpaceDN w:val="0"/>
-        <w:adjustRightInd w:val="0"/>
-        <w:spacing w:after="0" w:line="240" w:lineRule="auto"/>
+        <w:t>@Flavio</w:t>
+      </w:r>
+      <w:proofErr w:type="spellEnd"/>
+      <w:r>
         <w:rPr>
           <w:rFonts w:ascii="Lucida Console" w:hAnsi="Lucida Console" w:cs="Lucida Console"/>
           <w:color w:val="1CA800"/>
@@ -20258,14 +20832,1918 @@
           <w:sz w:val="18"/>
           <w:szCs w:val="18"/>
         </w:rPr>
-      </w:pPr>
-    </w:p>
-    <w:p>
-      <w:pPr>
-        <w:autoSpaceDE w:val="0"/>
-        <w:autoSpaceDN w:val="0"/>
-        <w:adjustRightInd w:val="0"/>
-        <w:spacing w:after="0" w:line="240" w:lineRule="auto"/>
+        <w:t xml:space="preserve"> </w:t>
+      </w:r>
+      <w:r>
+        <w:rPr>
+          <w:rFonts w:ascii="Lucida Console" w:hAnsi="Lucida Console" w:cs="Lucida Console"/>
+          <w:color w:val="B148C6"/>
+          <w:kern w:val="0"/>
+          <w:sz w:val="18"/>
+          <w:szCs w:val="18"/>
+        </w:rPr>
+        <w:t xml:space="preserve">MINGW64 </w:t>
+      </w:r>
+      <w:r>
+        <w:rPr>
+          <w:rFonts w:ascii="Lucida Console" w:hAnsi="Lucida Console" w:cs="Lucida Console"/>
+          <w:color w:val="C0A000"/>
+          <w:kern w:val="0"/>
+          <w:sz w:val="18"/>
+          <w:szCs w:val="18"/>
+        </w:rPr>
+        <w:t>~/Desktop/</w:t>
+      </w:r>
+      <w:proofErr w:type="spellStart"/>
+      <w:r>
+        <w:rPr>
+          <w:rFonts w:ascii="Lucida Console" w:hAnsi="Lucida Console" w:cs="Lucida Console"/>
+          <w:color w:val="C0A000"/>
+          <w:kern w:val="0"/>
+          <w:sz w:val="18"/>
+          <w:szCs w:val="18"/>
+        </w:rPr>
+        <w:t>tcc</w:t>
+      </w:r>
+      <w:proofErr w:type="spellEnd"/>
+      <w:r>
+        <w:rPr>
+          <w:rFonts w:ascii="Lucida Console" w:hAnsi="Lucida Console" w:cs="Lucida Console"/>
+          <w:color w:val="C0A000"/>
+          <w:kern w:val="0"/>
+          <w:sz w:val="18"/>
+          <w:szCs w:val="18"/>
+        </w:rPr>
+        <w:t>/</w:t>
+      </w:r>
+      <w:proofErr w:type="spellStart"/>
+      <w:r>
+        <w:rPr>
+          <w:rFonts w:ascii="Lucida Console" w:hAnsi="Lucida Console" w:cs="Lucida Console"/>
+          <w:color w:val="C0A000"/>
+          <w:kern w:val="0"/>
+          <w:sz w:val="18"/>
+          <w:szCs w:val="18"/>
+        </w:rPr>
+        <w:t>trabalho_tcc</w:t>
+      </w:r>
+      <w:proofErr w:type="spellEnd"/>
+      <w:r>
+        <w:rPr>
+          <w:rFonts w:ascii="Lucida Console" w:hAnsi="Lucida Console" w:cs="Lucida Console"/>
+          <w:color w:val="00A89A"/>
+          <w:kern w:val="0"/>
+          <w:sz w:val="18"/>
+          <w:szCs w:val="18"/>
+        </w:rPr>
+        <w:t xml:space="preserve"> (</w:t>
+      </w:r>
+      <w:proofErr w:type="spellStart"/>
+      <w:r>
+        <w:rPr>
+          <w:rFonts w:ascii="Lucida Console" w:hAnsi="Lucida Console" w:cs="Lucida Console"/>
+          <w:color w:val="00A89A"/>
+          <w:kern w:val="0"/>
+          <w:sz w:val="18"/>
+          <w:szCs w:val="18"/>
+        </w:rPr>
+        <w:t>flavio</w:t>
+      </w:r>
+      <w:proofErr w:type="spellEnd"/>
+      <w:r>
+        <w:rPr>
+          <w:rFonts w:ascii="Lucida Console" w:hAnsi="Lucida Console" w:cs="Lucida Console"/>
+          <w:color w:val="00A89A"/>
+          <w:kern w:val="0"/>
+          <w:sz w:val="18"/>
+          <w:szCs w:val="18"/>
+        </w:rPr>
+        <w:t>)</w:t>
+      </w:r>
+    </w:p>
+    <w:p>
+      <w:pPr>
+        <w:autoSpaceDE w:val="0"/>
+        <w:autoSpaceDN w:val="0"/>
+        <w:adjustRightInd w:val="0"/>
+        <w:spacing w:after="0" w:line="240" w:lineRule="auto"/>
+        <w:rPr>
+          <w:rFonts w:ascii="Lucida Console" w:hAnsi="Lucida Console" w:cs="Lucida Console"/>
+          <w:kern w:val="0"/>
+          <w:sz w:val="18"/>
+          <w:szCs w:val="18"/>
+        </w:rPr>
+      </w:pPr>
+      <w:r>
+        <w:rPr>
+          <w:rFonts w:ascii="Lucida Console" w:hAnsi="Lucida Console" w:cs="Lucida Console"/>
+          <w:kern w:val="0"/>
+          <w:sz w:val="18"/>
+          <w:szCs w:val="18"/>
+        </w:rPr>
+        <w:t xml:space="preserve">$ </w:t>
+      </w:r>
+      <w:proofErr w:type="spellStart"/>
+      <w:r>
+        <w:rPr>
+          <w:rFonts w:ascii="Lucida Console" w:hAnsi="Lucida Console" w:cs="Lucida Console"/>
+          <w:kern w:val="0"/>
+          <w:sz w:val="18"/>
+          <w:szCs w:val="18"/>
+        </w:rPr>
+        <w:t>git</w:t>
+      </w:r>
+      <w:proofErr w:type="spellEnd"/>
+      <w:r>
+        <w:rPr>
+          <w:rFonts w:ascii="Lucida Console" w:hAnsi="Lucida Console" w:cs="Lucida Console"/>
+          <w:kern w:val="0"/>
+          <w:sz w:val="18"/>
+          <w:szCs w:val="18"/>
+        </w:rPr>
+        <w:t xml:space="preserve"> </w:t>
+      </w:r>
+      <w:proofErr w:type="spellStart"/>
+      <w:r>
+        <w:rPr>
+          <w:rFonts w:ascii="Lucida Console" w:hAnsi="Lucida Console" w:cs="Lucida Console"/>
+          <w:kern w:val="0"/>
+          <w:sz w:val="18"/>
+          <w:szCs w:val="18"/>
+        </w:rPr>
+        <w:t>pull</w:t>
+      </w:r>
+      <w:proofErr w:type="spellEnd"/>
+      <w:r>
+        <w:rPr>
+          <w:rFonts w:ascii="Lucida Console" w:hAnsi="Lucida Console" w:cs="Lucida Console"/>
+          <w:kern w:val="0"/>
+          <w:sz w:val="18"/>
+          <w:szCs w:val="18"/>
+        </w:rPr>
+        <w:t xml:space="preserve"> </w:t>
+      </w:r>
+      <w:r>
+        <w:rPr>
+          <w:rFonts w:ascii="Lucida Console" w:hAnsi="Lucida Console" w:cs="Lucida Console"/>
+          <w:kern w:val="0"/>
+          <w:sz w:val="18"/>
+          <w:szCs w:val="18"/>
+        </w:rPr>
+        <w:tab/>
+      </w:r>
+      <w:r>
+        <w:rPr>
+          <w:rFonts w:ascii="Lucida Console" w:hAnsi="Lucida Console" w:cs="Lucida Console"/>
+          <w:kern w:val="0"/>
+          <w:sz w:val="18"/>
+          <w:szCs w:val="18"/>
+        </w:rPr>
+        <w:tab/>
+      </w:r>
+      <w:r>
+        <w:rPr>
+          <w:rFonts w:ascii="Lucida Console" w:hAnsi="Lucida Console" w:cs="Lucida Console"/>
+          <w:kern w:val="0"/>
+          <w:sz w:val="18"/>
+          <w:szCs w:val="18"/>
+          <w:highlight w:val="yellow"/>
+        </w:rPr>
+        <w:t xml:space="preserve">&lt;- tentei usar o </w:t>
+      </w:r>
+      <w:proofErr w:type="spellStart"/>
+      <w:r>
+        <w:rPr>
+          <w:rFonts w:ascii="Lucida Console" w:hAnsi="Lucida Console" w:cs="Lucida Console"/>
+          <w:kern w:val="0"/>
+          <w:sz w:val="18"/>
+          <w:szCs w:val="18"/>
+          <w:highlight w:val="yellow"/>
+        </w:rPr>
+        <w:t>git</w:t>
+      </w:r>
+      <w:proofErr w:type="spellEnd"/>
+      <w:r>
+        <w:rPr>
+          <w:rFonts w:ascii="Lucida Console" w:hAnsi="Lucida Console" w:cs="Lucida Console"/>
+          <w:kern w:val="0"/>
+          <w:sz w:val="18"/>
+          <w:szCs w:val="18"/>
+          <w:highlight w:val="yellow"/>
+        </w:rPr>
+        <w:t xml:space="preserve"> </w:t>
+      </w:r>
+      <w:proofErr w:type="spellStart"/>
+      <w:proofErr w:type="gramStart"/>
+      <w:r>
+        <w:rPr>
+          <w:rFonts w:ascii="Lucida Console" w:hAnsi="Lucida Console" w:cs="Lucida Console"/>
+          <w:kern w:val="0"/>
+          <w:sz w:val="18"/>
+          <w:szCs w:val="18"/>
+          <w:highlight w:val="yellow"/>
+        </w:rPr>
+        <w:t>pull</w:t>
+      </w:r>
+      <w:proofErr w:type="spellEnd"/>
+      <w:proofErr w:type="gramEnd"/>
+      <w:r>
+        <w:rPr>
+          <w:rFonts w:ascii="Lucida Console" w:hAnsi="Lucida Console" w:cs="Lucida Console"/>
+          <w:kern w:val="0"/>
+          <w:sz w:val="18"/>
+          <w:szCs w:val="18"/>
+          <w:highlight w:val="yellow"/>
+        </w:rPr>
+        <w:t xml:space="preserve"> </w:t>
+      </w:r>
+      <w:r>
+        <w:rPr>
+          <w:rFonts w:ascii="Lucida Console" w:hAnsi="Lucida Console" w:cs="Lucida Console"/>
+          <w:kern w:val="0"/>
+          <w:sz w:val="18"/>
+          <w:szCs w:val="18"/>
+          <w:highlight w:val="yellow"/>
+        </w:rPr>
+        <w:t xml:space="preserve">porém não estava na </w:t>
+      </w:r>
+      <w:proofErr w:type="spellStart"/>
+      <w:r>
+        <w:rPr>
+          <w:rFonts w:ascii="Lucida Console" w:hAnsi="Lucida Console" w:cs="Lucida Console"/>
+          <w:kern w:val="0"/>
+          <w:sz w:val="18"/>
+          <w:szCs w:val="18"/>
+          <w:highlight w:val="yellow"/>
+        </w:rPr>
+        <w:t>branch</w:t>
+      </w:r>
+      <w:proofErr w:type="spellEnd"/>
+      <w:r>
+        <w:rPr>
+          <w:rFonts w:ascii="Lucida Console" w:hAnsi="Lucida Console" w:cs="Lucida Console"/>
+          <w:kern w:val="0"/>
+          <w:sz w:val="18"/>
+          <w:szCs w:val="18"/>
+          <w:highlight w:val="yellow"/>
+        </w:rPr>
+        <w:t xml:space="preserve"> </w:t>
+      </w:r>
+      <w:r>
+        <w:rPr>
+          <w:rFonts w:ascii="Lucida Console" w:hAnsi="Lucida Console" w:cs="Lucida Console"/>
+          <w:kern w:val="0"/>
+          <w:sz w:val="18"/>
+          <w:szCs w:val="18"/>
+          <w:highlight w:val="yellow"/>
+        </w:rPr>
+        <w:t>(</w:t>
+      </w:r>
+      <w:proofErr w:type="spellStart"/>
+      <w:r>
+        <w:rPr>
+          <w:rFonts w:ascii="Lucida Console" w:hAnsi="Lucida Console" w:cs="Lucida Console"/>
+          <w:kern w:val="0"/>
+          <w:sz w:val="18"/>
+          <w:szCs w:val="18"/>
+          <w:highlight w:val="yellow"/>
+        </w:rPr>
+        <w:t>main</w:t>
+      </w:r>
+      <w:proofErr w:type="spellEnd"/>
+      <w:r>
+        <w:rPr>
+          <w:rFonts w:ascii="Lucida Console" w:hAnsi="Lucida Console" w:cs="Lucida Console"/>
+          <w:kern w:val="0"/>
+          <w:sz w:val="18"/>
+          <w:szCs w:val="18"/>
+          <w:highlight w:val="yellow"/>
+        </w:rPr>
+        <w:t>)</w:t>
+      </w:r>
+    </w:p>
+    <w:p>
+      <w:pPr>
+        <w:autoSpaceDE w:val="0"/>
+        <w:autoSpaceDN w:val="0"/>
+        <w:adjustRightInd w:val="0"/>
+        <w:spacing w:after="0" w:line="240" w:lineRule="auto"/>
+        <w:rPr>
+          <w:rFonts w:ascii="Lucida Console" w:hAnsi="Lucida Console" w:cs="Lucida Console"/>
+          <w:kern w:val="0"/>
+          <w:sz w:val="18"/>
+          <w:szCs w:val="18"/>
+        </w:rPr>
+      </w:pPr>
+      <w:proofErr w:type="spellStart"/>
+      <w:proofErr w:type="gramStart"/>
+      <w:r>
+        <w:rPr>
+          <w:rFonts w:ascii="Lucida Console" w:hAnsi="Lucida Console" w:cs="Lucida Console"/>
+          <w:kern w:val="0"/>
+          <w:sz w:val="18"/>
+          <w:szCs w:val="18"/>
+        </w:rPr>
+        <w:t>remote</w:t>
+      </w:r>
+      <w:proofErr w:type="spellEnd"/>
+      <w:proofErr w:type="gramEnd"/>
+      <w:r>
+        <w:rPr>
+          <w:rFonts w:ascii="Lucida Console" w:hAnsi="Lucida Console" w:cs="Lucida Console"/>
+          <w:kern w:val="0"/>
+          <w:sz w:val="18"/>
+          <w:szCs w:val="18"/>
+        </w:rPr>
+        <w:t xml:space="preserve">: </w:t>
+      </w:r>
+      <w:proofErr w:type="spellStart"/>
+      <w:r>
+        <w:rPr>
+          <w:rFonts w:ascii="Lucida Console" w:hAnsi="Lucida Console" w:cs="Lucida Console"/>
+          <w:kern w:val="0"/>
+          <w:sz w:val="18"/>
+          <w:szCs w:val="18"/>
+        </w:rPr>
+        <w:t>Enumerating</w:t>
+      </w:r>
+      <w:proofErr w:type="spellEnd"/>
+      <w:r>
+        <w:rPr>
+          <w:rFonts w:ascii="Lucida Console" w:hAnsi="Lucida Console" w:cs="Lucida Console"/>
+          <w:kern w:val="0"/>
+          <w:sz w:val="18"/>
+          <w:szCs w:val="18"/>
+        </w:rPr>
+        <w:t xml:space="preserve"> </w:t>
+      </w:r>
+      <w:proofErr w:type="spellStart"/>
+      <w:r>
+        <w:rPr>
+          <w:rFonts w:ascii="Lucida Console" w:hAnsi="Lucida Console" w:cs="Lucida Console"/>
+          <w:kern w:val="0"/>
+          <w:sz w:val="18"/>
+          <w:szCs w:val="18"/>
+        </w:rPr>
+        <w:t>objects</w:t>
+      </w:r>
+      <w:proofErr w:type="spellEnd"/>
+      <w:r>
+        <w:rPr>
+          <w:rFonts w:ascii="Lucida Console" w:hAnsi="Lucida Console" w:cs="Lucida Console"/>
+          <w:kern w:val="0"/>
+          <w:sz w:val="18"/>
+          <w:szCs w:val="18"/>
+        </w:rPr>
+        <w:t xml:space="preserve">: 9, </w:t>
+      </w:r>
+      <w:proofErr w:type="spellStart"/>
+      <w:r>
+        <w:rPr>
+          <w:rFonts w:ascii="Lucida Console" w:hAnsi="Lucida Console" w:cs="Lucida Console"/>
+          <w:kern w:val="0"/>
+          <w:sz w:val="18"/>
+          <w:szCs w:val="18"/>
+        </w:rPr>
+        <w:t>done</w:t>
+      </w:r>
+      <w:proofErr w:type="spellEnd"/>
+      <w:r>
+        <w:rPr>
+          <w:rFonts w:ascii="Lucida Console" w:hAnsi="Lucida Console" w:cs="Lucida Console"/>
+          <w:kern w:val="0"/>
+          <w:sz w:val="18"/>
+          <w:szCs w:val="18"/>
+        </w:rPr>
+        <w:t>.</w:t>
+      </w:r>
+    </w:p>
+    <w:p>
+      <w:pPr>
+        <w:autoSpaceDE w:val="0"/>
+        <w:autoSpaceDN w:val="0"/>
+        <w:adjustRightInd w:val="0"/>
+        <w:spacing w:after="0" w:line="240" w:lineRule="auto"/>
+        <w:rPr>
+          <w:rFonts w:ascii="Lucida Console" w:hAnsi="Lucida Console" w:cs="Lucida Console"/>
+          <w:kern w:val="0"/>
+          <w:sz w:val="18"/>
+          <w:szCs w:val="18"/>
+        </w:rPr>
+      </w:pPr>
+      <w:proofErr w:type="spellStart"/>
+      <w:proofErr w:type="gramStart"/>
+      <w:r>
+        <w:rPr>
+          <w:rFonts w:ascii="Lucida Console" w:hAnsi="Lucida Console" w:cs="Lucida Console"/>
+          <w:kern w:val="0"/>
+          <w:sz w:val="18"/>
+          <w:szCs w:val="18"/>
+        </w:rPr>
+        <w:t>remote</w:t>
+      </w:r>
+      <w:proofErr w:type="spellEnd"/>
+      <w:proofErr w:type="gramEnd"/>
+      <w:r>
+        <w:rPr>
+          <w:rFonts w:ascii="Lucida Console" w:hAnsi="Lucida Console" w:cs="Lucida Console"/>
+          <w:kern w:val="0"/>
+          <w:sz w:val="18"/>
+          <w:szCs w:val="18"/>
+        </w:rPr>
+        <w:t xml:space="preserve">: </w:t>
+      </w:r>
+      <w:proofErr w:type="spellStart"/>
+      <w:r>
+        <w:rPr>
+          <w:rFonts w:ascii="Lucida Console" w:hAnsi="Lucida Console" w:cs="Lucida Console"/>
+          <w:kern w:val="0"/>
+          <w:sz w:val="18"/>
+          <w:szCs w:val="18"/>
+        </w:rPr>
+        <w:t>Counting</w:t>
+      </w:r>
+      <w:proofErr w:type="spellEnd"/>
+      <w:r>
+        <w:rPr>
+          <w:rFonts w:ascii="Lucida Console" w:hAnsi="Lucida Console" w:cs="Lucida Console"/>
+          <w:kern w:val="0"/>
+          <w:sz w:val="18"/>
+          <w:szCs w:val="18"/>
+        </w:rPr>
+        <w:t xml:space="preserve"> </w:t>
+      </w:r>
+      <w:proofErr w:type="spellStart"/>
+      <w:r>
+        <w:rPr>
+          <w:rFonts w:ascii="Lucida Console" w:hAnsi="Lucida Console" w:cs="Lucida Console"/>
+          <w:kern w:val="0"/>
+          <w:sz w:val="18"/>
+          <w:szCs w:val="18"/>
+        </w:rPr>
+        <w:t>objects</w:t>
+      </w:r>
+      <w:proofErr w:type="spellEnd"/>
+      <w:r>
+        <w:rPr>
+          <w:rFonts w:ascii="Lucida Console" w:hAnsi="Lucida Console" w:cs="Lucida Console"/>
+          <w:kern w:val="0"/>
+          <w:sz w:val="18"/>
+          <w:szCs w:val="18"/>
+        </w:rPr>
+        <w:t xml:space="preserve">: 100% (9/9), </w:t>
+      </w:r>
+      <w:proofErr w:type="spellStart"/>
+      <w:r>
+        <w:rPr>
+          <w:rFonts w:ascii="Lucida Console" w:hAnsi="Lucida Console" w:cs="Lucida Console"/>
+          <w:kern w:val="0"/>
+          <w:sz w:val="18"/>
+          <w:szCs w:val="18"/>
+        </w:rPr>
+        <w:t>done</w:t>
+      </w:r>
+      <w:proofErr w:type="spellEnd"/>
+      <w:r>
+        <w:rPr>
+          <w:rFonts w:ascii="Lucida Console" w:hAnsi="Lucida Console" w:cs="Lucida Console"/>
+          <w:kern w:val="0"/>
+          <w:sz w:val="18"/>
+          <w:szCs w:val="18"/>
+        </w:rPr>
+        <w:t>.</w:t>
+      </w:r>
+    </w:p>
+    <w:p>
+      <w:pPr>
+        <w:autoSpaceDE w:val="0"/>
+        <w:autoSpaceDN w:val="0"/>
+        <w:adjustRightInd w:val="0"/>
+        <w:spacing w:after="0" w:line="240" w:lineRule="auto"/>
+        <w:rPr>
+          <w:rFonts w:ascii="Lucida Console" w:hAnsi="Lucida Console" w:cs="Lucida Console"/>
+          <w:kern w:val="0"/>
+          <w:sz w:val="18"/>
+          <w:szCs w:val="18"/>
+        </w:rPr>
+      </w:pPr>
+      <w:proofErr w:type="spellStart"/>
+      <w:proofErr w:type="gramStart"/>
+      <w:r>
+        <w:rPr>
+          <w:rFonts w:ascii="Lucida Console" w:hAnsi="Lucida Console" w:cs="Lucida Console"/>
+          <w:kern w:val="0"/>
+          <w:sz w:val="18"/>
+          <w:szCs w:val="18"/>
+        </w:rPr>
+        <w:t>remote</w:t>
+      </w:r>
+      <w:proofErr w:type="spellEnd"/>
+      <w:proofErr w:type="gramEnd"/>
+      <w:r>
+        <w:rPr>
+          <w:rFonts w:ascii="Lucida Console" w:hAnsi="Lucida Console" w:cs="Lucida Console"/>
+          <w:kern w:val="0"/>
+          <w:sz w:val="18"/>
+          <w:szCs w:val="18"/>
+        </w:rPr>
+        <w:t xml:space="preserve">: </w:t>
+      </w:r>
+      <w:proofErr w:type="spellStart"/>
+      <w:r>
+        <w:rPr>
+          <w:rFonts w:ascii="Lucida Console" w:hAnsi="Lucida Console" w:cs="Lucida Console"/>
+          <w:kern w:val="0"/>
+          <w:sz w:val="18"/>
+          <w:szCs w:val="18"/>
+        </w:rPr>
+        <w:t>Compressing</w:t>
+      </w:r>
+      <w:proofErr w:type="spellEnd"/>
+      <w:r>
+        <w:rPr>
+          <w:rFonts w:ascii="Lucida Console" w:hAnsi="Lucida Console" w:cs="Lucida Console"/>
+          <w:kern w:val="0"/>
+          <w:sz w:val="18"/>
+          <w:szCs w:val="18"/>
+        </w:rPr>
+        <w:t xml:space="preserve"> </w:t>
+      </w:r>
+      <w:proofErr w:type="spellStart"/>
+      <w:r>
+        <w:rPr>
+          <w:rFonts w:ascii="Lucida Console" w:hAnsi="Lucida Console" w:cs="Lucida Console"/>
+          <w:kern w:val="0"/>
+          <w:sz w:val="18"/>
+          <w:szCs w:val="18"/>
+        </w:rPr>
+        <w:t>objects</w:t>
+      </w:r>
+      <w:proofErr w:type="spellEnd"/>
+      <w:r>
+        <w:rPr>
+          <w:rFonts w:ascii="Lucida Console" w:hAnsi="Lucida Console" w:cs="Lucida Console"/>
+          <w:kern w:val="0"/>
+          <w:sz w:val="18"/>
+          <w:szCs w:val="18"/>
+        </w:rPr>
+        <w:t xml:space="preserve">: 100% (6/6), </w:t>
+      </w:r>
+      <w:proofErr w:type="spellStart"/>
+      <w:r>
+        <w:rPr>
+          <w:rFonts w:ascii="Lucida Console" w:hAnsi="Lucida Console" w:cs="Lucida Console"/>
+          <w:kern w:val="0"/>
+          <w:sz w:val="18"/>
+          <w:szCs w:val="18"/>
+        </w:rPr>
+        <w:t>done</w:t>
+      </w:r>
+      <w:proofErr w:type="spellEnd"/>
+      <w:r>
+        <w:rPr>
+          <w:rFonts w:ascii="Lucida Console" w:hAnsi="Lucida Console" w:cs="Lucida Console"/>
+          <w:kern w:val="0"/>
+          <w:sz w:val="18"/>
+          <w:szCs w:val="18"/>
+        </w:rPr>
+        <w:t>.</w:t>
+      </w:r>
+    </w:p>
+    <w:p>
+      <w:pPr>
+        <w:autoSpaceDE w:val="0"/>
+        <w:autoSpaceDN w:val="0"/>
+        <w:adjustRightInd w:val="0"/>
+        <w:spacing w:after="0" w:line="240" w:lineRule="auto"/>
+        <w:rPr>
+          <w:rFonts w:ascii="Lucida Console" w:hAnsi="Lucida Console" w:cs="Lucida Console"/>
+          <w:kern w:val="0"/>
+          <w:sz w:val="18"/>
+          <w:szCs w:val="18"/>
+        </w:rPr>
+      </w:pPr>
+      <w:proofErr w:type="spellStart"/>
+      <w:proofErr w:type="gramStart"/>
+      <w:r>
+        <w:rPr>
+          <w:rFonts w:ascii="Lucida Console" w:hAnsi="Lucida Console" w:cs="Lucida Console"/>
+          <w:kern w:val="0"/>
+          <w:sz w:val="18"/>
+          <w:szCs w:val="18"/>
+        </w:rPr>
+        <w:t>remote</w:t>
+      </w:r>
+      <w:proofErr w:type="spellEnd"/>
+      <w:proofErr w:type="gramEnd"/>
+      <w:r>
+        <w:rPr>
+          <w:rFonts w:ascii="Lucida Console" w:hAnsi="Lucida Console" w:cs="Lucida Console"/>
+          <w:kern w:val="0"/>
+          <w:sz w:val="18"/>
+          <w:szCs w:val="18"/>
+        </w:rPr>
+        <w:t xml:space="preserve">: Total 7 (delta 1), </w:t>
+      </w:r>
+      <w:proofErr w:type="spellStart"/>
+      <w:r>
+        <w:rPr>
+          <w:rFonts w:ascii="Lucida Console" w:hAnsi="Lucida Console" w:cs="Lucida Console"/>
+          <w:kern w:val="0"/>
+          <w:sz w:val="18"/>
+          <w:szCs w:val="18"/>
+        </w:rPr>
+        <w:t>reused</w:t>
+      </w:r>
+      <w:proofErr w:type="spellEnd"/>
+      <w:r>
+        <w:rPr>
+          <w:rFonts w:ascii="Lucida Console" w:hAnsi="Lucida Console" w:cs="Lucida Console"/>
+          <w:kern w:val="0"/>
+          <w:sz w:val="18"/>
+          <w:szCs w:val="18"/>
+        </w:rPr>
+        <w:t xml:space="preserve"> 7 (delta 1), pack-</w:t>
+      </w:r>
+      <w:proofErr w:type="spellStart"/>
+      <w:r>
+        <w:rPr>
+          <w:rFonts w:ascii="Lucida Console" w:hAnsi="Lucida Console" w:cs="Lucida Console"/>
+          <w:kern w:val="0"/>
+          <w:sz w:val="18"/>
+          <w:szCs w:val="18"/>
+        </w:rPr>
+        <w:t>reused</w:t>
+      </w:r>
+      <w:proofErr w:type="spellEnd"/>
+      <w:r>
+        <w:rPr>
+          <w:rFonts w:ascii="Lucida Console" w:hAnsi="Lucida Console" w:cs="Lucida Console"/>
+          <w:kern w:val="0"/>
+          <w:sz w:val="18"/>
+          <w:szCs w:val="18"/>
+        </w:rPr>
+        <w:t xml:space="preserve"> 0 (</w:t>
+      </w:r>
+      <w:proofErr w:type="spellStart"/>
+      <w:r>
+        <w:rPr>
+          <w:rFonts w:ascii="Lucida Console" w:hAnsi="Lucida Console" w:cs="Lucida Console"/>
+          <w:kern w:val="0"/>
+          <w:sz w:val="18"/>
+          <w:szCs w:val="18"/>
+        </w:rPr>
+        <w:t>from</w:t>
+      </w:r>
+      <w:proofErr w:type="spellEnd"/>
+      <w:r>
+        <w:rPr>
+          <w:rFonts w:ascii="Lucida Console" w:hAnsi="Lucida Console" w:cs="Lucida Console"/>
+          <w:kern w:val="0"/>
+          <w:sz w:val="18"/>
+          <w:szCs w:val="18"/>
+        </w:rPr>
+        <w:t xml:space="preserve"> 0)</w:t>
+      </w:r>
+    </w:p>
+    <w:p>
+      <w:pPr>
+        <w:autoSpaceDE w:val="0"/>
+        <w:autoSpaceDN w:val="0"/>
+        <w:adjustRightInd w:val="0"/>
+        <w:spacing w:after="0" w:line="240" w:lineRule="auto"/>
+        <w:rPr>
+          <w:rFonts w:ascii="Lucida Console" w:hAnsi="Lucida Console" w:cs="Lucida Console"/>
+          <w:kern w:val="0"/>
+          <w:sz w:val="18"/>
+          <w:szCs w:val="18"/>
+        </w:rPr>
+      </w:pPr>
+      <w:proofErr w:type="spellStart"/>
+      <w:r>
+        <w:rPr>
+          <w:rFonts w:ascii="Lucida Console" w:hAnsi="Lucida Console" w:cs="Lucida Console"/>
+          <w:kern w:val="0"/>
+          <w:sz w:val="18"/>
+          <w:szCs w:val="18"/>
+        </w:rPr>
+        <w:t>Unpacking</w:t>
+      </w:r>
+      <w:proofErr w:type="spellEnd"/>
+      <w:r>
+        <w:rPr>
+          <w:rFonts w:ascii="Lucida Console" w:hAnsi="Lucida Console" w:cs="Lucida Console"/>
+          <w:kern w:val="0"/>
+          <w:sz w:val="18"/>
+          <w:szCs w:val="18"/>
+        </w:rPr>
+        <w:t xml:space="preserve"> </w:t>
+      </w:r>
+      <w:proofErr w:type="spellStart"/>
+      <w:r>
+        <w:rPr>
+          <w:rFonts w:ascii="Lucida Console" w:hAnsi="Lucida Console" w:cs="Lucida Console"/>
+          <w:kern w:val="0"/>
+          <w:sz w:val="18"/>
+          <w:szCs w:val="18"/>
+        </w:rPr>
+        <w:t>objects</w:t>
+      </w:r>
+      <w:proofErr w:type="spellEnd"/>
+      <w:r>
+        <w:rPr>
+          <w:rFonts w:ascii="Lucida Console" w:hAnsi="Lucida Console" w:cs="Lucida Console"/>
+          <w:kern w:val="0"/>
+          <w:sz w:val="18"/>
+          <w:szCs w:val="18"/>
+        </w:rPr>
+        <w:t xml:space="preserve">: 100% (7/7), 34.23 </w:t>
+      </w:r>
+      <w:proofErr w:type="spellStart"/>
+      <w:r>
+        <w:rPr>
+          <w:rFonts w:ascii="Lucida Console" w:hAnsi="Lucida Console" w:cs="Lucida Console"/>
+          <w:kern w:val="0"/>
+          <w:sz w:val="18"/>
+          <w:szCs w:val="18"/>
+        </w:rPr>
+        <w:t>KiB</w:t>
+      </w:r>
+      <w:proofErr w:type="spellEnd"/>
+      <w:r>
+        <w:rPr>
+          <w:rFonts w:ascii="Lucida Console" w:hAnsi="Lucida Console" w:cs="Lucida Console"/>
+          <w:kern w:val="0"/>
+          <w:sz w:val="18"/>
+          <w:szCs w:val="18"/>
+        </w:rPr>
+        <w:t xml:space="preserve"> | 1.07 </w:t>
+      </w:r>
+      <w:proofErr w:type="spellStart"/>
+      <w:r>
+        <w:rPr>
+          <w:rFonts w:ascii="Lucida Console" w:hAnsi="Lucida Console" w:cs="Lucida Console"/>
+          <w:kern w:val="0"/>
+          <w:sz w:val="18"/>
+          <w:szCs w:val="18"/>
+        </w:rPr>
+        <w:t>MiB</w:t>
+      </w:r>
+      <w:proofErr w:type="spellEnd"/>
+      <w:r>
+        <w:rPr>
+          <w:rFonts w:ascii="Lucida Console" w:hAnsi="Lucida Console" w:cs="Lucida Console"/>
+          <w:kern w:val="0"/>
+          <w:sz w:val="18"/>
+          <w:szCs w:val="18"/>
+        </w:rPr>
+        <w:t xml:space="preserve">/s, </w:t>
+      </w:r>
+      <w:proofErr w:type="spellStart"/>
+      <w:r>
+        <w:rPr>
+          <w:rFonts w:ascii="Lucida Console" w:hAnsi="Lucida Console" w:cs="Lucida Console"/>
+          <w:kern w:val="0"/>
+          <w:sz w:val="18"/>
+          <w:szCs w:val="18"/>
+        </w:rPr>
+        <w:t>done</w:t>
+      </w:r>
+      <w:proofErr w:type="spellEnd"/>
+      <w:r>
+        <w:rPr>
+          <w:rFonts w:ascii="Lucida Console" w:hAnsi="Lucida Console" w:cs="Lucida Console"/>
+          <w:kern w:val="0"/>
+          <w:sz w:val="18"/>
+          <w:szCs w:val="18"/>
+        </w:rPr>
+        <w:t>.</w:t>
+      </w:r>
+    </w:p>
+    <w:p>
+      <w:pPr>
+        <w:autoSpaceDE w:val="0"/>
+        <w:autoSpaceDN w:val="0"/>
+        <w:adjustRightInd w:val="0"/>
+        <w:spacing w:after="0" w:line="240" w:lineRule="auto"/>
+        <w:rPr>
+          <w:rFonts w:ascii="Lucida Console" w:hAnsi="Lucida Console" w:cs="Lucida Console"/>
+          <w:kern w:val="0"/>
+          <w:sz w:val="18"/>
+          <w:szCs w:val="18"/>
+        </w:rPr>
+      </w:pPr>
+      <w:proofErr w:type="spellStart"/>
+      <w:r>
+        <w:rPr>
+          <w:rFonts w:ascii="Lucida Console" w:hAnsi="Lucida Console" w:cs="Lucida Console"/>
+          <w:kern w:val="0"/>
+          <w:sz w:val="18"/>
+          <w:szCs w:val="18"/>
+        </w:rPr>
+        <w:t>From</w:t>
+      </w:r>
+      <w:proofErr w:type="spellEnd"/>
+      <w:r>
+        <w:rPr>
+          <w:rFonts w:ascii="Lucida Console" w:hAnsi="Lucida Console" w:cs="Lucida Console"/>
+          <w:kern w:val="0"/>
+          <w:sz w:val="18"/>
+          <w:szCs w:val="18"/>
+        </w:rPr>
+        <w:t xml:space="preserve"> https://github.com/Flavio1816/trabalho_tcc</w:t>
+      </w:r>
+    </w:p>
+    <w:p>
+      <w:pPr>
+        <w:autoSpaceDE w:val="0"/>
+        <w:autoSpaceDN w:val="0"/>
+        <w:adjustRightInd w:val="0"/>
+        <w:spacing w:after="0" w:line="240" w:lineRule="auto"/>
+        <w:rPr>
+          <w:rFonts w:ascii="Lucida Console" w:hAnsi="Lucida Console" w:cs="Lucida Console"/>
+          <w:kern w:val="0"/>
+          <w:sz w:val="18"/>
+          <w:szCs w:val="18"/>
+        </w:rPr>
+      </w:pPr>
+      <w:r>
+        <w:rPr>
+          <w:rFonts w:ascii="Lucida Console" w:hAnsi="Lucida Console" w:cs="Lucida Console"/>
+          <w:kern w:val="0"/>
+          <w:sz w:val="18"/>
+          <w:szCs w:val="18"/>
+        </w:rPr>
+        <w:t xml:space="preserve">   1b7fd4a..8c5233</w:t>
+      </w:r>
+      <w:proofErr w:type="gramStart"/>
+      <w:r>
+        <w:rPr>
+          <w:rFonts w:ascii="Lucida Console" w:hAnsi="Lucida Console" w:cs="Lucida Console"/>
+          <w:kern w:val="0"/>
+          <w:sz w:val="18"/>
+          <w:szCs w:val="18"/>
+        </w:rPr>
+        <w:t xml:space="preserve">a  </w:t>
+      </w:r>
+      <w:proofErr w:type="spellStart"/>
+      <w:r>
+        <w:rPr>
+          <w:rFonts w:ascii="Lucida Console" w:hAnsi="Lucida Console" w:cs="Lucida Console"/>
+          <w:kern w:val="0"/>
+          <w:sz w:val="18"/>
+          <w:szCs w:val="18"/>
+        </w:rPr>
+        <w:t>main</w:t>
+      </w:r>
+      <w:proofErr w:type="spellEnd"/>
+      <w:proofErr w:type="gramEnd"/>
+      <w:r>
+        <w:rPr>
+          <w:rFonts w:ascii="Lucida Console" w:hAnsi="Lucida Console" w:cs="Lucida Console"/>
+          <w:kern w:val="0"/>
+          <w:sz w:val="18"/>
+          <w:szCs w:val="18"/>
+        </w:rPr>
+        <w:t xml:space="preserve">       -&gt; </w:t>
+      </w:r>
+      <w:proofErr w:type="spellStart"/>
+      <w:r>
+        <w:rPr>
+          <w:rFonts w:ascii="Lucida Console" w:hAnsi="Lucida Console" w:cs="Lucida Console"/>
+          <w:kern w:val="0"/>
+          <w:sz w:val="18"/>
+          <w:szCs w:val="18"/>
+        </w:rPr>
+        <w:t>origin</w:t>
+      </w:r>
+      <w:proofErr w:type="spellEnd"/>
+      <w:r>
+        <w:rPr>
+          <w:rFonts w:ascii="Lucida Console" w:hAnsi="Lucida Console" w:cs="Lucida Console"/>
+          <w:kern w:val="0"/>
+          <w:sz w:val="18"/>
+          <w:szCs w:val="18"/>
+        </w:rPr>
+        <w:t>/</w:t>
+      </w:r>
+      <w:proofErr w:type="spellStart"/>
+      <w:r>
+        <w:rPr>
+          <w:rFonts w:ascii="Lucida Console" w:hAnsi="Lucida Console" w:cs="Lucida Console"/>
+          <w:kern w:val="0"/>
+          <w:sz w:val="18"/>
+          <w:szCs w:val="18"/>
+        </w:rPr>
+        <w:t>main</w:t>
+      </w:r>
+      <w:proofErr w:type="spellEnd"/>
+    </w:p>
+    <w:p>
+      <w:pPr>
+        <w:autoSpaceDE w:val="0"/>
+        <w:autoSpaceDN w:val="0"/>
+        <w:adjustRightInd w:val="0"/>
+        <w:spacing w:after="0" w:line="240" w:lineRule="auto"/>
+        <w:rPr>
+          <w:rFonts w:ascii="Lucida Console" w:hAnsi="Lucida Console" w:cs="Lucida Console"/>
+          <w:kern w:val="0"/>
+          <w:sz w:val="18"/>
+          <w:szCs w:val="18"/>
+        </w:rPr>
+      </w:pPr>
+      <w:proofErr w:type="spellStart"/>
+      <w:r>
+        <w:rPr>
+          <w:rFonts w:ascii="Lucida Console" w:hAnsi="Lucida Console" w:cs="Lucida Console"/>
+          <w:kern w:val="0"/>
+          <w:sz w:val="18"/>
+          <w:szCs w:val="18"/>
+        </w:rPr>
+        <w:t>There</w:t>
+      </w:r>
+      <w:proofErr w:type="spellEnd"/>
+      <w:r>
+        <w:rPr>
+          <w:rFonts w:ascii="Lucida Console" w:hAnsi="Lucida Console" w:cs="Lucida Console"/>
+          <w:kern w:val="0"/>
+          <w:sz w:val="18"/>
+          <w:szCs w:val="18"/>
+        </w:rPr>
+        <w:t xml:space="preserve"> </w:t>
+      </w:r>
+      <w:proofErr w:type="spellStart"/>
+      <w:r>
+        <w:rPr>
+          <w:rFonts w:ascii="Lucida Console" w:hAnsi="Lucida Console" w:cs="Lucida Console"/>
+          <w:kern w:val="0"/>
+          <w:sz w:val="18"/>
+          <w:szCs w:val="18"/>
+        </w:rPr>
+        <w:t>is</w:t>
+      </w:r>
+      <w:proofErr w:type="spellEnd"/>
+      <w:r>
+        <w:rPr>
+          <w:rFonts w:ascii="Lucida Console" w:hAnsi="Lucida Console" w:cs="Lucida Console"/>
+          <w:kern w:val="0"/>
+          <w:sz w:val="18"/>
+          <w:szCs w:val="18"/>
+        </w:rPr>
+        <w:t xml:space="preserve"> no </w:t>
+      </w:r>
+      <w:proofErr w:type="spellStart"/>
+      <w:r>
+        <w:rPr>
+          <w:rFonts w:ascii="Lucida Console" w:hAnsi="Lucida Console" w:cs="Lucida Console"/>
+          <w:kern w:val="0"/>
+          <w:sz w:val="18"/>
+          <w:szCs w:val="18"/>
+        </w:rPr>
+        <w:t>tracking</w:t>
+      </w:r>
+      <w:proofErr w:type="spellEnd"/>
+      <w:r>
+        <w:rPr>
+          <w:rFonts w:ascii="Lucida Console" w:hAnsi="Lucida Console" w:cs="Lucida Console"/>
+          <w:kern w:val="0"/>
+          <w:sz w:val="18"/>
+          <w:szCs w:val="18"/>
+        </w:rPr>
+        <w:t xml:space="preserve"> </w:t>
+      </w:r>
+      <w:proofErr w:type="spellStart"/>
+      <w:r>
+        <w:rPr>
+          <w:rFonts w:ascii="Lucida Console" w:hAnsi="Lucida Console" w:cs="Lucida Console"/>
+          <w:kern w:val="0"/>
+          <w:sz w:val="18"/>
+          <w:szCs w:val="18"/>
+        </w:rPr>
+        <w:t>information</w:t>
+      </w:r>
+      <w:proofErr w:type="spellEnd"/>
+      <w:r>
+        <w:rPr>
+          <w:rFonts w:ascii="Lucida Console" w:hAnsi="Lucida Console" w:cs="Lucida Console"/>
+          <w:kern w:val="0"/>
+          <w:sz w:val="18"/>
+          <w:szCs w:val="18"/>
+        </w:rPr>
+        <w:t xml:space="preserve"> for </w:t>
+      </w:r>
+      <w:proofErr w:type="spellStart"/>
+      <w:r>
+        <w:rPr>
+          <w:rFonts w:ascii="Lucida Console" w:hAnsi="Lucida Console" w:cs="Lucida Console"/>
+          <w:kern w:val="0"/>
+          <w:sz w:val="18"/>
+          <w:szCs w:val="18"/>
+        </w:rPr>
+        <w:t>the</w:t>
+      </w:r>
+      <w:proofErr w:type="spellEnd"/>
+      <w:r>
+        <w:rPr>
+          <w:rFonts w:ascii="Lucida Console" w:hAnsi="Lucida Console" w:cs="Lucida Console"/>
+          <w:kern w:val="0"/>
+          <w:sz w:val="18"/>
+          <w:szCs w:val="18"/>
+        </w:rPr>
+        <w:t xml:space="preserve"> </w:t>
+      </w:r>
+      <w:proofErr w:type="spellStart"/>
+      <w:r>
+        <w:rPr>
+          <w:rFonts w:ascii="Lucida Console" w:hAnsi="Lucida Console" w:cs="Lucida Console"/>
+          <w:kern w:val="0"/>
+          <w:sz w:val="18"/>
+          <w:szCs w:val="18"/>
+        </w:rPr>
+        <w:t>current</w:t>
+      </w:r>
+      <w:proofErr w:type="spellEnd"/>
+      <w:r>
+        <w:rPr>
+          <w:rFonts w:ascii="Lucida Console" w:hAnsi="Lucida Console" w:cs="Lucida Console"/>
+          <w:kern w:val="0"/>
+          <w:sz w:val="18"/>
+          <w:szCs w:val="18"/>
+        </w:rPr>
+        <w:t xml:space="preserve"> </w:t>
+      </w:r>
+      <w:proofErr w:type="spellStart"/>
+      <w:r>
+        <w:rPr>
+          <w:rFonts w:ascii="Lucida Console" w:hAnsi="Lucida Console" w:cs="Lucida Console"/>
+          <w:kern w:val="0"/>
+          <w:sz w:val="18"/>
+          <w:szCs w:val="18"/>
+        </w:rPr>
+        <w:t>branch</w:t>
+      </w:r>
+      <w:proofErr w:type="spellEnd"/>
+      <w:r>
+        <w:rPr>
+          <w:rFonts w:ascii="Lucida Console" w:hAnsi="Lucida Console" w:cs="Lucida Console"/>
+          <w:kern w:val="0"/>
+          <w:sz w:val="18"/>
+          <w:szCs w:val="18"/>
+        </w:rPr>
+        <w:t>.</w:t>
+      </w:r>
+    </w:p>
+    <w:p>
+      <w:pPr>
+        <w:autoSpaceDE w:val="0"/>
+        <w:autoSpaceDN w:val="0"/>
+        <w:adjustRightInd w:val="0"/>
+        <w:spacing w:after="0" w:line="240" w:lineRule="auto"/>
+        <w:rPr>
+          <w:rFonts w:ascii="Lucida Console" w:hAnsi="Lucida Console" w:cs="Lucida Console"/>
+          <w:kern w:val="0"/>
+          <w:sz w:val="18"/>
+          <w:szCs w:val="18"/>
+        </w:rPr>
+      </w:pPr>
+      <w:proofErr w:type="spellStart"/>
+      <w:r>
+        <w:rPr>
+          <w:rFonts w:ascii="Lucida Console" w:hAnsi="Lucida Console" w:cs="Lucida Console"/>
+          <w:kern w:val="0"/>
+          <w:sz w:val="18"/>
+          <w:szCs w:val="18"/>
+        </w:rPr>
+        <w:t>Please</w:t>
+      </w:r>
+      <w:proofErr w:type="spellEnd"/>
+      <w:r>
+        <w:rPr>
+          <w:rFonts w:ascii="Lucida Console" w:hAnsi="Lucida Console" w:cs="Lucida Console"/>
+          <w:kern w:val="0"/>
+          <w:sz w:val="18"/>
+          <w:szCs w:val="18"/>
+        </w:rPr>
+        <w:t xml:space="preserve"> </w:t>
+      </w:r>
+      <w:proofErr w:type="spellStart"/>
+      <w:r>
+        <w:rPr>
+          <w:rFonts w:ascii="Lucida Console" w:hAnsi="Lucida Console" w:cs="Lucida Console"/>
+          <w:kern w:val="0"/>
+          <w:sz w:val="18"/>
+          <w:szCs w:val="18"/>
+        </w:rPr>
+        <w:t>specify</w:t>
+      </w:r>
+      <w:proofErr w:type="spellEnd"/>
+      <w:r>
+        <w:rPr>
+          <w:rFonts w:ascii="Lucida Console" w:hAnsi="Lucida Console" w:cs="Lucida Console"/>
+          <w:kern w:val="0"/>
+          <w:sz w:val="18"/>
+          <w:szCs w:val="18"/>
+        </w:rPr>
+        <w:t xml:space="preserve"> </w:t>
+      </w:r>
+      <w:proofErr w:type="spellStart"/>
+      <w:r>
+        <w:rPr>
+          <w:rFonts w:ascii="Lucida Console" w:hAnsi="Lucida Console" w:cs="Lucida Console"/>
+          <w:kern w:val="0"/>
+          <w:sz w:val="18"/>
+          <w:szCs w:val="18"/>
+        </w:rPr>
+        <w:t>which</w:t>
+      </w:r>
+      <w:proofErr w:type="spellEnd"/>
+      <w:r>
+        <w:rPr>
+          <w:rFonts w:ascii="Lucida Console" w:hAnsi="Lucida Console" w:cs="Lucida Console"/>
+          <w:kern w:val="0"/>
+          <w:sz w:val="18"/>
+          <w:szCs w:val="18"/>
+        </w:rPr>
+        <w:t xml:space="preserve"> </w:t>
+      </w:r>
+      <w:proofErr w:type="spellStart"/>
+      <w:r>
+        <w:rPr>
+          <w:rFonts w:ascii="Lucida Console" w:hAnsi="Lucida Console" w:cs="Lucida Console"/>
+          <w:kern w:val="0"/>
+          <w:sz w:val="18"/>
+          <w:szCs w:val="18"/>
+        </w:rPr>
+        <w:t>branch</w:t>
+      </w:r>
+      <w:proofErr w:type="spellEnd"/>
+      <w:r>
+        <w:rPr>
+          <w:rFonts w:ascii="Lucida Console" w:hAnsi="Lucida Console" w:cs="Lucida Console"/>
+          <w:kern w:val="0"/>
+          <w:sz w:val="18"/>
+          <w:szCs w:val="18"/>
+        </w:rPr>
+        <w:t xml:space="preserve"> </w:t>
+      </w:r>
+      <w:proofErr w:type="spellStart"/>
+      <w:r>
+        <w:rPr>
+          <w:rFonts w:ascii="Lucida Console" w:hAnsi="Lucida Console" w:cs="Lucida Console"/>
+          <w:kern w:val="0"/>
+          <w:sz w:val="18"/>
+          <w:szCs w:val="18"/>
+        </w:rPr>
+        <w:t>you</w:t>
+      </w:r>
+      <w:proofErr w:type="spellEnd"/>
+      <w:r>
+        <w:rPr>
+          <w:rFonts w:ascii="Lucida Console" w:hAnsi="Lucida Console" w:cs="Lucida Console"/>
+          <w:kern w:val="0"/>
+          <w:sz w:val="18"/>
+          <w:szCs w:val="18"/>
+        </w:rPr>
+        <w:t xml:space="preserve"> </w:t>
+      </w:r>
+      <w:proofErr w:type="spellStart"/>
+      <w:r>
+        <w:rPr>
+          <w:rFonts w:ascii="Lucida Console" w:hAnsi="Lucida Console" w:cs="Lucida Console"/>
+          <w:kern w:val="0"/>
+          <w:sz w:val="18"/>
+          <w:szCs w:val="18"/>
+        </w:rPr>
+        <w:t>want</w:t>
+      </w:r>
+      <w:proofErr w:type="spellEnd"/>
+      <w:r>
+        <w:rPr>
+          <w:rFonts w:ascii="Lucida Console" w:hAnsi="Lucida Console" w:cs="Lucida Console"/>
+          <w:kern w:val="0"/>
+          <w:sz w:val="18"/>
+          <w:szCs w:val="18"/>
+        </w:rPr>
+        <w:t xml:space="preserve"> </w:t>
+      </w:r>
+      <w:proofErr w:type="spellStart"/>
+      <w:r>
+        <w:rPr>
+          <w:rFonts w:ascii="Lucida Console" w:hAnsi="Lucida Console" w:cs="Lucida Console"/>
+          <w:kern w:val="0"/>
+          <w:sz w:val="18"/>
+          <w:szCs w:val="18"/>
+        </w:rPr>
+        <w:t>to</w:t>
+      </w:r>
+      <w:proofErr w:type="spellEnd"/>
+      <w:r>
+        <w:rPr>
+          <w:rFonts w:ascii="Lucida Console" w:hAnsi="Lucida Console" w:cs="Lucida Console"/>
+          <w:kern w:val="0"/>
+          <w:sz w:val="18"/>
+          <w:szCs w:val="18"/>
+        </w:rPr>
+        <w:t xml:space="preserve"> merge </w:t>
+      </w:r>
+      <w:proofErr w:type="spellStart"/>
+      <w:r>
+        <w:rPr>
+          <w:rFonts w:ascii="Lucida Console" w:hAnsi="Lucida Console" w:cs="Lucida Console"/>
+          <w:kern w:val="0"/>
+          <w:sz w:val="18"/>
+          <w:szCs w:val="18"/>
+        </w:rPr>
+        <w:t>with</w:t>
+      </w:r>
+      <w:proofErr w:type="spellEnd"/>
+      <w:r>
+        <w:rPr>
+          <w:rFonts w:ascii="Lucida Console" w:hAnsi="Lucida Console" w:cs="Lucida Console"/>
+          <w:kern w:val="0"/>
+          <w:sz w:val="18"/>
+          <w:szCs w:val="18"/>
+        </w:rPr>
+        <w:t>.</w:t>
+      </w:r>
+    </w:p>
+    <w:p>
+      <w:pPr>
+        <w:autoSpaceDE w:val="0"/>
+        <w:autoSpaceDN w:val="0"/>
+        <w:adjustRightInd w:val="0"/>
+        <w:spacing w:after="0" w:line="240" w:lineRule="auto"/>
+        <w:rPr>
+          <w:rFonts w:ascii="Lucida Console" w:hAnsi="Lucida Console" w:cs="Lucida Console"/>
+          <w:kern w:val="0"/>
+          <w:sz w:val="18"/>
+          <w:szCs w:val="18"/>
+        </w:rPr>
+      </w:pPr>
+      <w:proofErr w:type="spellStart"/>
+      <w:r>
+        <w:rPr>
+          <w:rFonts w:ascii="Lucida Console" w:hAnsi="Lucida Console" w:cs="Lucida Console"/>
+          <w:kern w:val="0"/>
+          <w:sz w:val="18"/>
+          <w:szCs w:val="18"/>
+        </w:rPr>
+        <w:t>See</w:t>
+      </w:r>
+      <w:proofErr w:type="spellEnd"/>
+      <w:r>
+        <w:rPr>
+          <w:rFonts w:ascii="Lucida Console" w:hAnsi="Lucida Console" w:cs="Lucida Console"/>
+          <w:kern w:val="0"/>
+          <w:sz w:val="18"/>
+          <w:szCs w:val="18"/>
+        </w:rPr>
+        <w:t xml:space="preserve"> </w:t>
+      </w:r>
+      <w:proofErr w:type="spellStart"/>
+      <w:r>
+        <w:rPr>
+          <w:rFonts w:ascii="Lucida Console" w:hAnsi="Lucida Console" w:cs="Lucida Console"/>
+          <w:kern w:val="0"/>
+          <w:sz w:val="18"/>
+          <w:szCs w:val="18"/>
+        </w:rPr>
+        <w:t>git-</w:t>
+      </w:r>
+      <w:proofErr w:type="gramStart"/>
+      <w:r>
+        <w:rPr>
+          <w:rFonts w:ascii="Lucida Console" w:hAnsi="Lucida Console" w:cs="Lucida Console"/>
+          <w:kern w:val="0"/>
+          <w:sz w:val="18"/>
+          <w:szCs w:val="18"/>
+        </w:rPr>
+        <w:t>pull</w:t>
+      </w:r>
+      <w:proofErr w:type="spellEnd"/>
+      <w:r>
+        <w:rPr>
+          <w:rFonts w:ascii="Lucida Console" w:hAnsi="Lucida Console" w:cs="Lucida Console"/>
+          <w:kern w:val="0"/>
+          <w:sz w:val="18"/>
+          <w:szCs w:val="18"/>
+        </w:rPr>
+        <w:t>(</w:t>
+      </w:r>
+      <w:proofErr w:type="gramEnd"/>
+      <w:r>
+        <w:rPr>
+          <w:rFonts w:ascii="Lucida Console" w:hAnsi="Lucida Console" w:cs="Lucida Console"/>
+          <w:kern w:val="0"/>
+          <w:sz w:val="18"/>
+          <w:szCs w:val="18"/>
+        </w:rPr>
+        <w:t xml:space="preserve">1) for </w:t>
+      </w:r>
+      <w:proofErr w:type="spellStart"/>
+      <w:r>
+        <w:rPr>
+          <w:rFonts w:ascii="Lucida Console" w:hAnsi="Lucida Console" w:cs="Lucida Console"/>
+          <w:kern w:val="0"/>
+          <w:sz w:val="18"/>
+          <w:szCs w:val="18"/>
+        </w:rPr>
+        <w:t>details</w:t>
+      </w:r>
+      <w:proofErr w:type="spellEnd"/>
+      <w:r>
+        <w:rPr>
+          <w:rFonts w:ascii="Lucida Console" w:hAnsi="Lucida Console" w:cs="Lucida Console"/>
+          <w:kern w:val="0"/>
+          <w:sz w:val="18"/>
+          <w:szCs w:val="18"/>
+        </w:rPr>
+        <w:t>.</w:t>
+      </w:r>
+    </w:p>
+    <w:p>
+      <w:pPr>
+        <w:autoSpaceDE w:val="0"/>
+        <w:autoSpaceDN w:val="0"/>
+        <w:adjustRightInd w:val="0"/>
+        <w:spacing w:after="0" w:line="240" w:lineRule="auto"/>
+        <w:rPr>
+          <w:rFonts w:ascii="Lucida Console" w:hAnsi="Lucida Console" w:cs="Lucida Console"/>
+          <w:kern w:val="0"/>
+          <w:sz w:val="18"/>
+          <w:szCs w:val="18"/>
+        </w:rPr>
+      </w:pPr>
+    </w:p>
+    <w:p>
+      <w:pPr>
+        <w:autoSpaceDE w:val="0"/>
+        <w:autoSpaceDN w:val="0"/>
+        <w:adjustRightInd w:val="0"/>
+        <w:spacing w:after="0" w:line="240" w:lineRule="auto"/>
+        <w:rPr>
+          <w:rFonts w:ascii="Lucida Console" w:hAnsi="Lucida Console" w:cs="Lucida Console"/>
+          <w:kern w:val="0"/>
+          <w:sz w:val="18"/>
+          <w:szCs w:val="18"/>
+        </w:rPr>
+      </w:pPr>
+      <w:r>
+        <w:rPr>
+          <w:rFonts w:ascii="Lucida Console" w:hAnsi="Lucida Console" w:cs="Lucida Console"/>
+          <w:kern w:val="0"/>
+          <w:sz w:val="18"/>
+          <w:szCs w:val="18"/>
+        </w:rPr>
+        <w:t xml:space="preserve">    </w:t>
+      </w:r>
+      <w:proofErr w:type="spellStart"/>
+      <w:proofErr w:type="gramStart"/>
+      <w:r>
+        <w:rPr>
+          <w:rFonts w:ascii="Lucida Console" w:hAnsi="Lucida Console" w:cs="Lucida Console"/>
+          <w:kern w:val="0"/>
+          <w:sz w:val="18"/>
+          <w:szCs w:val="18"/>
+        </w:rPr>
+        <w:t>git</w:t>
+      </w:r>
+      <w:proofErr w:type="spellEnd"/>
+      <w:proofErr w:type="gramEnd"/>
+      <w:r>
+        <w:rPr>
+          <w:rFonts w:ascii="Lucida Console" w:hAnsi="Lucida Console" w:cs="Lucida Console"/>
+          <w:kern w:val="0"/>
+          <w:sz w:val="18"/>
+          <w:szCs w:val="18"/>
+        </w:rPr>
+        <w:t xml:space="preserve"> </w:t>
+      </w:r>
+      <w:proofErr w:type="spellStart"/>
+      <w:r>
+        <w:rPr>
+          <w:rFonts w:ascii="Lucida Console" w:hAnsi="Lucida Console" w:cs="Lucida Console"/>
+          <w:kern w:val="0"/>
+          <w:sz w:val="18"/>
+          <w:szCs w:val="18"/>
+        </w:rPr>
+        <w:t>pull</w:t>
+      </w:r>
+      <w:proofErr w:type="spellEnd"/>
+      <w:r>
+        <w:rPr>
+          <w:rFonts w:ascii="Lucida Console" w:hAnsi="Lucida Console" w:cs="Lucida Console"/>
+          <w:kern w:val="0"/>
+          <w:sz w:val="18"/>
+          <w:szCs w:val="18"/>
+        </w:rPr>
+        <w:t xml:space="preserve"> &lt;</w:t>
+      </w:r>
+      <w:proofErr w:type="spellStart"/>
+      <w:r>
+        <w:rPr>
+          <w:rFonts w:ascii="Lucida Console" w:hAnsi="Lucida Console" w:cs="Lucida Console"/>
+          <w:kern w:val="0"/>
+          <w:sz w:val="18"/>
+          <w:szCs w:val="18"/>
+        </w:rPr>
+        <w:t>remote</w:t>
+      </w:r>
+      <w:proofErr w:type="spellEnd"/>
+      <w:r>
+        <w:rPr>
+          <w:rFonts w:ascii="Lucida Console" w:hAnsi="Lucida Console" w:cs="Lucida Console"/>
+          <w:kern w:val="0"/>
+          <w:sz w:val="18"/>
+          <w:szCs w:val="18"/>
+        </w:rPr>
+        <w:t>&gt; &lt;</w:t>
+      </w:r>
+      <w:proofErr w:type="spellStart"/>
+      <w:r>
+        <w:rPr>
+          <w:rFonts w:ascii="Lucida Console" w:hAnsi="Lucida Console" w:cs="Lucida Console"/>
+          <w:kern w:val="0"/>
+          <w:sz w:val="18"/>
+          <w:szCs w:val="18"/>
+        </w:rPr>
+        <w:t>branch</w:t>
+      </w:r>
+      <w:proofErr w:type="spellEnd"/>
+      <w:r>
+        <w:rPr>
+          <w:rFonts w:ascii="Lucida Console" w:hAnsi="Lucida Console" w:cs="Lucida Console"/>
+          <w:kern w:val="0"/>
+          <w:sz w:val="18"/>
+          <w:szCs w:val="18"/>
+        </w:rPr>
+        <w:t>&gt;</w:t>
+      </w:r>
+    </w:p>
+    <w:p>
+      <w:pPr>
+        <w:autoSpaceDE w:val="0"/>
+        <w:autoSpaceDN w:val="0"/>
+        <w:adjustRightInd w:val="0"/>
+        <w:spacing w:after="0" w:line="240" w:lineRule="auto"/>
+        <w:rPr>
+          <w:rFonts w:ascii="Lucida Console" w:hAnsi="Lucida Console" w:cs="Lucida Console"/>
+          <w:kern w:val="0"/>
+          <w:sz w:val="18"/>
+          <w:szCs w:val="18"/>
+        </w:rPr>
+      </w:pPr>
+    </w:p>
+    <w:p>
+      <w:pPr>
+        <w:autoSpaceDE w:val="0"/>
+        <w:autoSpaceDN w:val="0"/>
+        <w:adjustRightInd w:val="0"/>
+        <w:spacing w:after="0" w:line="240" w:lineRule="auto"/>
+        <w:rPr>
+          <w:rFonts w:ascii="Lucida Console" w:hAnsi="Lucida Console" w:cs="Lucida Console"/>
+          <w:kern w:val="0"/>
+          <w:sz w:val="18"/>
+          <w:szCs w:val="18"/>
+        </w:rPr>
+      </w:pPr>
+      <w:proofErr w:type="spellStart"/>
+      <w:r>
+        <w:rPr>
+          <w:rFonts w:ascii="Lucida Console" w:hAnsi="Lucida Console" w:cs="Lucida Console"/>
+          <w:kern w:val="0"/>
+          <w:sz w:val="18"/>
+          <w:szCs w:val="18"/>
+        </w:rPr>
+        <w:lastRenderedPageBreak/>
+        <w:t>If</w:t>
+      </w:r>
+      <w:proofErr w:type="spellEnd"/>
+      <w:r>
+        <w:rPr>
+          <w:rFonts w:ascii="Lucida Console" w:hAnsi="Lucida Console" w:cs="Lucida Console"/>
+          <w:kern w:val="0"/>
+          <w:sz w:val="18"/>
+          <w:szCs w:val="18"/>
+        </w:rPr>
+        <w:t xml:space="preserve"> </w:t>
+      </w:r>
+      <w:proofErr w:type="spellStart"/>
+      <w:r>
+        <w:rPr>
+          <w:rFonts w:ascii="Lucida Console" w:hAnsi="Lucida Console" w:cs="Lucida Console"/>
+          <w:kern w:val="0"/>
+          <w:sz w:val="18"/>
+          <w:szCs w:val="18"/>
+        </w:rPr>
+        <w:t>you</w:t>
+      </w:r>
+      <w:proofErr w:type="spellEnd"/>
+      <w:r>
+        <w:rPr>
+          <w:rFonts w:ascii="Lucida Console" w:hAnsi="Lucida Console" w:cs="Lucida Console"/>
+          <w:kern w:val="0"/>
+          <w:sz w:val="18"/>
+          <w:szCs w:val="18"/>
+        </w:rPr>
+        <w:t xml:space="preserve"> </w:t>
+      </w:r>
+      <w:proofErr w:type="spellStart"/>
+      <w:r>
+        <w:rPr>
+          <w:rFonts w:ascii="Lucida Console" w:hAnsi="Lucida Console" w:cs="Lucida Console"/>
+          <w:kern w:val="0"/>
+          <w:sz w:val="18"/>
+          <w:szCs w:val="18"/>
+        </w:rPr>
+        <w:t>wish</w:t>
+      </w:r>
+      <w:proofErr w:type="spellEnd"/>
+      <w:r>
+        <w:rPr>
+          <w:rFonts w:ascii="Lucida Console" w:hAnsi="Lucida Console" w:cs="Lucida Console"/>
+          <w:kern w:val="0"/>
+          <w:sz w:val="18"/>
+          <w:szCs w:val="18"/>
+        </w:rPr>
+        <w:t xml:space="preserve"> </w:t>
+      </w:r>
+      <w:proofErr w:type="spellStart"/>
+      <w:r>
+        <w:rPr>
+          <w:rFonts w:ascii="Lucida Console" w:hAnsi="Lucida Console" w:cs="Lucida Console"/>
+          <w:kern w:val="0"/>
+          <w:sz w:val="18"/>
+          <w:szCs w:val="18"/>
+        </w:rPr>
+        <w:t>to</w:t>
+      </w:r>
+      <w:proofErr w:type="spellEnd"/>
+      <w:r>
+        <w:rPr>
+          <w:rFonts w:ascii="Lucida Console" w:hAnsi="Lucida Console" w:cs="Lucida Console"/>
+          <w:kern w:val="0"/>
+          <w:sz w:val="18"/>
+          <w:szCs w:val="18"/>
+        </w:rPr>
+        <w:t xml:space="preserve"> set </w:t>
+      </w:r>
+      <w:proofErr w:type="spellStart"/>
+      <w:r>
+        <w:rPr>
+          <w:rFonts w:ascii="Lucida Console" w:hAnsi="Lucida Console" w:cs="Lucida Console"/>
+          <w:kern w:val="0"/>
+          <w:sz w:val="18"/>
+          <w:szCs w:val="18"/>
+        </w:rPr>
+        <w:t>tracking</w:t>
+      </w:r>
+      <w:proofErr w:type="spellEnd"/>
+      <w:r>
+        <w:rPr>
+          <w:rFonts w:ascii="Lucida Console" w:hAnsi="Lucida Console" w:cs="Lucida Console"/>
+          <w:kern w:val="0"/>
+          <w:sz w:val="18"/>
+          <w:szCs w:val="18"/>
+        </w:rPr>
+        <w:t xml:space="preserve"> </w:t>
+      </w:r>
+      <w:proofErr w:type="spellStart"/>
+      <w:r>
+        <w:rPr>
+          <w:rFonts w:ascii="Lucida Console" w:hAnsi="Lucida Console" w:cs="Lucida Console"/>
+          <w:kern w:val="0"/>
+          <w:sz w:val="18"/>
+          <w:szCs w:val="18"/>
+        </w:rPr>
+        <w:t>information</w:t>
+      </w:r>
+      <w:proofErr w:type="spellEnd"/>
+      <w:r>
+        <w:rPr>
+          <w:rFonts w:ascii="Lucida Console" w:hAnsi="Lucida Console" w:cs="Lucida Console"/>
+          <w:kern w:val="0"/>
+          <w:sz w:val="18"/>
+          <w:szCs w:val="18"/>
+        </w:rPr>
+        <w:t xml:space="preserve"> for </w:t>
+      </w:r>
+      <w:proofErr w:type="spellStart"/>
+      <w:r>
+        <w:rPr>
+          <w:rFonts w:ascii="Lucida Console" w:hAnsi="Lucida Console" w:cs="Lucida Console"/>
+          <w:kern w:val="0"/>
+          <w:sz w:val="18"/>
+          <w:szCs w:val="18"/>
+        </w:rPr>
+        <w:t>this</w:t>
+      </w:r>
+      <w:proofErr w:type="spellEnd"/>
+      <w:r>
+        <w:rPr>
+          <w:rFonts w:ascii="Lucida Console" w:hAnsi="Lucida Console" w:cs="Lucida Console"/>
+          <w:kern w:val="0"/>
+          <w:sz w:val="18"/>
+          <w:szCs w:val="18"/>
+        </w:rPr>
+        <w:t xml:space="preserve"> </w:t>
+      </w:r>
+      <w:proofErr w:type="spellStart"/>
+      <w:r>
+        <w:rPr>
+          <w:rFonts w:ascii="Lucida Console" w:hAnsi="Lucida Console" w:cs="Lucida Console"/>
+          <w:kern w:val="0"/>
+          <w:sz w:val="18"/>
+          <w:szCs w:val="18"/>
+        </w:rPr>
+        <w:t>branch</w:t>
+      </w:r>
+      <w:proofErr w:type="spellEnd"/>
+      <w:r>
+        <w:rPr>
+          <w:rFonts w:ascii="Lucida Console" w:hAnsi="Lucida Console" w:cs="Lucida Console"/>
+          <w:kern w:val="0"/>
+          <w:sz w:val="18"/>
+          <w:szCs w:val="18"/>
+        </w:rPr>
+        <w:t xml:space="preserve"> </w:t>
+      </w:r>
+      <w:proofErr w:type="spellStart"/>
+      <w:r>
+        <w:rPr>
+          <w:rFonts w:ascii="Lucida Console" w:hAnsi="Lucida Console" w:cs="Lucida Console"/>
+          <w:kern w:val="0"/>
+          <w:sz w:val="18"/>
+          <w:szCs w:val="18"/>
+        </w:rPr>
+        <w:t>you</w:t>
+      </w:r>
+      <w:proofErr w:type="spellEnd"/>
+      <w:r>
+        <w:rPr>
+          <w:rFonts w:ascii="Lucida Console" w:hAnsi="Lucida Console" w:cs="Lucida Console"/>
+          <w:kern w:val="0"/>
+          <w:sz w:val="18"/>
+          <w:szCs w:val="18"/>
+        </w:rPr>
+        <w:t xml:space="preserve"> </w:t>
+      </w:r>
+      <w:proofErr w:type="spellStart"/>
+      <w:r>
+        <w:rPr>
+          <w:rFonts w:ascii="Lucida Console" w:hAnsi="Lucida Console" w:cs="Lucida Console"/>
+          <w:kern w:val="0"/>
+          <w:sz w:val="18"/>
+          <w:szCs w:val="18"/>
+        </w:rPr>
+        <w:t>can</w:t>
+      </w:r>
+      <w:proofErr w:type="spellEnd"/>
+      <w:r>
+        <w:rPr>
+          <w:rFonts w:ascii="Lucida Console" w:hAnsi="Lucida Console" w:cs="Lucida Console"/>
+          <w:kern w:val="0"/>
+          <w:sz w:val="18"/>
+          <w:szCs w:val="18"/>
+        </w:rPr>
+        <w:t xml:space="preserve"> do </w:t>
+      </w:r>
+      <w:proofErr w:type="spellStart"/>
+      <w:r>
+        <w:rPr>
+          <w:rFonts w:ascii="Lucida Console" w:hAnsi="Lucida Console" w:cs="Lucida Console"/>
+          <w:kern w:val="0"/>
+          <w:sz w:val="18"/>
+          <w:szCs w:val="18"/>
+        </w:rPr>
+        <w:t>so</w:t>
+      </w:r>
+      <w:proofErr w:type="spellEnd"/>
+      <w:r>
+        <w:rPr>
+          <w:rFonts w:ascii="Lucida Console" w:hAnsi="Lucida Console" w:cs="Lucida Console"/>
+          <w:kern w:val="0"/>
+          <w:sz w:val="18"/>
+          <w:szCs w:val="18"/>
+        </w:rPr>
+        <w:t xml:space="preserve"> </w:t>
+      </w:r>
+      <w:proofErr w:type="spellStart"/>
+      <w:r>
+        <w:rPr>
+          <w:rFonts w:ascii="Lucida Console" w:hAnsi="Lucida Console" w:cs="Lucida Console"/>
+          <w:kern w:val="0"/>
+          <w:sz w:val="18"/>
+          <w:szCs w:val="18"/>
+        </w:rPr>
+        <w:t>with</w:t>
+      </w:r>
+      <w:proofErr w:type="spellEnd"/>
+      <w:r>
+        <w:rPr>
+          <w:rFonts w:ascii="Lucida Console" w:hAnsi="Lucida Console" w:cs="Lucida Console"/>
+          <w:kern w:val="0"/>
+          <w:sz w:val="18"/>
+          <w:szCs w:val="18"/>
+        </w:rPr>
+        <w:t>:</w:t>
+      </w:r>
+    </w:p>
+    <w:p>
+      <w:pPr>
+        <w:autoSpaceDE w:val="0"/>
+        <w:autoSpaceDN w:val="0"/>
+        <w:adjustRightInd w:val="0"/>
+        <w:spacing w:after="0" w:line="240" w:lineRule="auto"/>
+        <w:rPr>
+          <w:rFonts w:ascii="Lucida Console" w:hAnsi="Lucida Console" w:cs="Lucida Console"/>
+          <w:kern w:val="0"/>
+          <w:sz w:val="18"/>
+          <w:szCs w:val="18"/>
+        </w:rPr>
+      </w:pPr>
+    </w:p>
+    <w:p>
+      <w:pPr>
+        <w:autoSpaceDE w:val="0"/>
+        <w:autoSpaceDN w:val="0"/>
+        <w:adjustRightInd w:val="0"/>
+        <w:spacing w:after="0" w:line="240" w:lineRule="auto"/>
+        <w:rPr>
+          <w:rFonts w:ascii="Lucida Console" w:hAnsi="Lucida Console" w:cs="Lucida Console"/>
+          <w:kern w:val="0"/>
+          <w:sz w:val="18"/>
+          <w:szCs w:val="18"/>
+        </w:rPr>
+      </w:pPr>
+      <w:r>
+        <w:rPr>
+          <w:rFonts w:ascii="Lucida Console" w:hAnsi="Lucida Console" w:cs="Lucida Console"/>
+          <w:kern w:val="0"/>
+          <w:sz w:val="18"/>
+          <w:szCs w:val="18"/>
+        </w:rPr>
+        <w:t xml:space="preserve">    </w:t>
+      </w:r>
+      <w:proofErr w:type="spellStart"/>
+      <w:proofErr w:type="gramStart"/>
+      <w:r>
+        <w:rPr>
+          <w:rFonts w:ascii="Lucida Console" w:hAnsi="Lucida Console" w:cs="Lucida Console"/>
+          <w:kern w:val="0"/>
+          <w:sz w:val="18"/>
+          <w:szCs w:val="18"/>
+        </w:rPr>
+        <w:t>git</w:t>
+      </w:r>
+      <w:proofErr w:type="spellEnd"/>
+      <w:proofErr w:type="gramEnd"/>
+      <w:r>
+        <w:rPr>
+          <w:rFonts w:ascii="Lucida Console" w:hAnsi="Lucida Console" w:cs="Lucida Console"/>
+          <w:kern w:val="0"/>
+          <w:sz w:val="18"/>
+          <w:szCs w:val="18"/>
+        </w:rPr>
+        <w:t xml:space="preserve"> </w:t>
+      </w:r>
+      <w:proofErr w:type="spellStart"/>
+      <w:r>
+        <w:rPr>
+          <w:rFonts w:ascii="Lucida Console" w:hAnsi="Lucida Console" w:cs="Lucida Console"/>
+          <w:kern w:val="0"/>
+          <w:sz w:val="18"/>
+          <w:szCs w:val="18"/>
+        </w:rPr>
+        <w:t>branch</w:t>
+      </w:r>
+      <w:proofErr w:type="spellEnd"/>
+      <w:r>
+        <w:rPr>
+          <w:rFonts w:ascii="Lucida Console" w:hAnsi="Lucida Console" w:cs="Lucida Console"/>
+          <w:kern w:val="0"/>
+          <w:sz w:val="18"/>
+          <w:szCs w:val="18"/>
+        </w:rPr>
+        <w:t xml:space="preserve"> --</w:t>
+      </w:r>
+      <w:proofErr w:type="spellStart"/>
+      <w:r>
+        <w:rPr>
+          <w:rFonts w:ascii="Lucida Console" w:hAnsi="Lucida Console" w:cs="Lucida Console"/>
+          <w:kern w:val="0"/>
+          <w:sz w:val="18"/>
+          <w:szCs w:val="18"/>
+        </w:rPr>
+        <w:t>set-upstream-to</w:t>
+      </w:r>
+      <w:proofErr w:type="spellEnd"/>
+      <w:r>
+        <w:rPr>
+          <w:rFonts w:ascii="Lucida Console" w:hAnsi="Lucida Console" w:cs="Lucida Console"/>
+          <w:kern w:val="0"/>
+          <w:sz w:val="18"/>
+          <w:szCs w:val="18"/>
+        </w:rPr>
+        <w:t>=</w:t>
+      </w:r>
+      <w:proofErr w:type="spellStart"/>
+      <w:r>
+        <w:rPr>
+          <w:rFonts w:ascii="Lucida Console" w:hAnsi="Lucida Console" w:cs="Lucida Console"/>
+          <w:kern w:val="0"/>
+          <w:sz w:val="18"/>
+          <w:szCs w:val="18"/>
+        </w:rPr>
+        <w:t>origin</w:t>
+      </w:r>
+      <w:proofErr w:type="spellEnd"/>
+      <w:r>
+        <w:rPr>
+          <w:rFonts w:ascii="Lucida Console" w:hAnsi="Lucida Console" w:cs="Lucida Console"/>
+          <w:kern w:val="0"/>
+          <w:sz w:val="18"/>
+          <w:szCs w:val="18"/>
+        </w:rPr>
+        <w:t>/&lt;</w:t>
+      </w:r>
+      <w:proofErr w:type="spellStart"/>
+      <w:r>
+        <w:rPr>
+          <w:rFonts w:ascii="Lucida Console" w:hAnsi="Lucida Console" w:cs="Lucida Console"/>
+          <w:kern w:val="0"/>
+          <w:sz w:val="18"/>
+          <w:szCs w:val="18"/>
+        </w:rPr>
+        <w:t>branch</w:t>
+      </w:r>
+      <w:proofErr w:type="spellEnd"/>
+      <w:r>
+        <w:rPr>
+          <w:rFonts w:ascii="Lucida Console" w:hAnsi="Lucida Console" w:cs="Lucida Console"/>
+          <w:kern w:val="0"/>
+          <w:sz w:val="18"/>
+          <w:szCs w:val="18"/>
+        </w:rPr>
+        <w:t xml:space="preserve">&gt; </w:t>
+      </w:r>
+      <w:proofErr w:type="spellStart"/>
+      <w:r>
+        <w:rPr>
+          <w:rFonts w:ascii="Lucida Console" w:hAnsi="Lucida Console" w:cs="Lucida Console"/>
+          <w:kern w:val="0"/>
+          <w:sz w:val="18"/>
+          <w:szCs w:val="18"/>
+        </w:rPr>
+        <w:t>flavio</w:t>
+      </w:r>
+      <w:proofErr w:type="spellEnd"/>
+    </w:p>
+    <w:p>
+      <w:pPr>
+        <w:autoSpaceDE w:val="0"/>
+        <w:autoSpaceDN w:val="0"/>
+        <w:adjustRightInd w:val="0"/>
+        <w:spacing w:after="0" w:line="240" w:lineRule="auto"/>
+        <w:rPr>
+          <w:rFonts w:ascii="Lucida Console" w:hAnsi="Lucida Console" w:cs="Lucida Console"/>
+          <w:kern w:val="0"/>
+          <w:sz w:val="18"/>
+          <w:szCs w:val="18"/>
+        </w:rPr>
+      </w:pPr>
+    </w:p>
+    <w:p>
+      <w:pPr>
+        <w:autoSpaceDE w:val="0"/>
+        <w:autoSpaceDN w:val="0"/>
+        <w:adjustRightInd w:val="0"/>
+        <w:spacing w:after="0" w:line="240" w:lineRule="auto"/>
+        <w:rPr>
+          <w:rFonts w:ascii="Lucida Console" w:hAnsi="Lucida Console" w:cs="Lucida Console"/>
+          <w:kern w:val="0"/>
+          <w:sz w:val="18"/>
+          <w:szCs w:val="18"/>
+        </w:rPr>
+      </w:pPr>
+    </w:p>
+    <w:p>
+      <w:pPr>
+        <w:autoSpaceDE w:val="0"/>
+        <w:autoSpaceDN w:val="0"/>
+        <w:adjustRightInd w:val="0"/>
+        <w:spacing w:after="0" w:line="240" w:lineRule="auto"/>
+        <w:rPr>
+          <w:rFonts w:ascii="Lucida Console" w:hAnsi="Lucida Console" w:cs="Lucida Console"/>
+          <w:color w:val="00A89A"/>
+          <w:kern w:val="0"/>
+          <w:sz w:val="18"/>
+          <w:szCs w:val="18"/>
+        </w:rPr>
+      </w:pPr>
+      <w:proofErr w:type="spellStart"/>
+      <w:proofErr w:type="gramStart"/>
+      <w:r>
         <w:rPr>
           <w:rFonts w:ascii="Lucida Console" w:hAnsi="Lucida Console" w:cs="Lucida Console"/>
           <w:color w:val="1CA800"/>
@@ -20273,14 +22751,10 @@
           <w:sz w:val="18"/>
           <w:szCs w:val="18"/>
         </w:rPr>
-      </w:pPr>
-    </w:p>
-    <w:p>
-      <w:pPr>
-        <w:autoSpaceDE w:val="0"/>
-        <w:autoSpaceDN w:val="0"/>
-        <w:adjustRightInd w:val="0"/>
-        <w:spacing w:after="0" w:line="240" w:lineRule="auto"/>
+        <w:t>flavi</w:t>
+      </w:r>
+      <w:proofErr w:type="gramEnd"/>
+      <w:r>
         <w:rPr>
           <w:rFonts w:ascii="Lucida Console" w:hAnsi="Lucida Console" w:cs="Lucida Console"/>
           <w:color w:val="1CA800"/>
@@ -20288,14 +22762,10 @@
           <w:sz w:val="18"/>
           <w:szCs w:val="18"/>
         </w:rPr>
-      </w:pPr>
-    </w:p>
-    <w:p>
-      <w:pPr>
-        <w:autoSpaceDE w:val="0"/>
-        <w:autoSpaceDN w:val="0"/>
-        <w:adjustRightInd w:val="0"/>
-        <w:spacing w:after="0" w:line="240" w:lineRule="auto"/>
+        <w:t>@Flavio</w:t>
+      </w:r>
+      <w:proofErr w:type="spellEnd"/>
+      <w:r>
         <w:rPr>
           <w:rFonts w:ascii="Lucida Console" w:hAnsi="Lucida Console" w:cs="Lucida Console"/>
           <w:color w:val="1CA800"/>
@@ -20303,14 +22773,808 @@
           <w:sz w:val="18"/>
           <w:szCs w:val="18"/>
         </w:rPr>
-      </w:pPr>
-    </w:p>
-    <w:p>
-      <w:pPr>
-        <w:autoSpaceDE w:val="0"/>
-        <w:autoSpaceDN w:val="0"/>
-        <w:adjustRightInd w:val="0"/>
-        <w:spacing w:after="0" w:line="240" w:lineRule="auto"/>
+        <w:t xml:space="preserve"> </w:t>
+      </w:r>
+      <w:r>
+        <w:rPr>
+          <w:rFonts w:ascii="Lucida Console" w:hAnsi="Lucida Console" w:cs="Lucida Console"/>
+          <w:color w:val="B148C6"/>
+          <w:kern w:val="0"/>
+          <w:sz w:val="18"/>
+          <w:szCs w:val="18"/>
+        </w:rPr>
+        <w:t xml:space="preserve">MINGW64 </w:t>
+      </w:r>
+      <w:r>
+        <w:rPr>
+          <w:rFonts w:ascii="Lucida Console" w:hAnsi="Lucida Console" w:cs="Lucida Console"/>
+          <w:color w:val="C0A000"/>
+          <w:kern w:val="0"/>
+          <w:sz w:val="18"/>
+          <w:szCs w:val="18"/>
+        </w:rPr>
+        <w:t>~/Desktop/</w:t>
+      </w:r>
+      <w:proofErr w:type="spellStart"/>
+      <w:r>
+        <w:rPr>
+          <w:rFonts w:ascii="Lucida Console" w:hAnsi="Lucida Console" w:cs="Lucida Console"/>
+          <w:color w:val="C0A000"/>
+          <w:kern w:val="0"/>
+          <w:sz w:val="18"/>
+          <w:szCs w:val="18"/>
+        </w:rPr>
+        <w:t>tcc</w:t>
+      </w:r>
+      <w:proofErr w:type="spellEnd"/>
+      <w:r>
+        <w:rPr>
+          <w:rFonts w:ascii="Lucida Console" w:hAnsi="Lucida Console" w:cs="Lucida Console"/>
+          <w:color w:val="C0A000"/>
+          <w:kern w:val="0"/>
+          <w:sz w:val="18"/>
+          <w:szCs w:val="18"/>
+        </w:rPr>
+        <w:t>/</w:t>
+      </w:r>
+      <w:proofErr w:type="spellStart"/>
+      <w:r>
+        <w:rPr>
+          <w:rFonts w:ascii="Lucida Console" w:hAnsi="Lucida Console" w:cs="Lucida Console"/>
+          <w:color w:val="C0A000"/>
+          <w:kern w:val="0"/>
+          <w:sz w:val="18"/>
+          <w:szCs w:val="18"/>
+        </w:rPr>
+        <w:t>trabalho_tcc</w:t>
+      </w:r>
+      <w:proofErr w:type="spellEnd"/>
+      <w:r>
+        <w:rPr>
+          <w:rFonts w:ascii="Lucida Console" w:hAnsi="Lucida Console" w:cs="Lucida Console"/>
+          <w:color w:val="00A89A"/>
+          <w:kern w:val="0"/>
+          <w:sz w:val="18"/>
+          <w:szCs w:val="18"/>
+        </w:rPr>
+        <w:t xml:space="preserve"> (</w:t>
+      </w:r>
+      <w:proofErr w:type="spellStart"/>
+      <w:r>
+        <w:rPr>
+          <w:rFonts w:ascii="Lucida Console" w:hAnsi="Lucida Console" w:cs="Lucida Console"/>
+          <w:color w:val="00A89A"/>
+          <w:kern w:val="0"/>
+          <w:sz w:val="18"/>
+          <w:szCs w:val="18"/>
+        </w:rPr>
+        <w:t>flavio</w:t>
+      </w:r>
+      <w:proofErr w:type="spellEnd"/>
+      <w:r>
+        <w:rPr>
+          <w:rFonts w:ascii="Lucida Console" w:hAnsi="Lucida Console" w:cs="Lucida Console"/>
+          <w:color w:val="00A89A"/>
+          <w:kern w:val="0"/>
+          <w:sz w:val="18"/>
+          <w:szCs w:val="18"/>
+        </w:rPr>
+        <w:t>)</w:t>
+      </w:r>
+    </w:p>
+    <w:p>
+      <w:pPr>
+        <w:autoSpaceDE w:val="0"/>
+        <w:autoSpaceDN w:val="0"/>
+        <w:adjustRightInd w:val="0"/>
+        <w:spacing w:after="0" w:line="240" w:lineRule="auto"/>
+        <w:rPr>
+          <w:rFonts w:ascii="Lucida Console" w:hAnsi="Lucida Console" w:cs="Lucida Console"/>
+          <w:kern w:val="0"/>
+          <w:sz w:val="18"/>
+          <w:szCs w:val="18"/>
+        </w:rPr>
+      </w:pPr>
+      <w:r>
+        <w:rPr>
+          <w:rFonts w:ascii="Lucida Console" w:hAnsi="Lucida Console" w:cs="Lucida Console"/>
+          <w:kern w:val="0"/>
+          <w:sz w:val="18"/>
+          <w:szCs w:val="18"/>
+        </w:rPr>
+        <w:t xml:space="preserve">$ </w:t>
+      </w:r>
+      <w:proofErr w:type="spellStart"/>
+      <w:r>
+        <w:rPr>
+          <w:rFonts w:ascii="Lucida Console" w:hAnsi="Lucida Console" w:cs="Lucida Console"/>
+          <w:kern w:val="0"/>
+          <w:sz w:val="18"/>
+          <w:szCs w:val="18"/>
+        </w:rPr>
+        <w:t>git</w:t>
+      </w:r>
+      <w:proofErr w:type="spellEnd"/>
+      <w:r>
+        <w:rPr>
+          <w:rFonts w:ascii="Lucida Console" w:hAnsi="Lucida Console" w:cs="Lucida Console"/>
+          <w:kern w:val="0"/>
+          <w:sz w:val="18"/>
+          <w:szCs w:val="18"/>
+        </w:rPr>
+        <w:t xml:space="preserve"> </w:t>
+      </w:r>
+      <w:proofErr w:type="spellStart"/>
+      <w:r>
+        <w:rPr>
+          <w:rFonts w:ascii="Lucida Console" w:hAnsi="Lucida Console" w:cs="Lucida Console"/>
+          <w:kern w:val="0"/>
+          <w:sz w:val="18"/>
+          <w:szCs w:val="18"/>
+        </w:rPr>
+        <w:t>checkout</w:t>
+      </w:r>
+      <w:proofErr w:type="spellEnd"/>
+      <w:r>
+        <w:rPr>
+          <w:rFonts w:ascii="Lucida Console" w:hAnsi="Lucida Console" w:cs="Lucida Console"/>
+          <w:kern w:val="0"/>
+          <w:sz w:val="18"/>
+          <w:szCs w:val="18"/>
+        </w:rPr>
+        <w:t xml:space="preserve"> </w:t>
+      </w:r>
+      <w:proofErr w:type="spellStart"/>
+      <w:proofErr w:type="gramStart"/>
+      <w:r>
+        <w:rPr>
+          <w:rFonts w:ascii="Lucida Console" w:hAnsi="Lucida Console" w:cs="Lucida Console"/>
+          <w:kern w:val="0"/>
+          <w:sz w:val="18"/>
+          <w:szCs w:val="18"/>
+        </w:rPr>
+        <w:t>main</w:t>
+      </w:r>
+      <w:proofErr w:type="spellEnd"/>
+      <w:r>
+        <w:rPr>
+          <w:rFonts w:ascii="Lucida Console" w:hAnsi="Lucida Console" w:cs="Lucida Console"/>
+          <w:kern w:val="0"/>
+          <w:sz w:val="18"/>
+          <w:szCs w:val="18"/>
+        </w:rPr>
+        <w:t xml:space="preserve">  </w:t>
+      </w:r>
+      <w:r>
+        <w:rPr>
+          <w:rFonts w:ascii="Lucida Console" w:hAnsi="Lucida Console" w:cs="Lucida Console"/>
+          <w:kern w:val="0"/>
+          <w:sz w:val="18"/>
+          <w:szCs w:val="18"/>
+          <w:highlight w:val="yellow"/>
+        </w:rPr>
+        <w:t>&lt;</w:t>
+      </w:r>
+      <w:proofErr w:type="gramEnd"/>
+      <w:r>
+        <w:rPr>
+          <w:rFonts w:ascii="Lucida Console" w:hAnsi="Lucida Console" w:cs="Lucida Console"/>
+          <w:kern w:val="0"/>
+          <w:sz w:val="18"/>
+          <w:szCs w:val="18"/>
+          <w:highlight w:val="yellow"/>
+        </w:rPr>
+        <w:t xml:space="preserve">- este comando sai da </w:t>
+      </w:r>
+      <w:proofErr w:type="spellStart"/>
+      <w:r>
+        <w:rPr>
+          <w:rFonts w:ascii="Lucida Console" w:hAnsi="Lucida Console" w:cs="Lucida Console"/>
+          <w:kern w:val="0"/>
+          <w:sz w:val="18"/>
+          <w:szCs w:val="18"/>
+          <w:highlight w:val="yellow"/>
+        </w:rPr>
+        <w:t>branch</w:t>
+      </w:r>
+      <w:proofErr w:type="spellEnd"/>
+      <w:r>
+        <w:rPr>
+          <w:rFonts w:ascii="Lucida Console" w:hAnsi="Lucida Console" w:cs="Lucida Console"/>
+          <w:kern w:val="0"/>
+          <w:sz w:val="18"/>
+          <w:szCs w:val="18"/>
+          <w:highlight w:val="yellow"/>
+        </w:rPr>
+        <w:t xml:space="preserve"> (</w:t>
+      </w:r>
+      <w:proofErr w:type="spellStart"/>
+      <w:r>
+        <w:rPr>
+          <w:rFonts w:ascii="Lucida Console" w:hAnsi="Lucida Console" w:cs="Lucida Console"/>
+          <w:kern w:val="0"/>
+          <w:sz w:val="18"/>
+          <w:szCs w:val="18"/>
+          <w:highlight w:val="yellow"/>
+        </w:rPr>
+        <w:t>flavio</w:t>
+      </w:r>
+      <w:proofErr w:type="spellEnd"/>
+      <w:r>
+        <w:rPr>
+          <w:rFonts w:ascii="Lucida Console" w:hAnsi="Lucida Console" w:cs="Lucida Console"/>
+          <w:kern w:val="0"/>
+          <w:sz w:val="18"/>
+          <w:szCs w:val="18"/>
+          <w:highlight w:val="yellow"/>
+        </w:rPr>
+        <w:t>) para a (</w:t>
+      </w:r>
+      <w:proofErr w:type="spellStart"/>
+      <w:r>
+        <w:rPr>
+          <w:rFonts w:ascii="Lucida Console" w:hAnsi="Lucida Console" w:cs="Lucida Console"/>
+          <w:kern w:val="0"/>
+          <w:sz w:val="18"/>
+          <w:szCs w:val="18"/>
+          <w:highlight w:val="yellow"/>
+        </w:rPr>
+        <w:t>main</w:t>
+      </w:r>
+      <w:proofErr w:type="spellEnd"/>
+      <w:r>
+        <w:rPr>
+          <w:rFonts w:ascii="Lucida Console" w:hAnsi="Lucida Console" w:cs="Lucida Console"/>
+          <w:kern w:val="0"/>
+          <w:sz w:val="18"/>
+          <w:szCs w:val="18"/>
+          <w:highlight w:val="yellow"/>
+        </w:rPr>
+        <w:t>)</w:t>
+      </w:r>
+    </w:p>
+    <w:p>
+      <w:pPr>
+        <w:autoSpaceDE w:val="0"/>
+        <w:autoSpaceDN w:val="0"/>
+        <w:adjustRightInd w:val="0"/>
+        <w:spacing w:after="0" w:line="240" w:lineRule="auto"/>
+        <w:rPr>
+          <w:rFonts w:ascii="Lucida Console" w:hAnsi="Lucida Console" w:cs="Lucida Console"/>
+          <w:kern w:val="0"/>
+          <w:sz w:val="18"/>
+          <w:szCs w:val="18"/>
+        </w:rPr>
+      </w:pPr>
+      <w:proofErr w:type="spellStart"/>
+      <w:r>
+        <w:rPr>
+          <w:rFonts w:ascii="Lucida Console" w:hAnsi="Lucida Console" w:cs="Lucida Console"/>
+          <w:kern w:val="0"/>
+          <w:sz w:val="18"/>
+          <w:szCs w:val="18"/>
+        </w:rPr>
+        <w:t>Switched</w:t>
+      </w:r>
+      <w:proofErr w:type="spellEnd"/>
+      <w:r>
+        <w:rPr>
+          <w:rFonts w:ascii="Lucida Console" w:hAnsi="Lucida Console" w:cs="Lucida Console"/>
+          <w:kern w:val="0"/>
+          <w:sz w:val="18"/>
+          <w:szCs w:val="18"/>
+        </w:rPr>
+        <w:t xml:space="preserve"> </w:t>
+      </w:r>
+      <w:proofErr w:type="spellStart"/>
+      <w:r>
+        <w:rPr>
+          <w:rFonts w:ascii="Lucida Console" w:hAnsi="Lucida Console" w:cs="Lucida Console"/>
+          <w:kern w:val="0"/>
+          <w:sz w:val="18"/>
+          <w:szCs w:val="18"/>
+        </w:rPr>
+        <w:t>to</w:t>
+      </w:r>
+      <w:proofErr w:type="spellEnd"/>
+      <w:r>
+        <w:rPr>
+          <w:rFonts w:ascii="Lucida Console" w:hAnsi="Lucida Console" w:cs="Lucida Console"/>
+          <w:kern w:val="0"/>
+          <w:sz w:val="18"/>
+          <w:szCs w:val="18"/>
+        </w:rPr>
+        <w:t xml:space="preserve"> </w:t>
+      </w:r>
+      <w:proofErr w:type="spellStart"/>
+      <w:r>
+        <w:rPr>
+          <w:rFonts w:ascii="Lucida Console" w:hAnsi="Lucida Console" w:cs="Lucida Console"/>
+          <w:kern w:val="0"/>
+          <w:sz w:val="18"/>
+          <w:szCs w:val="18"/>
+        </w:rPr>
+        <w:t>branch</w:t>
+      </w:r>
+      <w:proofErr w:type="spellEnd"/>
+      <w:r>
+        <w:rPr>
+          <w:rFonts w:ascii="Lucida Console" w:hAnsi="Lucida Console" w:cs="Lucida Console"/>
+          <w:kern w:val="0"/>
+          <w:sz w:val="18"/>
+          <w:szCs w:val="18"/>
+        </w:rPr>
+        <w:t xml:space="preserve"> '</w:t>
+      </w:r>
+      <w:proofErr w:type="spellStart"/>
+      <w:r>
+        <w:rPr>
+          <w:rFonts w:ascii="Lucida Console" w:hAnsi="Lucida Console" w:cs="Lucida Console"/>
+          <w:kern w:val="0"/>
+          <w:sz w:val="18"/>
+          <w:szCs w:val="18"/>
+        </w:rPr>
+        <w:t>main</w:t>
+      </w:r>
+      <w:proofErr w:type="spellEnd"/>
+      <w:r>
+        <w:rPr>
+          <w:rFonts w:ascii="Lucida Console" w:hAnsi="Lucida Console" w:cs="Lucida Console"/>
+          <w:kern w:val="0"/>
+          <w:sz w:val="18"/>
+          <w:szCs w:val="18"/>
+        </w:rPr>
+        <w:t>'</w:t>
+      </w:r>
+    </w:p>
+    <w:p>
+      <w:pPr>
+        <w:autoSpaceDE w:val="0"/>
+        <w:autoSpaceDN w:val="0"/>
+        <w:adjustRightInd w:val="0"/>
+        <w:spacing w:after="0" w:line="240" w:lineRule="auto"/>
+        <w:rPr>
+          <w:rFonts w:ascii="Lucida Console" w:hAnsi="Lucida Console" w:cs="Lucida Console"/>
+          <w:kern w:val="0"/>
+          <w:sz w:val="18"/>
+          <w:szCs w:val="18"/>
+        </w:rPr>
+      </w:pPr>
+      <w:proofErr w:type="spellStart"/>
+      <w:r>
+        <w:rPr>
+          <w:rFonts w:ascii="Lucida Console" w:hAnsi="Lucida Console" w:cs="Lucida Console"/>
+          <w:kern w:val="0"/>
+          <w:sz w:val="18"/>
+          <w:szCs w:val="18"/>
+        </w:rPr>
+        <w:t>Your</w:t>
+      </w:r>
+      <w:proofErr w:type="spellEnd"/>
+      <w:r>
+        <w:rPr>
+          <w:rFonts w:ascii="Lucida Console" w:hAnsi="Lucida Console" w:cs="Lucida Console"/>
+          <w:kern w:val="0"/>
+          <w:sz w:val="18"/>
+          <w:szCs w:val="18"/>
+        </w:rPr>
+        <w:t xml:space="preserve"> </w:t>
+      </w:r>
+      <w:proofErr w:type="spellStart"/>
+      <w:r>
+        <w:rPr>
+          <w:rFonts w:ascii="Lucida Console" w:hAnsi="Lucida Console" w:cs="Lucida Console"/>
+          <w:kern w:val="0"/>
+          <w:sz w:val="18"/>
+          <w:szCs w:val="18"/>
+        </w:rPr>
+        <w:t>branch</w:t>
+      </w:r>
+      <w:proofErr w:type="spellEnd"/>
+      <w:r>
+        <w:rPr>
+          <w:rFonts w:ascii="Lucida Console" w:hAnsi="Lucida Console" w:cs="Lucida Console"/>
+          <w:kern w:val="0"/>
+          <w:sz w:val="18"/>
+          <w:szCs w:val="18"/>
+        </w:rPr>
+        <w:t xml:space="preserve"> </w:t>
+      </w:r>
+      <w:proofErr w:type="spellStart"/>
+      <w:r>
+        <w:rPr>
+          <w:rFonts w:ascii="Lucida Console" w:hAnsi="Lucida Console" w:cs="Lucida Console"/>
+          <w:kern w:val="0"/>
+          <w:sz w:val="18"/>
+          <w:szCs w:val="18"/>
+        </w:rPr>
+        <w:t>is</w:t>
+      </w:r>
+      <w:proofErr w:type="spellEnd"/>
+      <w:r>
+        <w:rPr>
+          <w:rFonts w:ascii="Lucida Console" w:hAnsi="Lucida Console" w:cs="Lucida Console"/>
+          <w:kern w:val="0"/>
+          <w:sz w:val="18"/>
+          <w:szCs w:val="18"/>
+        </w:rPr>
+        <w:t xml:space="preserve"> </w:t>
+      </w:r>
+      <w:proofErr w:type="spellStart"/>
+      <w:r>
+        <w:rPr>
+          <w:rFonts w:ascii="Lucida Console" w:hAnsi="Lucida Console" w:cs="Lucida Console"/>
+          <w:kern w:val="0"/>
+          <w:sz w:val="18"/>
+          <w:szCs w:val="18"/>
+        </w:rPr>
+        <w:t>behind</w:t>
+      </w:r>
+      <w:proofErr w:type="spellEnd"/>
+      <w:r>
+        <w:rPr>
+          <w:rFonts w:ascii="Lucida Console" w:hAnsi="Lucida Console" w:cs="Lucida Console"/>
+          <w:kern w:val="0"/>
+          <w:sz w:val="18"/>
+          <w:szCs w:val="18"/>
+        </w:rPr>
+        <w:t xml:space="preserve"> '</w:t>
+      </w:r>
+      <w:proofErr w:type="spellStart"/>
+      <w:r>
+        <w:rPr>
+          <w:rFonts w:ascii="Lucida Console" w:hAnsi="Lucida Console" w:cs="Lucida Console"/>
+          <w:kern w:val="0"/>
+          <w:sz w:val="18"/>
+          <w:szCs w:val="18"/>
+        </w:rPr>
+        <w:t>origin</w:t>
+      </w:r>
+      <w:proofErr w:type="spellEnd"/>
+      <w:r>
+        <w:rPr>
+          <w:rFonts w:ascii="Lucida Console" w:hAnsi="Lucida Console" w:cs="Lucida Console"/>
+          <w:kern w:val="0"/>
+          <w:sz w:val="18"/>
+          <w:szCs w:val="18"/>
+        </w:rPr>
+        <w:t>/</w:t>
+      </w:r>
+      <w:proofErr w:type="spellStart"/>
+      <w:r>
+        <w:rPr>
+          <w:rFonts w:ascii="Lucida Console" w:hAnsi="Lucida Console" w:cs="Lucida Console"/>
+          <w:kern w:val="0"/>
+          <w:sz w:val="18"/>
+          <w:szCs w:val="18"/>
+        </w:rPr>
+        <w:t>main</w:t>
+      </w:r>
+      <w:proofErr w:type="spellEnd"/>
+      <w:r>
+        <w:rPr>
+          <w:rFonts w:ascii="Lucida Console" w:hAnsi="Lucida Console" w:cs="Lucida Console"/>
+          <w:kern w:val="0"/>
+          <w:sz w:val="18"/>
+          <w:szCs w:val="18"/>
+        </w:rPr>
+        <w:t xml:space="preserve">' </w:t>
+      </w:r>
+      <w:proofErr w:type="spellStart"/>
+      <w:r>
+        <w:rPr>
+          <w:rFonts w:ascii="Lucida Console" w:hAnsi="Lucida Console" w:cs="Lucida Console"/>
+          <w:kern w:val="0"/>
+          <w:sz w:val="18"/>
+          <w:szCs w:val="18"/>
+        </w:rPr>
+        <w:t>by</w:t>
+      </w:r>
+      <w:proofErr w:type="spellEnd"/>
+      <w:r>
+        <w:rPr>
+          <w:rFonts w:ascii="Lucida Console" w:hAnsi="Lucida Console" w:cs="Lucida Console"/>
+          <w:kern w:val="0"/>
+          <w:sz w:val="18"/>
+          <w:szCs w:val="18"/>
+        </w:rPr>
+        <w:t xml:space="preserve"> 2 </w:t>
+      </w:r>
+      <w:proofErr w:type="spellStart"/>
+      <w:r>
+        <w:rPr>
+          <w:rFonts w:ascii="Lucida Console" w:hAnsi="Lucida Console" w:cs="Lucida Console"/>
+          <w:kern w:val="0"/>
+          <w:sz w:val="18"/>
+          <w:szCs w:val="18"/>
+        </w:rPr>
+        <w:t>commits</w:t>
+      </w:r>
+      <w:proofErr w:type="spellEnd"/>
+      <w:r>
+        <w:rPr>
+          <w:rFonts w:ascii="Lucida Console" w:hAnsi="Lucida Console" w:cs="Lucida Console"/>
+          <w:kern w:val="0"/>
+          <w:sz w:val="18"/>
+          <w:szCs w:val="18"/>
+        </w:rPr>
+        <w:t xml:space="preserve">, </w:t>
+      </w:r>
+      <w:proofErr w:type="spellStart"/>
+      <w:r>
+        <w:rPr>
+          <w:rFonts w:ascii="Lucida Console" w:hAnsi="Lucida Console" w:cs="Lucida Console"/>
+          <w:kern w:val="0"/>
+          <w:sz w:val="18"/>
+          <w:szCs w:val="18"/>
+        </w:rPr>
+        <w:t>and</w:t>
+      </w:r>
+      <w:proofErr w:type="spellEnd"/>
+      <w:r>
+        <w:rPr>
+          <w:rFonts w:ascii="Lucida Console" w:hAnsi="Lucida Console" w:cs="Lucida Console"/>
+          <w:kern w:val="0"/>
+          <w:sz w:val="18"/>
+          <w:szCs w:val="18"/>
+        </w:rPr>
+        <w:t xml:space="preserve"> </w:t>
+      </w:r>
+      <w:proofErr w:type="spellStart"/>
+      <w:r>
+        <w:rPr>
+          <w:rFonts w:ascii="Lucida Console" w:hAnsi="Lucida Console" w:cs="Lucida Console"/>
+          <w:kern w:val="0"/>
+          <w:sz w:val="18"/>
+          <w:szCs w:val="18"/>
+        </w:rPr>
+        <w:t>can</w:t>
+      </w:r>
+      <w:proofErr w:type="spellEnd"/>
+      <w:r>
+        <w:rPr>
+          <w:rFonts w:ascii="Lucida Console" w:hAnsi="Lucida Console" w:cs="Lucida Console"/>
+          <w:kern w:val="0"/>
+          <w:sz w:val="18"/>
+          <w:szCs w:val="18"/>
+        </w:rPr>
+        <w:t xml:space="preserve"> </w:t>
+      </w:r>
+      <w:proofErr w:type="spellStart"/>
+      <w:r>
+        <w:rPr>
+          <w:rFonts w:ascii="Lucida Console" w:hAnsi="Lucida Console" w:cs="Lucida Console"/>
+          <w:kern w:val="0"/>
+          <w:sz w:val="18"/>
+          <w:szCs w:val="18"/>
+        </w:rPr>
+        <w:t>be</w:t>
+      </w:r>
+      <w:proofErr w:type="spellEnd"/>
+      <w:r>
+        <w:rPr>
+          <w:rFonts w:ascii="Lucida Console" w:hAnsi="Lucida Console" w:cs="Lucida Console"/>
+          <w:kern w:val="0"/>
+          <w:sz w:val="18"/>
+          <w:szCs w:val="18"/>
+        </w:rPr>
+        <w:t xml:space="preserve"> </w:t>
+      </w:r>
+      <w:proofErr w:type="spellStart"/>
+      <w:r>
+        <w:rPr>
+          <w:rFonts w:ascii="Lucida Console" w:hAnsi="Lucida Console" w:cs="Lucida Console"/>
+          <w:kern w:val="0"/>
+          <w:sz w:val="18"/>
+          <w:szCs w:val="18"/>
+        </w:rPr>
+        <w:t>fast-forwarded</w:t>
+      </w:r>
+      <w:proofErr w:type="spellEnd"/>
+      <w:r>
+        <w:rPr>
+          <w:rFonts w:ascii="Lucida Console" w:hAnsi="Lucida Console" w:cs="Lucida Console"/>
+          <w:kern w:val="0"/>
+          <w:sz w:val="18"/>
+          <w:szCs w:val="18"/>
+        </w:rPr>
+        <w:t>.</w:t>
+      </w:r>
+    </w:p>
+    <w:p>
+      <w:pPr>
+        <w:autoSpaceDE w:val="0"/>
+        <w:autoSpaceDN w:val="0"/>
+        <w:adjustRightInd w:val="0"/>
+        <w:spacing w:after="0" w:line="240" w:lineRule="auto"/>
+        <w:rPr>
+          <w:rFonts w:ascii="Lucida Console" w:hAnsi="Lucida Console" w:cs="Lucida Console"/>
+          <w:kern w:val="0"/>
+          <w:sz w:val="18"/>
+          <w:szCs w:val="18"/>
+        </w:rPr>
+      </w:pPr>
+      <w:r>
+        <w:rPr>
+          <w:rFonts w:ascii="Lucida Console" w:hAnsi="Lucida Console" w:cs="Lucida Console"/>
+          <w:kern w:val="0"/>
+          <w:sz w:val="18"/>
+          <w:szCs w:val="18"/>
+        </w:rPr>
+        <w:t xml:space="preserve">  (</w:t>
+      </w:r>
+      <w:proofErr w:type="gramStart"/>
+      <w:r>
+        <w:rPr>
+          <w:rFonts w:ascii="Lucida Console" w:hAnsi="Lucida Console" w:cs="Lucida Console"/>
+          <w:kern w:val="0"/>
+          <w:sz w:val="18"/>
+          <w:szCs w:val="18"/>
+        </w:rPr>
+        <w:t>use</w:t>
+      </w:r>
+      <w:proofErr w:type="gramEnd"/>
+      <w:r>
+        <w:rPr>
+          <w:rFonts w:ascii="Lucida Console" w:hAnsi="Lucida Console" w:cs="Lucida Console"/>
+          <w:kern w:val="0"/>
+          <w:sz w:val="18"/>
+          <w:szCs w:val="18"/>
+        </w:rPr>
+        <w:t xml:space="preserve"> "</w:t>
+      </w:r>
+      <w:proofErr w:type="spellStart"/>
+      <w:r>
+        <w:rPr>
+          <w:rFonts w:ascii="Lucida Console" w:hAnsi="Lucida Console" w:cs="Lucida Console"/>
+          <w:kern w:val="0"/>
+          <w:sz w:val="18"/>
+          <w:szCs w:val="18"/>
+        </w:rPr>
+        <w:t>git</w:t>
+      </w:r>
+      <w:proofErr w:type="spellEnd"/>
+      <w:r>
+        <w:rPr>
+          <w:rFonts w:ascii="Lucida Console" w:hAnsi="Lucida Console" w:cs="Lucida Console"/>
+          <w:kern w:val="0"/>
+          <w:sz w:val="18"/>
+          <w:szCs w:val="18"/>
+        </w:rPr>
+        <w:t xml:space="preserve"> </w:t>
+      </w:r>
+      <w:proofErr w:type="spellStart"/>
+      <w:r>
+        <w:rPr>
+          <w:rFonts w:ascii="Lucida Console" w:hAnsi="Lucida Console" w:cs="Lucida Console"/>
+          <w:kern w:val="0"/>
+          <w:sz w:val="18"/>
+          <w:szCs w:val="18"/>
+        </w:rPr>
+        <w:t>pull</w:t>
+      </w:r>
+      <w:proofErr w:type="spellEnd"/>
+      <w:r>
+        <w:rPr>
+          <w:rFonts w:ascii="Lucida Console" w:hAnsi="Lucida Console" w:cs="Lucida Console"/>
+          <w:kern w:val="0"/>
+          <w:sz w:val="18"/>
+          <w:szCs w:val="18"/>
+        </w:rPr>
+        <w:t xml:space="preserve">" </w:t>
+      </w:r>
+      <w:proofErr w:type="spellStart"/>
+      <w:r>
+        <w:rPr>
+          <w:rFonts w:ascii="Lucida Console" w:hAnsi="Lucida Console" w:cs="Lucida Console"/>
+          <w:kern w:val="0"/>
+          <w:sz w:val="18"/>
+          <w:szCs w:val="18"/>
+        </w:rPr>
+        <w:t>to</w:t>
+      </w:r>
+      <w:proofErr w:type="spellEnd"/>
+      <w:r>
+        <w:rPr>
+          <w:rFonts w:ascii="Lucida Console" w:hAnsi="Lucida Console" w:cs="Lucida Console"/>
+          <w:kern w:val="0"/>
+          <w:sz w:val="18"/>
+          <w:szCs w:val="18"/>
+        </w:rPr>
+        <w:t xml:space="preserve"> </w:t>
+      </w:r>
+      <w:proofErr w:type="spellStart"/>
+      <w:r>
+        <w:rPr>
+          <w:rFonts w:ascii="Lucida Console" w:hAnsi="Lucida Console" w:cs="Lucida Console"/>
+          <w:kern w:val="0"/>
+          <w:sz w:val="18"/>
+          <w:szCs w:val="18"/>
+        </w:rPr>
+        <w:t>update</w:t>
+      </w:r>
+      <w:proofErr w:type="spellEnd"/>
+      <w:r>
+        <w:rPr>
+          <w:rFonts w:ascii="Lucida Console" w:hAnsi="Lucida Console" w:cs="Lucida Console"/>
+          <w:kern w:val="0"/>
+          <w:sz w:val="18"/>
+          <w:szCs w:val="18"/>
+        </w:rPr>
+        <w:t xml:space="preserve"> </w:t>
+      </w:r>
+      <w:proofErr w:type="spellStart"/>
+      <w:r>
+        <w:rPr>
+          <w:rFonts w:ascii="Lucida Console" w:hAnsi="Lucida Console" w:cs="Lucida Console"/>
+          <w:kern w:val="0"/>
+          <w:sz w:val="18"/>
+          <w:szCs w:val="18"/>
+        </w:rPr>
+        <w:t>your</w:t>
+      </w:r>
+      <w:proofErr w:type="spellEnd"/>
+      <w:r>
+        <w:rPr>
+          <w:rFonts w:ascii="Lucida Console" w:hAnsi="Lucida Console" w:cs="Lucida Console"/>
+          <w:kern w:val="0"/>
+          <w:sz w:val="18"/>
+          <w:szCs w:val="18"/>
+        </w:rPr>
+        <w:t xml:space="preserve"> local </w:t>
+      </w:r>
+      <w:proofErr w:type="spellStart"/>
+      <w:r>
+        <w:rPr>
+          <w:rFonts w:ascii="Lucida Console" w:hAnsi="Lucida Console" w:cs="Lucida Console"/>
+          <w:kern w:val="0"/>
+          <w:sz w:val="18"/>
+          <w:szCs w:val="18"/>
+        </w:rPr>
+        <w:t>branch</w:t>
+      </w:r>
+      <w:proofErr w:type="spellEnd"/>
+      <w:r>
+        <w:rPr>
+          <w:rFonts w:ascii="Lucida Console" w:hAnsi="Lucida Console" w:cs="Lucida Console"/>
+          <w:kern w:val="0"/>
+          <w:sz w:val="18"/>
+          <w:szCs w:val="18"/>
+        </w:rPr>
+        <w:t>)</w:t>
+      </w:r>
+    </w:p>
+    <w:p>
+      <w:pPr>
+        <w:autoSpaceDE w:val="0"/>
+        <w:autoSpaceDN w:val="0"/>
+        <w:adjustRightInd w:val="0"/>
+        <w:spacing w:after="0" w:line="240" w:lineRule="auto"/>
+        <w:rPr>
+          <w:rFonts w:ascii="Lucida Console" w:hAnsi="Lucida Console" w:cs="Lucida Console"/>
+          <w:kern w:val="0"/>
+          <w:sz w:val="18"/>
+          <w:szCs w:val="18"/>
+        </w:rPr>
+      </w:pPr>
+    </w:p>
+    <w:p>
+      <w:pPr>
+        <w:autoSpaceDE w:val="0"/>
+        <w:autoSpaceDN w:val="0"/>
+        <w:adjustRightInd w:val="0"/>
+        <w:spacing w:after="0" w:line="240" w:lineRule="auto"/>
+        <w:rPr>
+          <w:rFonts w:ascii="Lucida Console" w:hAnsi="Lucida Console" w:cs="Lucida Console"/>
+          <w:color w:val="00A89A"/>
+          <w:kern w:val="0"/>
+          <w:sz w:val="18"/>
+          <w:szCs w:val="18"/>
+        </w:rPr>
+      </w:pPr>
+      <w:proofErr w:type="spellStart"/>
+      <w:proofErr w:type="gramStart"/>
+      <w:r>
         <w:rPr>
           <w:rFonts w:ascii="Lucida Console" w:hAnsi="Lucida Console" w:cs="Lucida Console"/>
           <w:color w:val="1CA800"/>
@@ -20318,14 +23582,10 @@
           <w:sz w:val="18"/>
           <w:szCs w:val="18"/>
         </w:rPr>
-      </w:pPr>
-    </w:p>
-    <w:p>
-      <w:pPr>
-        <w:autoSpaceDE w:val="0"/>
-        <w:autoSpaceDN w:val="0"/>
-        <w:adjustRightInd w:val="0"/>
-        <w:spacing w:after="0" w:line="240" w:lineRule="auto"/>
+        <w:t>flavi</w:t>
+      </w:r>
+      <w:proofErr w:type="gramEnd"/>
+      <w:r>
         <w:rPr>
           <w:rFonts w:ascii="Lucida Console" w:hAnsi="Lucida Console" w:cs="Lucida Console"/>
           <w:color w:val="1CA800"/>
@@ -20333,14 +23593,10 @@
           <w:sz w:val="18"/>
           <w:szCs w:val="18"/>
         </w:rPr>
-      </w:pPr>
-    </w:p>
-    <w:p>
-      <w:pPr>
-        <w:autoSpaceDE w:val="0"/>
-        <w:autoSpaceDN w:val="0"/>
-        <w:adjustRightInd w:val="0"/>
-        <w:spacing w:after="0" w:line="240" w:lineRule="auto"/>
+        <w:t>@Flavio</w:t>
+      </w:r>
+      <w:proofErr w:type="spellEnd"/>
+      <w:r>
         <w:rPr>
           <w:rFonts w:ascii="Lucida Console" w:hAnsi="Lucida Console" w:cs="Lucida Console"/>
           <w:color w:val="1CA800"/>
@@ -20348,7 +23604,965 @@
           <w:sz w:val="18"/>
           <w:szCs w:val="18"/>
         </w:rPr>
-      </w:pPr>
+        <w:t xml:space="preserve"> </w:t>
+      </w:r>
+      <w:r>
+        <w:rPr>
+          <w:rFonts w:ascii="Lucida Console" w:hAnsi="Lucida Console" w:cs="Lucida Console"/>
+          <w:color w:val="B148C6"/>
+          <w:kern w:val="0"/>
+          <w:sz w:val="18"/>
+          <w:szCs w:val="18"/>
+        </w:rPr>
+        <w:t xml:space="preserve">MINGW64 </w:t>
+      </w:r>
+      <w:r>
+        <w:rPr>
+          <w:rFonts w:ascii="Lucida Console" w:hAnsi="Lucida Console" w:cs="Lucida Console"/>
+          <w:color w:val="C0A000"/>
+          <w:kern w:val="0"/>
+          <w:sz w:val="18"/>
+          <w:szCs w:val="18"/>
+        </w:rPr>
+        <w:t>~/Desktop/</w:t>
+      </w:r>
+      <w:proofErr w:type="spellStart"/>
+      <w:r>
+        <w:rPr>
+          <w:rFonts w:ascii="Lucida Console" w:hAnsi="Lucida Console" w:cs="Lucida Console"/>
+          <w:color w:val="C0A000"/>
+          <w:kern w:val="0"/>
+          <w:sz w:val="18"/>
+          <w:szCs w:val="18"/>
+        </w:rPr>
+        <w:t>tcc</w:t>
+      </w:r>
+      <w:proofErr w:type="spellEnd"/>
+      <w:r>
+        <w:rPr>
+          <w:rFonts w:ascii="Lucida Console" w:hAnsi="Lucida Console" w:cs="Lucida Console"/>
+          <w:color w:val="C0A000"/>
+          <w:kern w:val="0"/>
+          <w:sz w:val="18"/>
+          <w:szCs w:val="18"/>
+        </w:rPr>
+        <w:t>/</w:t>
+      </w:r>
+      <w:proofErr w:type="spellStart"/>
+      <w:r>
+        <w:rPr>
+          <w:rFonts w:ascii="Lucida Console" w:hAnsi="Lucida Console" w:cs="Lucida Console"/>
+          <w:color w:val="C0A000"/>
+          <w:kern w:val="0"/>
+          <w:sz w:val="18"/>
+          <w:szCs w:val="18"/>
+        </w:rPr>
+        <w:t>trabalho_tcc</w:t>
+      </w:r>
+      <w:proofErr w:type="spellEnd"/>
+      <w:r>
+        <w:rPr>
+          <w:rFonts w:ascii="Lucida Console" w:hAnsi="Lucida Console" w:cs="Lucida Console"/>
+          <w:color w:val="00A89A"/>
+          <w:kern w:val="0"/>
+          <w:sz w:val="18"/>
+          <w:szCs w:val="18"/>
+        </w:rPr>
+        <w:t xml:space="preserve"> (</w:t>
+      </w:r>
+      <w:proofErr w:type="spellStart"/>
+      <w:r>
+        <w:rPr>
+          <w:rFonts w:ascii="Lucida Console" w:hAnsi="Lucida Console" w:cs="Lucida Console"/>
+          <w:color w:val="00A89A"/>
+          <w:kern w:val="0"/>
+          <w:sz w:val="18"/>
+          <w:szCs w:val="18"/>
+        </w:rPr>
+        <w:t>main</w:t>
+      </w:r>
+      <w:proofErr w:type="spellEnd"/>
+      <w:r>
+        <w:rPr>
+          <w:rFonts w:ascii="Lucida Console" w:hAnsi="Lucida Console" w:cs="Lucida Console"/>
+          <w:color w:val="00A89A"/>
+          <w:kern w:val="0"/>
+          <w:sz w:val="18"/>
+          <w:szCs w:val="18"/>
+        </w:rPr>
+        <w:t>)</w:t>
+      </w:r>
+    </w:p>
+    <w:p>
+      <w:pPr>
+        <w:autoSpaceDE w:val="0"/>
+        <w:autoSpaceDN w:val="0"/>
+        <w:adjustRightInd w:val="0"/>
+        <w:spacing w:after="0" w:line="240" w:lineRule="auto"/>
+        <w:rPr>
+          <w:rFonts w:ascii="Lucida Console" w:hAnsi="Lucida Console" w:cs="Lucida Console"/>
+          <w:kern w:val="0"/>
+          <w:sz w:val="18"/>
+          <w:szCs w:val="18"/>
+        </w:rPr>
+      </w:pPr>
+      <w:r>
+        <w:rPr>
+          <w:rFonts w:ascii="Lucida Console" w:hAnsi="Lucida Console" w:cs="Lucida Console"/>
+          <w:kern w:val="0"/>
+          <w:sz w:val="18"/>
+          <w:szCs w:val="18"/>
+        </w:rPr>
+        <w:t xml:space="preserve">$ </w:t>
+      </w:r>
+      <w:proofErr w:type="spellStart"/>
+      <w:r>
+        <w:rPr>
+          <w:rFonts w:ascii="Lucida Console" w:hAnsi="Lucida Console" w:cs="Lucida Console"/>
+          <w:kern w:val="0"/>
+          <w:sz w:val="18"/>
+          <w:szCs w:val="18"/>
+        </w:rPr>
+        <w:t>git</w:t>
+      </w:r>
+      <w:proofErr w:type="spellEnd"/>
+      <w:r>
+        <w:rPr>
+          <w:rFonts w:ascii="Lucida Console" w:hAnsi="Lucida Console" w:cs="Lucida Console"/>
+          <w:kern w:val="0"/>
+          <w:sz w:val="18"/>
+          <w:szCs w:val="18"/>
+        </w:rPr>
+        <w:t xml:space="preserve"> </w:t>
+      </w:r>
+      <w:proofErr w:type="spellStart"/>
+      <w:r>
+        <w:rPr>
+          <w:rFonts w:ascii="Lucida Console" w:hAnsi="Lucida Console" w:cs="Lucida Console"/>
+          <w:kern w:val="0"/>
+          <w:sz w:val="18"/>
+          <w:szCs w:val="18"/>
+        </w:rPr>
+        <w:t>pull</w:t>
+      </w:r>
+      <w:proofErr w:type="spellEnd"/>
+      <w:r>
+        <w:rPr>
+          <w:rFonts w:ascii="Lucida Console" w:hAnsi="Lucida Console" w:cs="Lucida Console"/>
+          <w:kern w:val="0"/>
+          <w:sz w:val="18"/>
+          <w:szCs w:val="18"/>
+        </w:rPr>
+        <w:t xml:space="preserve">   </w:t>
+      </w:r>
+      <w:r>
+        <w:rPr>
+          <w:rFonts w:ascii="Lucida Console" w:hAnsi="Lucida Console" w:cs="Lucida Console"/>
+          <w:kern w:val="0"/>
+          <w:sz w:val="18"/>
+          <w:szCs w:val="18"/>
+          <w:highlight w:val="yellow"/>
+        </w:rPr>
+        <w:t xml:space="preserve">&lt;- </w:t>
+      </w:r>
+      <w:proofErr w:type="spellStart"/>
+      <w:r>
+        <w:rPr>
+          <w:rFonts w:ascii="Lucida Console" w:hAnsi="Lucida Console" w:cs="Lucida Console"/>
+          <w:kern w:val="0"/>
+          <w:sz w:val="18"/>
+          <w:szCs w:val="18"/>
+          <w:highlight w:val="yellow"/>
+        </w:rPr>
+        <w:t>git</w:t>
+      </w:r>
+      <w:proofErr w:type="spellEnd"/>
+      <w:r>
+        <w:rPr>
+          <w:rFonts w:ascii="Lucida Console" w:hAnsi="Lucida Console" w:cs="Lucida Console"/>
+          <w:kern w:val="0"/>
+          <w:sz w:val="18"/>
+          <w:szCs w:val="18"/>
+          <w:highlight w:val="yellow"/>
+        </w:rPr>
+        <w:t xml:space="preserve"> </w:t>
+      </w:r>
+      <w:proofErr w:type="spellStart"/>
+      <w:proofErr w:type="gramStart"/>
+      <w:r>
+        <w:rPr>
+          <w:rFonts w:ascii="Lucida Console" w:hAnsi="Lucida Console" w:cs="Lucida Console"/>
+          <w:kern w:val="0"/>
+          <w:sz w:val="18"/>
+          <w:szCs w:val="18"/>
+          <w:highlight w:val="yellow"/>
+        </w:rPr>
+        <w:t>Pull</w:t>
+      </w:r>
+      <w:proofErr w:type="spellEnd"/>
+      <w:r>
+        <w:rPr>
+          <w:rFonts w:ascii="Lucida Console" w:hAnsi="Lucida Console" w:cs="Lucida Console"/>
+          <w:kern w:val="0"/>
+          <w:sz w:val="18"/>
+          <w:szCs w:val="18"/>
+          <w:highlight w:val="yellow"/>
+        </w:rPr>
+        <w:t xml:space="preserve">  e</w:t>
+      </w:r>
+      <w:proofErr w:type="gramEnd"/>
+      <w:r>
+        <w:rPr>
+          <w:rFonts w:ascii="Lucida Console" w:hAnsi="Lucida Console" w:cs="Lucida Console"/>
+          <w:kern w:val="0"/>
+          <w:sz w:val="18"/>
+          <w:szCs w:val="18"/>
+          <w:highlight w:val="yellow"/>
+        </w:rPr>
+        <w:t xml:space="preserve"> atualizou o </w:t>
+      </w:r>
+      <w:proofErr w:type="spellStart"/>
+      <w:r>
+        <w:rPr>
+          <w:rFonts w:ascii="Lucida Console" w:hAnsi="Lucida Console" w:cs="Lucida Console"/>
+          <w:kern w:val="0"/>
+          <w:sz w:val="18"/>
+          <w:szCs w:val="18"/>
+          <w:highlight w:val="yellow"/>
+        </w:rPr>
+        <w:t>branch</w:t>
+      </w:r>
+      <w:proofErr w:type="spellEnd"/>
+      <w:r>
+        <w:rPr>
+          <w:rFonts w:ascii="Lucida Console" w:hAnsi="Lucida Console" w:cs="Lucida Console"/>
+          <w:kern w:val="0"/>
+          <w:sz w:val="18"/>
+          <w:szCs w:val="18"/>
+          <w:highlight w:val="yellow"/>
+        </w:rPr>
+        <w:t xml:space="preserve"> (</w:t>
+      </w:r>
+      <w:proofErr w:type="spellStart"/>
+      <w:r>
+        <w:rPr>
+          <w:rFonts w:ascii="Lucida Console" w:hAnsi="Lucida Console" w:cs="Lucida Console"/>
+          <w:kern w:val="0"/>
+          <w:sz w:val="18"/>
+          <w:szCs w:val="18"/>
+          <w:highlight w:val="yellow"/>
+        </w:rPr>
+        <w:t>main</w:t>
+      </w:r>
+      <w:proofErr w:type="spellEnd"/>
+      <w:r>
+        <w:rPr>
+          <w:rFonts w:ascii="Lucida Console" w:hAnsi="Lucida Console" w:cs="Lucida Console"/>
+          <w:kern w:val="0"/>
+          <w:sz w:val="18"/>
+          <w:szCs w:val="18"/>
+          <w:highlight w:val="yellow"/>
+        </w:rPr>
+        <w:t>)</w:t>
+      </w:r>
+    </w:p>
+    <w:p>
+      <w:pPr>
+        <w:autoSpaceDE w:val="0"/>
+        <w:autoSpaceDN w:val="0"/>
+        <w:adjustRightInd w:val="0"/>
+        <w:spacing w:after="0" w:line="240" w:lineRule="auto"/>
+        <w:rPr>
+          <w:rFonts w:ascii="Lucida Console" w:hAnsi="Lucida Console" w:cs="Lucida Console"/>
+          <w:kern w:val="0"/>
+          <w:sz w:val="18"/>
+          <w:szCs w:val="18"/>
+        </w:rPr>
+      </w:pPr>
+      <w:proofErr w:type="spellStart"/>
+      <w:r>
+        <w:rPr>
+          <w:rFonts w:ascii="Lucida Console" w:hAnsi="Lucida Console" w:cs="Lucida Console"/>
+          <w:kern w:val="0"/>
+          <w:sz w:val="18"/>
+          <w:szCs w:val="18"/>
+        </w:rPr>
+        <w:t>Updating</w:t>
+      </w:r>
+      <w:proofErr w:type="spellEnd"/>
+      <w:r>
+        <w:rPr>
+          <w:rFonts w:ascii="Lucida Console" w:hAnsi="Lucida Console" w:cs="Lucida Console"/>
+          <w:kern w:val="0"/>
+          <w:sz w:val="18"/>
+          <w:szCs w:val="18"/>
+        </w:rPr>
+        <w:t xml:space="preserve"> 1b7fd4a..8c5233a</w:t>
+      </w:r>
+    </w:p>
+    <w:p>
+      <w:pPr>
+        <w:autoSpaceDE w:val="0"/>
+        <w:autoSpaceDN w:val="0"/>
+        <w:adjustRightInd w:val="0"/>
+        <w:spacing w:after="0" w:line="240" w:lineRule="auto"/>
+        <w:rPr>
+          <w:rFonts w:ascii="Lucida Console" w:hAnsi="Lucida Console" w:cs="Lucida Console"/>
+          <w:kern w:val="0"/>
+          <w:sz w:val="18"/>
+          <w:szCs w:val="18"/>
+        </w:rPr>
+      </w:pPr>
+      <w:proofErr w:type="spellStart"/>
+      <w:r>
+        <w:rPr>
+          <w:rFonts w:ascii="Lucida Console" w:hAnsi="Lucida Console" w:cs="Lucida Console"/>
+          <w:kern w:val="0"/>
+          <w:sz w:val="18"/>
+          <w:szCs w:val="18"/>
+        </w:rPr>
+        <w:t>Fast-forward</w:t>
+      </w:r>
+      <w:proofErr w:type="spellEnd"/>
+    </w:p>
+    <w:p>
+      <w:pPr>
+        <w:autoSpaceDE w:val="0"/>
+        <w:autoSpaceDN w:val="0"/>
+        <w:adjustRightInd w:val="0"/>
+        <w:spacing w:after="0" w:line="240" w:lineRule="auto"/>
+        <w:rPr>
+          <w:rFonts w:ascii="Lucida Console" w:hAnsi="Lucida Console" w:cs="Lucida Console"/>
+          <w:kern w:val="0"/>
+          <w:sz w:val="18"/>
+          <w:szCs w:val="18"/>
+        </w:rPr>
+      </w:pPr>
+      <w:r>
+        <w:rPr>
+          <w:rFonts w:ascii="Lucida Console" w:hAnsi="Lucida Console" w:cs="Lucida Console"/>
+          <w:kern w:val="0"/>
+          <w:sz w:val="18"/>
+          <w:szCs w:val="18"/>
+        </w:rPr>
+        <w:t xml:space="preserve"> "</w:t>
+      </w:r>
+      <w:proofErr w:type="spellStart"/>
+      <w:r>
+        <w:rPr>
+          <w:rFonts w:ascii="Lucida Console" w:hAnsi="Lucida Console" w:cs="Lucida Console"/>
+          <w:kern w:val="0"/>
+          <w:sz w:val="18"/>
+          <w:szCs w:val="18"/>
+        </w:rPr>
+        <w:t>trabalho_de_conclus</w:t>
+      </w:r>
+      <w:proofErr w:type="spellEnd"/>
+      <w:r>
+        <w:rPr>
+          <w:rFonts w:ascii="Lucida Console" w:hAnsi="Lucida Console" w:cs="Lucida Console"/>
+          <w:kern w:val="0"/>
+          <w:sz w:val="18"/>
+          <w:szCs w:val="18"/>
+        </w:rPr>
+        <w:t xml:space="preserve">\303\243o_de_curso.docx" | Bin </w:t>
+      </w:r>
+      <w:r>
+        <w:rPr>
+          <w:rFonts w:ascii="Lucida Console" w:hAnsi="Lucida Console" w:cs="Lucida Console"/>
+          <w:color w:val="D42C3A"/>
+          <w:kern w:val="0"/>
+          <w:sz w:val="18"/>
+          <w:szCs w:val="18"/>
+        </w:rPr>
+        <w:t xml:space="preserve">14461 </w:t>
+      </w:r>
+      <w:r>
+        <w:rPr>
+          <w:rFonts w:ascii="Lucida Console" w:hAnsi="Lucida Console" w:cs="Lucida Console"/>
+          <w:kern w:val="0"/>
+          <w:sz w:val="18"/>
+          <w:szCs w:val="18"/>
+        </w:rPr>
+        <w:t xml:space="preserve">-&gt; </w:t>
+      </w:r>
+      <w:r>
+        <w:rPr>
+          <w:rFonts w:ascii="Lucida Console" w:hAnsi="Lucida Console" w:cs="Lucida Console"/>
+          <w:color w:val="1CA800"/>
+          <w:kern w:val="0"/>
+          <w:sz w:val="18"/>
+          <w:szCs w:val="18"/>
+        </w:rPr>
+        <w:t xml:space="preserve">20177 </w:t>
+      </w:r>
+      <w:r>
+        <w:rPr>
+          <w:rFonts w:ascii="Lucida Console" w:hAnsi="Lucida Console" w:cs="Lucida Console"/>
+          <w:kern w:val="0"/>
+          <w:sz w:val="18"/>
+          <w:szCs w:val="18"/>
+        </w:rPr>
+        <w:t>bytes</w:t>
+      </w:r>
+    </w:p>
+    <w:p>
+      <w:pPr>
+        <w:autoSpaceDE w:val="0"/>
+        <w:autoSpaceDN w:val="0"/>
+        <w:adjustRightInd w:val="0"/>
+        <w:spacing w:after="0" w:line="240" w:lineRule="auto"/>
+        <w:rPr>
+          <w:rFonts w:ascii="Lucida Console" w:hAnsi="Lucida Console" w:cs="Lucida Console"/>
+          <w:kern w:val="0"/>
+          <w:sz w:val="18"/>
+          <w:szCs w:val="18"/>
+        </w:rPr>
+      </w:pPr>
+      <w:r>
+        <w:rPr>
+          <w:rFonts w:ascii="Lucida Console" w:hAnsi="Lucida Console" w:cs="Lucida Console"/>
+          <w:kern w:val="0"/>
+          <w:sz w:val="18"/>
+          <w:szCs w:val="18"/>
+        </w:rPr>
+        <w:t xml:space="preserve"> "~$</w:t>
+      </w:r>
+      <w:proofErr w:type="spellStart"/>
+      <w:r>
+        <w:rPr>
+          <w:rFonts w:ascii="Lucida Console" w:hAnsi="Lucida Console" w:cs="Lucida Console"/>
+          <w:kern w:val="0"/>
+          <w:sz w:val="18"/>
+          <w:szCs w:val="18"/>
+        </w:rPr>
+        <w:t>abalho_de_conclus</w:t>
+      </w:r>
+      <w:proofErr w:type="spellEnd"/>
+      <w:r>
+        <w:rPr>
+          <w:rFonts w:ascii="Lucida Console" w:hAnsi="Lucida Console" w:cs="Lucida Console"/>
+          <w:kern w:val="0"/>
+          <w:sz w:val="18"/>
+          <w:szCs w:val="18"/>
+        </w:rPr>
+        <w:t xml:space="preserve">\303\243o_de_curso.docx" | Bin </w:t>
+      </w:r>
+      <w:r>
+        <w:rPr>
+          <w:rFonts w:ascii="Lucida Console" w:hAnsi="Lucida Console" w:cs="Lucida Console"/>
+          <w:color w:val="D42C3A"/>
+          <w:kern w:val="0"/>
+          <w:sz w:val="18"/>
+          <w:szCs w:val="18"/>
+        </w:rPr>
+        <w:t xml:space="preserve">0 </w:t>
+      </w:r>
+      <w:r>
+        <w:rPr>
+          <w:rFonts w:ascii="Lucida Console" w:hAnsi="Lucida Console" w:cs="Lucida Console"/>
+          <w:kern w:val="0"/>
+          <w:sz w:val="18"/>
+          <w:szCs w:val="18"/>
+        </w:rPr>
+        <w:t xml:space="preserve">-&gt; </w:t>
+      </w:r>
+      <w:r>
+        <w:rPr>
+          <w:rFonts w:ascii="Lucida Console" w:hAnsi="Lucida Console" w:cs="Lucida Console"/>
+          <w:color w:val="1CA800"/>
+          <w:kern w:val="0"/>
+          <w:sz w:val="18"/>
+          <w:szCs w:val="18"/>
+        </w:rPr>
+        <w:t xml:space="preserve">162 </w:t>
+      </w:r>
+      <w:r>
+        <w:rPr>
+          <w:rFonts w:ascii="Lucida Console" w:hAnsi="Lucida Console" w:cs="Lucida Console"/>
+          <w:kern w:val="0"/>
+          <w:sz w:val="18"/>
+          <w:szCs w:val="18"/>
+        </w:rPr>
+        <w:t>bytes</w:t>
+      </w:r>
+    </w:p>
+    <w:p>
+      <w:pPr>
+        <w:autoSpaceDE w:val="0"/>
+        <w:autoSpaceDN w:val="0"/>
+        <w:adjustRightInd w:val="0"/>
+        <w:spacing w:after="0" w:line="240" w:lineRule="auto"/>
+        <w:rPr>
+          <w:rFonts w:ascii="Lucida Console" w:hAnsi="Lucida Console" w:cs="Lucida Console"/>
+          <w:kern w:val="0"/>
+          <w:sz w:val="18"/>
+          <w:szCs w:val="18"/>
+        </w:rPr>
+      </w:pPr>
+      <w:r>
+        <w:rPr>
+          <w:rFonts w:ascii="Lucida Console" w:hAnsi="Lucida Console" w:cs="Lucida Console"/>
+          <w:kern w:val="0"/>
+          <w:sz w:val="18"/>
+          <w:szCs w:val="18"/>
+        </w:rPr>
+        <w:t xml:space="preserve"> ~WRL2135.tmp                                 | Bin </w:t>
+      </w:r>
+      <w:r>
+        <w:rPr>
+          <w:rFonts w:ascii="Lucida Console" w:hAnsi="Lucida Console" w:cs="Lucida Console"/>
+          <w:color w:val="D42C3A"/>
+          <w:kern w:val="0"/>
+          <w:sz w:val="18"/>
+          <w:szCs w:val="18"/>
+        </w:rPr>
+        <w:t xml:space="preserve">0 </w:t>
+      </w:r>
+      <w:r>
+        <w:rPr>
+          <w:rFonts w:ascii="Lucida Console" w:hAnsi="Lucida Console" w:cs="Lucida Console"/>
+          <w:kern w:val="0"/>
+          <w:sz w:val="18"/>
+          <w:szCs w:val="18"/>
+        </w:rPr>
+        <w:t xml:space="preserve">-&gt; </w:t>
+      </w:r>
+      <w:r>
+        <w:rPr>
+          <w:rFonts w:ascii="Lucida Console" w:hAnsi="Lucida Console" w:cs="Lucida Console"/>
+          <w:color w:val="1CA800"/>
+          <w:kern w:val="0"/>
+          <w:sz w:val="18"/>
+          <w:szCs w:val="18"/>
+        </w:rPr>
+        <w:t xml:space="preserve">19555 </w:t>
+      </w:r>
+      <w:r>
+        <w:rPr>
+          <w:rFonts w:ascii="Lucida Console" w:hAnsi="Lucida Console" w:cs="Lucida Console"/>
+          <w:kern w:val="0"/>
+          <w:sz w:val="18"/>
+          <w:szCs w:val="18"/>
+        </w:rPr>
+        <w:t>bytes</w:t>
+      </w:r>
+    </w:p>
+    <w:p>
+      <w:pPr>
+        <w:autoSpaceDE w:val="0"/>
+        <w:autoSpaceDN w:val="0"/>
+        <w:adjustRightInd w:val="0"/>
+        <w:spacing w:after="0" w:line="240" w:lineRule="auto"/>
+        <w:rPr>
+          <w:rFonts w:ascii="Lucida Console" w:hAnsi="Lucida Console" w:cs="Lucida Console"/>
+          <w:kern w:val="0"/>
+          <w:sz w:val="18"/>
+          <w:szCs w:val="18"/>
+        </w:rPr>
+      </w:pPr>
+      <w:r>
+        <w:rPr>
+          <w:rFonts w:ascii="Lucida Console" w:hAnsi="Lucida Console" w:cs="Lucida Console"/>
+          <w:kern w:val="0"/>
+          <w:sz w:val="18"/>
+          <w:szCs w:val="18"/>
+        </w:rPr>
+        <w:t xml:space="preserve"> 3 files </w:t>
+      </w:r>
+      <w:proofErr w:type="spellStart"/>
+      <w:r>
+        <w:rPr>
+          <w:rFonts w:ascii="Lucida Console" w:hAnsi="Lucida Console" w:cs="Lucida Console"/>
+          <w:kern w:val="0"/>
+          <w:sz w:val="18"/>
+          <w:szCs w:val="18"/>
+        </w:rPr>
+        <w:t>changed</w:t>
+      </w:r>
+      <w:proofErr w:type="spellEnd"/>
+      <w:r>
+        <w:rPr>
+          <w:rFonts w:ascii="Lucida Console" w:hAnsi="Lucida Console" w:cs="Lucida Console"/>
+          <w:kern w:val="0"/>
+          <w:sz w:val="18"/>
+          <w:szCs w:val="18"/>
+        </w:rPr>
+        <w:t xml:space="preserve">, 0 </w:t>
+      </w:r>
+      <w:proofErr w:type="spellStart"/>
+      <w:proofErr w:type="gramStart"/>
+      <w:r>
+        <w:rPr>
+          <w:rFonts w:ascii="Lucida Console" w:hAnsi="Lucida Console" w:cs="Lucida Console"/>
+          <w:kern w:val="0"/>
+          <w:sz w:val="18"/>
+          <w:szCs w:val="18"/>
+        </w:rPr>
+        <w:t>insertions</w:t>
+      </w:r>
+      <w:proofErr w:type="spellEnd"/>
+      <w:r>
+        <w:rPr>
+          <w:rFonts w:ascii="Lucida Console" w:hAnsi="Lucida Console" w:cs="Lucida Console"/>
+          <w:kern w:val="0"/>
+          <w:sz w:val="18"/>
+          <w:szCs w:val="18"/>
+        </w:rPr>
+        <w:t>(</w:t>
+      </w:r>
+      <w:proofErr w:type="gramEnd"/>
+      <w:r>
+        <w:rPr>
+          <w:rFonts w:ascii="Lucida Console" w:hAnsi="Lucida Console" w:cs="Lucida Console"/>
+          <w:kern w:val="0"/>
+          <w:sz w:val="18"/>
+          <w:szCs w:val="18"/>
+        </w:rPr>
+        <w:t xml:space="preserve">+), 0 </w:t>
+      </w:r>
+      <w:proofErr w:type="spellStart"/>
+      <w:r>
+        <w:rPr>
+          <w:rFonts w:ascii="Lucida Console" w:hAnsi="Lucida Console" w:cs="Lucida Console"/>
+          <w:kern w:val="0"/>
+          <w:sz w:val="18"/>
+          <w:szCs w:val="18"/>
+        </w:rPr>
+        <w:t>deletions</w:t>
+      </w:r>
+      <w:proofErr w:type="spellEnd"/>
+      <w:r>
+        <w:rPr>
+          <w:rFonts w:ascii="Lucida Console" w:hAnsi="Lucida Console" w:cs="Lucida Console"/>
+          <w:kern w:val="0"/>
+          <w:sz w:val="18"/>
+          <w:szCs w:val="18"/>
+        </w:rPr>
+        <w:t>(-)</w:t>
+      </w:r>
+    </w:p>
+    <w:p>
+      <w:pPr>
+        <w:autoSpaceDE w:val="0"/>
+        <w:autoSpaceDN w:val="0"/>
+        <w:adjustRightInd w:val="0"/>
+        <w:spacing w:after="0" w:line="240" w:lineRule="auto"/>
+        <w:rPr>
+          <w:rFonts w:ascii="Lucida Console" w:hAnsi="Lucida Console" w:cs="Lucida Console"/>
+          <w:kern w:val="0"/>
+          <w:sz w:val="18"/>
+          <w:szCs w:val="18"/>
+        </w:rPr>
+      </w:pPr>
+      <w:r>
+        <w:rPr>
+          <w:rFonts w:ascii="Lucida Console" w:hAnsi="Lucida Console" w:cs="Lucida Console"/>
+          <w:kern w:val="0"/>
+          <w:sz w:val="18"/>
+          <w:szCs w:val="18"/>
+        </w:rPr>
+        <w:t xml:space="preserve"> </w:t>
+      </w:r>
+      <w:proofErr w:type="spellStart"/>
+      <w:proofErr w:type="gramStart"/>
+      <w:r>
+        <w:rPr>
+          <w:rFonts w:ascii="Lucida Console" w:hAnsi="Lucida Console" w:cs="Lucida Console"/>
+          <w:kern w:val="0"/>
+          <w:sz w:val="18"/>
+          <w:szCs w:val="18"/>
+        </w:rPr>
+        <w:t>create</w:t>
+      </w:r>
+      <w:proofErr w:type="spellEnd"/>
+      <w:proofErr w:type="gramEnd"/>
+      <w:r>
+        <w:rPr>
+          <w:rFonts w:ascii="Lucida Console" w:hAnsi="Lucida Console" w:cs="Lucida Console"/>
+          <w:kern w:val="0"/>
+          <w:sz w:val="18"/>
+          <w:szCs w:val="18"/>
+        </w:rPr>
+        <w:t xml:space="preserve"> </w:t>
+      </w:r>
+      <w:proofErr w:type="spellStart"/>
+      <w:r>
+        <w:rPr>
+          <w:rFonts w:ascii="Lucida Console" w:hAnsi="Lucida Console" w:cs="Lucida Console"/>
+          <w:kern w:val="0"/>
+          <w:sz w:val="18"/>
+          <w:szCs w:val="18"/>
+        </w:rPr>
+        <w:t>mode</w:t>
+      </w:r>
+      <w:proofErr w:type="spellEnd"/>
+      <w:r>
+        <w:rPr>
+          <w:rFonts w:ascii="Lucida Console" w:hAnsi="Lucida Console" w:cs="Lucida Console"/>
+          <w:kern w:val="0"/>
+          <w:sz w:val="18"/>
+          <w:szCs w:val="18"/>
+        </w:rPr>
+        <w:t xml:space="preserve"> 100644 "~$</w:t>
+      </w:r>
+      <w:proofErr w:type="spellStart"/>
+      <w:r>
+        <w:rPr>
+          <w:rFonts w:ascii="Lucida Console" w:hAnsi="Lucida Console" w:cs="Lucida Console"/>
+          <w:kern w:val="0"/>
+          <w:sz w:val="18"/>
+          <w:szCs w:val="18"/>
+        </w:rPr>
+        <w:t>abalho_de_conclus</w:t>
+      </w:r>
+      <w:proofErr w:type="spellEnd"/>
+      <w:r>
+        <w:rPr>
+          <w:rFonts w:ascii="Lucida Console" w:hAnsi="Lucida Console" w:cs="Lucida Console"/>
+          <w:kern w:val="0"/>
+          <w:sz w:val="18"/>
+          <w:szCs w:val="18"/>
+        </w:rPr>
+        <w:t>\303\243o_de_curso.docx"</w:t>
+      </w:r>
+    </w:p>
+    <w:p>
+      <w:pPr>
+        <w:autoSpaceDE w:val="0"/>
+        <w:autoSpaceDN w:val="0"/>
+        <w:adjustRightInd w:val="0"/>
+        <w:spacing w:after="0" w:line="240" w:lineRule="auto"/>
+        <w:rPr>
+          <w:rFonts w:ascii="Lucida Console" w:hAnsi="Lucida Console" w:cs="Lucida Console"/>
+          <w:kern w:val="0"/>
+          <w:sz w:val="18"/>
+          <w:szCs w:val="18"/>
+        </w:rPr>
+      </w:pPr>
+      <w:r>
+        <w:rPr>
+          <w:rFonts w:ascii="Lucida Console" w:hAnsi="Lucida Console" w:cs="Lucida Console"/>
+          <w:kern w:val="0"/>
+          <w:sz w:val="18"/>
+          <w:szCs w:val="18"/>
+        </w:rPr>
+        <w:t xml:space="preserve"> </w:t>
+      </w:r>
+      <w:proofErr w:type="spellStart"/>
+      <w:proofErr w:type="gramStart"/>
+      <w:r>
+        <w:rPr>
+          <w:rFonts w:ascii="Lucida Console" w:hAnsi="Lucida Console" w:cs="Lucida Console"/>
+          <w:kern w:val="0"/>
+          <w:sz w:val="18"/>
+          <w:szCs w:val="18"/>
+        </w:rPr>
+        <w:t>create</w:t>
+      </w:r>
+      <w:proofErr w:type="spellEnd"/>
+      <w:proofErr w:type="gramEnd"/>
+      <w:r>
+        <w:rPr>
+          <w:rFonts w:ascii="Lucida Console" w:hAnsi="Lucida Console" w:cs="Lucida Console"/>
+          <w:kern w:val="0"/>
+          <w:sz w:val="18"/>
+          <w:szCs w:val="18"/>
+        </w:rPr>
+        <w:t xml:space="preserve"> </w:t>
+      </w:r>
+      <w:proofErr w:type="spellStart"/>
+      <w:r>
+        <w:rPr>
+          <w:rFonts w:ascii="Lucida Console" w:hAnsi="Lucida Console" w:cs="Lucida Console"/>
+          <w:kern w:val="0"/>
+          <w:sz w:val="18"/>
+          <w:szCs w:val="18"/>
+        </w:rPr>
+        <w:t>mode</w:t>
+      </w:r>
+      <w:proofErr w:type="spellEnd"/>
+      <w:r>
+        <w:rPr>
+          <w:rFonts w:ascii="Lucida Console" w:hAnsi="Lucida Console" w:cs="Lucida Console"/>
+          <w:kern w:val="0"/>
+          <w:sz w:val="18"/>
+          <w:szCs w:val="18"/>
+        </w:rPr>
+        <w:t xml:space="preserve"> 100644 ~WRL2135.tmp</w:t>
+      </w:r>
+    </w:p>
+    <w:p>
+      <w:pPr>
+        <w:autoSpaceDE w:val="0"/>
+        <w:autoSpaceDN w:val="0"/>
+        <w:adjustRightInd w:val="0"/>
+        <w:spacing w:after="0" w:line="240" w:lineRule="auto"/>
+        <w:rPr>
+          <w:rFonts w:ascii="Lucida Console" w:hAnsi="Lucida Console" w:cs="Lucida Console"/>
+          <w:kern w:val="0"/>
+          <w:sz w:val="18"/>
+          <w:szCs w:val="18"/>
+        </w:rPr>
+      </w:pPr>
+    </w:p>
+    <w:p>
+      <w:pPr>
+        <w:autoSpaceDE w:val="0"/>
+        <w:autoSpaceDN w:val="0"/>
+        <w:adjustRightInd w:val="0"/>
+        <w:spacing w:after="0" w:line="240" w:lineRule="auto"/>
+        <w:rPr>
+          <w:rFonts w:ascii="Lucida Console" w:hAnsi="Lucida Console" w:cs="Lucida Console"/>
+          <w:color w:val="00A89A"/>
+          <w:kern w:val="0"/>
+          <w:sz w:val="18"/>
+          <w:szCs w:val="18"/>
+        </w:rPr>
+      </w:pPr>
+      <w:proofErr w:type="spellStart"/>
+      <w:proofErr w:type="gramStart"/>
+      <w:r>
+        <w:rPr>
+          <w:rFonts w:ascii="Lucida Console" w:hAnsi="Lucida Console" w:cs="Lucida Console"/>
+          <w:color w:val="1CA800"/>
+          <w:kern w:val="0"/>
+          <w:sz w:val="18"/>
+          <w:szCs w:val="18"/>
+        </w:rPr>
+        <w:t>flavi</w:t>
+      </w:r>
+      <w:proofErr w:type="gramEnd"/>
+      <w:r>
+        <w:rPr>
+          <w:rFonts w:ascii="Lucida Console" w:hAnsi="Lucida Console" w:cs="Lucida Console"/>
+          <w:color w:val="1CA800"/>
+          <w:kern w:val="0"/>
+          <w:sz w:val="18"/>
+          <w:szCs w:val="18"/>
+        </w:rPr>
+        <w:t>@Flavio</w:t>
+      </w:r>
+      <w:proofErr w:type="spellEnd"/>
+      <w:r>
+        <w:rPr>
+          <w:rFonts w:ascii="Lucida Console" w:hAnsi="Lucida Console" w:cs="Lucida Console"/>
+          <w:color w:val="1CA800"/>
+          <w:kern w:val="0"/>
+          <w:sz w:val="18"/>
+          <w:szCs w:val="18"/>
+        </w:rPr>
+        <w:t xml:space="preserve"> </w:t>
+      </w:r>
+      <w:r>
+        <w:rPr>
+          <w:rFonts w:ascii="Lucida Console" w:hAnsi="Lucida Console" w:cs="Lucida Console"/>
+          <w:color w:val="B148C6"/>
+          <w:kern w:val="0"/>
+          <w:sz w:val="18"/>
+          <w:szCs w:val="18"/>
+        </w:rPr>
+        <w:t xml:space="preserve">MINGW64 </w:t>
+      </w:r>
+      <w:r>
+        <w:rPr>
+          <w:rFonts w:ascii="Lucida Console" w:hAnsi="Lucida Console" w:cs="Lucida Console"/>
+          <w:color w:val="C0A000"/>
+          <w:kern w:val="0"/>
+          <w:sz w:val="18"/>
+          <w:szCs w:val="18"/>
+        </w:rPr>
+        <w:t>~/Desktop/</w:t>
+      </w:r>
+      <w:proofErr w:type="spellStart"/>
+      <w:r>
+        <w:rPr>
+          <w:rFonts w:ascii="Lucida Console" w:hAnsi="Lucida Console" w:cs="Lucida Console"/>
+          <w:color w:val="C0A000"/>
+          <w:kern w:val="0"/>
+          <w:sz w:val="18"/>
+          <w:szCs w:val="18"/>
+        </w:rPr>
+        <w:t>tcc</w:t>
+      </w:r>
+      <w:proofErr w:type="spellEnd"/>
+      <w:r>
+        <w:rPr>
+          <w:rFonts w:ascii="Lucida Console" w:hAnsi="Lucida Console" w:cs="Lucida Console"/>
+          <w:color w:val="C0A000"/>
+          <w:kern w:val="0"/>
+          <w:sz w:val="18"/>
+          <w:szCs w:val="18"/>
+        </w:rPr>
+        <w:t>/</w:t>
+      </w:r>
+      <w:proofErr w:type="spellStart"/>
+      <w:r>
+        <w:rPr>
+          <w:rFonts w:ascii="Lucida Console" w:hAnsi="Lucida Console" w:cs="Lucida Console"/>
+          <w:color w:val="C0A000"/>
+          <w:kern w:val="0"/>
+          <w:sz w:val="18"/>
+          <w:szCs w:val="18"/>
+        </w:rPr>
+        <w:t>trabalho_tcc</w:t>
+      </w:r>
+      <w:proofErr w:type="spellEnd"/>
+      <w:r>
+        <w:rPr>
+          <w:rFonts w:ascii="Lucida Console" w:hAnsi="Lucida Console" w:cs="Lucida Console"/>
+          <w:color w:val="00A89A"/>
+          <w:kern w:val="0"/>
+          <w:sz w:val="18"/>
+          <w:szCs w:val="18"/>
+        </w:rPr>
+        <w:t xml:space="preserve"> (</w:t>
+      </w:r>
+      <w:proofErr w:type="spellStart"/>
+      <w:r>
+        <w:rPr>
+          <w:rFonts w:ascii="Lucida Console" w:hAnsi="Lucida Console" w:cs="Lucida Console"/>
+          <w:color w:val="00A89A"/>
+          <w:kern w:val="0"/>
+          <w:sz w:val="18"/>
+          <w:szCs w:val="18"/>
+        </w:rPr>
+        <w:t>main</w:t>
+      </w:r>
+      <w:proofErr w:type="spellEnd"/>
+      <w:r>
+        <w:rPr>
+          <w:rFonts w:ascii="Lucida Console" w:hAnsi="Lucida Console" w:cs="Lucida Console"/>
+          <w:color w:val="00A89A"/>
+          <w:kern w:val="0"/>
+          <w:sz w:val="18"/>
+          <w:szCs w:val="18"/>
+        </w:rPr>
+        <w:t>)</w:t>
+      </w:r>
+    </w:p>
+    <w:p>
+      <w:pPr>
+        <w:autoSpaceDE w:val="0"/>
+        <w:autoSpaceDN w:val="0"/>
+        <w:adjustRightInd w:val="0"/>
+        <w:spacing w:after="0" w:line="240" w:lineRule="auto"/>
+        <w:rPr>
+          <w:rFonts w:ascii="Lucida Console" w:hAnsi="Lucida Console" w:cs="Lucida Console"/>
+          <w:kern w:val="0"/>
+          <w:sz w:val="18"/>
+          <w:szCs w:val="18"/>
+        </w:rPr>
+      </w:pPr>
+      <w:r>
+        <w:rPr>
+          <w:rFonts w:ascii="Lucida Console" w:hAnsi="Lucida Console" w:cs="Lucida Console"/>
+          <w:kern w:val="0"/>
+          <w:sz w:val="18"/>
+          <w:szCs w:val="18"/>
+        </w:rPr>
+        <w:t>$</w:t>
+      </w:r>
     </w:p>
     <w:p>
       <w:pPr>
